--- a/physics/lab5/Фізика_ЛР-5_Цебринський_Назар_ІМ-44.docx
+++ b/physics/lab5/Фізика_ЛР-5_Цебринський_Назар_ІМ-44.docx
@@ -601,7 +601,7 @@
       <w:pPr>
         <w:pStyle w:val="Normal"/>
         <w:spacing w:lineRule="auto" w:line="288" w:before="0" w:after="0"/>
-        <w:jc w:val="start"/>
+        <w:jc w:val="left"/>
         <w:rPr>
           <w:rFonts w:ascii="Times New Roman" w:hAnsi="Times New Roman" w:eastAsia="Times New Roman"/>
           <w:b/>
@@ -633,7 +633,7 @@
       <w:pPr>
         <w:pStyle w:val="Normal"/>
         <w:spacing w:lineRule="auto" w:line="288" w:before="0" w:after="0"/>
-        <w:jc w:val="start"/>
+        <w:jc w:val="left"/>
         <w:rPr>
           <w:rFonts w:ascii="Times New Roman" w:hAnsi="Times New Roman" w:eastAsia="Times New Roman"/>
           <w:b/>
@@ -665,7 +665,7 @@
       <w:pPr>
         <w:pStyle w:val="Normal"/>
         <w:spacing w:lineRule="auto" w:line="288" w:before="0" w:after="0"/>
-        <w:jc w:val="start"/>
+        <w:jc w:val="left"/>
         <w:rPr>
           <w:rFonts w:ascii="Times New Roman" w:hAnsi="Times New Roman" w:eastAsia="Times New Roman"/>
           <w:b/>
@@ -707,7 +707,6 @@
       <w:r>
         <w:rPr>
           <w:rFonts w:eastAsia="Times New Roman" w:ascii="Times New Roman" w:hAnsi="Times New Roman"/>
-          <w:b/>
           <w:sz w:val="28"/>
           <w:szCs w:val="28"/>
         </w:rPr>
@@ -717,7 +716,7 @@
       <w:pPr>
         <w:pStyle w:val="Normal"/>
         <w:spacing w:lineRule="auto" w:line="288" w:before="0" w:after="0"/>
-        <w:ind w:hanging="0" w:start="0"/>
+        <w:ind w:hanging="0" w:left="0"/>
         <w:jc w:val="center"/>
         <w:rPr>
           <w:b/>
@@ -740,7 +739,7 @@
         <w:pStyle w:val="Heading2"/>
         <w:spacing w:lineRule="auto" w:line="288" w:before="0" w:after="0"/>
         <w:ind w:firstLine="567"/>
-        <w:jc w:val="start"/>
+        <w:jc w:val="left"/>
         <w:rPr/>
       </w:pPr>
       <w:r>
@@ -756,8 +755,8 @@
       <w:pPr>
         <w:pStyle w:val="BodyText"/>
         <w:spacing w:lineRule="auto" w:line="288"/>
-        <w:ind w:hanging="0" w:start="0" w:end="0"/>
-        <w:jc w:val="start"/>
+        <w:ind w:hanging="0" w:left="0" w:right="0"/>
+        <w:jc w:val="left"/>
         <w:rPr/>
       </w:pPr>
       <w:bookmarkStart w:id="0" w:name="p-rc_6439be06be49d5e6-718"/>
@@ -810,7 +809,7 @@
         <w:pStyle w:val="Heading3"/>
         <w:spacing w:lineRule="auto" w:line="288" w:before="0" w:after="0"/>
         <w:ind w:firstLine="567"/>
-        <w:jc w:val="start"/>
+        <w:jc w:val="left"/>
         <w:rPr>
           <w:rFonts w:ascii="Times New Roman" w:hAnsi="Times New Roman" w:eastAsia="Times New Roman"/>
           <w:sz w:val="28"/>
@@ -834,7 +833,7 @@
           <w:numId w:val="1"/>
         </w:numPr>
         <w:spacing w:lineRule="auto" w:line="288"/>
-        <w:jc w:val="start"/>
+        <w:jc w:val="left"/>
         <w:rPr>
           <w:rFonts w:ascii="Times New Roman" w:hAnsi="Times New Roman" w:eastAsia="Times New Roman"/>
           <w:sz w:val="28"/>
@@ -869,7 +868,7 @@
           <w:numId w:val="1"/>
         </w:numPr>
         <w:spacing w:lineRule="auto" w:line="288" w:before="0" w:after="0"/>
-        <w:jc w:val="start"/>
+        <w:jc w:val="left"/>
         <w:rPr>
           <w:rFonts w:ascii="Times New Roman" w:hAnsi="Times New Roman" w:eastAsia="Times New Roman"/>
           <w:sz w:val="28"/>
@@ -919,7 +918,7 @@
           <w:numId w:val="1"/>
         </w:numPr>
         <w:spacing w:lineRule="auto" w:line="288" w:before="0" w:after="0"/>
-        <w:jc w:val="start"/>
+        <w:jc w:val="left"/>
         <w:rPr>
           <w:rFonts w:ascii="Times New Roman" w:hAnsi="Times New Roman" w:eastAsia="Times New Roman"/>
           <w:sz w:val="28"/>
@@ -952,7 +951,7 @@
           <w:numId w:val="1"/>
         </w:numPr>
         <w:spacing w:lineRule="auto" w:line="288" w:before="0" w:after="0"/>
-        <w:jc w:val="start"/>
+        <w:jc w:val="left"/>
         <w:rPr>
           <w:rFonts w:ascii="Times New Roman" w:hAnsi="Times New Roman" w:eastAsia="Times New Roman"/>
           <w:sz w:val="28"/>
@@ -1009,10 +1008,8 @@
       <w:r>
         <w:rPr>
           <w:rFonts w:eastAsia="Times New Roman" w:ascii="Times New Roman" w:hAnsi="Times New Roman"/>
-          <w:color w:val="000000"/>
-          <w:sz w:val="28"/>
-          <w:szCs w:val="28"/>
-          <w:lang w:eastAsia="ru-RU"/>
+          <w:sz w:val="28"/>
+          <w:szCs w:val="28"/>
         </w:rPr>
       </w:r>
     </w:p>
@@ -1044,7 +1041,7 @@
       <w:pPr>
         <w:pStyle w:val="BodyText"/>
         <w:spacing w:lineRule="auto" w:line="288"/>
-        <w:ind w:hanging="0" w:start="0" w:end="0"/>
+        <w:ind w:hanging="0" w:left="0" w:right="0"/>
         <w:jc w:val="both"/>
         <w:rPr>
           <w:rFonts w:ascii="Times New Roman" w:hAnsi="Times New Roman" w:eastAsia="Times New Roman"/>
@@ -1113,7 +1110,7 @@
       <w:pPr>
         <w:pStyle w:val="Heading3"/>
         <w:spacing w:lineRule="auto" w:line="288" w:before="0" w:after="283"/>
-        <w:ind w:hanging="0" w:start="0" w:end="0"/>
+        <w:ind w:hanging="0" w:left="0" w:right="0"/>
         <w:jc w:val="both"/>
         <w:rPr>
           <w:rFonts w:ascii="Times New Roman" w:hAnsi="Times New Roman" w:eastAsia="Times New Roman"/>
@@ -1136,7 +1133,7 @@
       <w:pPr>
         <w:pStyle w:val="BodyText"/>
         <w:spacing w:lineRule="auto" w:line="288"/>
-        <w:ind w:hanging="0" w:start="0" w:end="0"/>
+        <w:ind w:hanging="0" w:left="0" w:right="0"/>
         <w:jc w:val="both"/>
         <w:rPr>
           <w:rFonts w:ascii="Times New Roman" w:hAnsi="Times New Roman" w:eastAsia="Times New Roman"/>
@@ -1163,8 +1160,8 @@
       <w:pPr>
         <w:pStyle w:val="BodyText"/>
         <w:spacing w:lineRule="auto" w:line="288" w:before="0" w:after="0"/>
-        <w:ind w:hanging="0" w:start="0" w:end="0"/>
-        <w:jc w:val="both"/>
+        <w:ind w:hanging="0" w:left="0" w:right="0"/>
+        <w:jc w:val="left"/>
         <w:rPr>
           <w:rFonts w:ascii="Times New Roman" w:hAnsi="Times New Roman" w:eastAsia="Times New Roman"/>
           <w:color w:val="000000"/>
@@ -1176,13 +1173,7 @@
       <w:bookmarkStart w:id="5" w:name="p-rc_6439be06be49d5e6-724_Copy_1"/>
       <w:bookmarkEnd w:id="5"/>
       <w:r>
-        <w:rPr>
-          <w:rFonts w:eastAsia="Times New Roman" w:ascii="Times New Roman" w:hAnsi="Times New Roman"/>
-          <w:color w:val="000000"/>
-          <w:sz w:val="28"/>
-          <w:szCs w:val="28"/>
-          <w:lang w:eastAsia="ru-RU"/>
-        </w:rPr>
+        <w:rPr/>
       </w:r>
       <m:oMathPara xmlns:m="http://schemas.openxmlformats.org/officeDocument/2006/math">
         <m:oMathParaPr>
@@ -1190,19 +1181,35 @@
         </m:oMathParaPr>
         <m:oMath>
           <m:r>
+            <w:rPr>
+              <w:rFonts w:ascii="Cambria Math" w:hAnsi="Cambria Math"/>
+            </w:rPr>
             <m:t xml:space="preserve">I</m:t>
           </m:r>
           <m:r>
+            <m:rPr>
+              <m:lit/>
+              <m:nor/>
+            </m:rPr>
+            <w:rPr>
+              <w:rFonts w:ascii="Cambria Math" w:hAnsi="Cambria Math"/>
+            </w:rPr>
             <m:t xml:space="preserve">=</m:t>
           </m:r>
           <m:sSub>
             <m:e>
               <m:r>
+                <w:rPr>
+                  <w:rFonts w:ascii="Cambria Math" w:hAnsi="Cambria Math"/>
+                </w:rPr>
                 <m:t xml:space="preserve">I</m:t>
               </m:r>
             </m:e>
             <m:sub>
               <m:r>
+                <w:rPr>
+                  <w:rFonts w:ascii="Cambria Math" w:hAnsi="Cambria Math"/>
+                </w:rPr>
                 <m:t xml:space="preserve">0</m:t>
               </m:r>
             </m:sub>
@@ -1210,11 +1217,17 @@
           <m:sSup>
             <m:e>
               <m:r>
+                <w:rPr>
+                  <w:rFonts w:ascii="Cambria Math" w:hAnsi="Cambria Math"/>
+                </w:rPr>
                 <m:t xml:space="preserve">cos</m:t>
               </m:r>
             </m:e>
             <m:sup>
               <m:r>
+                <w:rPr>
+                  <w:rFonts w:ascii="Cambria Math" w:hAnsi="Cambria Math"/>
+                </w:rPr>
                 <m:t xml:space="preserve">2</m:t>
               </m:r>
             </m:sup>
@@ -1226,6 +1239,9 @@
             </m:dPr>
             <m:e>
               <m:r>
+                <w:rPr>
+                  <w:rFonts w:ascii="Cambria Math" w:hAnsi="Cambria Math"/>
+                </w:rPr>
                 <m:t xml:space="preserve">alpha</m:t>
               </m:r>
             </m:e>
@@ -1237,7 +1253,7 @@
       <w:pPr>
         <w:pStyle w:val="Normal"/>
         <w:spacing w:lineRule="auto" w:line="288" w:before="0" w:after="0"/>
-        <w:ind w:hanging="0" w:start="0" w:end="0"/>
+        <w:ind w:hanging="0" w:left="0" w:right="0"/>
         <w:jc w:val="both"/>
         <w:rPr>
           <w:rFonts w:ascii="Times New Roman" w:hAnsi="Times New Roman" w:eastAsia="Times New Roman"/>
@@ -1262,7 +1278,7 @@
       <w:pPr>
         <w:pStyle w:val="Heading2"/>
         <w:spacing w:lineRule="auto" w:line="288" w:before="0" w:after="0"/>
-        <w:ind w:hanging="0" w:start="0" w:end="0"/>
+        <w:ind w:hanging="0" w:left="0" w:right="0"/>
         <w:jc w:val="both"/>
         <w:rPr>
           <w:rFonts w:ascii="Times New Roman" w:hAnsi="Times New Roman" w:eastAsia="Times New Roman"/>
@@ -1287,7 +1303,7 @@
       <w:pPr>
         <w:pStyle w:val="BodyText"/>
         <w:spacing w:lineRule="auto" w:line="288"/>
-        <w:ind w:hanging="0" w:start="0" w:end="0"/>
+        <w:ind w:hanging="0" w:left="0" w:right="0"/>
         <w:jc w:val="both"/>
         <w:rPr>
           <w:rFonts w:ascii="Times New Roman" w:hAnsi="Times New Roman" w:eastAsia="Times New Roman"/>
@@ -1314,7 +1330,7 @@
       <w:pPr>
         <w:pStyle w:val="Heading3"/>
         <w:spacing w:lineRule="auto" w:line="288" w:before="0" w:after="0"/>
-        <w:ind w:hanging="0" w:start="0" w:end="0"/>
+        <w:ind w:hanging="0" w:left="0" w:right="0"/>
         <w:jc w:val="both"/>
         <w:rPr>
           <w:rFonts w:ascii="Times New Roman" w:hAnsi="Times New Roman" w:eastAsia="Times New Roman"/>
@@ -1339,7 +1355,7 @@
       <w:pPr>
         <w:pStyle w:val="BodyText"/>
         <w:spacing w:lineRule="auto" w:line="288"/>
-        <w:ind w:hanging="0" w:start="0" w:end="0"/>
+        <w:ind w:hanging="0" w:left="0" w:right="0"/>
         <w:jc w:val="both"/>
         <w:rPr>
           <w:rFonts w:ascii="Times New Roman" w:hAnsi="Times New Roman" w:eastAsia="Times New Roman"/>
@@ -1398,7 +1414,7 @@
           <w:numId w:val="4"/>
         </w:numPr>
         <w:spacing w:lineRule="auto" w:line="288" w:before="0" w:after="0"/>
-        <w:jc w:val="both"/>
+        <w:jc w:val="left"/>
         <w:rPr>
           <w:rFonts w:ascii="Times New Roman" w:hAnsi="Times New Roman" w:eastAsia="Times New Roman"/>
           <w:color w:val="000000"/>
@@ -1408,13 +1424,7 @@
         </w:rPr>
       </w:pPr>
       <w:r>
-        <w:rPr>
-          <w:rFonts w:eastAsia="Times New Roman" w:ascii="Times New Roman" w:hAnsi="Times New Roman"/>
-          <w:color w:val="000000"/>
-          <w:sz w:val="28"/>
-          <w:szCs w:val="28"/>
-          <w:lang w:eastAsia="ru-RU"/>
-        </w:rPr>
+        <w:rPr/>
       </w:r>
       <m:oMathPara xmlns:m="http://schemas.openxmlformats.org/officeDocument/2006/math">
         <m:oMathParaPr>
@@ -1424,22 +1434,38 @@
           <m:sSub>
             <m:e>
               <m:r>
+                <w:rPr>
+                  <w:rFonts w:ascii="Cambria Math" w:hAnsi="Cambria Math"/>
+                </w:rPr>
                 <m:t xml:space="preserve">E</m:t>
               </m:r>
             </m:e>
             <m:sub/>
           </m:sSub>
           <m:r>
+            <m:rPr>
+              <m:lit/>
+              <m:nor/>
+            </m:rPr>
+            <w:rPr>
+              <w:rFonts w:ascii="Cambria Math" w:hAnsi="Cambria Math"/>
+            </w:rPr>
             <m:t xml:space="preserve">=</m:t>
           </m:r>
           <m:sSub>
             <m:e>
               <m:r>
+                <w:rPr>
+                  <w:rFonts w:ascii="Cambria Math" w:hAnsi="Cambria Math"/>
+                </w:rPr>
                 <m:t xml:space="preserve">E</m:t>
               </m:r>
             </m:e>
             <m:sub>
               <m:r>
+                <w:rPr>
+                  <w:rFonts w:ascii="Cambria Math" w:hAnsi="Cambria Math"/>
+                </w:rPr>
                 <m:t xml:space="preserve">0</m:t>
               </m:r>
             </m:sub>
@@ -1447,6 +1473,9 @@
           <m:f>
             <m:num>
               <m:r>
+                <w:rPr>
+                  <w:rFonts w:ascii="Cambria Math" w:hAnsi="Cambria Math"/>
+                </w:rPr>
                 <m:t xml:space="preserve">tan</m:t>
               </m:r>
               <m:d>
@@ -1458,26 +1487,41 @@
                   <m:sSub>
                     <m:e>
                       <m:r>
+                        <w:rPr>
+                          <w:rFonts w:ascii="Cambria Math" w:hAnsi="Cambria Math"/>
+                        </w:rPr>
                         <m:t xml:space="preserve">vartheta</m:t>
                       </m:r>
                     </m:e>
                     <m:sub>
                       <m:r>
+                        <w:rPr>
+                          <w:rFonts w:ascii="Cambria Math" w:hAnsi="Cambria Math"/>
+                        </w:rPr>
                         <m:t xml:space="preserve">1</m:t>
                       </m:r>
                     </m:sub>
                   </m:sSub>
                   <m:r>
+                    <w:rPr>
+                      <w:rFonts w:ascii="Cambria Math" w:hAnsi="Cambria Math"/>
+                    </w:rPr>
                     <m:t xml:space="preserve">−</m:t>
                   </m:r>
                   <m:sSub>
                     <m:e>
                       <m:r>
+                        <w:rPr>
+                          <w:rFonts w:ascii="Cambria Math" w:hAnsi="Cambria Math"/>
+                        </w:rPr>
                         <m:t xml:space="preserve">vartheta</m:t>
                       </m:r>
                     </m:e>
                     <m:sub>
                       <m:r>
+                        <w:rPr>
+                          <w:rFonts w:ascii="Cambria Math" w:hAnsi="Cambria Math"/>
+                        </w:rPr>
                         <m:t xml:space="preserve">2</m:t>
                       </m:r>
                     </m:sub>
@@ -1487,6 +1531,9 @@
             </m:num>
             <m:den>
               <m:r>
+                <w:rPr>
+                  <w:rFonts w:ascii="Cambria Math" w:hAnsi="Cambria Math"/>
+                </w:rPr>
                 <m:t xml:space="preserve">tan</m:t>
               </m:r>
               <m:d>
@@ -1498,26 +1545,45 @@
                   <m:sSub>
                     <m:e>
                       <m:r>
+                        <w:rPr>
+                          <w:rFonts w:ascii="Cambria Math" w:hAnsi="Cambria Math"/>
+                        </w:rPr>
                         <m:t xml:space="preserve">vartheta</m:t>
                       </m:r>
                     </m:e>
                     <m:sub>
                       <m:r>
+                        <w:rPr>
+                          <w:rFonts w:ascii="Cambria Math" w:hAnsi="Cambria Math"/>
+                        </w:rPr>
                         <m:t xml:space="preserve">1</m:t>
                       </m:r>
                     </m:sub>
                   </m:sSub>
                   <m:r>
+                    <m:rPr>
+                      <m:lit/>
+                      <m:nor/>
+                    </m:rPr>
+                    <w:rPr>
+                      <w:rFonts w:ascii="Cambria Math" w:hAnsi="Cambria Math"/>
+                    </w:rPr>
                     <m:t xml:space="preserve">+</m:t>
                   </m:r>
                   <m:sSub>
                     <m:e>
                       <m:r>
+                        <w:rPr>
+                          <w:rFonts w:ascii="Cambria Math" w:hAnsi="Cambria Math"/>
+                        </w:rPr>
                         <m:t xml:space="preserve">vartheta</m:t>
                       </m:r>
                     </m:e>
                     <m:sub>
                       <m:r>
+                        <w:rPr>
+                          <w:rFonts w:ascii="Cambria Math" w:hAnsi="Cambria Math"/>
+                        </w:rPr>
                         <m:t xml:space="preserve">2</m:t>
                       </m:r>
                     </m:sub>
@@ -1565,7 +1631,7 @@
           <w:numId w:val="4"/>
         </w:numPr>
         <w:spacing w:lineRule="auto" w:line="288" w:before="0" w:after="0"/>
-        <w:jc w:val="both"/>
+        <w:jc w:val="left"/>
         <w:rPr>
           <w:rFonts w:ascii="Times New Roman" w:hAnsi="Times New Roman" w:eastAsia="Times New Roman"/>
           <w:color w:val="000000"/>
@@ -1575,13 +1641,7 @@
         </w:rPr>
       </w:pPr>
       <w:r>
-        <w:rPr>
-          <w:rFonts w:eastAsia="Times New Roman" w:ascii="Times New Roman" w:hAnsi="Times New Roman"/>
-          <w:color w:val="000000"/>
-          <w:sz w:val="28"/>
-          <w:szCs w:val="28"/>
-          <w:lang w:eastAsia="ru-RU"/>
-        </w:rPr>
+        <w:rPr/>
       </w:r>
       <m:oMathPara xmlns:m="http://schemas.openxmlformats.org/officeDocument/2006/math">
         <m:oMathParaPr>
@@ -1591,29 +1651,51 @@
           <m:sSub>
             <m:e>
               <m:r>
+                <w:rPr>
+                  <w:rFonts w:ascii="Cambria Math" w:hAnsi="Cambria Math"/>
+                </w:rPr>
                 <m:t xml:space="preserve">E</m:t>
               </m:r>
             </m:e>
             <m:sub>
               <m:r>
+                <w:rPr>
+                  <w:rFonts w:ascii="Cambria Math" w:hAnsi="Cambria Math"/>
+                </w:rPr>
                 <m:t xml:space="preserve">orthogonal</m:t>
               </m:r>
             </m:sub>
           </m:sSub>
           <m:r>
+            <m:rPr>
+              <m:lit/>
+              <m:nor/>
+            </m:rPr>
+            <w:rPr>
+              <w:rFonts w:ascii="Cambria Math" w:hAnsi="Cambria Math"/>
+            </w:rPr>
             <m:t xml:space="preserve">=</m:t>
           </m:r>
           <m:sSub>
             <m:e>
               <m:r>
+                <w:rPr>
+                  <w:rFonts w:ascii="Cambria Math" w:hAnsi="Cambria Math"/>
+                </w:rPr>
                 <m:t xml:space="preserve">E</m:t>
               </m:r>
             </m:e>
             <m:sub>
               <m:r>
+                <w:rPr>
+                  <w:rFonts w:ascii="Cambria Math" w:hAnsi="Cambria Math"/>
+                </w:rPr>
                 <m:t xml:space="preserve">orthogonal</m:t>
               </m:r>
               <m:r>
+                <w:rPr>
+                  <w:rFonts w:ascii="Cambria Math" w:hAnsi="Cambria Math"/>
+                </w:rPr>
                 <m:t xml:space="preserve">0</m:t>
               </m:r>
             </m:sub>
@@ -1621,6 +1703,9 @@
           <m:f>
             <m:num>
               <m:r>
+                <w:rPr>
+                  <w:rFonts w:ascii="Cambria Math" w:hAnsi="Cambria Math"/>
+                </w:rPr>
                 <m:t xml:space="preserve">sin</m:t>
               </m:r>
               <m:d>
@@ -1632,26 +1717,41 @@
                   <m:sSub>
                     <m:e>
                       <m:r>
+                        <w:rPr>
+                          <w:rFonts w:ascii="Cambria Math" w:hAnsi="Cambria Math"/>
+                        </w:rPr>
                         <m:t xml:space="preserve">vartheta</m:t>
                       </m:r>
                     </m:e>
                     <m:sub>
                       <m:r>
+                        <w:rPr>
+                          <w:rFonts w:ascii="Cambria Math" w:hAnsi="Cambria Math"/>
+                        </w:rPr>
                         <m:t xml:space="preserve">1</m:t>
                       </m:r>
                     </m:sub>
                   </m:sSub>
                   <m:r>
+                    <w:rPr>
+                      <w:rFonts w:ascii="Cambria Math" w:hAnsi="Cambria Math"/>
+                    </w:rPr>
                     <m:t xml:space="preserve">−</m:t>
                   </m:r>
                   <m:sSub>
                     <m:e>
                       <m:r>
+                        <w:rPr>
+                          <w:rFonts w:ascii="Cambria Math" w:hAnsi="Cambria Math"/>
+                        </w:rPr>
                         <m:t xml:space="preserve">vartheta</m:t>
                       </m:r>
                     </m:e>
                     <m:sub>
                       <m:r>
+                        <w:rPr>
+                          <w:rFonts w:ascii="Cambria Math" w:hAnsi="Cambria Math"/>
+                        </w:rPr>
                         <m:t xml:space="preserve">2</m:t>
                       </m:r>
                     </m:sub>
@@ -1661,6 +1761,9 @@
             </m:num>
             <m:den>
               <m:r>
+                <w:rPr>
+                  <w:rFonts w:ascii="Cambria Math" w:hAnsi="Cambria Math"/>
+                </w:rPr>
                 <m:t xml:space="preserve">sin</m:t>
               </m:r>
               <m:d>
@@ -1672,26 +1775,45 @@
                   <m:sSub>
                     <m:e>
                       <m:r>
+                        <w:rPr>
+                          <w:rFonts w:ascii="Cambria Math" w:hAnsi="Cambria Math"/>
+                        </w:rPr>
                         <m:t xml:space="preserve">vartheta</m:t>
                       </m:r>
                     </m:e>
                     <m:sub>
                       <m:r>
+                        <w:rPr>
+                          <w:rFonts w:ascii="Cambria Math" w:hAnsi="Cambria Math"/>
+                        </w:rPr>
                         <m:t xml:space="preserve">1</m:t>
                       </m:r>
                     </m:sub>
                   </m:sSub>
                   <m:r>
+                    <m:rPr>
+                      <m:lit/>
+                      <m:nor/>
+                    </m:rPr>
+                    <w:rPr>
+                      <w:rFonts w:ascii="Cambria Math" w:hAnsi="Cambria Math"/>
+                    </w:rPr>
                     <m:t xml:space="preserve">+</m:t>
                   </m:r>
                   <m:sSub>
                     <m:e>
                       <m:r>
+                        <w:rPr>
+                          <w:rFonts w:ascii="Cambria Math" w:hAnsi="Cambria Math"/>
+                        </w:rPr>
                         <m:t xml:space="preserve">vartheta</m:t>
                       </m:r>
                     </m:e>
                     <m:sub>
                       <m:r>
+                        <w:rPr>
+                          <w:rFonts w:ascii="Cambria Math" w:hAnsi="Cambria Math"/>
+                        </w:rPr>
                         <m:t xml:space="preserve">2</m:t>
                       </m:r>
                     </m:sub>
@@ -1733,7 +1855,7 @@
       <w:pPr>
         <w:pStyle w:val="BodyText"/>
         <w:spacing w:lineRule="auto" w:line="288"/>
-        <w:ind w:hanging="0" w:start="0" w:end="0"/>
+        <w:ind w:hanging="0" w:left="0" w:right="0"/>
         <w:jc w:val="both"/>
         <w:rPr>
           <w:rFonts w:ascii="Times New Roman" w:hAnsi="Times New Roman" w:eastAsia="Times New Roman"/>
@@ -1905,7 +2027,7 @@
           <w:numId w:val="3"/>
         </w:numPr>
         <w:spacing w:lineRule="auto" w:line="288" w:before="0" w:after="0"/>
-        <w:jc w:val="both"/>
+        <w:jc w:val="left"/>
         <w:rPr>
           <w:rFonts w:ascii="Times New Roman" w:hAnsi="Times New Roman" w:eastAsia="Times New Roman"/>
           <w:iCs/>
@@ -1916,14 +2038,7 @@
         </w:rPr>
       </w:pPr>
       <w:r>
-        <w:rPr>
-          <w:rFonts w:eastAsia="Times New Roman" w:ascii="Times New Roman" w:hAnsi="Times New Roman"/>
-          <w:iCs/>
-          <w:color w:val="000000"/>
-          <w:sz w:val="28"/>
-          <w:szCs w:val="28"/>
-          <w:lang w:eastAsia="ru-RU"/>
-        </w:rPr>
+        <w:rPr/>
       </w:r>
       <m:oMathPara xmlns:m="http://schemas.openxmlformats.org/officeDocument/2006/math">
         <m:oMathParaPr>
@@ -1931,6 +2046,9 @@
         </m:oMathParaPr>
         <m:oMath>
           <m:r>
+            <w:rPr>
+              <w:rFonts w:ascii="Cambria Math" w:hAnsi="Cambria Math"/>
+            </w:rPr>
             <m:t xml:space="preserve">tan</m:t>
           </m:r>
           <m:d>
@@ -1942,11 +2060,17 @@
               <m:sSub>
                 <m:e>
                   <m:r>
+                    <w:rPr>
+                      <w:rFonts w:ascii="Cambria Math" w:hAnsi="Cambria Math"/>
+                    </w:rPr>
                     <m:t xml:space="preserve">vartheta</m:t>
                   </m:r>
                 </m:e>
                 <m:sub>
                   <m:r>
+                    <w:rPr>
+                      <w:rFonts w:ascii="Cambria Math" w:hAnsi="Cambria Math"/>
+                    </w:rPr>
                     <m:t xml:space="preserve">p</m:t>
                   </m:r>
                 </m:sub>
@@ -1954,6 +2078,13 @@
             </m:e>
           </m:d>
           <m:r>
+            <m:rPr>
+              <m:lit/>
+              <m:nor/>
+            </m:rPr>
+            <w:rPr>
+              <w:rFonts w:ascii="Cambria Math" w:hAnsi="Cambria Math"/>
+            </w:rPr>
             <m:t xml:space="preserve">=</m:t>
           </m:r>
           <m:f>
@@ -1964,11 +2095,17 @@
               <m:sSub>
                 <m:e>
                   <m:r>
+                    <w:rPr>
+                      <w:rFonts w:ascii="Cambria Math" w:hAnsi="Cambria Math"/>
+                    </w:rPr>
                     <m:t xml:space="preserve">n</m:t>
                   </m:r>
                 </m:e>
                 <m:sub>
                   <m:r>
+                    <w:rPr>
+                      <w:rFonts w:ascii="Cambria Math" w:hAnsi="Cambria Math"/>
+                    </w:rPr>
                     <m:t xml:space="preserve">2</m:t>
                   </m:r>
                 </m:sub>
@@ -1978,11 +2115,17 @@
               <m:sSub>
                 <m:e>
                   <m:r>
+                    <w:rPr>
+                      <w:rFonts w:ascii="Cambria Math" w:hAnsi="Cambria Math"/>
+                    </w:rPr>
                     <m:t xml:space="preserve">n</m:t>
                   </m:r>
                 </m:e>
                 <m:sub>
                   <m:r>
+                    <w:rPr>
+                      <w:rFonts w:ascii="Cambria Math" w:hAnsi="Cambria Math"/>
+                    </w:rPr>
                     <m:t xml:space="preserve">1</m:t>
                   </m:r>
                 </m:sub>
@@ -2022,7 +2165,7 @@
       <w:pPr>
         <w:pStyle w:val="BodyText"/>
         <w:spacing w:lineRule="auto" w:line="288"/>
-        <w:ind w:hanging="0" w:start="0" w:end="0"/>
+        <w:ind w:hanging="0" w:left="0" w:right="0"/>
         <w:jc w:val="both"/>
         <w:rPr>
           <w:rFonts w:ascii="Times New Roman" w:hAnsi="Times New Roman" w:eastAsia="Times New Roman"/>
@@ -2204,7 +2347,7 @@
           <w:lang w:eastAsia="ru-RU"/>
         </w:rPr>
         <w:drawing>
-          <wp:anchor distT="0" distB="0" distL="0" distR="0" simplePos="0" relativeHeight="6" behindDoc="0" locked="0" layoutInCell="0" allowOverlap="1">
+          <wp:anchor distT="0" distB="0" distL="0" distR="0" simplePos="0" relativeHeight="2" behindDoc="0" locked="0" layoutInCell="0" allowOverlap="1">
             <wp:simplePos x="0" y="0"/>
             <wp:positionH relativeFrom="column">
               <wp:align>center</wp:align>
@@ -2300,7 +2443,7 @@
           <w:lang w:eastAsia="ru-RU"/>
         </w:rPr>
         <w:drawing>
-          <wp:anchor distT="0" distB="0" distL="0" distR="0" simplePos="0" relativeHeight="7" behindDoc="0" locked="0" layoutInCell="0" allowOverlap="1">
+          <wp:anchor distT="0" distB="0" distL="0" distR="0" simplePos="0" relativeHeight="3" behindDoc="0" locked="0" layoutInCell="0" allowOverlap="1">
             <wp:simplePos x="0" y="0"/>
             <wp:positionH relativeFrom="column">
               <wp:align>center</wp:align>
@@ -2396,7 +2539,7 @@
           <w:lang w:eastAsia="ru-RU"/>
         </w:rPr>
         <w:drawing>
-          <wp:anchor distT="0" distB="0" distL="0" distR="0" simplePos="0" relativeHeight="8" behindDoc="0" locked="0" layoutInCell="0" allowOverlap="1">
+          <wp:anchor distT="0" distB="0" distL="0" distR="0" simplePos="0" relativeHeight="4" behindDoc="0" locked="0" layoutInCell="0" allowOverlap="1">
             <wp:simplePos x="0" y="0"/>
             <wp:positionH relativeFrom="column">
               <wp:align>center</wp:align>
@@ -2885,7 +3028,7 @@
       </w:pPr>
       <w:r>
         <w:drawing>
-          <wp:anchor distT="0" distB="0" distL="0" distR="0" simplePos="0" relativeHeight="9" behindDoc="0" locked="0" layoutInCell="0" allowOverlap="1">
+          <wp:anchor distT="0" distB="0" distL="0" distR="0" simplePos="0" relativeHeight="5" behindDoc="0" locked="0" layoutInCell="0" allowOverlap="1">
             <wp:simplePos x="0" y="0"/>
             <wp:positionH relativeFrom="column">
               <wp:align>center</wp:align>
@@ -2967,13 +3110,13 @@
           <w:lang w:eastAsia="ru-RU"/>
         </w:rPr>
         <w:drawing>
-          <wp:anchor distT="0" distB="0" distL="0" distR="0" simplePos="0" relativeHeight="10" behindDoc="0" locked="0" layoutInCell="0" allowOverlap="1">
+          <wp:anchor distT="0" distB="0" distL="0" distR="0" simplePos="0" relativeHeight="6" behindDoc="0" locked="0" layoutInCell="0" allowOverlap="1">
             <wp:simplePos x="0" y="0"/>
             <wp:positionH relativeFrom="column">
-              <wp:align>center</wp:align>
+              <wp:posOffset>0</wp:posOffset>
             </wp:positionH>
             <wp:positionV relativeFrom="paragraph">
-              <wp:posOffset>635</wp:posOffset>
+              <wp:posOffset>43180</wp:posOffset>
             </wp:positionV>
             <wp:extent cx="5940425" cy="1503680"/>
             <wp:effectExtent l="0" t="0" r="0" b="0"/>
@@ -3014,6 +3157,7172 @@
         </w:drawing>
       </w:r>
     </w:p>
+    <w:p>
+      <w:pPr>
+        <w:pStyle w:val="Normal"/>
+        <w:spacing w:lineRule="auto" w:line="288" w:before="0" w:after="0"/>
+        <w:jc w:val="both"/>
+        <w:rPr>
+          <w:rFonts w:ascii="Times New Roman" w:hAnsi="Times New Roman" w:eastAsia="Times New Roman"/>
+          <w:iCs/>
+          <w:color w:val="000000"/>
+          <w:sz w:val="28"/>
+          <w:szCs w:val="28"/>
+          <w:lang w:eastAsia="ru-RU"/>
+        </w:rPr>
+      </w:pPr>
+      <w:r>
+        <w:rPr>
+          <w:rFonts w:eastAsia="Times New Roman" w:ascii="Times New Roman" w:hAnsi="Times New Roman"/>
+          <w:iCs/>
+          <w:color w:val="000000"/>
+          <w:sz w:val="28"/>
+          <w:szCs w:val="28"/>
+          <w:lang w:eastAsia="ru-RU"/>
+        </w:rPr>
+      </w:r>
+    </w:p>
+    <w:p>
+      <w:pPr>
+        <w:pStyle w:val="Normal"/>
+        <w:spacing w:lineRule="auto" w:line="288" w:before="0" w:after="0"/>
+        <w:jc w:val="both"/>
+        <w:rPr>
+          <w:rFonts w:ascii="Times New Roman" w:hAnsi="Times New Roman" w:eastAsia="Times New Roman"/>
+          <w:iCs/>
+          <w:color w:val="000000"/>
+          <w:sz w:val="28"/>
+          <w:szCs w:val="28"/>
+          <w:lang w:eastAsia="ru-RU"/>
+        </w:rPr>
+      </w:pPr>
+      <w:r>
+        <w:rPr>
+          <w:rFonts w:eastAsia="Times New Roman" w:ascii="Times New Roman" w:hAnsi="Times New Roman"/>
+          <w:iCs/>
+          <w:color w:val="000000"/>
+          <w:sz w:val="28"/>
+          <w:szCs w:val="28"/>
+          <w:lang w:eastAsia="ru-RU"/>
+        </w:rPr>
+      </w:r>
+    </w:p>
+    <w:p>
+      <w:pPr>
+        <w:pStyle w:val="Normal"/>
+        <w:spacing w:lineRule="auto" w:line="288" w:before="0" w:after="0"/>
+        <w:jc w:val="both"/>
+        <w:rPr>
+          <w:rFonts w:ascii="Times New Roman" w:hAnsi="Times New Roman" w:eastAsia="Times New Roman"/>
+          <w:iCs/>
+          <w:color w:val="000000"/>
+          <w:sz w:val="28"/>
+          <w:szCs w:val="28"/>
+          <w:lang w:eastAsia="ru-RU"/>
+        </w:rPr>
+      </w:pPr>
+      <w:r>
+        <w:rPr>
+          <w:rFonts w:eastAsia="Times New Roman" w:ascii="Times New Roman" w:hAnsi="Times New Roman"/>
+          <w:iCs/>
+          <w:color w:val="000000"/>
+          <w:sz w:val="28"/>
+          <w:szCs w:val="28"/>
+          <w:lang w:eastAsia="ru-RU"/>
+        </w:rPr>
+      </w:r>
+    </w:p>
+    <w:p>
+      <w:pPr>
+        <w:pStyle w:val="Normal"/>
+        <w:spacing w:lineRule="auto" w:line="288" w:before="0" w:after="0"/>
+        <w:jc w:val="both"/>
+        <w:rPr>
+          <w:rFonts w:ascii="Times New Roman" w:hAnsi="Times New Roman" w:eastAsia="Times New Roman"/>
+          <w:iCs/>
+          <w:color w:val="000000"/>
+          <w:sz w:val="28"/>
+          <w:szCs w:val="28"/>
+          <w:lang w:eastAsia="ru-RU"/>
+        </w:rPr>
+      </w:pPr>
+      <w:r>
+        <w:rPr>
+          <w:rFonts w:eastAsia="Times New Roman" w:ascii="Times New Roman" w:hAnsi="Times New Roman"/>
+          <w:iCs/>
+          <w:color w:val="000000"/>
+          <w:sz w:val="28"/>
+          <w:szCs w:val="28"/>
+          <w:lang w:eastAsia="ru-RU"/>
+        </w:rPr>
+      </w:r>
+    </w:p>
+    <w:p>
+      <w:pPr>
+        <w:pStyle w:val="Normal"/>
+        <w:spacing w:lineRule="auto" w:line="288" w:before="0" w:after="0"/>
+        <w:jc w:val="both"/>
+        <w:rPr>
+          <w:rFonts w:ascii="Times New Roman" w:hAnsi="Times New Roman" w:eastAsia="Times New Roman"/>
+          <w:iCs/>
+          <w:color w:val="000000"/>
+          <w:sz w:val="28"/>
+          <w:szCs w:val="28"/>
+          <w:lang w:eastAsia="ru-RU"/>
+        </w:rPr>
+      </w:pPr>
+      <w:r>
+        <w:rPr>
+          <w:rFonts w:eastAsia="Times New Roman" w:ascii="Times New Roman" w:hAnsi="Times New Roman"/>
+          <w:iCs/>
+          <w:color w:val="000000"/>
+          <w:sz w:val="28"/>
+          <w:szCs w:val="28"/>
+          <w:lang w:eastAsia="ru-RU"/>
+        </w:rPr>
+      </w:r>
+    </w:p>
+    <w:p>
+      <w:pPr>
+        <w:pStyle w:val="Normal"/>
+        <w:spacing w:lineRule="auto" w:line="288" w:before="0" w:after="0"/>
+        <w:jc w:val="both"/>
+        <w:rPr>
+          <w:rFonts w:ascii="Times New Roman" w:hAnsi="Times New Roman" w:eastAsia="Times New Roman"/>
+          <w:iCs/>
+          <w:color w:val="000000"/>
+          <w:sz w:val="28"/>
+          <w:szCs w:val="28"/>
+          <w:lang w:eastAsia="ru-RU"/>
+        </w:rPr>
+      </w:pPr>
+      <w:r>
+        <w:rPr>
+          <w:rFonts w:eastAsia="Times New Roman" w:ascii="Times New Roman" w:hAnsi="Times New Roman"/>
+          <w:iCs/>
+          <w:color w:val="000000"/>
+          <w:sz w:val="28"/>
+          <w:szCs w:val="28"/>
+          <w:lang w:eastAsia="ru-RU"/>
+        </w:rPr>
+      </w:r>
+    </w:p>
+    <w:p>
+      <w:pPr>
+        <w:pStyle w:val="Normal"/>
+        <w:spacing w:lineRule="auto" w:line="288" w:before="0" w:after="0"/>
+        <w:jc w:val="both"/>
+        <w:rPr>
+          <w:rFonts w:ascii="Times New Roman" w:hAnsi="Times New Roman" w:eastAsia="Times New Roman"/>
+          <w:iCs/>
+          <w:color w:val="000000"/>
+          <w:sz w:val="28"/>
+          <w:szCs w:val="28"/>
+          <w:lang w:eastAsia="ru-RU"/>
+        </w:rPr>
+      </w:pPr>
+      <w:r>
+        <w:rPr>
+          <w:rFonts w:eastAsia="Times New Roman" w:ascii="Times New Roman" w:hAnsi="Times New Roman"/>
+          <w:iCs/>
+          <w:color w:val="000000"/>
+          <w:sz w:val="28"/>
+          <w:szCs w:val="28"/>
+          <w:lang w:eastAsia="ru-RU"/>
+        </w:rPr>
+      </w:r>
+    </w:p>
+    <w:p>
+      <w:pPr>
+        <w:pStyle w:val="Normal"/>
+        <w:spacing w:lineRule="auto" w:line="288" w:before="0" w:after="0"/>
+        <w:jc w:val="both"/>
+        <w:rPr>
+          <w:rFonts w:ascii="Times New Roman" w:hAnsi="Times New Roman" w:eastAsia="Times New Roman"/>
+          <w:iCs/>
+          <w:color w:val="000000"/>
+          <w:sz w:val="28"/>
+          <w:szCs w:val="28"/>
+          <w:lang w:eastAsia="ru-RU"/>
+        </w:rPr>
+      </w:pPr>
+      <w:r>
+        <w:rPr>
+          <w:rFonts w:eastAsia="Times New Roman" w:ascii="Times New Roman" w:hAnsi="Times New Roman"/>
+          <w:iCs/>
+          <w:color w:val="000000"/>
+          <w:sz w:val="28"/>
+          <w:szCs w:val="28"/>
+          <w:lang w:eastAsia="ru-RU"/>
+        </w:rPr>
+      </w:r>
+    </w:p>
+    <w:p>
+      <w:pPr>
+        <w:pStyle w:val="Normal"/>
+        <w:spacing w:lineRule="auto" w:line="288" w:before="0" w:after="0"/>
+        <w:jc w:val="both"/>
+        <w:rPr>
+          <w:rFonts w:ascii="Times New Roman" w:hAnsi="Times New Roman" w:eastAsia="Times New Roman"/>
+          <w:iCs/>
+          <w:color w:val="000000"/>
+          <w:sz w:val="28"/>
+          <w:szCs w:val="28"/>
+          <w:lang w:eastAsia="ru-RU"/>
+        </w:rPr>
+      </w:pPr>
+      <w:r>
+        <w:rPr>
+          <w:rFonts w:eastAsia="Times New Roman" w:ascii="Times New Roman" w:hAnsi="Times New Roman"/>
+          <w:iCs/>
+          <w:color w:val="000000"/>
+          <w:sz w:val="28"/>
+          <w:szCs w:val="28"/>
+          <w:lang w:eastAsia="ru-RU"/>
+        </w:rPr>
+      </w:r>
+    </w:p>
+    <w:p>
+      <w:pPr>
+        <w:pStyle w:val="Normal"/>
+        <w:spacing w:lineRule="auto" w:line="288" w:before="0" w:after="0"/>
+        <w:jc w:val="both"/>
+        <w:rPr>
+          <w:rFonts w:ascii="Times New Roman" w:hAnsi="Times New Roman" w:eastAsia="Times New Roman"/>
+          <w:iCs/>
+          <w:color w:val="000000"/>
+          <w:sz w:val="28"/>
+          <w:szCs w:val="28"/>
+          <w:lang w:eastAsia="ru-RU"/>
+        </w:rPr>
+      </w:pPr>
+      <w:r>
+        <w:rPr>
+          <w:rFonts w:eastAsia="Times New Roman" w:ascii="Times New Roman" w:hAnsi="Times New Roman"/>
+          <w:iCs/>
+          <w:color w:val="000000"/>
+          <w:sz w:val="28"/>
+          <w:szCs w:val="28"/>
+          <w:lang w:eastAsia="ru-RU"/>
+        </w:rPr>
+      </w:r>
+    </w:p>
+    <w:p>
+      <w:pPr>
+        <w:pStyle w:val="Normal"/>
+        <w:spacing w:lineRule="auto" w:line="288" w:before="0" w:after="0"/>
+        <w:jc w:val="both"/>
+        <w:rPr>
+          <w:rFonts w:ascii="Times New Roman" w:hAnsi="Times New Roman" w:eastAsia="Times New Roman"/>
+          <w:iCs/>
+          <w:color w:val="000000"/>
+          <w:sz w:val="28"/>
+          <w:szCs w:val="28"/>
+          <w:lang w:eastAsia="ru-RU"/>
+        </w:rPr>
+      </w:pPr>
+      <w:r>
+        <w:rPr>
+          <w:rFonts w:eastAsia="Times New Roman" w:ascii="Times New Roman" w:hAnsi="Times New Roman"/>
+          <w:iCs/>
+          <w:color w:val="000000"/>
+          <w:sz w:val="28"/>
+          <w:szCs w:val="28"/>
+          <w:lang w:eastAsia="ru-RU"/>
+        </w:rPr>
+      </w:r>
+    </w:p>
+    <w:p>
+      <w:pPr>
+        <w:pStyle w:val="Normal"/>
+        <w:spacing w:lineRule="auto" w:line="288" w:before="0" w:after="0"/>
+        <w:jc w:val="both"/>
+        <w:rPr>
+          <w:rFonts w:ascii="Times New Roman" w:hAnsi="Times New Roman" w:eastAsia="Times New Roman"/>
+          <w:iCs/>
+          <w:color w:val="000000"/>
+          <w:sz w:val="28"/>
+          <w:szCs w:val="28"/>
+          <w:lang w:eastAsia="ru-RU"/>
+        </w:rPr>
+      </w:pPr>
+      <w:r>
+        <w:rPr>
+          <w:rFonts w:eastAsia="Times New Roman" w:ascii="Times New Roman" w:hAnsi="Times New Roman"/>
+          <w:iCs/>
+          <w:color w:val="000000"/>
+          <w:sz w:val="28"/>
+          <w:szCs w:val="28"/>
+          <w:lang w:eastAsia="ru-RU"/>
+        </w:rPr>
+      </w:r>
+    </w:p>
+    <w:p>
+      <w:pPr>
+        <w:pStyle w:val="Normal"/>
+        <w:spacing w:lineRule="auto" w:line="288" w:before="0" w:after="0"/>
+        <w:jc w:val="both"/>
+        <w:rPr>
+          <w:rFonts w:ascii="Times New Roman" w:hAnsi="Times New Roman" w:eastAsia="Times New Roman"/>
+          <w:iCs/>
+          <w:color w:val="000000"/>
+          <w:sz w:val="28"/>
+          <w:szCs w:val="28"/>
+          <w:lang w:eastAsia="ru-RU"/>
+        </w:rPr>
+      </w:pPr>
+      <w:r>
+        <w:rPr>
+          <w:rFonts w:eastAsia="Times New Roman" w:ascii="Times New Roman" w:hAnsi="Times New Roman"/>
+          <w:iCs/>
+          <w:color w:val="000000"/>
+          <w:sz w:val="28"/>
+          <w:szCs w:val="28"/>
+          <w:lang w:eastAsia="ru-RU"/>
+        </w:rPr>
+      </w:r>
+    </w:p>
+    <w:p>
+      <w:pPr>
+        <w:pStyle w:val="Normal"/>
+        <w:spacing w:lineRule="auto" w:line="288" w:before="0" w:after="0"/>
+        <w:jc w:val="both"/>
+        <w:rPr>
+          <w:rFonts w:ascii="Times New Roman" w:hAnsi="Times New Roman" w:eastAsia="Times New Roman"/>
+          <w:iCs/>
+          <w:color w:val="000000"/>
+          <w:sz w:val="28"/>
+          <w:szCs w:val="28"/>
+          <w:lang w:eastAsia="ru-RU"/>
+        </w:rPr>
+      </w:pPr>
+      <w:r>
+        <w:rPr>
+          <w:rFonts w:eastAsia="Times New Roman" w:ascii="Times New Roman" w:hAnsi="Times New Roman"/>
+          <w:iCs/>
+          <w:color w:val="000000"/>
+          <w:sz w:val="28"/>
+          <w:szCs w:val="28"/>
+          <w:lang w:eastAsia="ru-RU"/>
+        </w:rPr>
+      </w:r>
+    </w:p>
+    <w:p>
+      <w:pPr>
+        <w:pStyle w:val="Normal"/>
+        <w:spacing w:lineRule="auto" w:line="288" w:before="0" w:after="0"/>
+        <w:jc w:val="both"/>
+        <w:rPr>
+          <w:rFonts w:ascii="Times New Roman" w:hAnsi="Times New Roman" w:eastAsia="Times New Roman"/>
+          <w:iCs/>
+          <w:color w:val="000000"/>
+          <w:sz w:val="28"/>
+          <w:szCs w:val="28"/>
+          <w:lang w:eastAsia="ru-RU"/>
+        </w:rPr>
+      </w:pPr>
+      <w:r>
+        <w:rPr>
+          <w:rFonts w:eastAsia="Times New Roman" w:ascii="Times New Roman" w:hAnsi="Times New Roman"/>
+          <w:iCs/>
+          <w:color w:val="000000"/>
+          <w:sz w:val="28"/>
+          <w:szCs w:val="28"/>
+          <w:lang w:eastAsia="ru-RU"/>
+        </w:rPr>
+      </w:r>
+    </w:p>
+    <w:tbl>
+      <w:tblPr>
+        <w:tblW w:w="9390" w:type="dxa"/>
+        <w:jc w:val="left"/>
+        <w:tblInd w:w="28" w:type="dxa"/>
+        <w:tblLayout w:type="fixed"/>
+        <w:tblCellMar>
+          <w:top w:w="28" w:type="dxa"/>
+          <w:left w:w="28" w:type="dxa"/>
+          <w:bottom w:w="28" w:type="dxa"/>
+          <w:right w:w="28" w:type="dxa"/>
+        </w:tblCellMar>
+      </w:tblPr>
+      <w:tblGrid>
+        <w:gridCol w:w="1290"/>
+        <w:gridCol w:w="788"/>
+        <w:gridCol w:w="556"/>
+        <w:gridCol w:w="557"/>
+        <w:gridCol w:w="556"/>
+        <w:gridCol w:w="557"/>
+        <w:gridCol w:w="557"/>
+        <w:gridCol w:w="556"/>
+        <w:gridCol w:w="557"/>
+        <w:gridCol w:w="556"/>
+        <w:gridCol w:w="560"/>
+        <w:gridCol w:w="556"/>
+        <w:gridCol w:w="557"/>
+        <w:gridCol w:w="556"/>
+        <w:gridCol w:w="631"/>
+      </w:tblGrid>
+      <w:tr>
+        <w:trPr>
+          <w:tblHeader w:val="true"/>
+        </w:trPr>
+        <w:tc>
+          <w:tcPr>
+            <w:tcW w:w="1290" w:type="dxa"/>
+            <w:tcBorders>
+              <w:top w:val="single" w:sz="2" w:space="0" w:color="000000"/>
+              <w:left w:val="single" w:sz="2" w:space="0" w:color="000000"/>
+              <w:bottom w:val="single" w:sz="2" w:space="0" w:color="000000"/>
+              <w:right w:val="single" w:sz="2" w:space="0" w:color="000000"/>
+            </w:tcBorders>
+            <w:vAlign w:val="center"/>
+          </w:tcPr>
+          <w:p>
+            <w:pPr>
+              <w:pStyle w:val="TableContents"/>
+              <w:spacing w:lineRule="auto" w:line="274" w:before="0" w:after="0"/>
+              <w:ind w:hanging="0" w:left="0" w:right="0"/>
+              <w:rPr/>
+            </w:pPr>
+            <w:r>
+              <w:rPr>
+                <w:rStyle w:val="Strong"/>
+                <w:rFonts w:ascii="Google Sans Text;sans-serif" w:hAnsi="Google Sans Text;sans-serif"/>
+                <w:sz w:val="18"/>
+                <w:szCs w:val="18"/>
+              </w:rPr>
+              <w:t>Орієнтація вектора</w:t>
+            </w:r>
+          </w:p>
+        </w:tc>
+        <w:tc>
+          <w:tcPr>
+            <w:tcW w:w="788" w:type="dxa"/>
+            <w:tcBorders>
+              <w:top w:val="single" w:sz="2" w:space="0" w:color="000000"/>
+              <w:left w:val="single" w:sz="2" w:space="0" w:color="000000"/>
+              <w:bottom w:val="single" w:sz="2" w:space="0" w:color="000000"/>
+              <w:right w:val="single" w:sz="2" w:space="0" w:color="000000"/>
+            </w:tcBorders>
+            <w:vAlign w:val="center"/>
+          </w:tcPr>
+          <w:p>
+            <w:pPr>
+              <w:pStyle w:val="TableContents"/>
+              <w:spacing w:lineRule="auto" w:line="274" w:before="0" w:after="0"/>
+              <w:ind w:hanging="0" w:left="0" w:right="0"/>
+              <w:rPr/>
+            </w:pPr>
+            <w:r>
+              <w:rPr>
+                <w:rStyle w:val="Strong"/>
+                <w:rFonts w:ascii="Google Sans Text;sans-serif" w:hAnsi="Google Sans Text;sans-serif"/>
+                <w:sz w:val="18"/>
+                <w:szCs w:val="18"/>
+              </w:rPr>
+              <w:t>Кут ϑ∘</w:t>
+            </w:r>
+          </w:p>
+        </w:tc>
+        <w:tc>
+          <w:tcPr>
+            <w:tcW w:w="556" w:type="dxa"/>
+            <w:tcBorders>
+              <w:top w:val="single" w:sz="2" w:space="0" w:color="000000"/>
+              <w:left w:val="single" w:sz="2" w:space="0" w:color="000000"/>
+              <w:bottom w:val="single" w:sz="2" w:space="0" w:color="000000"/>
+              <w:right w:val="single" w:sz="2" w:space="0" w:color="000000"/>
+            </w:tcBorders>
+            <w:vAlign w:val="center"/>
+          </w:tcPr>
+          <w:p>
+            <w:pPr>
+              <w:pStyle w:val="TableContents"/>
+              <w:spacing w:lineRule="auto" w:line="274" w:before="0" w:after="0"/>
+              <w:ind w:hanging="0" w:left="0" w:right="0"/>
+              <w:rPr/>
+            </w:pPr>
+            <w:r>
+              <w:rPr>
+                <w:rStyle w:val="Strong"/>
+                <w:rFonts w:ascii="Google Sans Text;sans-serif" w:hAnsi="Google Sans Text;sans-serif"/>
+                <w:sz w:val="18"/>
+                <w:szCs w:val="18"/>
+              </w:rPr>
+              <w:t>10</w:t>
+            </w:r>
+          </w:p>
+        </w:tc>
+        <w:tc>
+          <w:tcPr>
+            <w:tcW w:w="557" w:type="dxa"/>
+            <w:tcBorders>
+              <w:top w:val="single" w:sz="2" w:space="0" w:color="000000"/>
+              <w:left w:val="single" w:sz="2" w:space="0" w:color="000000"/>
+              <w:bottom w:val="single" w:sz="2" w:space="0" w:color="000000"/>
+              <w:right w:val="single" w:sz="2" w:space="0" w:color="000000"/>
+            </w:tcBorders>
+            <w:vAlign w:val="center"/>
+          </w:tcPr>
+          <w:p>
+            <w:pPr>
+              <w:pStyle w:val="TableContents"/>
+              <w:spacing w:lineRule="auto" w:line="274" w:before="0" w:after="0"/>
+              <w:ind w:hanging="0" w:left="0" w:right="0"/>
+              <w:rPr/>
+            </w:pPr>
+            <w:r>
+              <w:rPr>
+                <w:rStyle w:val="Strong"/>
+                <w:rFonts w:ascii="Google Sans Text;sans-serif" w:hAnsi="Google Sans Text;sans-serif"/>
+                <w:sz w:val="18"/>
+                <w:szCs w:val="18"/>
+              </w:rPr>
+              <w:t>20</w:t>
+            </w:r>
+          </w:p>
+        </w:tc>
+        <w:tc>
+          <w:tcPr>
+            <w:tcW w:w="556" w:type="dxa"/>
+            <w:tcBorders>
+              <w:top w:val="single" w:sz="2" w:space="0" w:color="000000"/>
+              <w:left w:val="single" w:sz="2" w:space="0" w:color="000000"/>
+              <w:bottom w:val="single" w:sz="2" w:space="0" w:color="000000"/>
+              <w:right w:val="single" w:sz="2" w:space="0" w:color="000000"/>
+            </w:tcBorders>
+            <w:vAlign w:val="center"/>
+          </w:tcPr>
+          <w:p>
+            <w:pPr>
+              <w:pStyle w:val="TableContents"/>
+              <w:spacing w:lineRule="auto" w:line="274" w:before="0" w:after="0"/>
+              <w:ind w:hanging="0" w:left="0" w:right="0"/>
+              <w:rPr/>
+            </w:pPr>
+            <w:r>
+              <w:rPr>
+                <w:rStyle w:val="Strong"/>
+                <w:rFonts w:ascii="Google Sans Text;sans-serif" w:hAnsi="Google Sans Text;sans-serif"/>
+                <w:sz w:val="18"/>
+                <w:szCs w:val="18"/>
+              </w:rPr>
+              <w:t>25</w:t>
+            </w:r>
+          </w:p>
+        </w:tc>
+        <w:tc>
+          <w:tcPr>
+            <w:tcW w:w="557" w:type="dxa"/>
+            <w:tcBorders>
+              <w:top w:val="single" w:sz="2" w:space="0" w:color="000000"/>
+              <w:left w:val="single" w:sz="2" w:space="0" w:color="000000"/>
+              <w:bottom w:val="single" w:sz="2" w:space="0" w:color="000000"/>
+              <w:right w:val="single" w:sz="2" w:space="0" w:color="000000"/>
+            </w:tcBorders>
+            <w:vAlign w:val="center"/>
+          </w:tcPr>
+          <w:p>
+            <w:pPr>
+              <w:pStyle w:val="TableContents"/>
+              <w:spacing w:lineRule="auto" w:line="274" w:before="0" w:after="0"/>
+              <w:ind w:hanging="0" w:left="0" w:right="0"/>
+              <w:rPr/>
+            </w:pPr>
+            <w:r>
+              <w:rPr>
+                <w:rStyle w:val="Strong"/>
+                <w:rFonts w:ascii="Google Sans Text;sans-serif" w:hAnsi="Google Sans Text;sans-serif"/>
+                <w:sz w:val="18"/>
+                <w:szCs w:val="18"/>
+              </w:rPr>
+              <w:t>30</w:t>
+            </w:r>
+          </w:p>
+        </w:tc>
+        <w:tc>
+          <w:tcPr>
+            <w:tcW w:w="557" w:type="dxa"/>
+            <w:tcBorders>
+              <w:top w:val="single" w:sz="2" w:space="0" w:color="000000"/>
+              <w:left w:val="single" w:sz="2" w:space="0" w:color="000000"/>
+              <w:bottom w:val="single" w:sz="2" w:space="0" w:color="000000"/>
+              <w:right w:val="single" w:sz="2" w:space="0" w:color="000000"/>
+            </w:tcBorders>
+            <w:vAlign w:val="center"/>
+          </w:tcPr>
+          <w:p>
+            <w:pPr>
+              <w:pStyle w:val="TableContents"/>
+              <w:spacing w:lineRule="auto" w:line="274" w:before="0" w:after="0"/>
+              <w:ind w:hanging="0" w:left="0" w:right="0"/>
+              <w:rPr/>
+            </w:pPr>
+            <w:r>
+              <w:rPr>
+                <w:rStyle w:val="Strong"/>
+                <w:rFonts w:ascii="Google Sans Text;sans-serif" w:hAnsi="Google Sans Text;sans-serif"/>
+                <w:sz w:val="18"/>
+                <w:szCs w:val="18"/>
+              </w:rPr>
+              <w:t>35</w:t>
+            </w:r>
+          </w:p>
+        </w:tc>
+        <w:tc>
+          <w:tcPr>
+            <w:tcW w:w="556" w:type="dxa"/>
+            <w:tcBorders>
+              <w:top w:val="single" w:sz="2" w:space="0" w:color="000000"/>
+              <w:left w:val="single" w:sz="2" w:space="0" w:color="000000"/>
+              <w:bottom w:val="single" w:sz="2" w:space="0" w:color="000000"/>
+              <w:right w:val="single" w:sz="2" w:space="0" w:color="000000"/>
+            </w:tcBorders>
+            <w:vAlign w:val="center"/>
+          </w:tcPr>
+          <w:p>
+            <w:pPr>
+              <w:pStyle w:val="TableContents"/>
+              <w:spacing w:lineRule="auto" w:line="274" w:before="0" w:after="0"/>
+              <w:ind w:hanging="0" w:left="0" w:right="0"/>
+              <w:rPr/>
+            </w:pPr>
+            <w:r>
+              <w:rPr>
+                <w:rStyle w:val="Strong"/>
+                <w:rFonts w:ascii="Google Sans Text;sans-serif" w:hAnsi="Google Sans Text;sans-serif"/>
+                <w:sz w:val="18"/>
+                <w:szCs w:val="18"/>
+              </w:rPr>
+              <w:t>40</w:t>
+            </w:r>
+          </w:p>
+        </w:tc>
+        <w:tc>
+          <w:tcPr>
+            <w:tcW w:w="557" w:type="dxa"/>
+            <w:tcBorders>
+              <w:top w:val="single" w:sz="2" w:space="0" w:color="000000"/>
+              <w:left w:val="single" w:sz="2" w:space="0" w:color="000000"/>
+              <w:bottom w:val="single" w:sz="2" w:space="0" w:color="000000"/>
+              <w:right w:val="single" w:sz="2" w:space="0" w:color="000000"/>
+            </w:tcBorders>
+            <w:vAlign w:val="center"/>
+          </w:tcPr>
+          <w:p>
+            <w:pPr>
+              <w:pStyle w:val="TableContents"/>
+              <w:spacing w:lineRule="auto" w:line="274" w:before="0" w:after="0"/>
+              <w:ind w:hanging="0" w:left="0" w:right="0"/>
+              <w:rPr/>
+            </w:pPr>
+            <w:r>
+              <w:rPr>
+                <w:rStyle w:val="Strong"/>
+                <w:rFonts w:ascii="Google Sans Text;sans-serif" w:hAnsi="Google Sans Text;sans-serif"/>
+                <w:sz w:val="18"/>
+                <w:szCs w:val="18"/>
+              </w:rPr>
+              <w:t>45</w:t>
+            </w:r>
+          </w:p>
+        </w:tc>
+        <w:tc>
+          <w:tcPr>
+            <w:tcW w:w="556" w:type="dxa"/>
+            <w:tcBorders>
+              <w:top w:val="single" w:sz="2" w:space="0" w:color="000000"/>
+              <w:left w:val="single" w:sz="2" w:space="0" w:color="000000"/>
+              <w:bottom w:val="single" w:sz="2" w:space="0" w:color="000000"/>
+              <w:right w:val="single" w:sz="2" w:space="0" w:color="000000"/>
+            </w:tcBorders>
+            <w:vAlign w:val="center"/>
+          </w:tcPr>
+          <w:p>
+            <w:pPr>
+              <w:pStyle w:val="TableContents"/>
+              <w:spacing w:lineRule="auto" w:line="274" w:before="0" w:after="0"/>
+              <w:ind w:hanging="0" w:left="0" w:right="0"/>
+              <w:rPr/>
+            </w:pPr>
+            <w:r>
+              <w:rPr>
+                <w:rStyle w:val="Strong"/>
+                <w:rFonts w:ascii="Google Sans Text;sans-serif" w:hAnsi="Google Sans Text;sans-serif"/>
+                <w:sz w:val="18"/>
+                <w:szCs w:val="18"/>
+              </w:rPr>
+              <w:t>50</w:t>
+            </w:r>
+          </w:p>
+        </w:tc>
+        <w:tc>
+          <w:tcPr>
+            <w:tcW w:w="560" w:type="dxa"/>
+            <w:tcBorders>
+              <w:top w:val="single" w:sz="2" w:space="0" w:color="000000"/>
+              <w:left w:val="single" w:sz="2" w:space="0" w:color="000000"/>
+              <w:bottom w:val="single" w:sz="2" w:space="0" w:color="000000"/>
+              <w:right w:val="single" w:sz="2" w:space="0" w:color="000000"/>
+            </w:tcBorders>
+            <w:vAlign w:val="center"/>
+          </w:tcPr>
+          <w:p>
+            <w:pPr>
+              <w:pStyle w:val="TableContents"/>
+              <w:spacing w:lineRule="auto" w:line="274" w:before="0" w:after="0"/>
+              <w:ind w:hanging="0" w:left="0" w:right="0"/>
+              <w:rPr/>
+            </w:pPr>
+            <w:r>
+              <w:rPr>
+                <w:rStyle w:val="Strong"/>
+                <w:rFonts w:ascii="Google Sans Text;sans-serif" w:hAnsi="Google Sans Text;sans-serif"/>
+                <w:sz w:val="18"/>
+                <w:szCs w:val="18"/>
+              </w:rPr>
+              <w:t>55</w:t>
+            </w:r>
+          </w:p>
+        </w:tc>
+        <w:tc>
+          <w:tcPr>
+            <w:tcW w:w="556" w:type="dxa"/>
+            <w:tcBorders>
+              <w:top w:val="single" w:sz="2" w:space="0" w:color="000000"/>
+              <w:left w:val="single" w:sz="2" w:space="0" w:color="000000"/>
+              <w:bottom w:val="single" w:sz="2" w:space="0" w:color="000000"/>
+              <w:right w:val="single" w:sz="2" w:space="0" w:color="000000"/>
+            </w:tcBorders>
+            <w:vAlign w:val="center"/>
+          </w:tcPr>
+          <w:p>
+            <w:pPr>
+              <w:pStyle w:val="TableContents"/>
+              <w:spacing w:lineRule="auto" w:line="274" w:before="0" w:after="0"/>
+              <w:ind w:hanging="0" w:left="0" w:right="0"/>
+              <w:rPr/>
+            </w:pPr>
+            <w:r>
+              <w:rPr>
+                <w:rStyle w:val="Strong"/>
+                <w:rFonts w:ascii="Google Sans Text;sans-serif" w:hAnsi="Google Sans Text;sans-serif"/>
+                <w:sz w:val="18"/>
+                <w:szCs w:val="18"/>
+              </w:rPr>
+              <w:t>60</w:t>
+            </w:r>
+          </w:p>
+        </w:tc>
+        <w:tc>
+          <w:tcPr>
+            <w:tcW w:w="557" w:type="dxa"/>
+            <w:tcBorders>
+              <w:top w:val="single" w:sz="2" w:space="0" w:color="000000"/>
+              <w:left w:val="single" w:sz="2" w:space="0" w:color="000000"/>
+              <w:bottom w:val="single" w:sz="2" w:space="0" w:color="000000"/>
+              <w:right w:val="single" w:sz="2" w:space="0" w:color="000000"/>
+            </w:tcBorders>
+            <w:vAlign w:val="center"/>
+          </w:tcPr>
+          <w:p>
+            <w:pPr>
+              <w:pStyle w:val="TableContents"/>
+              <w:spacing w:lineRule="auto" w:line="274" w:before="0" w:after="0"/>
+              <w:ind w:hanging="0" w:left="0" w:right="0"/>
+              <w:rPr/>
+            </w:pPr>
+            <w:r>
+              <w:rPr>
+                <w:rStyle w:val="Strong"/>
+                <w:rFonts w:ascii="Google Sans Text;sans-serif" w:hAnsi="Google Sans Text;sans-serif"/>
+                <w:sz w:val="18"/>
+                <w:szCs w:val="18"/>
+              </w:rPr>
+              <w:t>65</w:t>
+            </w:r>
+          </w:p>
+        </w:tc>
+        <w:tc>
+          <w:tcPr>
+            <w:tcW w:w="556" w:type="dxa"/>
+            <w:tcBorders>
+              <w:top w:val="single" w:sz="2" w:space="0" w:color="000000"/>
+              <w:left w:val="single" w:sz="2" w:space="0" w:color="000000"/>
+              <w:bottom w:val="single" w:sz="2" w:space="0" w:color="000000"/>
+              <w:right w:val="single" w:sz="2" w:space="0" w:color="000000"/>
+            </w:tcBorders>
+            <w:vAlign w:val="center"/>
+          </w:tcPr>
+          <w:p>
+            <w:pPr>
+              <w:pStyle w:val="TableContents"/>
+              <w:spacing w:lineRule="auto" w:line="274" w:before="0" w:after="0"/>
+              <w:ind w:hanging="0" w:left="0" w:right="0"/>
+              <w:rPr/>
+            </w:pPr>
+            <w:r>
+              <w:rPr>
+                <w:rStyle w:val="Strong"/>
+                <w:rFonts w:ascii="Google Sans Text;sans-serif" w:hAnsi="Google Sans Text;sans-serif"/>
+                <w:sz w:val="18"/>
+                <w:szCs w:val="18"/>
+              </w:rPr>
+              <w:t>70</w:t>
+            </w:r>
+          </w:p>
+        </w:tc>
+        <w:tc>
+          <w:tcPr>
+            <w:tcW w:w="631" w:type="dxa"/>
+            <w:tcBorders>
+              <w:top w:val="single" w:sz="2" w:space="0" w:color="000000"/>
+              <w:left w:val="single" w:sz="2" w:space="0" w:color="000000"/>
+              <w:bottom w:val="single" w:sz="2" w:space="0" w:color="000000"/>
+              <w:right w:val="single" w:sz="2" w:space="0" w:color="000000"/>
+            </w:tcBorders>
+            <w:vAlign w:val="center"/>
+          </w:tcPr>
+          <w:p>
+            <w:pPr>
+              <w:pStyle w:val="TableContents"/>
+              <w:spacing w:lineRule="auto" w:line="274" w:before="0" w:after="0"/>
+              <w:ind w:hanging="0" w:left="0" w:right="0"/>
+              <w:rPr/>
+            </w:pPr>
+            <w:r>
+              <w:rPr>
+                <w:rStyle w:val="Strong"/>
+                <w:rFonts w:ascii="Google Sans Text;sans-serif" w:hAnsi="Google Sans Text;sans-serif"/>
+                <w:sz w:val="18"/>
+                <w:szCs w:val="18"/>
+              </w:rPr>
+              <w:t>80</w:t>
+            </w:r>
+          </w:p>
+        </w:tc>
+      </w:tr>
+      <w:tr>
+        <w:trPr/>
+        <w:tc>
+          <w:tcPr>
+            <w:tcW w:w="1290" w:type="dxa"/>
+            <w:tcBorders>
+              <w:top w:val="single" w:sz="2" w:space="0" w:color="000000"/>
+              <w:left w:val="single" w:sz="2" w:space="0" w:color="000000"/>
+              <w:bottom w:val="single" w:sz="2" w:space="0" w:color="000000"/>
+              <w:right w:val="single" w:sz="2" w:space="0" w:color="000000"/>
+            </w:tcBorders>
+            <w:vAlign w:val="center"/>
+          </w:tcPr>
+          <w:p>
+            <w:pPr>
+              <w:pStyle w:val="TableContents"/>
+              <w:spacing w:lineRule="auto" w:line="274" w:before="0" w:after="140"/>
+              <w:ind w:hanging="0" w:left="0" w:right="0"/>
+              <w:rPr>
+                <w:rFonts w:ascii="Google Sans Text;sans-serif" w:hAnsi="Google Sans Text;sans-serif"/>
+                <w:b/>
+                <w:sz w:val="18"/>
+                <w:szCs w:val="18"/>
+              </w:rPr>
+            </w:pPr>
+            <w:r>
+              <w:rPr>
+                <w:rFonts w:ascii="Google Sans Text;sans-serif" w:hAnsi="Google Sans Text;sans-serif"/>
+                <w:b/>
+                <w:sz w:val="18"/>
+                <w:szCs w:val="18"/>
+              </w:rPr>
+              <w:t>⊥</w:t>
+            </w:r>
+          </w:p>
+        </w:tc>
+        <w:tc>
+          <w:tcPr>
+            <w:tcW w:w="788" w:type="dxa"/>
+            <w:tcBorders>
+              <w:top w:val="single" w:sz="2" w:space="0" w:color="000000"/>
+              <w:left w:val="single" w:sz="2" w:space="0" w:color="000000"/>
+              <w:bottom w:val="single" w:sz="2" w:space="0" w:color="000000"/>
+              <w:right w:val="single" w:sz="2" w:space="0" w:color="000000"/>
+            </w:tcBorders>
+            <w:vAlign w:val="center"/>
+          </w:tcPr>
+          <w:p>
+            <w:pPr>
+              <w:pStyle w:val="TableContents"/>
+              <w:spacing w:lineRule="auto" w:line="274" w:before="0" w:after="140"/>
+              <w:ind w:hanging="0" w:left="0" w:right="0"/>
+              <w:rPr>
+                <w:rFonts w:ascii="Google Sans Text;sans-serif" w:hAnsi="Google Sans Text;sans-serif"/>
+                <w:b/>
+                <w:sz w:val="18"/>
+                <w:szCs w:val="18"/>
+              </w:rPr>
+            </w:pPr>
+            <w:r>
+              <w:rPr>
+                <w:rFonts w:ascii="Google Sans Text;sans-serif" w:hAnsi="Google Sans Text;sans-serif"/>
+                <w:b/>
+                <w:sz w:val="18"/>
+                <w:szCs w:val="18"/>
+              </w:rPr>
+              <w:t>U⊥​, В</w:t>
+            </w:r>
+          </w:p>
+        </w:tc>
+        <w:tc>
+          <w:tcPr>
+            <w:tcW w:w="556" w:type="dxa"/>
+            <w:tcBorders>
+              <w:top w:val="single" w:sz="2" w:space="0" w:color="000000"/>
+              <w:left w:val="single" w:sz="2" w:space="0" w:color="000000"/>
+              <w:bottom w:val="single" w:sz="2" w:space="0" w:color="000000"/>
+              <w:right w:val="single" w:sz="2" w:space="0" w:color="000000"/>
+            </w:tcBorders>
+            <w:vAlign w:val="center"/>
+          </w:tcPr>
+          <w:p>
+            <w:pPr>
+              <w:pStyle w:val="TableContents"/>
+              <w:spacing w:lineRule="auto" w:line="274" w:before="0" w:after="140"/>
+              <w:ind w:hanging="0" w:left="0" w:right="0"/>
+              <w:rPr>
+                <w:rFonts w:ascii="Google Sans Text;sans-serif" w:hAnsi="Google Sans Text;sans-serif"/>
+                <w:sz w:val="18"/>
+                <w:szCs w:val="18"/>
+              </w:rPr>
+            </w:pPr>
+            <w:r>
+              <w:rPr>
+                <w:rFonts w:ascii="Google Sans Text;sans-serif" w:hAnsi="Google Sans Text;sans-serif"/>
+                <w:sz w:val="18"/>
+                <w:szCs w:val="18"/>
+              </w:rPr>
+              <w:t>50</w:t>
+            </w:r>
+          </w:p>
+        </w:tc>
+        <w:tc>
+          <w:tcPr>
+            <w:tcW w:w="557" w:type="dxa"/>
+            <w:tcBorders>
+              <w:top w:val="single" w:sz="2" w:space="0" w:color="000000"/>
+              <w:left w:val="single" w:sz="2" w:space="0" w:color="000000"/>
+              <w:bottom w:val="single" w:sz="2" w:space="0" w:color="000000"/>
+              <w:right w:val="single" w:sz="2" w:space="0" w:color="000000"/>
+            </w:tcBorders>
+            <w:vAlign w:val="center"/>
+          </w:tcPr>
+          <w:p>
+            <w:pPr>
+              <w:pStyle w:val="TableContents"/>
+              <w:spacing w:lineRule="auto" w:line="274" w:before="0" w:after="140"/>
+              <w:ind w:hanging="0" w:left="0" w:right="0"/>
+              <w:rPr>
+                <w:rFonts w:ascii="Google Sans Text;sans-serif" w:hAnsi="Google Sans Text;sans-serif"/>
+                <w:sz w:val="18"/>
+                <w:szCs w:val="18"/>
+              </w:rPr>
+            </w:pPr>
+            <w:r>
+              <w:rPr>
+                <w:rFonts w:ascii="Google Sans Text;sans-serif" w:hAnsi="Google Sans Text;sans-serif"/>
+                <w:sz w:val="18"/>
+                <w:szCs w:val="18"/>
+              </w:rPr>
+              <w:t>55</w:t>
+            </w:r>
+          </w:p>
+        </w:tc>
+        <w:tc>
+          <w:tcPr>
+            <w:tcW w:w="556" w:type="dxa"/>
+            <w:tcBorders>
+              <w:top w:val="single" w:sz="2" w:space="0" w:color="000000"/>
+              <w:left w:val="single" w:sz="2" w:space="0" w:color="000000"/>
+              <w:bottom w:val="single" w:sz="2" w:space="0" w:color="000000"/>
+              <w:right w:val="single" w:sz="2" w:space="0" w:color="000000"/>
+            </w:tcBorders>
+            <w:vAlign w:val="center"/>
+          </w:tcPr>
+          <w:p>
+            <w:pPr>
+              <w:pStyle w:val="TableContents"/>
+              <w:spacing w:lineRule="auto" w:line="274" w:before="0" w:after="140"/>
+              <w:ind w:hanging="0" w:left="0" w:right="0"/>
+              <w:rPr>
+                <w:rFonts w:ascii="Google Sans Text;sans-serif" w:hAnsi="Google Sans Text;sans-serif"/>
+                <w:sz w:val="18"/>
+                <w:szCs w:val="18"/>
+              </w:rPr>
+            </w:pPr>
+            <w:r>
+              <w:rPr>
+                <w:rFonts w:ascii="Google Sans Text;sans-serif" w:hAnsi="Google Sans Text;sans-serif"/>
+                <w:sz w:val="18"/>
+                <w:szCs w:val="18"/>
+              </w:rPr>
+              <w:t>60</w:t>
+            </w:r>
+          </w:p>
+        </w:tc>
+        <w:tc>
+          <w:tcPr>
+            <w:tcW w:w="557" w:type="dxa"/>
+            <w:tcBorders>
+              <w:top w:val="single" w:sz="2" w:space="0" w:color="000000"/>
+              <w:left w:val="single" w:sz="2" w:space="0" w:color="000000"/>
+              <w:bottom w:val="single" w:sz="2" w:space="0" w:color="000000"/>
+              <w:right w:val="single" w:sz="2" w:space="0" w:color="000000"/>
+            </w:tcBorders>
+            <w:vAlign w:val="center"/>
+          </w:tcPr>
+          <w:p>
+            <w:pPr>
+              <w:pStyle w:val="TableContents"/>
+              <w:spacing w:lineRule="auto" w:line="274" w:before="0" w:after="140"/>
+              <w:ind w:hanging="0" w:left="0" w:right="0"/>
+              <w:rPr>
+                <w:rFonts w:ascii="Google Sans Text;sans-serif" w:hAnsi="Google Sans Text;sans-serif"/>
+                <w:sz w:val="18"/>
+                <w:szCs w:val="18"/>
+              </w:rPr>
+            </w:pPr>
+            <w:r>
+              <w:rPr>
+                <w:rFonts w:ascii="Google Sans Text;sans-serif" w:hAnsi="Google Sans Text;sans-serif"/>
+                <w:sz w:val="18"/>
+                <w:szCs w:val="18"/>
+              </w:rPr>
+              <w:t>70</w:t>
+            </w:r>
+          </w:p>
+        </w:tc>
+        <w:tc>
+          <w:tcPr>
+            <w:tcW w:w="557" w:type="dxa"/>
+            <w:tcBorders>
+              <w:top w:val="single" w:sz="2" w:space="0" w:color="000000"/>
+              <w:left w:val="single" w:sz="2" w:space="0" w:color="000000"/>
+              <w:bottom w:val="single" w:sz="2" w:space="0" w:color="000000"/>
+              <w:right w:val="single" w:sz="2" w:space="0" w:color="000000"/>
+            </w:tcBorders>
+            <w:vAlign w:val="center"/>
+          </w:tcPr>
+          <w:p>
+            <w:pPr>
+              <w:pStyle w:val="TableContents"/>
+              <w:spacing w:lineRule="auto" w:line="274" w:before="0" w:after="140"/>
+              <w:ind w:hanging="0" w:left="0" w:right="0"/>
+              <w:rPr>
+                <w:rFonts w:ascii="Google Sans Text;sans-serif" w:hAnsi="Google Sans Text;sans-serif"/>
+                <w:sz w:val="18"/>
+                <w:szCs w:val="18"/>
+              </w:rPr>
+            </w:pPr>
+            <w:r>
+              <w:rPr>
+                <w:rFonts w:ascii="Google Sans Text;sans-serif" w:hAnsi="Google Sans Text;sans-serif"/>
+                <w:sz w:val="18"/>
+                <w:szCs w:val="18"/>
+              </w:rPr>
+              <w:t>90</w:t>
+            </w:r>
+          </w:p>
+        </w:tc>
+        <w:tc>
+          <w:tcPr>
+            <w:tcW w:w="556" w:type="dxa"/>
+            <w:tcBorders>
+              <w:top w:val="single" w:sz="2" w:space="0" w:color="000000"/>
+              <w:left w:val="single" w:sz="2" w:space="0" w:color="000000"/>
+              <w:bottom w:val="single" w:sz="2" w:space="0" w:color="000000"/>
+              <w:right w:val="single" w:sz="2" w:space="0" w:color="000000"/>
+            </w:tcBorders>
+            <w:vAlign w:val="center"/>
+          </w:tcPr>
+          <w:p>
+            <w:pPr>
+              <w:pStyle w:val="TableContents"/>
+              <w:spacing w:lineRule="auto" w:line="274" w:before="0" w:after="140"/>
+              <w:ind w:hanging="0" w:left="0" w:right="0"/>
+              <w:rPr>
+                <w:rFonts w:ascii="Google Sans Text;sans-serif" w:hAnsi="Google Sans Text;sans-serif"/>
+                <w:sz w:val="18"/>
+                <w:szCs w:val="18"/>
+              </w:rPr>
+            </w:pPr>
+            <w:r>
+              <w:rPr>
+                <w:rFonts w:ascii="Google Sans Text;sans-serif" w:hAnsi="Google Sans Text;sans-serif"/>
+                <w:sz w:val="18"/>
+                <w:szCs w:val="18"/>
+              </w:rPr>
+              <w:t>100</w:t>
+            </w:r>
+          </w:p>
+        </w:tc>
+        <w:tc>
+          <w:tcPr>
+            <w:tcW w:w="557" w:type="dxa"/>
+            <w:tcBorders>
+              <w:top w:val="single" w:sz="2" w:space="0" w:color="000000"/>
+              <w:left w:val="single" w:sz="2" w:space="0" w:color="000000"/>
+              <w:bottom w:val="single" w:sz="2" w:space="0" w:color="000000"/>
+              <w:right w:val="single" w:sz="2" w:space="0" w:color="000000"/>
+            </w:tcBorders>
+            <w:vAlign w:val="center"/>
+          </w:tcPr>
+          <w:p>
+            <w:pPr>
+              <w:pStyle w:val="TableContents"/>
+              <w:spacing w:lineRule="auto" w:line="274" w:before="0" w:after="140"/>
+              <w:ind w:hanging="0" w:left="0" w:right="0"/>
+              <w:rPr>
+                <w:rFonts w:ascii="Google Sans Text;sans-serif" w:hAnsi="Google Sans Text;sans-serif"/>
+                <w:sz w:val="18"/>
+                <w:szCs w:val="18"/>
+              </w:rPr>
+            </w:pPr>
+            <w:r>
+              <w:rPr>
+                <w:rFonts w:ascii="Google Sans Text;sans-serif" w:hAnsi="Google Sans Text;sans-serif"/>
+                <w:sz w:val="18"/>
+                <w:szCs w:val="18"/>
+              </w:rPr>
+              <w:t>120</w:t>
+            </w:r>
+          </w:p>
+        </w:tc>
+        <w:tc>
+          <w:tcPr>
+            <w:tcW w:w="556" w:type="dxa"/>
+            <w:tcBorders>
+              <w:top w:val="single" w:sz="2" w:space="0" w:color="000000"/>
+              <w:left w:val="single" w:sz="2" w:space="0" w:color="000000"/>
+              <w:bottom w:val="single" w:sz="2" w:space="0" w:color="000000"/>
+              <w:right w:val="single" w:sz="2" w:space="0" w:color="000000"/>
+            </w:tcBorders>
+            <w:vAlign w:val="center"/>
+          </w:tcPr>
+          <w:p>
+            <w:pPr>
+              <w:pStyle w:val="TableContents"/>
+              <w:spacing w:lineRule="auto" w:line="274" w:before="0" w:after="140"/>
+              <w:ind w:hanging="0" w:left="0" w:right="0"/>
+              <w:rPr>
+                <w:rFonts w:ascii="Google Sans Text;sans-serif" w:hAnsi="Google Sans Text;sans-serif"/>
+                <w:sz w:val="18"/>
+                <w:szCs w:val="18"/>
+              </w:rPr>
+            </w:pPr>
+            <w:r>
+              <w:rPr>
+                <w:rFonts w:ascii="Google Sans Text;sans-serif" w:hAnsi="Google Sans Text;sans-serif"/>
+                <w:sz w:val="18"/>
+                <w:szCs w:val="18"/>
+              </w:rPr>
+              <w:t>125</w:t>
+            </w:r>
+          </w:p>
+        </w:tc>
+        <w:tc>
+          <w:tcPr>
+            <w:tcW w:w="560" w:type="dxa"/>
+            <w:tcBorders>
+              <w:top w:val="single" w:sz="2" w:space="0" w:color="000000"/>
+              <w:left w:val="single" w:sz="2" w:space="0" w:color="000000"/>
+              <w:bottom w:val="single" w:sz="2" w:space="0" w:color="000000"/>
+              <w:right w:val="single" w:sz="2" w:space="0" w:color="000000"/>
+            </w:tcBorders>
+            <w:vAlign w:val="center"/>
+          </w:tcPr>
+          <w:p>
+            <w:pPr>
+              <w:pStyle w:val="TableContents"/>
+              <w:spacing w:lineRule="auto" w:line="274" w:before="0" w:after="140"/>
+              <w:ind w:hanging="0" w:left="0" w:right="0"/>
+              <w:rPr>
+                <w:rFonts w:ascii="Google Sans Text;sans-serif" w:hAnsi="Google Sans Text;sans-serif"/>
+                <w:sz w:val="18"/>
+                <w:szCs w:val="18"/>
+              </w:rPr>
+            </w:pPr>
+            <w:r>
+              <w:rPr>
+                <w:rFonts w:ascii="Google Sans Text;sans-serif" w:hAnsi="Google Sans Text;sans-serif"/>
+                <w:sz w:val="18"/>
+                <w:szCs w:val="18"/>
+              </w:rPr>
+              <w:t>145</w:t>
+            </w:r>
+          </w:p>
+        </w:tc>
+        <w:tc>
+          <w:tcPr>
+            <w:tcW w:w="556" w:type="dxa"/>
+            <w:tcBorders>
+              <w:top w:val="single" w:sz="2" w:space="0" w:color="000000"/>
+              <w:left w:val="single" w:sz="2" w:space="0" w:color="000000"/>
+              <w:bottom w:val="single" w:sz="2" w:space="0" w:color="000000"/>
+              <w:right w:val="single" w:sz="2" w:space="0" w:color="000000"/>
+            </w:tcBorders>
+            <w:vAlign w:val="center"/>
+          </w:tcPr>
+          <w:p>
+            <w:pPr>
+              <w:pStyle w:val="TableContents"/>
+              <w:spacing w:lineRule="auto" w:line="274" w:before="0" w:after="140"/>
+              <w:ind w:hanging="0" w:left="0" w:right="0"/>
+              <w:rPr>
+                <w:rFonts w:ascii="Google Sans Text;sans-serif" w:hAnsi="Google Sans Text;sans-serif"/>
+                <w:sz w:val="18"/>
+                <w:szCs w:val="18"/>
+              </w:rPr>
+            </w:pPr>
+            <w:r>
+              <w:rPr>
+                <w:rFonts w:ascii="Google Sans Text;sans-serif" w:hAnsi="Google Sans Text;sans-serif"/>
+                <w:sz w:val="18"/>
+                <w:szCs w:val="18"/>
+              </w:rPr>
+              <w:t>195</w:t>
+            </w:r>
+          </w:p>
+        </w:tc>
+        <w:tc>
+          <w:tcPr>
+            <w:tcW w:w="557" w:type="dxa"/>
+            <w:tcBorders>
+              <w:top w:val="single" w:sz="2" w:space="0" w:color="000000"/>
+              <w:left w:val="single" w:sz="2" w:space="0" w:color="000000"/>
+              <w:bottom w:val="single" w:sz="2" w:space="0" w:color="000000"/>
+              <w:right w:val="single" w:sz="2" w:space="0" w:color="000000"/>
+            </w:tcBorders>
+            <w:vAlign w:val="center"/>
+          </w:tcPr>
+          <w:p>
+            <w:pPr>
+              <w:pStyle w:val="TableContents"/>
+              <w:spacing w:lineRule="auto" w:line="274" w:before="0" w:after="140"/>
+              <w:ind w:hanging="0" w:left="0" w:right="0"/>
+              <w:rPr>
+                <w:rFonts w:ascii="Google Sans Text;sans-serif" w:hAnsi="Google Sans Text;sans-serif"/>
+                <w:sz w:val="18"/>
+                <w:szCs w:val="18"/>
+              </w:rPr>
+            </w:pPr>
+            <w:r>
+              <w:rPr>
+                <w:rFonts w:ascii="Google Sans Text;sans-serif" w:hAnsi="Google Sans Text;sans-serif"/>
+                <w:sz w:val="18"/>
+                <w:szCs w:val="18"/>
+              </w:rPr>
+              <w:t>250</w:t>
+            </w:r>
+          </w:p>
+        </w:tc>
+        <w:tc>
+          <w:tcPr>
+            <w:tcW w:w="556" w:type="dxa"/>
+            <w:tcBorders>
+              <w:top w:val="single" w:sz="2" w:space="0" w:color="000000"/>
+              <w:left w:val="single" w:sz="2" w:space="0" w:color="000000"/>
+              <w:bottom w:val="single" w:sz="2" w:space="0" w:color="000000"/>
+              <w:right w:val="single" w:sz="2" w:space="0" w:color="000000"/>
+            </w:tcBorders>
+            <w:vAlign w:val="center"/>
+          </w:tcPr>
+          <w:p>
+            <w:pPr>
+              <w:pStyle w:val="TableContents"/>
+              <w:spacing w:lineRule="auto" w:line="274" w:before="0" w:after="140"/>
+              <w:ind w:hanging="0" w:left="0" w:right="0"/>
+              <w:rPr>
+                <w:rFonts w:ascii="Google Sans Text;sans-serif" w:hAnsi="Google Sans Text;sans-serif"/>
+                <w:sz w:val="18"/>
+                <w:szCs w:val="18"/>
+              </w:rPr>
+            </w:pPr>
+            <w:r>
+              <w:rPr>
+                <w:rFonts w:ascii="Google Sans Text;sans-serif" w:hAnsi="Google Sans Text;sans-serif"/>
+                <w:sz w:val="18"/>
+                <w:szCs w:val="18"/>
+              </w:rPr>
+              <w:t>270</w:t>
+            </w:r>
+          </w:p>
+        </w:tc>
+        <w:tc>
+          <w:tcPr>
+            <w:tcW w:w="631" w:type="dxa"/>
+            <w:tcBorders>
+              <w:top w:val="single" w:sz="2" w:space="0" w:color="000000"/>
+              <w:left w:val="single" w:sz="2" w:space="0" w:color="000000"/>
+              <w:bottom w:val="single" w:sz="2" w:space="0" w:color="000000"/>
+              <w:right w:val="single" w:sz="2" w:space="0" w:color="000000"/>
+            </w:tcBorders>
+            <w:vAlign w:val="center"/>
+          </w:tcPr>
+          <w:p>
+            <w:pPr>
+              <w:pStyle w:val="TableContents"/>
+              <w:spacing w:lineRule="auto" w:line="274" w:before="0" w:after="140"/>
+              <w:ind w:hanging="0" w:left="0" w:right="0"/>
+              <w:rPr>
+                <w:rFonts w:ascii="Google Sans Text;sans-serif" w:hAnsi="Google Sans Text;sans-serif"/>
+                <w:sz w:val="18"/>
+                <w:szCs w:val="18"/>
+              </w:rPr>
+            </w:pPr>
+            <w:r>
+              <w:rPr>
+                <w:rFonts w:ascii="Google Sans Text;sans-serif" w:hAnsi="Google Sans Text;sans-serif"/>
+                <w:sz w:val="18"/>
+                <w:szCs w:val="18"/>
+              </w:rPr>
+              <w:t>235</w:t>
+            </w:r>
+          </w:p>
+        </w:tc>
+      </w:tr>
+      <w:tr>
+        <w:trPr/>
+        <w:tc>
+          <w:tcPr>
+            <w:tcW w:w="1290" w:type="dxa"/>
+            <w:tcBorders>
+              <w:top w:val="single" w:sz="2" w:space="0" w:color="000000"/>
+              <w:left w:val="single" w:sz="2" w:space="0" w:color="000000"/>
+              <w:bottom w:val="single" w:sz="2" w:space="0" w:color="000000"/>
+              <w:right w:val="single" w:sz="2" w:space="0" w:color="000000"/>
+            </w:tcBorders>
+            <w:vAlign w:val="center"/>
+          </w:tcPr>
+          <w:p>
+            <w:pPr>
+              <w:pStyle w:val="TableContents"/>
+              <w:spacing w:before="0" w:after="160"/>
+              <w:ind w:hanging="0" w:left="0" w:right="0"/>
+              <w:rPr>
+                <w:sz w:val="18"/>
+                <w:szCs w:val="18"/>
+              </w:rPr>
+            </w:pPr>
+            <w:r>
+              <w:rPr>
+                <w:sz w:val="18"/>
+                <w:szCs w:val="18"/>
+              </w:rPr>
+            </w:r>
+          </w:p>
+        </w:tc>
+        <w:tc>
+          <w:tcPr>
+            <w:tcW w:w="788" w:type="dxa"/>
+            <w:tcBorders>
+              <w:top w:val="single" w:sz="2" w:space="0" w:color="000000"/>
+              <w:left w:val="single" w:sz="2" w:space="0" w:color="000000"/>
+              <w:bottom w:val="single" w:sz="2" w:space="0" w:color="000000"/>
+              <w:right w:val="single" w:sz="2" w:space="0" w:color="000000"/>
+            </w:tcBorders>
+            <w:vAlign w:val="center"/>
+          </w:tcPr>
+          <w:p>
+            <w:pPr>
+              <w:pStyle w:val="Normal"/>
+              <w:spacing w:lineRule="auto" w:line="274" w:before="0" w:after="140"/>
+              <w:ind w:hanging="0" w:left="0" w:right="0"/>
+              <w:rPr>
+                <w:rFonts w:ascii="Google Sans Text;sans-serif" w:hAnsi="Google Sans Text;sans-serif"/>
+                <w:b/>
+                <w:sz w:val="18"/>
+                <w:szCs w:val="18"/>
+              </w:rPr>
+            </w:pPr>
+            <w:r>
+              <w:rPr>
+                <w:rFonts w:ascii="Google Sans Text;sans-serif" w:hAnsi="Google Sans Text;sans-serif"/>
+                <w:b/>
+                <w:sz w:val="18"/>
+                <w:szCs w:val="18"/>
+              </w:rPr>
+              <w:t>√</w:t>
+            </w:r>
+            <w:r>
+              <w:rPr>
+                <w:rFonts w:ascii="Google Sans Text;sans-serif" w:hAnsi="Google Sans Text;sans-serif"/>
+                <w:b/>
+                <w:sz w:val="18"/>
+                <w:szCs w:val="18"/>
+              </w:rPr>
+              <w:t>U⊥​​</w:t>
+            </w:r>
+          </w:p>
+        </w:tc>
+        <w:tc>
+          <w:tcPr>
+            <w:tcW w:w="556" w:type="dxa"/>
+            <w:tcBorders>
+              <w:top w:val="single" w:sz="2" w:space="0" w:color="000000"/>
+              <w:left w:val="single" w:sz="2" w:space="0" w:color="000000"/>
+              <w:bottom w:val="single" w:sz="2" w:space="0" w:color="000000"/>
+              <w:right w:val="single" w:sz="2" w:space="0" w:color="000000"/>
+            </w:tcBorders>
+            <w:vAlign w:val="center"/>
+          </w:tcPr>
+          <w:p>
+            <w:pPr>
+              <w:pStyle w:val="TableContents"/>
+              <w:spacing w:lineRule="auto" w:line="274" w:before="0" w:after="140"/>
+              <w:ind w:hanging="0" w:left="0" w:right="0"/>
+              <w:rPr>
+                <w:rFonts w:ascii="Google Sans Text;sans-serif" w:hAnsi="Google Sans Text;sans-serif"/>
+                <w:sz w:val="18"/>
+                <w:szCs w:val="18"/>
+              </w:rPr>
+            </w:pPr>
+            <w:r>
+              <w:rPr>
+                <w:rFonts w:ascii="Google Sans Text;sans-serif" w:hAnsi="Google Sans Text;sans-serif"/>
+                <w:sz w:val="18"/>
+                <w:szCs w:val="18"/>
+              </w:rPr>
+              <w:t>7,07</w:t>
+            </w:r>
+          </w:p>
+        </w:tc>
+        <w:tc>
+          <w:tcPr>
+            <w:tcW w:w="557" w:type="dxa"/>
+            <w:tcBorders>
+              <w:top w:val="single" w:sz="2" w:space="0" w:color="000000"/>
+              <w:left w:val="single" w:sz="2" w:space="0" w:color="000000"/>
+              <w:bottom w:val="single" w:sz="2" w:space="0" w:color="000000"/>
+              <w:right w:val="single" w:sz="2" w:space="0" w:color="000000"/>
+            </w:tcBorders>
+            <w:vAlign w:val="center"/>
+          </w:tcPr>
+          <w:p>
+            <w:pPr>
+              <w:pStyle w:val="TableContents"/>
+              <w:spacing w:lineRule="auto" w:line="274" w:before="0" w:after="140"/>
+              <w:ind w:hanging="0" w:left="0" w:right="0"/>
+              <w:rPr>
+                <w:rFonts w:ascii="Google Sans Text;sans-serif" w:hAnsi="Google Sans Text;sans-serif"/>
+                <w:sz w:val="18"/>
+                <w:szCs w:val="18"/>
+              </w:rPr>
+            </w:pPr>
+            <w:r>
+              <w:rPr>
+                <w:rFonts w:ascii="Google Sans Text;sans-serif" w:hAnsi="Google Sans Text;sans-serif"/>
+                <w:sz w:val="18"/>
+                <w:szCs w:val="18"/>
+              </w:rPr>
+              <w:t>7,42</w:t>
+            </w:r>
+          </w:p>
+        </w:tc>
+        <w:tc>
+          <w:tcPr>
+            <w:tcW w:w="556" w:type="dxa"/>
+            <w:tcBorders>
+              <w:top w:val="single" w:sz="2" w:space="0" w:color="000000"/>
+              <w:left w:val="single" w:sz="2" w:space="0" w:color="000000"/>
+              <w:bottom w:val="single" w:sz="2" w:space="0" w:color="000000"/>
+              <w:right w:val="single" w:sz="2" w:space="0" w:color="000000"/>
+            </w:tcBorders>
+            <w:vAlign w:val="center"/>
+          </w:tcPr>
+          <w:p>
+            <w:pPr>
+              <w:pStyle w:val="TableContents"/>
+              <w:spacing w:lineRule="auto" w:line="274" w:before="0" w:after="140"/>
+              <w:ind w:hanging="0" w:left="0" w:right="0"/>
+              <w:rPr>
+                <w:rFonts w:ascii="Google Sans Text;sans-serif" w:hAnsi="Google Sans Text;sans-serif"/>
+                <w:sz w:val="18"/>
+                <w:szCs w:val="18"/>
+              </w:rPr>
+            </w:pPr>
+            <w:r>
+              <w:rPr>
+                <w:rFonts w:ascii="Google Sans Text;sans-serif" w:hAnsi="Google Sans Text;sans-serif"/>
+                <w:sz w:val="18"/>
+                <w:szCs w:val="18"/>
+              </w:rPr>
+              <w:t>7,75</w:t>
+            </w:r>
+          </w:p>
+        </w:tc>
+        <w:tc>
+          <w:tcPr>
+            <w:tcW w:w="557" w:type="dxa"/>
+            <w:tcBorders>
+              <w:top w:val="single" w:sz="2" w:space="0" w:color="000000"/>
+              <w:left w:val="single" w:sz="2" w:space="0" w:color="000000"/>
+              <w:bottom w:val="single" w:sz="2" w:space="0" w:color="000000"/>
+              <w:right w:val="single" w:sz="2" w:space="0" w:color="000000"/>
+            </w:tcBorders>
+            <w:vAlign w:val="center"/>
+          </w:tcPr>
+          <w:p>
+            <w:pPr>
+              <w:pStyle w:val="TableContents"/>
+              <w:spacing w:lineRule="auto" w:line="274" w:before="0" w:after="140"/>
+              <w:ind w:hanging="0" w:left="0" w:right="0"/>
+              <w:rPr>
+                <w:rFonts w:ascii="Google Sans Text;sans-serif" w:hAnsi="Google Sans Text;sans-serif"/>
+                <w:sz w:val="18"/>
+                <w:szCs w:val="18"/>
+              </w:rPr>
+            </w:pPr>
+            <w:r>
+              <w:rPr>
+                <w:rFonts w:ascii="Google Sans Text;sans-serif" w:hAnsi="Google Sans Text;sans-serif"/>
+                <w:sz w:val="18"/>
+                <w:szCs w:val="18"/>
+              </w:rPr>
+              <w:t>8,37</w:t>
+            </w:r>
+          </w:p>
+        </w:tc>
+        <w:tc>
+          <w:tcPr>
+            <w:tcW w:w="557" w:type="dxa"/>
+            <w:tcBorders>
+              <w:top w:val="single" w:sz="2" w:space="0" w:color="000000"/>
+              <w:left w:val="single" w:sz="2" w:space="0" w:color="000000"/>
+              <w:bottom w:val="single" w:sz="2" w:space="0" w:color="000000"/>
+              <w:right w:val="single" w:sz="2" w:space="0" w:color="000000"/>
+            </w:tcBorders>
+            <w:vAlign w:val="center"/>
+          </w:tcPr>
+          <w:p>
+            <w:pPr>
+              <w:pStyle w:val="TableContents"/>
+              <w:spacing w:lineRule="auto" w:line="274" w:before="0" w:after="140"/>
+              <w:ind w:hanging="0" w:left="0" w:right="0"/>
+              <w:rPr>
+                <w:rFonts w:ascii="Google Sans Text;sans-serif" w:hAnsi="Google Sans Text;sans-serif"/>
+                <w:sz w:val="18"/>
+                <w:szCs w:val="18"/>
+              </w:rPr>
+            </w:pPr>
+            <w:r>
+              <w:rPr>
+                <w:rFonts w:ascii="Google Sans Text;sans-serif" w:hAnsi="Google Sans Text;sans-serif"/>
+                <w:sz w:val="18"/>
+                <w:szCs w:val="18"/>
+              </w:rPr>
+              <w:t>9,49</w:t>
+            </w:r>
+          </w:p>
+        </w:tc>
+        <w:tc>
+          <w:tcPr>
+            <w:tcW w:w="556" w:type="dxa"/>
+            <w:tcBorders>
+              <w:top w:val="single" w:sz="2" w:space="0" w:color="000000"/>
+              <w:left w:val="single" w:sz="2" w:space="0" w:color="000000"/>
+              <w:bottom w:val="single" w:sz="2" w:space="0" w:color="000000"/>
+              <w:right w:val="single" w:sz="2" w:space="0" w:color="000000"/>
+            </w:tcBorders>
+            <w:vAlign w:val="center"/>
+          </w:tcPr>
+          <w:p>
+            <w:pPr>
+              <w:pStyle w:val="TableContents"/>
+              <w:spacing w:lineRule="auto" w:line="274" w:before="0" w:after="140"/>
+              <w:ind w:hanging="0" w:left="0" w:right="0"/>
+              <w:rPr>
+                <w:rFonts w:ascii="Google Sans Text;sans-serif" w:hAnsi="Google Sans Text;sans-serif"/>
+                <w:sz w:val="18"/>
+                <w:szCs w:val="18"/>
+              </w:rPr>
+            </w:pPr>
+            <w:r>
+              <w:rPr>
+                <w:rFonts w:ascii="Google Sans Text;sans-serif" w:hAnsi="Google Sans Text;sans-serif"/>
+                <w:sz w:val="18"/>
+                <w:szCs w:val="18"/>
+              </w:rPr>
+              <w:t>10,00</w:t>
+            </w:r>
+          </w:p>
+        </w:tc>
+        <w:tc>
+          <w:tcPr>
+            <w:tcW w:w="557" w:type="dxa"/>
+            <w:tcBorders>
+              <w:top w:val="single" w:sz="2" w:space="0" w:color="000000"/>
+              <w:left w:val="single" w:sz="2" w:space="0" w:color="000000"/>
+              <w:bottom w:val="single" w:sz="2" w:space="0" w:color="000000"/>
+              <w:right w:val="single" w:sz="2" w:space="0" w:color="000000"/>
+            </w:tcBorders>
+            <w:vAlign w:val="center"/>
+          </w:tcPr>
+          <w:p>
+            <w:pPr>
+              <w:pStyle w:val="TableContents"/>
+              <w:spacing w:lineRule="auto" w:line="274" w:before="0" w:after="140"/>
+              <w:ind w:hanging="0" w:left="0" w:right="0"/>
+              <w:rPr>
+                <w:rFonts w:ascii="Google Sans Text;sans-serif" w:hAnsi="Google Sans Text;sans-serif"/>
+                <w:sz w:val="18"/>
+                <w:szCs w:val="18"/>
+              </w:rPr>
+            </w:pPr>
+            <w:r>
+              <w:rPr>
+                <w:rFonts w:ascii="Google Sans Text;sans-serif" w:hAnsi="Google Sans Text;sans-serif"/>
+                <w:sz w:val="18"/>
+                <w:szCs w:val="18"/>
+              </w:rPr>
+              <w:t>10,95</w:t>
+            </w:r>
+          </w:p>
+        </w:tc>
+        <w:tc>
+          <w:tcPr>
+            <w:tcW w:w="556" w:type="dxa"/>
+            <w:tcBorders>
+              <w:top w:val="single" w:sz="2" w:space="0" w:color="000000"/>
+              <w:left w:val="single" w:sz="2" w:space="0" w:color="000000"/>
+              <w:bottom w:val="single" w:sz="2" w:space="0" w:color="000000"/>
+              <w:right w:val="single" w:sz="2" w:space="0" w:color="000000"/>
+            </w:tcBorders>
+            <w:vAlign w:val="center"/>
+          </w:tcPr>
+          <w:p>
+            <w:pPr>
+              <w:pStyle w:val="TableContents"/>
+              <w:spacing w:lineRule="auto" w:line="274" w:before="0" w:after="140"/>
+              <w:ind w:hanging="0" w:left="0" w:right="0"/>
+              <w:rPr>
+                <w:rFonts w:ascii="Google Sans Text;sans-serif" w:hAnsi="Google Sans Text;sans-serif"/>
+                <w:sz w:val="18"/>
+                <w:szCs w:val="18"/>
+              </w:rPr>
+            </w:pPr>
+            <w:r>
+              <w:rPr>
+                <w:rFonts w:ascii="Google Sans Text;sans-serif" w:hAnsi="Google Sans Text;sans-serif"/>
+                <w:sz w:val="18"/>
+                <w:szCs w:val="18"/>
+              </w:rPr>
+              <w:t>11,18</w:t>
+            </w:r>
+          </w:p>
+        </w:tc>
+        <w:tc>
+          <w:tcPr>
+            <w:tcW w:w="560" w:type="dxa"/>
+            <w:tcBorders>
+              <w:top w:val="single" w:sz="2" w:space="0" w:color="000000"/>
+              <w:left w:val="single" w:sz="2" w:space="0" w:color="000000"/>
+              <w:bottom w:val="single" w:sz="2" w:space="0" w:color="000000"/>
+              <w:right w:val="single" w:sz="2" w:space="0" w:color="000000"/>
+            </w:tcBorders>
+            <w:vAlign w:val="center"/>
+          </w:tcPr>
+          <w:p>
+            <w:pPr>
+              <w:pStyle w:val="TableContents"/>
+              <w:spacing w:lineRule="auto" w:line="274" w:before="0" w:after="140"/>
+              <w:ind w:hanging="0" w:left="0" w:right="0"/>
+              <w:rPr>
+                <w:rFonts w:ascii="Google Sans Text;sans-serif" w:hAnsi="Google Sans Text;sans-serif"/>
+                <w:sz w:val="18"/>
+                <w:szCs w:val="18"/>
+              </w:rPr>
+            </w:pPr>
+            <w:r>
+              <w:rPr>
+                <w:rFonts w:ascii="Google Sans Text;sans-serif" w:hAnsi="Google Sans Text;sans-serif"/>
+                <w:sz w:val="18"/>
+                <w:szCs w:val="18"/>
+              </w:rPr>
+              <w:t>12,04</w:t>
+            </w:r>
+          </w:p>
+        </w:tc>
+        <w:tc>
+          <w:tcPr>
+            <w:tcW w:w="556" w:type="dxa"/>
+            <w:tcBorders>
+              <w:top w:val="single" w:sz="2" w:space="0" w:color="000000"/>
+              <w:left w:val="single" w:sz="2" w:space="0" w:color="000000"/>
+              <w:bottom w:val="single" w:sz="2" w:space="0" w:color="000000"/>
+              <w:right w:val="single" w:sz="2" w:space="0" w:color="000000"/>
+            </w:tcBorders>
+            <w:vAlign w:val="center"/>
+          </w:tcPr>
+          <w:p>
+            <w:pPr>
+              <w:pStyle w:val="TableContents"/>
+              <w:spacing w:lineRule="auto" w:line="274" w:before="0" w:after="140"/>
+              <w:ind w:hanging="0" w:left="0" w:right="0"/>
+              <w:rPr>
+                <w:rFonts w:ascii="Google Sans Text;sans-serif" w:hAnsi="Google Sans Text;sans-serif"/>
+                <w:sz w:val="18"/>
+                <w:szCs w:val="18"/>
+              </w:rPr>
+            </w:pPr>
+            <w:r>
+              <w:rPr>
+                <w:rFonts w:ascii="Google Sans Text;sans-serif" w:hAnsi="Google Sans Text;sans-serif"/>
+                <w:sz w:val="18"/>
+                <w:szCs w:val="18"/>
+              </w:rPr>
+              <w:t>13,96</w:t>
+            </w:r>
+          </w:p>
+        </w:tc>
+        <w:tc>
+          <w:tcPr>
+            <w:tcW w:w="557" w:type="dxa"/>
+            <w:tcBorders>
+              <w:top w:val="single" w:sz="2" w:space="0" w:color="000000"/>
+              <w:left w:val="single" w:sz="2" w:space="0" w:color="000000"/>
+              <w:bottom w:val="single" w:sz="2" w:space="0" w:color="000000"/>
+              <w:right w:val="single" w:sz="2" w:space="0" w:color="000000"/>
+            </w:tcBorders>
+            <w:vAlign w:val="center"/>
+          </w:tcPr>
+          <w:p>
+            <w:pPr>
+              <w:pStyle w:val="TableContents"/>
+              <w:spacing w:lineRule="auto" w:line="274" w:before="0" w:after="140"/>
+              <w:ind w:hanging="0" w:left="0" w:right="0"/>
+              <w:rPr>
+                <w:rFonts w:ascii="Google Sans Text;sans-serif" w:hAnsi="Google Sans Text;sans-serif"/>
+                <w:sz w:val="18"/>
+                <w:szCs w:val="18"/>
+              </w:rPr>
+            </w:pPr>
+            <w:r>
+              <w:rPr>
+                <w:rFonts w:ascii="Google Sans Text;sans-serif" w:hAnsi="Google Sans Text;sans-serif"/>
+                <w:sz w:val="18"/>
+                <w:szCs w:val="18"/>
+              </w:rPr>
+              <w:t>15,81</w:t>
+            </w:r>
+          </w:p>
+        </w:tc>
+        <w:tc>
+          <w:tcPr>
+            <w:tcW w:w="556" w:type="dxa"/>
+            <w:tcBorders>
+              <w:top w:val="single" w:sz="2" w:space="0" w:color="000000"/>
+              <w:left w:val="single" w:sz="2" w:space="0" w:color="000000"/>
+              <w:bottom w:val="single" w:sz="2" w:space="0" w:color="000000"/>
+              <w:right w:val="single" w:sz="2" w:space="0" w:color="000000"/>
+            </w:tcBorders>
+            <w:vAlign w:val="center"/>
+          </w:tcPr>
+          <w:p>
+            <w:pPr>
+              <w:pStyle w:val="TableContents"/>
+              <w:spacing w:lineRule="auto" w:line="274" w:before="0" w:after="140"/>
+              <w:ind w:hanging="0" w:left="0" w:right="0"/>
+              <w:rPr>
+                <w:rFonts w:ascii="Google Sans Text;sans-serif" w:hAnsi="Google Sans Text;sans-serif"/>
+                <w:sz w:val="18"/>
+                <w:szCs w:val="18"/>
+              </w:rPr>
+            </w:pPr>
+            <w:r>
+              <w:rPr>
+                <w:rFonts w:ascii="Google Sans Text;sans-serif" w:hAnsi="Google Sans Text;sans-serif"/>
+                <w:sz w:val="18"/>
+                <w:szCs w:val="18"/>
+              </w:rPr>
+              <w:t>16,43</w:t>
+            </w:r>
+          </w:p>
+        </w:tc>
+        <w:tc>
+          <w:tcPr>
+            <w:tcW w:w="631" w:type="dxa"/>
+            <w:tcBorders>
+              <w:top w:val="single" w:sz="2" w:space="0" w:color="000000"/>
+              <w:left w:val="single" w:sz="2" w:space="0" w:color="000000"/>
+              <w:bottom w:val="single" w:sz="2" w:space="0" w:color="000000"/>
+              <w:right w:val="single" w:sz="2" w:space="0" w:color="000000"/>
+            </w:tcBorders>
+            <w:vAlign w:val="center"/>
+          </w:tcPr>
+          <w:p>
+            <w:pPr>
+              <w:pStyle w:val="TableContents"/>
+              <w:spacing w:lineRule="auto" w:line="274" w:before="0" w:after="140"/>
+              <w:ind w:hanging="0" w:left="0" w:right="0"/>
+              <w:rPr>
+                <w:rFonts w:ascii="Google Sans Text;sans-serif" w:hAnsi="Google Sans Text;sans-serif"/>
+                <w:sz w:val="18"/>
+                <w:szCs w:val="18"/>
+              </w:rPr>
+            </w:pPr>
+            <w:r>
+              <w:rPr>
+                <w:rFonts w:ascii="Google Sans Text;sans-serif" w:hAnsi="Google Sans Text;sans-serif"/>
+                <w:sz w:val="18"/>
+                <w:szCs w:val="18"/>
+              </w:rPr>
+              <w:t>15,33</w:t>
+            </w:r>
+          </w:p>
+        </w:tc>
+      </w:tr>
+      <w:tr>
+        <w:trPr/>
+        <w:tc>
+          <w:tcPr>
+            <w:tcW w:w="1290" w:type="dxa"/>
+            <w:tcBorders>
+              <w:top w:val="single" w:sz="2" w:space="0" w:color="000000"/>
+              <w:left w:val="single" w:sz="2" w:space="0" w:color="000000"/>
+              <w:bottom w:val="single" w:sz="2" w:space="0" w:color="000000"/>
+              <w:right w:val="single" w:sz="2" w:space="0" w:color="000000"/>
+            </w:tcBorders>
+            <w:vAlign w:val="center"/>
+          </w:tcPr>
+          <w:p>
+            <w:pPr>
+              <w:pStyle w:val="TableContents"/>
+              <w:spacing w:before="0" w:after="160"/>
+              <w:ind w:hanging="0" w:left="0" w:right="0"/>
+              <w:rPr>
+                <w:sz w:val="18"/>
+                <w:szCs w:val="18"/>
+              </w:rPr>
+            </w:pPr>
+            <w:r>
+              <w:rPr>
+                <w:sz w:val="18"/>
+                <w:szCs w:val="18"/>
+              </w:rPr>
+            </w:r>
+          </w:p>
+        </w:tc>
+        <w:tc>
+          <w:tcPr>
+            <w:tcW w:w="788" w:type="dxa"/>
+            <w:tcBorders>
+              <w:top w:val="single" w:sz="2" w:space="0" w:color="000000"/>
+              <w:left w:val="single" w:sz="2" w:space="0" w:color="000000"/>
+              <w:bottom w:val="single" w:sz="2" w:space="0" w:color="000000"/>
+              <w:right w:val="single" w:sz="2" w:space="0" w:color="000000"/>
+            </w:tcBorders>
+            <w:vAlign w:val="center"/>
+          </w:tcPr>
+          <w:p>
+            <w:pPr>
+              <w:pStyle w:val="TableContents"/>
+              <w:spacing w:lineRule="auto" w:line="274" w:before="0" w:after="140"/>
+              <w:ind w:hanging="0" w:left="0" w:right="0"/>
+              <w:rPr>
+                <w:rFonts w:ascii="Google Sans Text;sans-serif" w:hAnsi="Google Sans Text;sans-serif"/>
+                <w:b/>
+                <w:sz w:val="18"/>
+                <w:szCs w:val="18"/>
+              </w:rPr>
+            </w:pPr>
+            <w:r>
+              <w:rPr>
+                <w:rFonts w:ascii="Google Sans Text;sans-serif" w:hAnsi="Google Sans Text;sans-serif"/>
+                <w:b/>
+                <w:sz w:val="18"/>
+                <w:szCs w:val="18"/>
+              </w:rPr>
+              <w:t>E⊥​/E0​ (Експ.)</w:t>
+            </w:r>
+          </w:p>
+        </w:tc>
+        <w:tc>
+          <w:tcPr>
+            <w:tcW w:w="556" w:type="dxa"/>
+            <w:tcBorders>
+              <w:top w:val="single" w:sz="2" w:space="0" w:color="000000"/>
+              <w:left w:val="single" w:sz="2" w:space="0" w:color="000000"/>
+              <w:bottom w:val="single" w:sz="2" w:space="0" w:color="000000"/>
+              <w:right w:val="single" w:sz="2" w:space="0" w:color="000000"/>
+            </w:tcBorders>
+            <w:vAlign w:val="center"/>
+          </w:tcPr>
+          <w:p>
+            <w:pPr>
+              <w:pStyle w:val="TableContents"/>
+              <w:spacing w:lineRule="auto" w:line="274" w:before="0" w:after="140"/>
+              <w:ind w:hanging="0" w:left="0" w:right="0"/>
+              <w:rPr>
+                <w:rFonts w:ascii="Google Sans Text;sans-serif" w:hAnsi="Google Sans Text;sans-serif"/>
+                <w:sz w:val="18"/>
+                <w:szCs w:val="18"/>
+              </w:rPr>
+            </w:pPr>
+            <w:r>
+              <w:rPr>
+                <w:rFonts w:ascii="Google Sans Text;sans-serif" w:hAnsi="Google Sans Text;sans-serif"/>
+                <w:sz w:val="18"/>
+                <w:szCs w:val="18"/>
+              </w:rPr>
+              <w:t>0,313</w:t>
+            </w:r>
+          </w:p>
+        </w:tc>
+        <w:tc>
+          <w:tcPr>
+            <w:tcW w:w="557" w:type="dxa"/>
+            <w:tcBorders>
+              <w:top w:val="single" w:sz="2" w:space="0" w:color="000000"/>
+              <w:left w:val="single" w:sz="2" w:space="0" w:color="000000"/>
+              <w:bottom w:val="single" w:sz="2" w:space="0" w:color="000000"/>
+              <w:right w:val="single" w:sz="2" w:space="0" w:color="000000"/>
+            </w:tcBorders>
+            <w:vAlign w:val="center"/>
+          </w:tcPr>
+          <w:p>
+            <w:pPr>
+              <w:pStyle w:val="TableContents"/>
+              <w:spacing w:lineRule="auto" w:line="274" w:before="0" w:after="140"/>
+              <w:ind w:hanging="0" w:left="0" w:right="0"/>
+              <w:rPr>
+                <w:rFonts w:ascii="Google Sans Text;sans-serif" w:hAnsi="Google Sans Text;sans-serif"/>
+                <w:sz w:val="18"/>
+                <w:szCs w:val="18"/>
+              </w:rPr>
+            </w:pPr>
+            <w:r>
+              <w:rPr>
+                <w:rFonts w:ascii="Google Sans Text;sans-serif" w:hAnsi="Google Sans Text;sans-serif"/>
+                <w:sz w:val="18"/>
+                <w:szCs w:val="18"/>
+              </w:rPr>
+              <w:t>0,328</w:t>
+            </w:r>
+          </w:p>
+        </w:tc>
+        <w:tc>
+          <w:tcPr>
+            <w:tcW w:w="556" w:type="dxa"/>
+            <w:tcBorders>
+              <w:top w:val="single" w:sz="2" w:space="0" w:color="000000"/>
+              <w:left w:val="single" w:sz="2" w:space="0" w:color="000000"/>
+              <w:bottom w:val="single" w:sz="2" w:space="0" w:color="000000"/>
+              <w:right w:val="single" w:sz="2" w:space="0" w:color="000000"/>
+            </w:tcBorders>
+            <w:vAlign w:val="center"/>
+          </w:tcPr>
+          <w:p>
+            <w:pPr>
+              <w:pStyle w:val="TableContents"/>
+              <w:spacing w:lineRule="auto" w:line="274" w:before="0" w:after="140"/>
+              <w:ind w:hanging="0" w:left="0" w:right="0"/>
+              <w:rPr>
+                <w:rFonts w:ascii="Google Sans Text;sans-serif" w:hAnsi="Google Sans Text;sans-serif"/>
+                <w:sz w:val="18"/>
+                <w:szCs w:val="18"/>
+              </w:rPr>
+            </w:pPr>
+            <w:r>
+              <w:rPr>
+                <w:rFonts w:ascii="Google Sans Text;sans-serif" w:hAnsi="Google Sans Text;sans-serif"/>
+                <w:sz w:val="18"/>
+                <w:szCs w:val="18"/>
+              </w:rPr>
+              <w:t>0,343</w:t>
+            </w:r>
+          </w:p>
+        </w:tc>
+        <w:tc>
+          <w:tcPr>
+            <w:tcW w:w="557" w:type="dxa"/>
+            <w:tcBorders>
+              <w:top w:val="single" w:sz="2" w:space="0" w:color="000000"/>
+              <w:left w:val="single" w:sz="2" w:space="0" w:color="000000"/>
+              <w:bottom w:val="single" w:sz="2" w:space="0" w:color="000000"/>
+              <w:right w:val="single" w:sz="2" w:space="0" w:color="000000"/>
+            </w:tcBorders>
+            <w:vAlign w:val="center"/>
+          </w:tcPr>
+          <w:p>
+            <w:pPr>
+              <w:pStyle w:val="TableContents"/>
+              <w:spacing w:lineRule="auto" w:line="274" w:before="0" w:after="140"/>
+              <w:ind w:hanging="0" w:left="0" w:right="0"/>
+              <w:rPr>
+                <w:rFonts w:ascii="Google Sans Text;sans-serif" w:hAnsi="Google Sans Text;sans-serif"/>
+                <w:sz w:val="18"/>
+                <w:szCs w:val="18"/>
+              </w:rPr>
+            </w:pPr>
+            <w:r>
+              <w:rPr>
+                <w:rFonts w:ascii="Google Sans Text;sans-serif" w:hAnsi="Google Sans Text;sans-serif"/>
+                <w:sz w:val="18"/>
+                <w:szCs w:val="18"/>
+              </w:rPr>
+              <w:t>0,370</w:t>
+            </w:r>
+          </w:p>
+        </w:tc>
+        <w:tc>
+          <w:tcPr>
+            <w:tcW w:w="557" w:type="dxa"/>
+            <w:tcBorders>
+              <w:top w:val="single" w:sz="2" w:space="0" w:color="000000"/>
+              <w:left w:val="single" w:sz="2" w:space="0" w:color="000000"/>
+              <w:bottom w:val="single" w:sz="2" w:space="0" w:color="000000"/>
+              <w:right w:val="single" w:sz="2" w:space="0" w:color="000000"/>
+            </w:tcBorders>
+            <w:vAlign w:val="center"/>
+          </w:tcPr>
+          <w:p>
+            <w:pPr>
+              <w:pStyle w:val="TableContents"/>
+              <w:spacing w:lineRule="auto" w:line="274" w:before="0" w:after="140"/>
+              <w:ind w:hanging="0" w:left="0" w:right="0"/>
+              <w:rPr>
+                <w:rFonts w:ascii="Google Sans Text;sans-serif" w:hAnsi="Google Sans Text;sans-serif"/>
+                <w:sz w:val="18"/>
+                <w:szCs w:val="18"/>
+              </w:rPr>
+            </w:pPr>
+            <w:r>
+              <w:rPr>
+                <w:rFonts w:ascii="Google Sans Text;sans-serif" w:hAnsi="Google Sans Text;sans-serif"/>
+                <w:sz w:val="18"/>
+                <w:szCs w:val="18"/>
+              </w:rPr>
+              <w:t>0,420</w:t>
+            </w:r>
+          </w:p>
+        </w:tc>
+        <w:tc>
+          <w:tcPr>
+            <w:tcW w:w="556" w:type="dxa"/>
+            <w:tcBorders>
+              <w:top w:val="single" w:sz="2" w:space="0" w:color="000000"/>
+              <w:left w:val="single" w:sz="2" w:space="0" w:color="000000"/>
+              <w:bottom w:val="single" w:sz="2" w:space="0" w:color="000000"/>
+              <w:right w:val="single" w:sz="2" w:space="0" w:color="000000"/>
+            </w:tcBorders>
+            <w:vAlign w:val="center"/>
+          </w:tcPr>
+          <w:p>
+            <w:pPr>
+              <w:pStyle w:val="TableContents"/>
+              <w:spacing w:lineRule="auto" w:line="274" w:before="0" w:after="140"/>
+              <w:ind w:hanging="0" w:left="0" w:right="0"/>
+              <w:rPr>
+                <w:rFonts w:ascii="Google Sans Text;sans-serif" w:hAnsi="Google Sans Text;sans-serif"/>
+                <w:sz w:val="18"/>
+                <w:szCs w:val="18"/>
+              </w:rPr>
+            </w:pPr>
+            <w:r>
+              <w:rPr>
+                <w:rFonts w:ascii="Google Sans Text;sans-serif" w:hAnsi="Google Sans Text;sans-serif"/>
+                <w:sz w:val="18"/>
+                <w:szCs w:val="18"/>
+              </w:rPr>
+              <w:t>0,443</w:t>
+            </w:r>
+          </w:p>
+        </w:tc>
+        <w:tc>
+          <w:tcPr>
+            <w:tcW w:w="557" w:type="dxa"/>
+            <w:tcBorders>
+              <w:top w:val="single" w:sz="2" w:space="0" w:color="000000"/>
+              <w:left w:val="single" w:sz="2" w:space="0" w:color="000000"/>
+              <w:bottom w:val="single" w:sz="2" w:space="0" w:color="000000"/>
+              <w:right w:val="single" w:sz="2" w:space="0" w:color="000000"/>
+            </w:tcBorders>
+            <w:vAlign w:val="center"/>
+          </w:tcPr>
+          <w:p>
+            <w:pPr>
+              <w:pStyle w:val="TableContents"/>
+              <w:spacing w:lineRule="auto" w:line="274" w:before="0" w:after="140"/>
+              <w:ind w:hanging="0" w:left="0" w:right="0"/>
+              <w:rPr>
+                <w:rFonts w:ascii="Google Sans Text;sans-serif" w:hAnsi="Google Sans Text;sans-serif"/>
+                <w:sz w:val="18"/>
+                <w:szCs w:val="18"/>
+              </w:rPr>
+            </w:pPr>
+            <w:r>
+              <w:rPr>
+                <w:rFonts w:ascii="Google Sans Text;sans-serif" w:hAnsi="Google Sans Text;sans-serif"/>
+                <w:sz w:val="18"/>
+                <w:szCs w:val="18"/>
+              </w:rPr>
+              <w:t>0,485</w:t>
+            </w:r>
+          </w:p>
+        </w:tc>
+        <w:tc>
+          <w:tcPr>
+            <w:tcW w:w="556" w:type="dxa"/>
+            <w:tcBorders>
+              <w:top w:val="single" w:sz="2" w:space="0" w:color="000000"/>
+              <w:left w:val="single" w:sz="2" w:space="0" w:color="000000"/>
+              <w:bottom w:val="single" w:sz="2" w:space="0" w:color="000000"/>
+              <w:right w:val="single" w:sz="2" w:space="0" w:color="000000"/>
+            </w:tcBorders>
+            <w:vAlign w:val="center"/>
+          </w:tcPr>
+          <w:p>
+            <w:pPr>
+              <w:pStyle w:val="TableContents"/>
+              <w:spacing w:lineRule="auto" w:line="274" w:before="0" w:after="140"/>
+              <w:ind w:hanging="0" w:left="0" w:right="0"/>
+              <w:rPr>
+                <w:rFonts w:ascii="Google Sans Text;sans-serif" w:hAnsi="Google Sans Text;sans-serif"/>
+                <w:sz w:val="18"/>
+                <w:szCs w:val="18"/>
+              </w:rPr>
+            </w:pPr>
+            <w:r>
+              <w:rPr>
+                <w:rFonts w:ascii="Google Sans Text;sans-serif" w:hAnsi="Google Sans Text;sans-serif"/>
+                <w:sz w:val="18"/>
+                <w:szCs w:val="18"/>
+              </w:rPr>
+              <w:t>0,495</w:t>
+            </w:r>
+          </w:p>
+        </w:tc>
+        <w:tc>
+          <w:tcPr>
+            <w:tcW w:w="560" w:type="dxa"/>
+            <w:tcBorders>
+              <w:top w:val="single" w:sz="2" w:space="0" w:color="000000"/>
+              <w:left w:val="single" w:sz="2" w:space="0" w:color="000000"/>
+              <w:bottom w:val="single" w:sz="2" w:space="0" w:color="000000"/>
+              <w:right w:val="single" w:sz="2" w:space="0" w:color="000000"/>
+            </w:tcBorders>
+            <w:vAlign w:val="center"/>
+          </w:tcPr>
+          <w:p>
+            <w:pPr>
+              <w:pStyle w:val="TableContents"/>
+              <w:spacing w:lineRule="auto" w:line="274" w:before="0" w:after="140"/>
+              <w:ind w:hanging="0" w:left="0" w:right="0"/>
+              <w:rPr>
+                <w:rFonts w:ascii="Google Sans Text;sans-serif" w:hAnsi="Google Sans Text;sans-serif"/>
+                <w:sz w:val="18"/>
+                <w:szCs w:val="18"/>
+              </w:rPr>
+            </w:pPr>
+            <w:r>
+              <w:rPr>
+                <w:rFonts w:ascii="Google Sans Text;sans-serif" w:hAnsi="Google Sans Text;sans-serif"/>
+                <w:sz w:val="18"/>
+                <w:szCs w:val="18"/>
+              </w:rPr>
+              <w:t>0,533</w:t>
+            </w:r>
+          </w:p>
+        </w:tc>
+        <w:tc>
+          <w:tcPr>
+            <w:tcW w:w="556" w:type="dxa"/>
+            <w:tcBorders>
+              <w:top w:val="single" w:sz="2" w:space="0" w:color="000000"/>
+              <w:left w:val="single" w:sz="2" w:space="0" w:color="000000"/>
+              <w:bottom w:val="single" w:sz="2" w:space="0" w:color="000000"/>
+              <w:right w:val="single" w:sz="2" w:space="0" w:color="000000"/>
+            </w:tcBorders>
+            <w:vAlign w:val="center"/>
+          </w:tcPr>
+          <w:p>
+            <w:pPr>
+              <w:pStyle w:val="TableContents"/>
+              <w:spacing w:lineRule="auto" w:line="274" w:before="0" w:after="140"/>
+              <w:ind w:hanging="0" w:left="0" w:right="0"/>
+              <w:rPr>
+                <w:rFonts w:ascii="Google Sans Text;sans-serif" w:hAnsi="Google Sans Text;sans-serif"/>
+                <w:sz w:val="18"/>
+                <w:szCs w:val="18"/>
+              </w:rPr>
+            </w:pPr>
+            <w:r>
+              <w:rPr>
+                <w:rFonts w:ascii="Google Sans Text;sans-serif" w:hAnsi="Google Sans Text;sans-serif"/>
+                <w:sz w:val="18"/>
+                <w:szCs w:val="18"/>
+              </w:rPr>
+              <w:t>0,618</w:t>
+            </w:r>
+          </w:p>
+        </w:tc>
+        <w:tc>
+          <w:tcPr>
+            <w:tcW w:w="557" w:type="dxa"/>
+            <w:tcBorders>
+              <w:top w:val="single" w:sz="2" w:space="0" w:color="000000"/>
+              <w:left w:val="single" w:sz="2" w:space="0" w:color="000000"/>
+              <w:bottom w:val="single" w:sz="2" w:space="0" w:color="000000"/>
+              <w:right w:val="single" w:sz="2" w:space="0" w:color="000000"/>
+            </w:tcBorders>
+            <w:vAlign w:val="center"/>
+          </w:tcPr>
+          <w:p>
+            <w:pPr>
+              <w:pStyle w:val="TableContents"/>
+              <w:spacing w:lineRule="auto" w:line="274" w:before="0" w:after="140"/>
+              <w:ind w:hanging="0" w:left="0" w:right="0"/>
+              <w:rPr>
+                <w:rFonts w:ascii="Google Sans Text;sans-serif" w:hAnsi="Google Sans Text;sans-serif"/>
+                <w:sz w:val="18"/>
+                <w:szCs w:val="18"/>
+              </w:rPr>
+            </w:pPr>
+            <w:r>
+              <w:rPr>
+                <w:rFonts w:ascii="Google Sans Text;sans-serif" w:hAnsi="Google Sans Text;sans-serif"/>
+                <w:sz w:val="18"/>
+                <w:szCs w:val="18"/>
+              </w:rPr>
+              <w:t>0,700</w:t>
+            </w:r>
+          </w:p>
+        </w:tc>
+        <w:tc>
+          <w:tcPr>
+            <w:tcW w:w="556" w:type="dxa"/>
+            <w:tcBorders>
+              <w:top w:val="single" w:sz="2" w:space="0" w:color="000000"/>
+              <w:left w:val="single" w:sz="2" w:space="0" w:color="000000"/>
+              <w:bottom w:val="single" w:sz="2" w:space="0" w:color="000000"/>
+              <w:right w:val="single" w:sz="2" w:space="0" w:color="000000"/>
+            </w:tcBorders>
+            <w:vAlign w:val="center"/>
+          </w:tcPr>
+          <w:p>
+            <w:pPr>
+              <w:pStyle w:val="TableContents"/>
+              <w:spacing w:lineRule="auto" w:line="274" w:before="0" w:after="140"/>
+              <w:ind w:hanging="0" w:left="0" w:right="0"/>
+              <w:rPr>
+                <w:rFonts w:ascii="Google Sans Text;sans-serif" w:hAnsi="Google Sans Text;sans-serif"/>
+                <w:sz w:val="18"/>
+                <w:szCs w:val="18"/>
+              </w:rPr>
+            </w:pPr>
+            <w:r>
+              <w:rPr>
+                <w:rFonts w:ascii="Google Sans Text;sans-serif" w:hAnsi="Google Sans Text;sans-serif"/>
+                <w:sz w:val="18"/>
+                <w:szCs w:val="18"/>
+              </w:rPr>
+              <w:t>0,728</w:t>
+            </w:r>
+          </w:p>
+        </w:tc>
+        <w:tc>
+          <w:tcPr>
+            <w:tcW w:w="631" w:type="dxa"/>
+            <w:tcBorders>
+              <w:top w:val="single" w:sz="2" w:space="0" w:color="000000"/>
+              <w:left w:val="single" w:sz="2" w:space="0" w:color="000000"/>
+              <w:bottom w:val="single" w:sz="2" w:space="0" w:color="000000"/>
+              <w:right w:val="single" w:sz="2" w:space="0" w:color="000000"/>
+            </w:tcBorders>
+            <w:vAlign w:val="center"/>
+          </w:tcPr>
+          <w:p>
+            <w:pPr>
+              <w:pStyle w:val="TableContents"/>
+              <w:spacing w:lineRule="auto" w:line="274" w:before="0" w:after="140"/>
+              <w:ind w:hanging="0" w:left="0" w:right="0"/>
+              <w:rPr>
+                <w:rFonts w:ascii="Google Sans Text;sans-serif" w:hAnsi="Google Sans Text;sans-serif"/>
+                <w:sz w:val="18"/>
+                <w:szCs w:val="18"/>
+              </w:rPr>
+            </w:pPr>
+            <w:r>
+              <w:rPr>
+                <w:rFonts w:ascii="Google Sans Text;sans-serif" w:hAnsi="Google Sans Text;sans-serif"/>
+                <w:sz w:val="18"/>
+                <w:szCs w:val="18"/>
+              </w:rPr>
+              <w:t>0,679</w:t>
+            </w:r>
+          </w:p>
+        </w:tc>
+      </w:tr>
+      <w:tr>
+        <w:trPr>
+          <w:trHeight w:val="245" w:hRule="atLeast"/>
+        </w:trPr>
+        <w:tc>
+          <w:tcPr>
+            <w:tcW w:w="1290" w:type="dxa"/>
+            <w:tcBorders>
+              <w:top w:val="single" w:sz="2" w:space="0" w:color="000000"/>
+              <w:left w:val="single" w:sz="2" w:space="0" w:color="000000"/>
+              <w:bottom w:val="single" w:sz="2" w:space="0" w:color="000000"/>
+              <w:right w:val="single" w:sz="2" w:space="0" w:color="000000"/>
+            </w:tcBorders>
+            <w:vAlign w:val="center"/>
+          </w:tcPr>
+          <w:p>
+            <w:pPr>
+              <w:pStyle w:val="TableContents"/>
+              <w:spacing w:before="0" w:after="160"/>
+              <w:ind w:hanging="0" w:left="0" w:right="0"/>
+              <w:rPr>
+                <w:sz w:val="18"/>
+                <w:szCs w:val="18"/>
+              </w:rPr>
+            </w:pPr>
+            <w:r>
+              <w:rPr>
+                <w:sz w:val="18"/>
+                <w:szCs w:val="18"/>
+              </w:rPr>
+            </w:r>
+          </w:p>
+        </w:tc>
+        <w:tc>
+          <w:tcPr>
+            <w:tcW w:w="788" w:type="dxa"/>
+            <w:tcBorders>
+              <w:top w:val="single" w:sz="2" w:space="0" w:color="000000"/>
+              <w:left w:val="single" w:sz="2" w:space="0" w:color="000000"/>
+              <w:bottom w:val="single" w:sz="2" w:space="0" w:color="000000"/>
+              <w:right w:val="single" w:sz="2" w:space="0" w:color="000000"/>
+            </w:tcBorders>
+            <w:vAlign w:val="center"/>
+          </w:tcPr>
+          <w:p>
+            <w:pPr>
+              <w:pStyle w:val="TableContents"/>
+              <w:spacing w:lineRule="auto" w:line="274" w:before="0" w:after="140"/>
+              <w:ind w:hanging="0" w:left="0" w:right="0"/>
+              <w:rPr>
+                <w:rFonts w:ascii="Google Sans Text;sans-serif" w:hAnsi="Google Sans Text;sans-serif"/>
+                <w:b/>
+                <w:sz w:val="18"/>
+                <w:szCs w:val="18"/>
+              </w:rPr>
+            </w:pPr>
+            <w:r>
+              <w:rPr>
+                <w:rFonts w:ascii="Google Sans Text;sans-serif" w:hAnsi="Google Sans Text;sans-serif"/>
+                <w:b/>
+                <w:sz w:val="18"/>
+                <w:szCs w:val="18"/>
+              </w:rPr>
+              <w:t>E⊥​/E0​ (Теор.)</w:t>
+            </w:r>
+          </w:p>
+        </w:tc>
+        <w:tc>
+          <w:tcPr>
+            <w:tcW w:w="556" w:type="dxa"/>
+            <w:tcBorders>
+              <w:top w:val="single" w:sz="2" w:space="0" w:color="000000"/>
+              <w:left w:val="single" w:sz="2" w:space="0" w:color="000000"/>
+              <w:bottom w:val="single" w:sz="2" w:space="0" w:color="000000"/>
+              <w:right w:val="single" w:sz="2" w:space="0" w:color="000000"/>
+            </w:tcBorders>
+            <w:vAlign w:val="center"/>
+          </w:tcPr>
+          <w:p>
+            <w:pPr>
+              <w:pStyle w:val="TableContents"/>
+              <w:spacing w:lineRule="auto" w:line="274" w:before="0" w:after="140"/>
+              <w:ind w:hanging="0" w:left="0" w:right="0"/>
+              <w:rPr>
+                <w:rFonts w:ascii="Google Sans Text;sans-serif" w:hAnsi="Google Sans Text;sans-serif"/>
+                <w:sz w:val="18"/>
+                <w:szCs w:val="18"/>
+              </w:rPr>
+            </w:pPr>
+            <w:r>
+              <w:rPr>
+                <w:rFonts w:ascii="Google Sans Text;sans-serif" w:hAnsi="Google Sans Text;sans-serif"/>
+                <w:sz w:val="18"/>
+                <w:szCs w:val="18"/>
+              </w:rPr>
+              <w:t>0,180</w:t>
+            </w:r>
+          </w:p>
+        </w:tc>
+        <w:tc>
+          <w:tcPr>
+            <w:tcW w:w="557" w:type="dxa"/>
+            <w:tcBorders>
+              <w:top w:val="single" w:sz="2" w:space="0" w:color="000000"/>
+              <w:left w:val="single" w:sz="2" w:space="0" w:color="000000"/>
+              <w:bottom w:val="single" w:sz="2" w:space="0" w:color="000000"/>
+              <w:right w:val="single" w:sz="2" w:space="0" w:color="000000"/>
+            </w:tcBorders>
+            <w:vAlign w:val="center"/>
+          </w:tcPr>
+          <w:p>
+            <w:pPr>
+              <w:pStyle w:val="TableContents"/>
+              <w:spacing w:lineRule="auto" w:line="274" w:before="0" w:after="140"/>
+              <w:ind w:hanging="0" w:left="0" w:right="0"/>
+              <w:rPr>
+                <w:rFonts w:ascii="Google Sans Text;sans-serif" w:hAnsi="Google Sans Text;sans-serif"/>
+                <w:sz w:val="18"/>
+                <w:szCs w:val="18"/>
+              </w:rPr>
+            </w:pPr>
+            <w:r>
+              <w:rPr>
+                <w:rFonts w:ascii="Google Sans Text;sans-serif" w:hAnsi="Google Sans Text;sans-serif"/>
+                <w:sz w:val="18"/>
+                <w:szCs w:val="18"/>
+              </w:rPr>
+              <w:t>0,192</w:t>
+            </w:r>
+          </w:p>
+        </w:tc>
+        <w:tc>
+          <w:tcPr>
+            <w:tcW w:w="556" w:type="dxa"/>
+            <w:tcBorders>
+              <w:top w:val="single" w:sz="2" w:space="0" w:color="000000"/>
+              <w:left w:val="single" w:sz="2" w:space="0" w:color="000000"/>
+              <w:bottom w:val="single" w:sz="2" w:space="0" w:color="000000"/>
+              <w:right w:val="single" w:sz="2" w:space="0" w:color="000000"/>
+            </w:tcBorders>
+            <w:vAlign w:val="center"/>
+          </w:tcPr>
+          <w:p>
+            <w:pPr>
+              <w:pStyle w:val="TableContents"/>
+              <w:spacing w:lineRule="auto" w:line="274" w:before="0" w:after="140"/>
+              <w:ind w:hanging="0" w:left="0" w:right="0"/>
+              <w:rPr>
+                <w:rFonts w:ascii="Google Sans Text;sans-serif" w:hAnsi="Google Sans Text;sans-serif"/>
+                <w:sz w:val="18"/>
+                <w:szCs w:val="18"/>
+              </w:rPr>
+            </w:pPr>
+            <w:r>
+              <w:rPr>
+                <w:rFonts w:ascii="Google Sans Text;sans-serif" w:hAnsi="Google Sans Text;sans-serif"/>
+                <w:sz w:val="18"/>
+                <w:szCs w:val="18"/>
+              </w:rPr>
+              <w:t>0,202</w:t>
+            </w:r>
+          </w:p>
+        </w:tc>
+        <w:tc>
+          <w:tcPr>
+            <w:tcW w:w="557" w:type="dxa"/>
+            <w:tcBorders>
+              <w:top w:val="single" w:sz="2" w:space="0" w:color="000000"/>
+              <w:left w:val="single" w:sz="2" w:space="0" w:color="000000"/>
+              <w:bottom w:val="single" w:sz="2" w:space="0" w:color="000000"/>
+              <w:right w:val="single" w:sz="2" w:space="0" w:color="000000"/>
+            </w:tcBorders>
+            <w:vAlign w:val="center"/>
+          </w:tcPr>
+          <w:p>
+            <w:pPr>
+              <w:pStyle w:val="TableContents"/>
+              <w:spacing w:lineRule="auto" w:line="274" w:before="0" w:after="140"/>
+              <w:ind w:hanging="0" w:left="0" w:right="0"/>
+              <w:rPr>
+                <w:rFonts w:ascii="Google Sans Text;sans-serif" w:hAnsi="Google Sans Text;sans-serif"/>
+                <w:sz w:val="18"/>
+                <w:szCs w:val="18"/>
+              </w:rPr>
+            </w:pPr>
+            <w:r>
+              <w:rPr>
+                <w:rFonts w:ascii="Google Sans Text;sans-serif" w:hAnsi="Google Sans Text;sans-serif"/>
+                <w:sz w:val="18"/>
+                <w:szCs w:val="18"/>
+              </w:rPr>
+              <w:t>0,214</w:t>
+            </w:r>
+          </w:p>
+        </w:tc>
+        <w:tc>
+          <w:tcPr>
+            <w:tcW w:w="557" w:type="dxa"/>
+            <w:tcBorders>
+              <w:top w:val="single" w:sz="2" w:space="0" w:color="000000"/>
+              <w:left w:val="single" w:sz="2" w:space="0" w:color="000000"/>
+              <w:bottom w:val="single" w:sz="2" w:space="0" w:color="000000"/>
+              <w:right w:val="single" w:sz="2" w:space="0" w:color="000000"/>
+            </w:tcBorders>
+            <w:vAlign w:val="center"/>
+          </w:tcPr>
+          <w:p>
+            <w:pPr>
+              <w:pStyle w:val="TableContents"/>
+              <w:spacing w:lineRule="auto" w:line="274" w:before="0" w:after="140"/>
+              <w:ind w:hanging="0" w:left="0" w:right="0"/>
+              <w:rPr>
+                <w:rFonts w:ascii="Google Sans Text;sans-serif" w:hAnsi="Google Sans Text;sans-serif"/>
+                <w:sz w:val="18"/>
+                <w:szCs w:val="18"/>
+              </w:rPr>
+            </w:pPr>
+            <w:r>
+              <w:rPr>
+                <w:rFonts w:ascii="Google Sans Text;sans-serif" w:hAnsi="Google Sans Text;sans-serif"/>
+                <w:sz w:val="18"/>
+                <w:szCs w:val="18"/>
+              </w:rPr>
+              <w:t>0,230</w:t>
+            </w:r>
+          </w:p>
+        </w:tc>
+        <w:tc>
+          <w:tcPr>
+            <w:tcW w:w="556" w:type="dxa"/>
+            <w:tcBorders>
+              <w:top w:val="single" w:sz="2" w:space="0" w:color="000000"/>
+              <w:left w:val="single" w:sz="2" w:space="0" w:color="000000"/>
+              <w:bottom w:val="single" w:sz="2" w:space="0" w:color="000000"/>
+              <w:right w:val="single" w:sz="2" w:space="0" w:color="000000"/>
+            </w:tcBorders>
+            <w:vAlign w:val="center"/>
+          </w:tcPr>
+          <w:p>
+            <w:pPr>
+              <w:pStyle w:val="TableContents"/>
+              <w:spacing w:lineRule="auto" w:line="274" w:before="0" w:after="140"/>
+              <w:ind w:hanging="0" w:left="0" w:right="0"/>
+              <w:rPr>
+                <w:rFonts w:ascii="Google Sans Text;sans-serif" w:hAnsi="Google Sans Text;sans-serif"/>
+                <w:sz w:val="18"/>
+                <w:szCs w:val="18"/>
+              </w:rPr>
+            </w:pPr>
+            <w:r>
+              <w:rPr>
+                <w:rFonts w:ascii="Google Sans Text;sans-serif" w:hAnsi="Google Sans Text;sans-serif"/>
+                <w:sz w:val="18"/>
+                <w:szCs w:val="18"/>
+              </w:rPr>
+              <w:t>0,249</w:t>
+            </w:r>
+          </w:p>
+        </w:tc>
+        <w:tc>
+          <w:tcPr>
+            <w:tcW w:w="557" w:type="dxa"/>
+            <w:tcBorders>
+              <w:top w:val="single" w:sz="2" w:space="0" w:color="000000"/>
+              <w:left w:val="single" w:sz="2" w:space="0" w:color="000000"/>
+              <w:bottom w:val="single" w:sz="2" w:space="0" w:color="000000"/>
+              <w:right w:val="single" w:sz="2" w:space="0" w:color="000000"/>
+            </w:tcBorders>
+            <w:vAlign w:val="center"/>
+          </w:tcPr>
+          <w:p>
+            <w:pPr>
+              <w:pStyle w:val="TableContents"/>
+              <w:spacing w:lineRule="auto" w:line="274" w:before="0" w:after="140"/>
+              <w:ind w:hanging="0" w:left="0" w:right="0"/>
+              <w:rPr>
+                <w:rFonts w:ascii="Google Sans Text;sans-serif" w:hAnsi="Google Sans Text;sans-serif"/>
+                <w:sz w:val="18"/>
+                <w:szCs w:val="18"/>
+              </w:rPr>
+            </w:pPr>
+            <w:r>
+              <w:rPr>
+                <w:rFonts w:ascii="Google Sans Text;sans-serif" w:hAnsi="Google Sans Text;sans-serif"/>
+                <w:sz w:val="18"/>
+                <w:szCs w:val="18"/>
+              </w:rPr>
+              <w:t>0,274</w:t>
+            </w:r>
+          </w:p>
+        </w:tc>
+        <w:tc>
+          <w:tcPr>
+            <w:tcW w:w="556" w:type="dxa"/>
+            <w:tcBorders>
+              <w:top w:val="single" w:sz="2" w:space="0" w:color="000000"/>
+              <w:left w:val="single" w:sz="2" w:space="0" w:color="000000"/>
+              <w:bottom w:val="single" w:sz="2" w:space="0" w:color="000000"/>
+              <w:right w:val="single" w:sz="2" w:space="0" w:color="000000"/>
+            </w:tcBorders>
+            <w:vAlign w:val="center"/>
+          </w:tcPr>
+          <w:p>
+            <w:pPr>
+              <w:pStyle w:val="TableContents"/>
+              <w:spacing w:lineRule="auto" w:line="274" w:before="0" w:after="140"/>
+              <w:ind w:hanging="0" w:left="0" w:right="0"/>
+              <w:rPr>
+                <w:rFonts w:ascii="Google Sans Text;sans-serif" w:hAnsi="Google Sans Text;sans-serif"/>
+                <w:sz w:val="18"/>
+                <w:szCs w:val="18"/>
+              </w:rPr>
+            </w:pPr>
+            <w:r>
+              <w:rPr>
+                <w:rFonts w:ascii="Google Sans Text;sans-serif" w:hAnsi="Google Sans Text;sans-serif"/>
+                <w:sz w:val="18"/>
+                <w:szCs w:val="18"/>
+              </w:rPr>
+              <w:t>0,305</w:t>
+            </w:r>
+          </w:p>
+        </w:tc>
+        <w:tc>
+          <w:tcPr>
+            <w:tcW w:w="560" w:type="dxa"/>
+            <w:tcBorders>
+              <w:top w:val="single" w:sz="2" w:space="0" w:color="000000"/>
+              <w:left w:val="single" w:sz="2" w:space="0" w:color="000000"/>
+              <w:bottom w:val="single" w:sz="2" w:space="0" w:color="000000"/>
+              <w:right w:val="single" w:sz="2" w:space="0" w:color="000000"/>
+            </w:tcBorders>
+            <w:vAlign w:val="center"/>
+          </w:tcPr>
+          <w:p>
+            <w:pPr>
+              <w:pStyle w:val="TableContents"/>
+              <w:spacing w:lineRule="auto" w:line="274" w:before="0" w:after="140"/>
+              <w:ind w:hanging="0" w:left="0" w:right="0"/>
+              <w:rPr>
+                <w:rFonts w:ascii="Google Sans Text;sans-serif" w:hAnsi="Google Sans Text;sans-serif"/>
+                <w:sz w:val="18"/>
+                <w:szCs w:val="18"/>
+              </w:rPr>
+            </w:pPr>
+            <w:r>
+              <w:rPr>
+                <w:rFonts w:ascii="Google Sans Text;sans-serif" w:hAnsi="Google Sans Text;sans-serif"/>
+                <w:sz w:val="18"/>
+                <w:szCs w:val="18"/>
+              </w:rPr>
+              <w:t>0,342</w:t>
+            </w:r>
+          </w:p>
+        </w:tc>
+        <w:tc>
+          <w:tcPr>
+            <w:tcW w:w="556" w:type="dxa"/>
+            <w:tcBorders>
+              <w:top w:val="single" w:sz="2" w:space="0" w:color="000000"/>
+              <w:left w:val="single" w:sz="2" w:space="0" w:color="000000"/>
+              <w:bottom w:val="single" w:sz="2" w:space="0" w:color="000000"/>
+              <w:right w:val="single" w:sz="2" w:space="0" w:color="000000"/>
+            </w:tcBorders>
+            <w:vAlign w:val="center"/>
+          </w:tcPr>
+          <w:p>
+            <w:pPr>
+              <w:pStyle w:val="TableContents"/>
+              <w:spacing w:lineRule="auto" w:line="274" w:before="0" w:after="140"/>
+              <w:ind w:hanging="0" w:left="0" w:right="0"/>
+              <w:rPr>
+                <w:rFonts w:ascii="Google Sans Text;sans-serif" w:hAnsi="Google Sans Text;sans-serif"/>
+                <w:sz w:val="18"/>
+                <w:szCs w:val="18"/>
+              </w:rPr>
+            </w:pPr>
+            <w:r>
+              <w:rPr>
+                <w:rFonts w:ascii="Google Sans Text;sans-serif" w:hAnsi="Google Sans Text;sans-serif"/>
+                <w:sz w:val="18"/>
+                <w:szCs w:val="18"/>
+              </w:rPr>
+              <w:t>0,388</w:t>
+            </w:r>
+          </w:p>
+        </w:tc>
+        <w:tc>
+          <w:tcPr>
+            <w:tcW w:w="557" w:type="dxa"/>
+            <w:tcBorders>
+              <w:top w:val="single" w:sz="2" w:space="0" w:color="000000"/>
+              <w:left w:val="single" w:sz="2" w:space="0" w:color="000000"/>
+              <w:bottom w:val="single" w:sz="2" w:space="0" w:color="000000"/>
+              <w:right w:val="single" w:sz="2" w:space="0" w:color="000000"/>
+            </w:tcBorders>
+            <w:vAlign w:val="center"/>
+          </w:tcPr>
+          <w:p>
+            <w:pPr>
+              <w:pStyle w:val="TableContents"/>
+              <w:spacing w:lineRule="auto" w:line="274" w:before="0" w:after="140"/>
+              <w:ind w:hanging="0" w:left="0" w:right="0"/>
+              <w:rPr>
+                <w:rFonts w:ascii="Google Sans Text;sans-serif" w:hAnsi="Google Sans Text;sans-serif"/>
+                <w:sz w:val="18"/>
+                <w:szCs w:val="18"/>
+              </w:rPr>
+            </w:pPr>
+            <w:r>
+              <w:rPr>
+                <w:rFonts w:ascii="Google Sans Text;sans-serif" w:hAnsi="Google Sans Text;sans-serif"/>
+                <w:sz w:val="18"/>
+                <w:szCs w:val="18"/>
+              </w:rPr>
+              <w:t>0,446</w:t>
+            </w:r>
+          </w:p>
+        </w:tc>
+        <w:tc>
+          <w:tcPr>
+            <w:tcW w:w="556" w:type="dxa"/>
+            <w:tcBorders>
+              <w:top w:val="single" w:sz="2" w:space="0" w:color="000000"/>
+              <w:left w:val="single" w:sz="2" w:space="0" w:color="000000"/>
+              <w:bottom w:val="single" w:sz="2" w:space="0" w:color="000000"/>
+              <w:right w:val="single" w:sz="2" w:space="0" w:color="000000"/>
+            </w:tcBorders>
+            <w:vAlign w:val="center"/>
+          </w:tcPr>
+          <w:p>
+            <w:pPr>
+              <w:pStyle w:val="TableContents"/>
+              <w:spacing w:lineRule="auto" w:line="274" w:before="0" w:after="140"/>
+              <w:ind w:hanging="0" w:left="0" w:right="0"/>
+              <w:rPr>
+                <w:rFonts w:ascii="Google Sans Text;sans-serif" w:hAnsi="Google Sans Text;sans-serif"/>
+                <w:sz w:val="18"/>
+                <w:szCs w:val="18"/>
+              </w:rPr>
+            </w:pPr>
+            <w:r>
+              <w:rPr>
+                <w:rFonts w:ascii="Google Sans Text;sans-serif" w:hAnsi="Google Sans Text;sans-serif"/>
+                <w:sz w:val="18"/>
+                <w:szCs w:val="18"/>
+              </w:rPr>
+              <w:t>0,518</w:t>
+            </w:r>
+          </w:p>
+        </w:tc>
+        <w:tc>
+          <w:tcPr>
+            <w:tcW w:w="631" w:type="dxa"/>
+            <w:tcBorders>
+              <w:top w:val="single" w:sz="2" w:space="0" w:color="000000"/>
+              <w:left w:val="single" w:sz="2" w:space="0" w:color="000000"/>
+              <w:bottom w:val="single" w:sz="2" w:space="0" w:color="000000"/>
+              <w:right w:val="single" w:sz="2" w:space="0" w:color="000000"/>
+            </w:tcBorders>
+            <w:vAlign w:val="center"/>
+          </w:tcPr>
+          <w:p>
+            <w:pPr>
+              <w:pStyle w:val="TableContents"/>
+              <w:spacing w:lineRule="auto" w:line="274" w:before="0" w:after="140"/>
+              <w:ind w:hanging="0" w:left="0" w:right="0"/>
+              <w:rPr>
+                <w:rFonts w:ascii="Google Sans Text;sans-serif" w:hAnsi="Google Sans Text;sans-serif"/>
+                <w:sz w:val="18"/>
+                <w:szCs w:val="18"/>
+              </w:rPr>
+            </w:pPr>
+            <w:r>
+              <w:rPr>
+                <w:rFonts w:ascii="Google Sans Text;sans-serif" w:hAnsi="Google Sans Text;sans-serif"/>
+                <w:sz w:val="18"/>
+                <w:szCs w:val="18"/>
+              </w:rPr>
+              <w:t>0,713</w:t>
+            </w:r>
+          </w:p>
+        </w:tc>
+      </w:tr>
+      <w:tr>
+        <w:trPr>
+          <w:trHeight w:val="396" w:hRule="atLeast"/>
+        </w:trPr>
+        <w:tc>
+          <w:tcPr>
+            <w:tcW w:w="1290" w:type="dxa"/>
+            <w:tcBorders>
+              <w:top w:val="single" w:sz="2" w:space="0" w:color="000000"/>
+              <w:left w:val="single" w:sz="2" w:space="0" w:color="000000"/>
+              <w:bottom w:val="single" w:sz="2" w:space="0" w:color="000000"/>
+              <w:right w:val="single" w:sz="2" w:space="0" w:color="000000"/>
+            </w:tcBorders>
+            <w:vAlign w:val="center"/>
+          </w:tcPr>
+          <w:p>
+            <w:pPr>
+              <w:pStyle w:val="TableContents"/>
+              <w:spacing w:lineRule="auto" w:line="274" w:before="0" w:after="140"/>
+              <w:ind w:hanging="0" w:left="0" w:right="0"/>
+              <w:rPr>
+                <w:rFonts w:ascii="Google Sans Text;sans-serif" w:hAnsi="Google Sans Text;sans-serif"/>
+                <w:b/>
+                <w:sz w:val="18"/>
+                <w:szCs w:val="18"/>
+              </w:rPr>
+            </w:pPr>
+            <w:r>
+              <w:rPr>
+                <w:rFonts w:ascii="Google Sans Text;sans-serif" w:hAnsi="Google Sans Text;sans-serif"/>
+                <w:b/>
+                <w:sz w:val="18"/>
+                <w:szCs w:val="18"/>
+              </w:rPr>
+              <w:t>∥</w:t>
+            </w:r>
+          </w:p>
+        </w:tc>
+        <w:tc>
+          <w:tcPr>
+            <w:tcW w:w="788" w:type="dxa"/>
+            <w:tcBorders>
+              <w:top w:val="single" w:sz="2" w:space="0" w:color="000000"/>
+              <w:left w:val="single" w:sz="2" w:space="0" w:color="000000"/>
+              <w:bottom w:val="single" w:sz="2" w:space="0" w:color="000000"/>
+              <w:right w:val="single" w:sz="2" w:space="0" w:color="000000"/>
+            </w:tcBorders>
+            <w:vAlign w:val="center"/>
+          </w:tcPr>
+          <w:p>
+            <w:pPr>
+              <w:pStyle w:val="Normal"/>
+              <w:spacing w:lineRule="auto" w:line="274" w:before="0" w:after="140"/>
+              <w:ind w:hanging="0" w:left="0" w:right="0"/>
+              <w:rPr>
+                <w:rFonts w:ascii="Google Sans Text;sans-serif" w:hAnsi="Google Sans Text;sans-serif"/>
+                <w:b/>
+                <w:sz w:val="18"/>
+                <w:szCs w:val="18"/>
+              </w:rPr>
+            </w:pPr>
+            <w:r>
+              <w:rPr>
+                <w:rFonts w:ascii="Google Sans Text;sans-serif" w:hAnsi="Google Sans Text;sans-serif"/>
+                <w:b/>
+                <w:sz w:val="18"/>
+                <w:szCs w:val="18"/>
+              </w:rPr>
+              <w:t xml:space="preserve">U∥​​ , </w:t>
+            </w:r>
+            <w:r>
+              <w:rPr>
+                <w:rFonts w:ascii="Google Sans Text;sans-serif" w:hAnsi="Google Sans Text;sans-serif"/>
+                <w:b/>
+                <w:sz w:val="18"/>
+                <w:szCs w:val="18"/>
+              </w:rPr>
+              <w:t>В</w:t>
+            </w:r>
+          </w:p>
+        </w:tc>
+        <w:tc>
+          <w:tcPr>
+            <w:tcW w:w="556" w:type="dxa"/>
+            <w:tcBorders>
+              <w:top w:val="single" w:sz="2" w:space="0" w:color="000000"/>
+              <w:left w:val="single" w:sz="2" w:space="0" w:color="000000"/>
+              <w:bottom w:val="single" w:sz="2" w:space="0" w:color="000000"/>
+              <w:right w:val="single" w:sz="2" w:space="0" w:color="000000"/>
+            </w:tcBorders>
+            <w:vAlign w:val="center"/>
+          </w:tcPr>
+          <w:p>
+            <w:pPr>
+              <w:pStyle w:val="TableContents"/>
+              <w:spacing w:lineRule="auto" w:line="274" w:before="0" w:after="140"/>
+              <w:ind w:hanging="0" w:left="0" w:right="0"/>
+              <w:rPr>
+                <w:rFonts w:ascii="Google Sans Text;sans-serif" w:hAnsi="Google Sans Text;sans-serif"/>
+                <w:sz w:val="18"/>
+                <w:szCs w:val="18"/>
+              </w:rPr>
+            </w:pPr>
+            <w:r>
+              <w:rPr>
+                <w:rFonts w:ascii="Google Sans Text;sans-serif" w:hAnsi="Google Sans Text;sans-serif"/>
+                <w:sz w:val="18"/>
+                <w:szCs w:val="18"/>
+              </w:rPr>
+              <w:t>50</w:t>
+            </w:r>
+          </w:p>
+        </w:tc>
+        <w:tc>
+          <w:tcPr>
+            <w:tcW w:w="557" w:type="dxa"/>
+            <w:tcBorders>
+              <w:top w:val="single" w:sz="2" w:space="0" w:color="000000"/>
+              <w:left w:val="single" w:sz="2" w:space="0" w:color="000000"/>
+              <w:bottom w:val="single" w:sz="2" w:space="0" w:color="000000"/>
+              <w:right w:val="single" w:sz="2" w:space="0" w:color="000000"/>
+            </w:tcBorders>
+            <w:vAlign w:val="center"/>
+          </w:tcPr>
+          <w:p>
+            <w:pPr>
+              <w:pStyle w:val="TableContents"/>
+              <w:spacing w:lineRule="auto" w:line="274" w:before="0" w:after="140"/>
+              <w:ind w:hanging="0" w:left="0" w:right="0"/>
+              <w:rPr>
+                <w:rFonts w:ascii="Google Sans Text;sans-serif" w:hAnsi="Google Sans Text;sans-serif"/>
+                <w:sz w:val="18"/>
+                <w:szCs w:val="18"/>
+              </w:rPr>
+            </w:pPr>
+            <w:r>
+              <w:rPr>
+                <w:rFonts w:ascii="Google Sans Text;sans-serif" w:hAnsi="Google Sans Text;sans-serif"/>
+                <w:sz w:val="18"/>
+                <w:szCs w:val="18"/>
+              </w:rPr>
+              <w:t>40</w:t>
+            </w:r>
+          </w:p>
+        </w:tc>
+        <w:tc>
+          <w:tcPr>
+            <w:tcW w:w="556" w:type="dxa"/>
+            <w:tcBorders>
+              <w:top w:val="single" w:sz="2" w:space="0" w:color="000000"/>
+              <w:left w:val="single" w:sz="2" w:space="0" w:color="000000"/>
+              <w:bottom w:val="single" w:sz="2" w:space="0" w:color="000000"/>
+              <w:right w:val="single" w:sz="2" w:space="0" w:color="000000"/>
+            </w:tcBorders>
+            <w:vAlign w:val="center"/>
+          </w:tcPr>
+          <w:p>
+            <w:pPr>
+              <w:pStyle w:val="TableContents"/>
+              <w:spacing w:lineRule="auto" w:line="274" w:before="0" w:after="140"/>
+              <w:ind w:hanging="0" w:left="0" w:right="0"/>
+              <w:rPr>
+                <w:rFonts w:ascii="Google Sans Text;sans-serif" w:hAnsi="Google Sans Text;sans-serif"/>
+                <w:sz w:val="18"/>
+                <w:szCs w:val="18"/>
+              </w:rPr>
+            </w:pPr>
+            <w:r>
+              <w:rPr>
+                <w:rFonts w:ascii="Google Sans Text;sans-serif" w:hAnsi="Google Sans Text;sans-serif"/>
+                <w:sz w:val="18"/>
+                <w:szCs w:val="18"/>
+              </w:rPr>
+              <w:t>35</w:t>
+            </w:r>
+          </w:p>
+        </w:tc>
+        <w:tc>
+          <w:tcPr>
+            <w:tcW w:w="557" w:type="dxa"/>
+            <w:tcBorders>
+              <w:top w:val="single" w:sz="2" w:space="0" w:color="000000"/>
+              <w:left w:val="single" w:sz="2" w:space="0" w:color="000000"/>
+              <w:bottom w:val="single" w:sz="2" w:space="0" w:color="000000"/>
+              <w:right w:val="single" w:sz="2" w:space="0" w:color="000000"/>
+            </w:tcBorders>
+            <w:vAlign w:val="center"/>
+          </w:tcPr>
+          <w:p>
+            <w:pPr>
+              <w:pStyle w:val="TableContents"/>
+              <w:spacing w:lineRule="auto" w:line="274" w:before="0" w:after="140"/>
+              <w:ind w:hanging="0" w:left="0" w:right="0"/>
+              <w:rPr>
+                <w:rFonts w:ascii="Google Sans Text;sans-serif" w:hAnsi="Google Sans Text;sans-serif"/>
+                <w:sz w:val="18"/>
+                <w:szCs w:val="18"/>
+              </w:rPr>
+            </w:pPr>
+            <w:r>
+              <w:rPr>
+                <w:rFonts w:ascii="Google Sans Text;sans-serif" w:hAnsi="Google Sans Text;sans-serif"/>
+                <w:sz w:val="18"/>
+                <w:szCs w:val="18"/>
+              </w:rPr>
+              <w:t>25</w:t>
+            </w:r>
+          </w:p>
+        </w:tc>
+        <w:tc>
+          <w:tcPr>
+            <w:tcW w:w="557" w:type="dxa"/>
+            <w:tcBorders>
+              <w:top w:val="single" w:sz="2" w:space="0" w:color="000000"/>
+              <w:left w:val="single" w:sz="2" w:space="0" w:color="000000"/>
+              <w:bottom w:val="single" w:sz="2" w:space="0" w:color="000000"/>
+              <w:right w:val="single" w:sz="2" w:space="0" w:color="000000"/>
+            </w:tcBorders>
+            <w:vAlign w:val="center"/>
+          </w:tcPr>
+          <w:p>
+            <w:pPr>
+              <w:pStyle w:val="TableContents"/>
+              <w:spacing w:lineRule="auto" w:line="274" w:before="0" w:after="140"/>
+              <w:ind w:hanging="0" w:left="0" w:right="0"/>
+              <w:rPr>
+                <w:rFonts w:ascii="Google Sans Text;sans-serif" w:hAnsi="Google Sans Text;sans-serif"/>
+                <w:sz w:val="18"/>
+                <w:szCs w:val="18"/>
+              </w:rPr>
+            </w:pPr>
+            <w:r>
+              <w:rPr>
+                <w:rFonts w:ascii="Google Sans Text;sans-serif" w:hAnsi="Google Sans Text;sans-serif"/>
+                <w:sz w:val="18"/>
+                <w:szCs w:val="18"/>
+              </w:rPr>
+              <w:t>20</w:t>
+            </w:r>
+          </w:p>
+        </w:tc>
+        <w:tc>
+          <w:tcPr>
+            <w:tcW w:w="556" w:type="dxa"/>
+            <w:tcBorders>
+              <w:top w:val="single" w:sz="2" w:space="0" w:color="000000"/>
+              <w:left w:val="single" w:sz="2" w:space="0" w:color="000000"/>
+              <w:bottom w:val="single" w:sz="2" w:space="0" w:color="000000"/>
+              <w:right w:val="single" w:sz="2" w:space="0" w:color="000000"/>
+            </w:tcBorders>
+            <w:vAlign w:val="center"/>
+          </w:tcPr>
+          <w:p>
+            <w:pPr>
+              <w:pStyle w:val="TableContents"/>
+              <w:spacing w:lineRule="auto" w:line="274" w:before="0" w:after="140"/>
+              <w:ind w:hanging="0" w:left="0" w:right="0"/>
+              <w:rPr>
+                <w:rFonts w:ascii="Google Sans Text;sans-serif" w:hAnsi="Google Sans Text;sans-serif"/>
+                <w:sz w:val="18"/>
+                <w:szCs w:val="18"/>
+              </w:rPr>
+            </w:pPr>
+            <w:r>
+              <w:rPr>
+                <w:rFonts w:ascii="Google Sans Text;sans-serif" w:hAnsi="Google Sans Text;sans-serif"/>
+                <w:sz w:val="18"/>
+                <w:szCs w:val="18"/>
+              </w:rPr>
+              <w:t>15</w:t>
+            </w:r>
+          </w:p>
+        </w:tc>
+        <w:tc>
+          <w:tcPr>
+            <w:tcW w:w="557" w:type="dxa"/>
+            <w:tcBorders>
+              <w:top w:val="single" w:sz="2" w:space="0" w:color="000000"/>
+              <w:left w:val="single" w:sz="2" w:space="0" w:color="000000"/>
+              <w:bottom w:val="single" w:sz="2" w:space="0" w:color="000000"/>
+              <w:right w:val="single" w:sz="2" w:space="0" w:color="000000"/>
+            </w:tcBorders>
+            <w:vAlign w:val="center"/>
+          </w:tcPr>
+          <w:p>
+            <w:pPr>
+              <w:pStyle w:val="TableContents"/>
+              <w:spacing w:lineRule="auto" w:line="274" w:before="0" w:after="140"/>
+              <w:ind w:hanging="0" w:left="0" w:right="0"/>
+              <w:rPr>
+                <w:rFonts w:ascii="Google Sans Text;sans-serif" w:hAnsi="Google Sans Text;sans-serif"/>
+                <w:sz w:val="18"/>
+                <w:szCs w:val="18"/>
+              </w:rPr>
+            </w:pPr>
+            <w:r>
+              <w:rPr>
+                <w:rFonts w:ascii="Google Sans Text;sans-serif" w:hAnsi="Google Sans Text;sans-serif"/>
+                <w:sz w:val="18"/>
+                <w:szCs w:val="18"/>
+              </w:rPr>
+              <w:t>10</w:t>
+            </w:r>
+          </w:p>
+        </w:tc>
+        <w:tc>
+          <w:tcPr>
+            <w:tcW w:w="556" w:type="dxa"/>
+            <w:tcBorders>
+              <w:top w:val="single" w:sz="2" w:space="0" w:color="000000"/>
+              <w:left w:val="single" w:sz="2" w:space="0" w:color="000000"/>
+              <w:bottom w:val="single" w:sz="2" w:space="0" w:color="000000"/>
+              <w:right w:val="single" w:sz="2" w:space="0" w:color="000000"/>
+            </w:tcBorders>
+            <w:vAlign w:val="center"/>
+          </w:tcPr>
+          <w:p>
+            <w:pPr>
+              <w:pStyle w:val="TableContents"/>
+              <w:spacing w:lineRule="auto" w:line="274" w:before="0" w:after="140"/>
+              <w:ind w:hanging="0" w:left="0" w:right="0"/>
+              <w:rPr>
+                <w:rFonts w:ascii="Google Sans Text;sans-serif" w:hAnsi="Google Sans Text;sans-serif"/>
+                <w:sz w:val="18"/>
+                <w:szCs w:val="18"/>
+              </w:rPr>
+            </w:pPr>
+            <w:r>
+              <w:rPr>
+                <w:rFonts w:ascii="Google Sans Text;sans-serif" w:hAnsi="Google Sans Text;sans-serif"/>
+                <w:sz w:val="18"/>
+                <w:szCs w:val="18"/>
+              </w:rPr>
+              <w:t>5</w:t>
+            </w:r>
+          </w:p>
+        </w:tc>
+        <w:tc>
+          <w:tcPr>
+            <w:tcW w:w="560" w:type="dxa"/>
+            <w:tcBorders>
+              <w:top w:val="single" w:sz="2" w:space="0" w:color="000000"/>
+              <w:left w:val="single" w:sz="2" w:space="0" w:color="000000"/>
+              <w:bottom w:val="single" w:sz="2" w:space="0" w:color="000000"/>
+              <w:right w:val="single" w:sz="2" w:space="0" w:color="000000"/>
+            </w:tcBorders>
+            <w:vAlign w:val="center"/>
+          </w:tcPr>
+          <w:p>
+            <w:pPr>
+              <w:pStyle w:val="TableContents"/>
+              <w:spacing w:lineRule="auto" w:line="274" w:before="0" w:after="140"/>
+              <w:ind w:hanging="0" w:left="0" w:right="0"/>
+              <w:rPr>
+                <w:rFonts w:ascii="Google Sans Text;sans-serif" w:hAnsi="Google Sans Text;sans-serif"/>
+                <w:b/>
+                <w:sz w:val="18"/>
+                <w:szCs w:val="18"/>
+              </w:rPr>
+            </w:pPr>
+            <w:r>
+              <w:rPr>
+                <w:rFonts w:ascii="Google Sans Text;sans-serif" w:hAnsi="Google Sans Text;sans-serif"/>
+                <w:b/>
+                <w:sz w:val="18"/>
+                <w:szCs w:val="18"/>
+              </w:rPr>
+              <w:t>0</w:t>
+            </w:r>
+          </w:p>
+        </w:tc>
+        <w:tc>
+          <w:tcPr>
+            <w:tcW w:w="556" w:type="dxa"/>
+            <w:tcBorders>
+              <w:top w:val="single" w:sz="2" w:space="0" w:color="000000"/>
+              <w:left w:val="single" w:sz="2" w:space="0" w:color="000000"/>
+              <w:bottom w:val="single" w:sz="2" w:space="0" w:color="000000"/>
+              <w:right w:val="single" w:sz="2" w:space="0" w:color="000000"/>
+            </w:tcBorders>
+            <w:vAlign w:val="center"/>
+          </w:tcPr>
+          <w:p>
+            <w:pPr>
+              <w:pStyle w:val="TableContents"/>
+              <w:spacing w:lineRule="auto" w:line="274" w:before="0" w:after="140"/>
+              <w:ind w:hanging="0" w:left="0" w:right="0"/>
+              <w:rPr>
+                <w:rFonts w:ascii="Google Sans Text;sans-serif" w:hAnsi="Google Sans Text;sans-serif"/>
+                <w:sz w:val="18"/>
+                <w:szCs w:val="18"/>
+              </w:rPr>
+            </w:pPr>
+            <w:r>
+              <w:rPr>
+                <w:rFonts w:ascii="Google Sans Text;sans-serif" w:hAnsi="Google Sans Text;sans-serif"/>
+                <w:sz w:val="18"/>
+                <w:szCs w:val="18"/>
+              </w:rPr>
+              <w:t>10</w:t>
+            </w:r>
+          </w:p>
+        </w:tc>
+        <w:tc>
+          <w:tcPr>
+            <w:tcW w:w="557" w:type="dxa"/>
+            <w:tcBorders>
+              <w:top w:val="single" w:sz="2" w:space="0" w:color="000000"/>
+              <w:left w:val="single" w:sz="2" w:space="0" w:color="000000"/>
+              <w:bottom w:val="single" w:sz="2" w:space="0" w:color="000000"/>
+              <w:right w:val="single" w:sz="2" w:space="0" w:color="000000"/>
+            </w:tcBorders>
+            <w:vAlign w:val="center"/>
+          </w:tcPr>
+          <w:p>
+            <w:pPr>
+              <w:pStyle w:val="TableContents"/>
+              <w:spacing w:lineRule="auto" w:line="274" w:before="0" w:after="140"/>
+              <w:ind w:hanging="0" w:left="0" w:right="0"/>
+              <w:rPr>
+                <w:rFonts w:ascii="Google Sans Text;sans-serif" w:hAnsi="Google Sans Text;sans-serif"/>
+                <w:sz w:val="18"/>
+                <w:szCs w:val="18"/>
+              </w:rPr>
+            </w:pPr>
+            <w:r>
+              <w:rPr>
+                <w:rFonts w:ascii="Google Sans Text;sans-serif" w:hAnsi="Google Sans Text;sans-serif"/>
+                <w:sz w:val="18"/>
+                <w:szCs w:val="18"/>
+              </w:rPr>
+              <w:t>25</w:t>
+            </w:r>
+          </w:p>
+        </w:tc>
+        <w:tc>
+          <w:tcPr>
+            <w:tcW w:w="556" w:type="dxa"/>
+            <w:tcBorders>
+              <w:top w:val="single" w:sz="2" w:space="0" w:color="000000"/>
+              <w:left w:val="single" w:sz="2" w:space="0" w:color="000000"/>
+              <w:bottom w:val="single" w:sz="2" w:space="0" w:color="000000"/>
+              <w:right w:val="single" w:sz="2" w:space="0" w:color="000000"/>
+            </w:tcBorders>
+            <w:vAlign w:val="center"/>
+          </w:tcPr>
+          <w:p>
+            <w:pPr>
+              <w:pStyle w:val="TableContents"/>
+              <w:spacing w:lineRule="auto" w:line="274" w:before="0" w:after="140"/>
+              <w:ind w:hanging="0" w:left="0" w:right="0"/>
+              <w:rPr>
+                <w:rFonts w:ascii="Google Sans Text;sans-serif" w:hAnsi="Google Sans Text;sans-serif"/>
+                <w:sz w:val="18"/>
+                <w:szCs w:val="18"/>
+              </w:rPr>
+            </w:pPr>
+            <w:r>
+              <w:rPr>
+                <w:rFonts w:ascii="Google Sans Text;sans-serif" w:hAnsi="Google Sans Text;sans-serif"/>
+                <w:sz w:val="18"/>
+                <w:szCs w:val="18"/>
+              </w:rPr>
+              <w:t>70</w:t>
+            </w:r>
+          </w:p>
+        </w:tc>
+        <w:tc>
+          <w:tcPr>
+            <w:tcW w:w="631" w:type="dxa"/>
+            <w:tcBorders>
+              <w:top w:val="single" w:sz="2" w:space="0" w:color="000000"/>
+              <w:left w:val="single" w:sz="2" w:space="0" w:color="000000"/>
+              <w:bottom w:val="single" w:sz="2" w:space="0" w:color="000000"/>
+              <w:right w:val="single" w:sz="2" w:space="0" w:color="000000"/>
+            </w:tcBorders>
+            <w:vAlign w:val="center"/>
+          </w:tcPr>
+          <w:p>
+            <w:pPr>
+              <w:pStyle w:val="TableContents"/>
+              <w:spacing w:lineRule="auto" w:line="274" w:before="0" w:after="140"/>
+              <w:ind w:hanging="0" w:left="0" w:right="0"/>
+              <w:rPr>
+                <w:rFonts w:ascii="Google Sans Text;sans-serif" w:hAnsi="Google Sans Text;sans-serif"/>
+                <w:sz w:val="18"/>
+                <w:szCs w:val="18"/>
+              </w:rPr>
+            </w:pPr>
+            <w:r>
+              <w:rPr>
+                <w:rFonts w:ascii="Google Sans Text;sans-serif" w:hAnsi="Google Sans Text;sans-serif"/>
+                <w:sz w:val="18"/>
+                <w:szCs w:val="18"/>
+              </w:rPr>
+              <w:t>275</w:t>
+            </w:r>
+          </w:p>
+        </w:tc>
+      </w:tr>
+      <w:tr>
+        <w:trPr/>
+        <w:tc>
+          <w:tcPr>
+            <w:tcW w:w="1290" w:type="dxa"/>
+            <w:tcBorders>
+              <w:top w:val="single" w:sz="2" w:space="0" w:color="000000"/>
+              <w:left w:val="single" w:sz="2" w:space="0" w:color="000000"/>
+              <w:bottom w:val="single" w:sz="2" w:space="0" w:color="000000"/>
+              <w:right w:val="single" w:sz="2" w:space="0" w:color="000000"/>
+            </w:tcBorders>
+            <w:vAlign w:val="center"/>
+          </w:tcPr>
+          <w:p>
+            <w:pPr>
+              <w:pStyle w:val="TableContents"/>
+              <w:spacing w:before="0" w:after="160"/>
+              <w:ind w:hanging="0" w:left="0" w:right="0"/>
+              <w:rPr>
+                <w:sz w:val="18"/>
+                <w:szCs w:val="18"/>
+              </w:rPr>
+            </w:pPr>
+            <w:r>
+              <w:rPr>
+                <w:sz w:val="18"/>
+                <w:szCs w:val="18"/>
+              </w:rPr>
+            </w:r>
+          </w:p>
+        </w:tc>
+        <w:tc>
+          <w:tcPr>
+            <w:tcW w:w="788" w:type="dxa"/>
+            <w:tcBorders>
+              <w:top w:val="single" w:sz="2" w:space="0" w:color="000000"/>
+              <w:left w:val="single" w:sz="2" w:space="0" w:color="000000"/>
+              <w:bottom w:val="single" w:sz="2" w:space="0" w:color="000000"/>
+              <w:right w:val="single" w:sz="2" w:space="0" w:color="000000"/>
+            </w:tcBorders>
+            <w:vAlign w:val="center"/>
+          </w:tcPr>
+          <w:p>
+            <w:pPr>
+              <w:pStyle w:val="TableContents"/>
+              <w:spacing w:lineRule="auto" w:line="274" w:before="0" w:after="140"/>
+              <w:ind w:hanging="0" w:left="0" w:right="0"/>
+              <w:rPr>
+                <w:rFonts w:ascii="Google Sans Text;sans-serif" w:hAnsi="Google Sans Text;sans-serif"/>
+                <w:b/>
+                <w:sz w:val="18"/>
+                <w:szCs w:val="18"/>
+              </w:rPr>
+            </w:pPr>
+            <w:r>
+              <w:rPr>
+                <w:rFonts w:ascii="Google Sans Text;sans-serif" w:hAnsi="Google Sans Text;sans-serif"/>
+                <w:b/>
+                <w:sz w:val="18"/>
+                <w:szCs w:val="18"/>
+              </w:rPr>
+              <w:t>√</w:t>
+            </w:r>
+            <w:r>
+              <w:rPr>
+                <w:rFonts w:ascii="Google Sans Text;sans-serif" w:hAnsi="Google Sans Text;sans-serif"/>
+                <w:b/>
+                <w:sz w:val="18"/>
+                <w:szCs w:val="18"/>
+              </w:rPr>
+              <w:t xml:space="preserve">U∥​​ </w:t>
+            </w:r>
+          </w:p>
+        </w:tc>
+        <w:tc>
+          <w:tcPr>
+            <w:tcW w:w="556" w:type="dxa"/>
+            <w:tcBorders>
+              <w:top w:val="single" w:sz="2" w:space="0" w:color="000000"/>
+              <w:left w:val="single" w:sz="2" w:space="0" w:color="000000"/>
+              <w:bottom w:val="single" w:sz="2" w:space="0" w:color="000000"/>
+              <w:right w:val="single" w:sz="2" w:space="0" w:color="000000"/>
+            </w:tcBorders>
+            <w:vAlign w:val="center"/>
+          </w:tcPr>
+          <w:p>
+            <w:pPr>
+              <w:pStyle w:val="TableContents"/>
+              <w:spacing w:lineRule="auto" w:line="274" w:before="0" w:after="140"/>
+              <w:ind w:hanging="0" w:left="0" w:right="0"/>
+              <w:rPr>
+                <w:rFonts w:ascii="Google Sans Text;sans-serif" w:hAnsi="Google Sans Text;sans-serif"/>
+                <w:sz w:val="18"/>
+                <w:szCs w:val="18"/>
+              </w:rPr>
+            </w:pPr>
+            <w:r>
+              <w:rPr>
+                <w:rFonts w:ascii="Google Sans Text;sans-serif" w:hAnsi="Google Sans Text;sans-serif"/>
+                <w:sz w:val="18"/>
+                <w:szCs w:val="18"/>
+              </w:rPr>
+              <w:t>7,07</w:t>
+            </w:r>
+          </w:p>
+        </w:tc>
+        <w:tc>
+          <w:tcPr>
+            <w:tcW w:w="557" w:type="dxa"/>
+            <w:tcBorders>
+              <w:top w:val="single" w:sz="2" w:space="0" w:color="000000"/>
+              <w:left w:val="single" w:sz="2" w:space="0" w:color="000000"/>
+              <w:bottom w:val="single" w:sz="2" w:space="0" w:color="000000"/>
+              <w:right w:val="single" w:sz="2" w:space="0" w:color="000000"/>
+            </w:tcBorders>
+            <w:vAlign w:val="center"/>
+          </w:tcPr>
+          <w:p>
+            <w:pPr>
+              <w:pStyle w:val="TableContents"/>
+              <w:spacing w:lineRule="auto" w:line="274" w:before="0" w:after="140"/>
+              <w:ind w:hanging="0" w:left="0" w:right="0"/>
+              <w:rPr>
+                <w:rFonts w:ascii="Google Sans Text;sans-serif" w:hAnsi="Google Sans Text;sans-serif"/>
+                <w:sz w:val="18"/>
+                <w:szCs w:val="18"/>
+              </w:rPr>
+            </w:pPr>
+            <w:r>
+              <w:rPr>
+                <w:rFonts w:ascii="Google Sans Text;sans-serif" w:hAnsi="Google Sans Text;sans-serif"/>
+                <w:sz w:val="18"/>
+                <w:szCs w:val="18"/>
+              </w:rPr>
+              <w:t>6,32</w:t>
+            </w:r>
+          </w:p>
+        </w:tc>
+        <w:tc>
+          <w:tcPr>
+            <w:tcW w:w="556" w:type="dxa"/>
+            <w:tcBorders>
+              <w:top w:val="single" w:sz="2" w:space="0" w:color="000000"/>
+              <w:left w:val="single" w:sz="2" w:space="0" w:color="000000"/>
+              <w:bottom w:val="single" w:sz="2" w:space="0" w:color="000000"/>
+              <w:right w:val="single" w:sz="2" w:space="0" w:color="000000"/>
+            </w:tcBorders>
+            <w:vAlign w:val="center"/>
+          </w:tcPr>
+          <w:p>
+            <w:pPr>
+              <w:pStyle w:val="TableContents"/>
+              <w:spacing w:lineRule="auto" w:line="274" w:before="0" w:after="140"/>
+              <w:ind w:hanging="0" w:left="0" w:right="0"/>
+              <w:rPr>
+                <w:rFonts w:ascii="Google Sans Text;sans-serif" w:hAnsi="Google Sans Text;sans-serif"/>
+                <w:sz w:val="18"/>
+                <w:szCs w:val="18"/>
+              </w:rPr>
+            </w:pPr>
+            <w:r>
+              <w:rPr>
+                <w:rFonts w:ascii="Google Sans Text;sans-serif" w:hAnsi="Google Sans Text;sans-serif"/>
+                <w:sz w:val="18"/>
+                <w:szCs w:val="18"/>
+              </w:rPr>
+              <w:t>5,92</w:t>
+            </w:r>
+          </w:p>
+        </w:tc>
+        <w:tc>
+          <w:tcPr>
+            <w:tcW w:w="557" w:type="dxa"/>
+            <w:tcBorders>
+              <w:top w:val="single" w:sz="2" w:space="0" w:color="000000"/>
+              <w:left w:val="single" w:sz="2" w:space="0" w:color="000000"/>
+              <w:bottom w:val="single" w:sz="2" w:space="0" w:color="000000"/>
+              <w:right w:val="single" w:sz="2" w:space="0" w:color="000000"/>
+            </w:tcBorders>
+            <w:vAlign w:val="center"/>
+          </w:tcPr>
+          <w:p>
+            <w:pPr>
+              <w:pStyle w:val="TableContents"/>
+              <w:spacing w:lineRule="auto" w:line="274" w:before="0" w:after="140"/>
+              <w:ind w:hanging="0" w:left="0" w:right="0"/>
+              <w:rPr>
+                <w:rFonts w:ascii="Google Sans Text;sans-serif" w:hAnsi="Google Sans Text;sans-serif"/>
+                <w:sz w:val="18"/>
+                <w:szCs w:val="18"/>
+              </w:rPr>
+            </w:pPr>
+            <w:r>
+              <w:rPr>
+                <w:rFonts w:ascii="Google Sans Text;sans-serif" w:hAnsi="Google Sans Text;sans-serif"/>
+                <w:sz w:val="18"/>
+                <w:szCs w:val="18"/>
+              </w:rPr>
+              <w:t>5,00</w:t>
+            </w:r>
+          </w:p>
+        </w:tc>
+        <w:tc>
+          <w:tcPr>
+            <w:tcW w:w="557" w:type="dxa"/>
+            <w:tcBorders>
+              <w:top w:val="single" w:sz="2" w:space="0" w:color="000000"/>
+              <w:left w:val="single" w:sz="2" w:space="0" w:color="000000"/>
+              <w:bottom w:val="single" w:sz="2" w:space="0" w:color="000000"/>
+              <w:right w:val="single" w:sz="2" w:space="0" w:color="000000"/>
+            </w:tcBorders>
+            <w:vAlign w:val="center"/>
+          </w:tcPr>
+          <w:p>
+            <w:pPr>
+              <w:pStyle w:val="TableContents"/>
+              <w:spacing w:lineRule="auto" w:line="274" w:before="0" w:after="140"/>
+              <w:ind w:hanging="0" w:left="0" w:right="0"/>
+              <w:rPr>
+                <w:rFonts w:ascii="Google Sans Text;sans-serif" w:hAnsi="Google Sans Text;sans-serif"/>
+                <w:sz w:val="18"/>
+                <w:szCs w:val="18"/>
+              </w:rPr>
+            </w:pPr>
+            <w:r>
+              <w:rPr>
+                <w:rFonts w:ascii="Google Sans Text;sans-serif" w:hAnsi="Google Sans Text;sans-serif"/>
+                <w:sz w:val="18"/>
+                <w:szCs w:val="18"/>
+              </w:rPr>
+              <w:t>4,47</w:t>
+            </w:r>
+          </w:p>
+        </w:tc>
+        <w:tc>
+          <w:tcPr>
+            <w:tcW w:w="556" w:type="dxa"/>
+            <w:tcBorders>
+              <w:top w:val="single" w:sz="2" w:space="0" w:color="000000"/>
+              <w:left w:val="single" w:sz="2" w:space="0" w:color="000000"/>
+              <w:bottom w:val="single" w:sz="2" w:space="0" w:color="000000"/>
+              <w:right w:val="single" w:sz="2" w:space="0" w:color="000000"/>
+            </w:tcBorders>
+            <w:vAlign w:val="center"/>
+          </w:tcPr>
+          <w:p>
+            <w:pPr>
+              <w:pStyle w:val="TableContents"/>
+              <w:spacing w:lineRule="auto" w:line="274" w:before="0" w:after="140"/>
+              <w:ind w:hanging="0" w:left="0" w:right="0"/>
+              <w:rPr>
+                <w:rFonts w:ascii="Google Sans Text;sans-serif" w:hAnsi="Google Sans Text;sans-serif"/>
+                <w:sz w:val="18"/>
+                <w:szCs w:val="18"/>
+              </w:rPr>
+            </w:pPr>
+            <w:r>
+              <w:rPr>
+                <w:rFonts w:ascii="Google Sans Text;sans-serif" w:hAnsi="Google Sans Text;sans-serif"/>
+                <w:sz w:val="18"/>
+                <w:szCs w:val="18"/>
+              </w:rPr>
+              <w:t>3,87</w:t>
+            </w:r>
+          </w:p>
+        </w:tc>
+        <w:tc>
+          <w:tcPr>
+            <w:tcW w:w="557" w:type="dxa"/>
+            <w:tcBorders>
+              <w:top w:val="single" w:sz="2" w:space="0" w:color="000000"/>
+              <w:left w:val="single" w:sz="2" w:space="0" w:color="000000"/>
+              <w:bottom w:val="single" w:sz="2" w:space="0" w:color="000000"/>
+              <w:right w:val="single" w:sz="2" w:space="0" w:color="000000"/>
+            </w:tcBorders>
+            <w:vAlign w:val="center"/>
+          </w:tcPr>
+          <w:p>
+            <w:pPr>
+              <w:pStyle w:val="TableContents"/>
+              <w:spacing w:lineRule="auto" w:line="274" w:before="0" w:after="140"/>
+              <w:ind w:hanging="0" w:left="0" w:right="0"/>
+              <w:rPr>
+                <w:rFonts w:ascii="Google Sans Text;sans-serif" w:hAnsi="Google Sans Text;sans-serif"/>
+                <w:sz w:val="18"/>
+                <w:szCs w:val="18"/>
+              </w:rPr>
+            </w:pPr>
+            <w:r>
+              <w:rPr>
+                <w:rFonts w:ascii="Google Sans Text;sans-serif" w:hAnsi="Google Sans Text;sans-serif"/>
+                <w:sz w:val="18"/>
+                <w:szCs w:val="18"/>
+              </w:rPr>
+              <w:t>3,16</w:t>
+            </w:r>
+          </w:p>
+        </w:tc>
+        <w:tc>
+          <w:tcPr>
+            <w:tcW w:w="556" w:type="dxa"/>
+            <w:tcBorders>
+              <w:top w:val="single" w:sz="2" w:space="0" w:color="000000"/>
+              <w:left w:val="single" w:sz="2" w:space="0" w:color="000000"/>
+              <w:bottom w:val="single" w:sz="2" w:space="0" w:color="000000"/>
+              <w:right w:val="single" w:sz="2" w:space="0" w:color="000000"/>
+            </w:tcBorders>
+            <w:vAlign w:val="center"/>
+          </w:tcPr>
+          <w:p>
+            <w:pPr>
+              <w:pStyle w:val="TableContents"/>
+              <w:spacing w:lineRule="auto" w:line="274" w:before="0" w:after="140"/>
+              <w:ind w:hanging="0" w:left="0" w:right="0"/>
+              <w:rPr>
+                <w:rFonts w:ascii="Google Sans Text;sans-serif" w:hAnsi="Google Sans Text;sans-serif"/>
+                <w:sz w:val="18"/>
+                <w:szCs w:val="18"/>
+              </w:rPr>
+            </w:pPr>
+            <w:r>
+              <w:rPr>
+                <w:rFonts w:ascii="Google Sans Text;sans-serif" w:hAnsi="Google Sans Text;sans-serif"/>
+                <w:sz w:val="18"/>
+                <w:szCs w:val="18"/>
+              </w:rPr>
+              <w:t>2,24</w:t>
+            </w:r>
+          </w:p>
+        </w:tc>
+        <w:tc>
+          <w:tcPr>
+            <w:tcW w:w="560" w:type="dxa"/>
+            <w:tcBorders>
+              <w:top w:val="single" w:sz="2" w:space="0" w:color="000000"/>
+              <w:left w:val="single" w:sz="2" w:space="0" w:color="000000"/>
+              <w:bottom w:val="single" w:sz="2" w:space="0" w:color="000000"/>
+              <w:right w:val="single" w:sz="2" w:space="0" w:color="000000"/>
+            </w:tcBorders>
+            <w:vAlign w:val="center"/>
+          </w:tcPr>
+          <w:p>
+            <w:pPr>
+              <w:pStyle w:val="TableContents"/>
+              <w:spacing w:lineRule="auto" w:line="274" w:before="0" w:after="140"/>
+              <w:ind w:hanging="0" w:left="0" w:right="0"/>
+              <w:rPr>
+                <w:rFonts w:ascii="Google Sans Text;sans-serif" w:hAnsi="Google Sans Text;sans-serif"/>
+                <w:sz w:val="18"/>
+                <w:szCs w:val="18"/>
+              </w:rPr>
+            </w:pPr>
+            <w:r>
+              <w:rPr>
+                <w:rFonts w:ascii="Google Sans Text;sans-serif" w:hAnsi="Google Sans Text;sans-serif"/>
+                <w:sz w:val="18"/>
+                <w:szCs w:val="18"/>
+              </w:rPr>
+              <w:t>0,00</w:t>
+            </w:r>
+          </w:p>
+        </w:tc>
+        <w:tc>
+          <w:tcPr>
+            <w:tcW w:w="556" w:type="dxa"/>
+            <w:tcBorders>
+              <w:top w:val="single" w:sz="2" w:space="0" w:color="000000"/>
+              <w:left w:val="single" w:sz="2" w:space="0" w:color="000000"/>
+              <w:bottom w:val="single" w:sz="2" w:space="0" w:color="000000"/>
+              <w:right w:val="single" w:sz="2" w:space="0" w:color="000000"/>
+            </w:tcBorders>
+            <w:vAlign w:val="center"/>
+          </w:tcPr>
+          <w:p>
+            <w:pPr>
+              <w:pStyle w:val="TableContents"/>
+              <w:spacing w:lineRule="auto" w:line="274" w:before="0" w:after="140"/>
+              <w:ind w:hanging="0" w:left="0" w:right="0"/>
+              <w:rPr>
+                <w:rFonts w:ascii="Google Sans Text;sans-serif" w:hAnsi="Google Sans Text;sans-serif"/>
+                <w:sz w:val="18"/>
+                <w:szCs w:val="18"/>
+              </w:rPr>
+            </w:pPr>
+            <w:r>
+              <w:rPr>
+                <w:rFonts w:ascii="Google Sans Text;sans-serif" w:hAnsi="Google Sans Text;sans-serif"/>
+                <w:sz w:val="18"/>
+                <w:szCs w:val="18"/>
+              </w:rPr>
+              <w:t>3,16</w:t>
+            </w:r>
+          </w:p>
+        </w:tc>
+        <w:tc>
+          <w:tcPr>
+            <w:tcW w:w="557" w:type="dxa"/>
+            <w:tcBorders>
+              <w:top w:val="single" w:sz="2" w:space="0" w:color="000000"/>
+              <w:left w:val="single" w:sz="2" w:space="0" w:color="000000"/>
+              <w:bottom w:val="single" w:sz="2" w:space="0" w:color="000000"/>
+              <w:right w:val="single" w:sz="2" w:space="0" w:color="000000"/>
+            </w:tcBorders>
+            <w:vAlign w:val="center"/>
+          </w:tcPr>
+          <w:p>
+            <w:pPr>
+              <w:pStyle w:val="TableContents"/>
+              <w:spacing w:lineRule="auto" w:line="274" w:before="0" w:after="140"/>
+              <w:ind w:hanging="0" w:left="0" w:right="0"/>
+              <w:rPr>
+                <w:rFonts w:ascii="Google Sans Text;sans-serif" w:hAnsi="Google Sans Text;sans-serif"/>
+                <w:sz w:val="18"/>
+                <w:szCs w:val="18"/>
+              </w:rPr>
+            </w:pPr>
+            <w:r>
+              <w:rPr>
+                <w:rFonts w:ascii="Google Sans Text;sans-serif" w:hAnsi="Google Sans Text;sans-serif"/>
+                <w:sz w:val="18"/>
+                <w:szCs w:val="18"/>
+              </w:rPr>
+              <w:t>5,00</w:t>
+            </w:r>
+          </w:p>
+        </w:tc>
+        <w:tc>
+          <w:tcPr>
+            <w:tcW w:w="556" w:type="dxa"/>
+            <w:tcBorders>
+              <w:top w:val="single" w:sz="2" w:space="0" w:color="000000"/>
+              <w:left w:val="single" w:sz="2" w:space="0" w:color="000000"/>
+              <w:bottom w:val="single" w:sz="2" w:space="0" w:color="000000"/>
+              <w:right w:val="single" w:sz="2" w:space="0" w:color="000000"/>
+            </w:tcBorders>
+            <w:vAlign w:val="center"/>
+          </w:tcPr>
+          <w:p>
+            <w:pPr>
+              <w:pStyle w:val="TableContents"/>
+              <w:spacing w:lineRule="auto" w:line="274" w:before="0" w:after="140"/>
+              <w:ind w:hanging="0" w:left="0" w:right="0"/>
+              <w:rPr>
+                <w:rFonts w:ascii="Google Sans Text;sans-serif" w:hAnsi="Google Sans Text;sans-serif"/>
+                <w:sz w:val="18"/>
+                <w:szCs w:val="18"/>
+              </w:rPr>
+            </w:pPr>
+            <w:r>
+              <w:rPr>
+                <w:rFonts w:ascii="Google Sans Text;sans-serif" w:hAnsi="Google Sans Text;sans-serif"/>
+                <w:sz w:val="18"/>
+                <w:szCs w:val="18"/>
+              </w:rPr>
+              <w:t>8,37</w:t>
+            </w:r>
+          </w:p>
+        </w:tc>
+        <w:tc>
+          <w:tcPr>
+            <w:tcW w:w="631" w:type="dxa"/>
+            <w:tcBorders>
+              <w:top w:val="single" w:sz="2" w:space="0" w:color="000000"/>
+              <w:left w:val="single" w:sz="2" w:space="0" w:color="000000"/>
+              <w:bottom w:val="single" w:sz="2" w:space="0" w:color="000000"/>
+              <w:right w:val="single" w:sz="2" w:space="0" w:color="000000"/>
+            </w:tcBorders>
+            <w:vAlign w:val="center"/>
+          </w:tcPr>
+          <w:p>
+            <w:pPr>
+              <w:pStyle w:val="TableContents"/>
+              <w:spacing w:lineRule="auto" w:line="274" w:before="0" w:after="140"/>
+              <w:ind w:hanging="0" w:left="0" w:right="0"/>
+              <w:rPr>
+                <w:rFonts w:ascii="Google Sans Text;sans-serif" w:hAnsi="Google Sans Text;sans-serif"/>
+                <w:sz w:val="18"/>
+                <w:szCs w:val="18"/>
+              </w:rPr>
+            </w:pPr>
+            <w:r>
+              <w:rPr>
+                <w:rFonts w:ascii="Google Sans Text;sans-serif" w:hAnsi="Google Sans Text;sans-serif"/>
+                <w:sz w:val="18"/>
+                <w:szCs w:val="18"/>
+              </w:rPr>
+              <w:t>16,58</w:t>
+            </w:r>
+          </w:p>
+        </w:tc>
+      </w:tr>
+      <w:tr>
+        <w:trPr>
+          <w:trHeight w:val="657" w:hRule="atLeast"/>
+        </w:trPr>
+        <w:tc>
+          <w:tcPr>
+            <w:tcW w:w="1290" w:type="dxa"/>
+            <w:tcBorders>
+              <w:top w:val="single" w:sz="2" w:space="0" w:color="000000"/>
+              <w:left w:val="single" w:sz="2" w:space="0" w:color="000000"/>
+              <w:bottom w:val="single" w:sz="2" w:space="0" w:color="000000"/>
+              <w:right w:val="single" w:sz="2" w:space="0" w:color="000000"/>
+            </w:tcBorders>
+            <w:vAlign w:val="center"/>
+          </w:tcPr>
+          <w:p>
+            <w:pPr>
+              <w:pStyle w:val="TableContents"/>
+              <w:spacing w:before="0" w:after="160"/>
+              <w:ind w:hanging="0" w:left="0" w:right="0"/>
+              <w:rPr>
+                <w:sz w:val="18"/>
+                <w:szCs w:val="18"/>
+              </w:rPr>
+            </w:pPr>
+            <w:r>
+              <w:rPr>
+                <w:sz w:val="18"/>
+                <w:szCs w:val="18"/>
+              </w:rPr>
+            </w:r>
+          </w:p>
+        </w:tc>
+        <w:tc>
+          <w:tcPr>
+            <w:tcW w:w="788" w:type="dxa"/>
+            <w:tcBorders>
+              <w:top w:val="single" w:sz="2" w:space="0" w:color="000000"/>
+              <w:left w:val="single" w:sz="2" w:space="0" w:color="000000"/>
+              <w:bottom w:val="single" w:sz="2" w:space="0" w:color="000000"/>
+              <w:right w:val="single" w:sz="2" w:space="0" w:color="000000"/>
+            </w:tcBorders>
+            <w:vAlign w:val="center"/>
+          </w:tcPr>
+          <w:p>
+            <w:pPr>
+              <w:pStyle w:val="TableContents"/>
+              <w:spacing w:lineRule="auto" w:line="274" w:before="0" w:after="140"/>
+              <w:ind w:hanging="0" w:left="0" w:right="0"/>
+              <w:rPr>
+                <w:b/>
+                <w:bCs/>
+                <w:sz w:val="18"/>
+                <w:szCs w:val="18"/>
+              </w:rPr>
+            </w:pPr>
+            <w:r>
+              <w:rPr>
+                <w:b/>
+                <w:bCs/>
+                <w:sz w:val="18"/>
+                <w:szCs w:val="18"/>
+              </w:rPr>
+              <w:t>E∥​/E0​ (Експ.)</w:t>
+            </w:r>
+          </w:p>
+        </w:tc>
+        <w:tc>
+          <w:tcPr>
+            <w:tcW w:w="556" w:type="dxa"/>
+            <w:tcBorders>
+              <w:top w:val="single" w:sz="2" w:space="0" w:color="000000"/>
+              <w:left w:val="single" w:sz="2" w:space="0" w:color="000000"/>
+              <w:bottom w:val="single" w:sz="2" w:space="0" w:color="000000"/>
+              <w:right w:val="single" w:sz="2" w:space="0" w:color="000000"/>
+            </w:tcBorders>
+            <w:vAlign w:val="center"/>
+          </w:tcPr>
+          <w:p>
+            <w:pPr>
+              <w:pStyle w:val="TableContents"/>
+              <w:spacing w:lineRule="auto" w:line="274" w:before="0" w:after="140"/>
+              <w:ind w:hanging="0" w:left="0" w:right="0"/>
+              <w:rPr>
+                <w:rFonts w:ascii="Google Sans Text;sans-serif" w:hAnsi="Google Sans Text;sans-serif"/>
+                <w:sz w:val="18"/>
+                <w:szCs w:val="18"/>
+              </w:rPr>
+            </w:pPr>
+            <w:r>
+              <w:rPr>
+                <w:rFonts w:ascii="Google Sans Text;sans-serif" w:hAnsi="Google Sans Text;sans-serif"/>
+                <w:sz w:val="18"/>
+                <w:szCs w:val="18"/>
+              </w:rPr>
+              <w:t>0,313</w:t>
+            </w:r>
+          </w:p>
+        </w:tc>
+        <w:tc>
+          <w:tcPr>
+            <w:tcW w:w="557" w:type="dxa"/>
+            <w:tcBorders>
+              <w:top w:val="single" w:sz="2" w:space="0" w:color="000000"/>
+              <w:left w:val="single" w:sz="2" w:space="0" w:color="000000"/>
+              <w:bottom w:val="single" w:sz="2" w:space="0" w:color="000000"/>
+              <w:right w:val="single" w:sz="2" w:space="0" w:color="000000"/>
+            </w:tcBorders>
+            <w:vAlign w:val="center"/>
+          </w:tcPr>
+          <w:p>
+            <w:pPr>
+              <w:pStyle w:val="TableContents"/>
+              <w:spacing w:lineRule="auto" w:line="274" w:before="0" w:after="140"/>
+              <w:ind w:hanging="0" w:left="0" w:right="0"/>
+              <w:rPr>
+                <w:rFonts w:ascii="Google Sans Text;sans-serif" w:hAnsi="Google Sans Text;sans-serif"/>
+                <w:sz w:val="18"/>
+                <w:szCs w:val="18"/>
+              </w:rPr>
+            </w:pPr>
+            <w:r>
+              <w:rPr>
+                <w:rFonts w:ascii="Google Sans Text;sans-serif" w:hAnsi="Google Sans Text;sans-serif"/>
+                <w:sz w:val="18"/>
+                <w:szCs w:val="18"/>
+              </w:rPr>
+              <w:t>0,280</w:t>
+            </w:r>
+          </w:p>
+        </w:tc>
+        <w:tc>
+          <w:tcPr>
+            <w:tcW w:w="556" w:type="dxa"/>
+            <w:tcBorders>
+              <w:top w:val="single" w:sz="2" w:space="0" w:color="000000"/>
+              <w:left w:val="single" w:sz="2" w:space="0" w:color="000000"/>
+              <w:bottom w:val="single" w:sz="2" w:space="0" w:color="000000"/>
+              <w:right w:val="single" w:sz="2" w:space="0" w:color="000000"/>
+            </w:tcBorders>
+            <w:vAlign w:val="center"/>
+          </w:tcPr>
+          <w:p>
+            <w:pPr>
+              <w:pStyle w:val="TableContents"/>
+              <w:spacing w:lineRule="auto" w:line="274" w:before="0" w:after="140"/>
+              <w:ind w:hanging="0" w:left="0" w:right="0"/>
+              <w:rPr>
+                <w:rFonts w:ascii="Google Sans Text;sans-serif" w:hAnsi="Google Sans Text;sans-serif"/>
+                <w:sz w:val="18"/>
+                <w:szCs w:val="18"/>
+              </w:rPr>
+            </w:pPr>
+            <w:r>
+              <w:rPr>
+                <w:rFonts w:ascii="Google Sans Text;sans-serif" w:hAnsi="Google Sans Text;sans-serif"/>
+                <w:sz w:val="18"/>
+                <w:szCs w:val="18"/>
+              </w:rPr>
+              <w:t>0,262</w:t>
+            </w:r>
+          </w:p>
+        </w:tc>
+        <w:tc>
+          <w:tcPr>
+            <w:tcW w:w="557" w:type="dxa"/>
+            <w:tcBorders>
+              <w:top w:val="single" w:sz="2" w:space="0" w:color="000000"/>
+              <w:left w:val="single" w:sz="2" w:space="0" w:color="000000"/>
+              <w:bottom w:val="single" w:sz="2" w:space="0" w:color="000000"/>
+              <w:right w:val="single" w:sz="2" w:space="0" w:color="000000"/>
+            </w:tcBorders>
+            <w:vAlign w:val="center"/>
+          </w:tcPr>
+          <w:p>
+            <w:pPr>
+              <w:pStyle w:val="TableContents"/>
+              <w:spacing w:lineRule="auto" w:line="274" w:before="0" w:after="140"/>
+              <w:ind w:hanging="0" w:left="0" w:right="0"/>
+              <w:rPr>
+                <w:rFonts w:ascii="Google Sans Text;sans-serif" w:hAnsi="Google Sans Text;sans-serif"/>
+                <w:sz w:val="18"/>
+                <w:szCs w:val="18"/>
+              </w:rPr>
+            </w:pPr>
+            <w:r>
+              <w:rPr>
+                <w:rFonts w:ascii="Google Sans Text;sans-serif" w:hAnsi="Google Sans Text;sans-serif"/>
+                <w:sz w:val="18"/>
+                <w:szCs w:val="18"/>
+              </w:rPr>
+              <w:t>0,221</w:t>
+            </w:r>
+          </w:p>
+        </w:tc>
+        <w:tc>
+          <w:tcPr>
+            <w:tcW w:w="557" w:type="dxa"/>
+            <w:tcBorders>
+              <w:top w:val="single" w:sz="2" w:space="0" w:color="000000"/>
+              <w:left w:val="single" w:sz="2" w:space="0" w:color="000000"/>
+              <w:bottom w:val="single" w:sz="2" w:space="0" w:color="000000"/>
+              <w:right w:val="single" w:sz="2" w:space="0" w:color="000000"/>
+            </w:tcBorders>
+            <w:vAlign w:val="center"/>
+          </w:tcPr>
+          <w:p>
+            <w:pPr>
+              <w:pStyle w:val="TableContents"/>
+              <w:spacing w:lineRule="auto" w:line="274" w:before="0" w:after="140"/>
+              <w:ind w:hanging="0" w:left="0" w:right="0"/>
+              <w:rPr>
+                <w:rFonts w:ascii="Google Sans Text;sans-serif" w:hAnsi="Google Sans Text;sans-serif"/>
+                <w:sz w:val="18"/>
+                <w:szCs w:val="18"/>
+              </w:rPr>
+            </w:pPr>
+            <w:r>
+              <w:rPr>
+                <w:rFonts w:ascii="Google Sans Text;sans-serif" w:hAnsi="Google Sans Text;sans-serif"/>
+                <w:sz w:val="18"/>
+                <w:szCs w:val="18"/>
+              </w:rPr>
+              <w:t>0,198</w:t>
+            </w:r>
+          </w:p>
+        </w:tc>
+        <w:tc>
+          <w:tcPr>
+            <w:tcW w:w="556" w:type="dxa"/>
+            <w:tcBorders>
+              <w:top w:val="single" w:sz="2" w:space="0" w:color="000000"/>
+              <w:left w:val="single" w:sz="2" w:space="0" w:color="000000"/>
+              <w:bottom w:val="single" w:sz="2" w:space="0" w:color="000000"/>
+              <w:right w:val="single" w:sz="2" w:space="0" w:color="000000"/>
+            </w:tcBorders>
+            <w:vAlign w:val="center"/>
+          </w:tcPr>
+          <w:p>
+            <w:pPr>
+              <w:pStyle w:val="TableContents"/>
+              <w:spacing w:lineRule="auto" w:line="274" w:before="0" w:after="140"/>
+              <w:ind w:hanging="0" w:left="0" w:right="0"/>
+              <w:rPr>
+                <w:rFonts w:ascii="Google Sans Text;sans-serif" w:hAnsi="Google Sans Text;sans-serif"/>
+                <w:sz w:val="18"/>
+                <w:szCs w:val="18"/>
+              </w:rPr>
+            </w:pPr>
+            <w:r>
+              <w:rPr>
+                <w:rFonts w:ascii="Google Sans Text;sans-serif" w:hAnsi="Google Sans Text;sans-serif"/>
+                <w:sz w:val="18"/>
+                <w:szCs w:val="18"/>
+              </w:rPr>
+              <w:t>0,171</w:t>
+            </w:r>
+          </w:p>
+        </w:tc>
+        <w:tc>
+          <w:tcPr>
+            <w:tcW w:w="557" w:type="dxa"/>
+            <w:tcBorders>
+              <w:top w:val="single" w:sz="2" w:space="0" w:color="000000"/>
+              <w:left w:val="single" w:sz="2" w:space="0" w:color="000000"/>
+              <w:bottom w:val="single" w:sz="2" w:space="0" w:color="000000"/>
+              <w:right w:val="single" w:sz="2" w:space="0" w:color="000000"/>
+            </w:tcBorders>
+            <w:vAlign w:val="center"/>
+          </w:tcPr>
+          <w:p>
+            <w:pPr>
+              <w:pStyle w:val="TableContents"/>
+              <w:spacing w:lineRule="auto" w:line="274" w:before="0" w:after="140"/>
+              <w:ind w:hanging="0" w:left="0" w:right="0"/>
+              <w:rPr>
+                <w:rFonts w:ascii="Google Sans Text;sans-serif" w:hAnsi="Google Sans Text;sans-serif"/>
+                <w:sz w:val="18"/>
+                <w:szCs w:val="18"/>
+              </w:rPr>
+            </w:pPr>
+            <w:r>
+              <w:rPr>
+                <w:rFonts w:ascii="Google Sans Text;sans-serif" w:hAnsi="Google Sans Text;sans-serif"/>
+                <w:sz w:val="18"/>
+                <w:szCs w:val="18"/>
+              </w:rPr>
+              <w:t>0,140</w:t>
+            </w:r>
+          </w:p>
+        </w:tc>
+        <w:tc>
+          <w:tcPr>
+            <w:tcW w:w="556" w:type="dxa"/>
+            <w:tcBorders>
+              <w:top w:val="single" w:sz="2" w:space="0" w:color="000000"/>
+              <w:left w:val="single" w:sz="2" w:space="0" w:color="000000"/>
+              <w:bottom w:val="single" w:sz="2" w:space="0" w:color="000000"/>
+              <w:right w:val="single" w:sz="2" w:space="0" w:color="000000"/>
+            </w:tcBorders>
+            <w:vAlign w:val="center"/>
+          </w:tcPr>
+          <w:p>
+            <w:pPr>
+              <w:pStyle w:val="TableContents"/>
+              <w:spacing w:lineRule="auto" w:line="274" w:before="0" w:after="140"/>
+              <w:ind w:hanging="0" w:left="0" w:right="0"/>
+              <w:rPr>
+                <w:rFonts w:ascii="Google Sans Text;sans-serif" w:hAnsi="Google Sans Text;sans-serif"/>
+                <w:sz w:val="18"/>
+                <w:szCs w:val="18"/>
+              </w:rPr>
+            </w:pPr>
+            <w:r>
+              <w:rPr>
+                <w:rFonts w:ascii="Google Sans Text;sans-serif" w:hAnsi="Google Sans Text;sans-serif"/>
+                <w:sz w:val="18"/>
+                <w:szCs w:val="18"/>
+              </w:rPr>
+              <w:t>0,099</w:t>
+            </w:r>
+          </w:p>
+        </w:tc>
+        <w:tc>
+          <w:tcPr>
+            <w:tcW w:w="560" w:type="dxa"/>
+            <w:tcBorders>
+              <w:top w:val="single" w:sz="2" w:space="0" w:color="000000"/>
+              <w:left w:val="single" w:sz="2" w:space="0" w:color="000000"/>
+              <w:bottom w:val="single" w:sz="2" w:space="0" w:color="000000"/>
+              <w:right w:val="single" w:sz="2" w:space="0" w:color="000000"/>
+            </w:tcBorders>
+            <w:vAlign w:val="center"/>
+          </w:tcPr>
+          <w:p>
+            <w:pPr>
+              <w:pStyle w:val="TableContents"/>
+              <w:spacing w:lineRule="auto" w:line="274" w:before="0" w:after="140"/>
+              <w:ind w:hanging="0" w:left="0" w:right="0"/>
+              <w:rPr>
+                <w:rFonts w:ascii="Google Sans Text;sans-serif" w:hAnsi="Google Sans Text;sans-serif"/>
+                <w:b/>
+                <w:sz w:val="18"/>
+                <w:szCs w:val="18"/>
+              </w:rPr>
+            </w:pPr>
+            <w:r>
+              <w:rPr>
+                <w:rFonts w:ascii="Google Sans Text;sans-serif" w:hAnsi="Google Sans Text;sans-serif"/>
+                <w:b/>
+                <w:sz w:val="18"/>
+                <w:szCs w:val="18"/>
+              </w:rPr>
+              <w:t>0,000</w:t>
+            </w:r>
+          </w:p>
+        </w:tc>
+        <w:tc>
+          <w:tcPr>
+            <w:tcW w:w="556" w:type="dxa"/>
+            <w:tcBorders>
+              <w:top w:val="single" w:sz="2" w:space="0" w:color="000000"/>
+              <w:left w:val="single" w:sz="2" w:space="0" w:color="000000"/>
+              <w:bottom w:val="single" w:sz="2" w:space="0" w:color="000000"/>
+              <w:right w:val="single" w:sz="2" w:space="0" w:color="000000"/>
+            </w:tcBorders>
+            <w:vAlign w:val="center"/>
+          </w:tcPr>
+          <w:p>
+            <w:pPr>
+              <w:pStyle w:val="TableContents"/>
+              <w:spacing w:lineRule="auto" w:line="274" w:before="0" w:after="140"/>
+              <w:ind w:hanging="0" w:left="0" w:right="0"/>
+              <w:rPr>
+                <w:rFonts w:ascii="Google Sans Text;sans-serif" w:hAnsi="Google Sans Text;sans-serif"/>
+                <w:sz w:val="18"/>
+                <w:szCs w:val="18"/>
+              </w:rPr>
+            </w:pPr>
+            <w:r>
+              <w:rPr>
+                <w:rFonts w:ascii="Google Sans Text;sans-serif" w:hAnsi="Google Sans Text;sans-serif"/>
+                <w:sz w:val="18"/>
+                <w:szCs w:val="18"/>
+              </w:rPr>
+              <w:t>0,140</w:t>
+            </w:r>
+          </w:p>
+        </w:tc>
+        <w:tc>
+          <w:tcPr>
+            <w:tcW w:w="557" w:type="dxa"/>
+            <w:tcBorders>
+              <w:top w:val="single" w:sz="2" w:space="0" w:color="000000"/>
+              <w:left w:val="single" w:sz="2" w:space="0" w:color="000000"/>
+              <w:bottom w:val="single" w:sz="2" w:space="0" w:color="000000"/>
+              <w:right w:val="single" w:sz="2" w:space="0" w:color="000000"/>
+            </w:tcBorders>
+            <w:vAlign w:val="center"/>
+          </w:tcPr>
+          <w:p>
+            <w:pPr>
+              <w:pStyle w:val="TableContents"/>
+              <w:spacing w:lineRule="auto" w:line="274" w:before="0" w:after="140"/>
+              <w:ind w:hanging="0" w:left="0" w:right="0"/>
+              <w:rPr>
+                <w:rFonts w:ascii="Google Sans Text;sans-serif" w:hAnsi="Google Sans Text;sans-serif"/>
+                <w:sz w:val="18"/>
+                <w:szCs w:val="18"/>
+              </w:rPr>
+            </w:pPr>
+            <w:r>
+              <w:rPr>
+                <w:rFonts w:ascii="Google Sans Text;sans-serif" w:hAnsi="Google Sans Text;sans-serif"/>
+                <w:sz w:val="18"/>
+                <w:szCs w:val="18"/>
+              </w:rPr>
+              <w:t>0,221</w:t>
+            </w:r>
+          </w:p>
+        </w:tc>
+        <w:tc>
+          <w:tcPr>
+            <w:tcW w:w="556" w:type="dxa"/>
+            <w:tcBorders>
+              <w:top w:val="single" w:sz="2" w:space="0" w:color="000000"/>
+              <w:left w:val="single" w:sz="2" w:space="0" w:color="000000"/>
+              <w:bottom w:val="single" w:sz="2" w:space="0" w:color="000000"/>
+              <w:right w:val="single" w:sz="2" w:space="0" w:color="000000"/>
+            </w:tcBorders>
+            <w:vAlign w:val="center"/>
+          </w:tcPr>
+          <w:p>
+            <w:pPr>
+              <w:pStyle w:val="TableContents"/>
+              <w:spacing w:lineRule="auto" w:line="274" w:before="0" w:after="140"/>
+              <w:ind w:hanging="0" w:left="0" w:right="0"/>
+              <w:rPr>
+                <w:rFonts w:ascii="Google Sans Text;sans-serif" w:hAnsi="Google Sans Text;sans-serif"/>
+                <w:sz w:val="18"/>
+                <w:szCs w:val="18"/>
+              </w:rPr>
+            </w:pPr>
+            <w:r>
+              <w:rPr>
+                <w:rFonts w:ascii="Google Sans Text;sans-serif" w:hAnsi="Google Sans Text;sans-serif"/>
+                <w:sz w:val="18"/>
+                <w:szCs w:val="18"/>
+              </w:rPr>
+              <w:t>0,370</w:t>
+            </w:r>
+          </w:p>
+        </w:tc>
+        <w:tc>
+          <w:tcPr>
+            <w:tcW w:w="631" w:type="dxa"/>
+            <w:tcBorders>
+              <w:top w:val="single" w:sz="2" w:space="0" w:color="000000"/>
+              <w:left w:val="single" w:sz="2" w:space="0" w:color="000000"/>
+              <w:bottom w:val="single" w:sz="2" w:space="0" w:color="000000"/>
+              <w:right w:val="single" w:sz="2" w:space="0" w:color="000000"/>
+            </w:tcBorders>
+            <w:vAlign w:val="center"/>
+          </w:tcPr>
+          <w:p>
+            <w:pPr>
+              <w:pStyle w:val="TableContents"/>
+              <w:spacing w:lineRule="auto" w:line="274" w:before="0" w:after="140"/>
+              <w:ind w:hanging="0" w:left="0" w:right="0"/>
+              <w:rPr>
+                <w:rFonts w:ascii="Google Sans Text;sans-serif" w:hAnsi="Google Sans Text;sans-serif"/>
+                <w:sz w:val="18"/>
+                <w:szCs w:val="18"/>
+              </w:rPr>
+            </w:pPr>
+            <w:r>
+              <w:rPr>
+                <w:rFonts w:ascii="Google Sans Text;sans-serif" w:hAnsi="Google Sans Text;sans-serif"/>
+                <w:sz w:val="18"/>
+                <w:szCs w:val="18"/>
+              </w:rPr>
+              <w:t>0,734</w:t>
+            </w:r>
+          </w:p>
+        </w:tc>
+      </w:tr>
+      <w:tr>
+        <w:trPr>
+          <w:trHeight w:val="480" w:hRule="atLeast"/>
+        </w:trPr>
+        <w:tc>
+          <w:tcPr>
+            <w:tcW w:w="1290" w:type="dxa"/>
+            <w:tcBorders>
+              <w:top w:val="single" w:sz="2" w:space="0" w:color="000000"/>
+              <w:left w:val="single" w:sz="2" w:space="0" w:color="000000"/>
+              <w:bottom w:val="single" w:sz="2" w:space="0" w:color="000000"/>
+              <w:right w:val="single" w:sz="2" w:space="0" w:color="000000"/>
+            </w:tcBorders>
+            <w:vAlign w:val="center"/>
+          </w:tcPr>
+          <w:p>
+            <w:pPr>
+              <w:pStyle w:val="TableContents"/>
+              <w:spacing w:before="0" w:after="160"/>
+              <w:ind w:hanging="0" w:left="0" w:right="0"/>
+              <w:rPr>
+                <w:sz w:val="18"/>
+                <w:szCs w:val="18"/>
+              </w:rPr>
+            </w:pPr>
+            <w:r>
+              <w:rPr>
+                <w:sz w:val="18"/>
+                <w:szCs w:val="18"/>
+              </w:rPr>
+            </w:r>
+          </w:p>
+        </w:tc>
+        <w:tc>
+          <w:tcPr>
+            <w:tcW w:w="788" w:type="dxa"/>
+            <w:tcBorders>
+              <w:top w:val="single" w:sz="2" w:space="0" w:color="000000"/>
+              <w:left w:val="single" w:sz="2" w:space="0" w:color="000000"/>
+              <w:bottom w:val="single" w:sz="2" w:space="0" w:color="000000"/>
+              <w:right w:val="single" w:sz="2" w:space="0" w:color="000000"/>
+            </w:tcBorders>
+            <w:vAlign w:val="center"/>
+          </w:tcPr>
+          <w:p>
+            <w:pPr>
+              <w:pStyle w:val="TableContents"/>
+              <w:spacing w:lineRule="auto" w:line="274" w:before="0" w:after="140"/>
+              <w:ind w:hanging="0" w:left="0" w:right="0"/>
+              <w:rPr>
+                <w:rFonts w:ascii="Google Sans Text;sans-serif" w:hAnsi="Google Sans Text;sans-serif"/>
+                <w:b/>
+                <w:sz w:val="18"/>
+                <w:szCs w:val="18"/>
+              </w:rPr>
+            </w:pPr>
+            <w:r>
+              <w:rPr>
+                <w:rFonts w:ascii="Google Sans Text;sans-serif" w:hAnsi="Google Sans Text;sans-serif"/>
+                <w:b/>
+                <w:sz w:val="18"/>
+                <w:szCs w:val="18"/>
+              </w:rPr>
+              <w:t>E∥​/E0​ (Теор.)</w:t>
+            </w:r>
+          </w:p>
+        </w:tc>
+        <w:tc>
+          <w:tcPr>
+            <w:tcW w:w="556" w:type="dxa"/>
+            <w:tcBorders>
+              <w:top w:val="single" w:sz="2" w:space="0" w:color="000000"/>
+              <w:left w:val="single" w:sz="2" w:space="0" w:color="000000"/>
+              <w:bottom w:val="single" w:sz="2" w:space="0" w:color="000000"/>
+              <w:right w:val="single" w:sz="2" w:space="0" w:color="000000"/>
+            </w:tcBorders>
+            <w:vAlign w:val="center"/>
+          </w:tcPr>
+          <w:p>
+            <w:pPr>
+              <w:pStyle w:val="TableContents"/>
+              <w:spacing w:lineRule="auto" w:line="274" w:before="0" w:after="140"/>
+              <w:ind w:hanging="0" w:left="0" w:right="0"/>
+              <w:rPr>
+                <w:rFonts w:ascii="Google Sans Text;sans-serif" w:hAnsi="Google Sans Text;sans-serif"/>
+                <w:sz w:val="18"/>
+                <w:szCs w:val="18"/>
+              </w:rPr>
+            </w:pPr>
+            <w:r>
+              <w:rPr>
+                <w:rFonts w:ascii="Google Sans Text;sans-serif" w:hAnsi="Google Sans Text;sans-serif"/>
+                <w:sz w:val="18"/>
+                <w:szCs w:val="18"/>
+              </w:rPr>
+              <w:t>0,172</w:t>
+            </w:r>
+          </w:p>
+        </w:tc>
+        <w:tc>
+          <w:tcPr>
+            <w:tcW w:w="557" w:type="dxa"/>
+            <w:tcBorders>
+              <w:top w:val="single" w:sz="2" w:space="0" w:color="000000"/>
+              <w:left w:val="single" w:sz="2" w:space="0" w:color="000000"/>
+              <w:bottom w:val="single" w:sz="2" w:space="0" w:color="000000"/>
+              <w:right w:val="single" w:sz="2" w:space="0" w:color="000000"/>
+            </w:tcBorders>
+            <w:vAlign w:val="center"/>
+          </w:tcPr>
+          <w:p>
+            <w:pPr>
+              <w:pStyle w:val="TableContents"/>
+              <w:spacing w:lineRule="auto" w:line="274" w:before="0" w:after="140"/>
+              <w:ind w:hanging="0" w:left="0" w:right="0"/>
+              <w:rPr>
+                <w:rFonts w:ascii="Google Sans Text;sans-serif" w:hAnsi="Google Sans Text;sans-serif"/>
+                <w:sz w:val="18"/>
+                <w:szCs w:val="18"/>
+              </w:rPr>
+            </w:pPr>
+            <w:r>
+              <w:rPr>
+                <w:rFonts w:ascii="Google Sans Text;sans-serif" w:hAnsi="Google Sans Text;sans-serif"/>
+                <w:sz w:val="18"/>
+                <w:szCs w:val="18"/>
+              </w:rPr>
+              <w:t>0,161</w:t>
+            </w:r>
+          </w:p>
+        </w:tc>
+        <w:tc>
+          <w:tcPr>
+            <w:tcW w:w="556" w:type="dxa"/>
+            <w:tcBorders>
+              <w:top w:val="single" w:sz="2" w:space="0" w:color="000000"/>
+              <w:left w:val="single" w:sz="2" w:space="0" w:color="000000"/>
+              <w:bottom w:val="single" w:sz="2" w:space="0" w:color="000000"/>
+              <w:right w:val="single" w:sz="2" w:space="0" w:color="000000"/>
+            </w:tcBorders>
+            <w:vAlign w:val="center"/>
+          </w:tcPr>
+          <w:p>
+            <w:pPr>
+              <w:pStyle w:val="TableContents"/>
+              <w:spacing w:lineRule="auto" w:line="274" w:before="0" w:after="140"/>
+              <w:ind w:hanging="0" w:left="0" w:right="0"/>
+              <w:rPr>
+                <w:rFonts w:ascii="Google Sans Text;sans-serif" w:hAnsi="Google Sans Text;sans-serif"/>
+                <w:sz w:val="18"/>
+                <w:szCs w:val="18"/>
+              </w:rPr>
+            </w:pPr>
+            <w:r>
+              <w:rPr>
+                <w:rFonts w:ascii="Google Sans Text;sans-serif" w:hAnsi="Google Sans Text;sans-serif"/>
+                <w:sz w:val="18"/>
+                <w:szCs w:val="18"/>
+              </w:rPr>
+              <w:t>0,151</w:t>
+            </w:r>
+          </w:p>
+        </w:tc>
+        <w:tc>
+          <w:tcPr>
+            <w:tcW w:w="557" w:type="dxa"/>
+            <w:tcBorders>
+              <w:top w:val="single" w:sz="2" w:space="0" w:color="000000"/>
+              <w:left w:val="single" w:sz="2" w:space="0" w:color="000000"/>
+              <w:bottom w:val="single" w:sz="2" w:space="0" w:color="000000"/>
+              <w:right w:val="single" w:sz="2" w:space="0" w:color="000000"/>
+            </w:tcBorders>
+            <w:vAlign w:val="center"/>
+          </w:tcPr>
+          <w:p>
+            <w:pPr>
+              <w:pStyle w:val="TableContents"/>
+              <w:spacing w:lineRule="auto" w:line="274" w:before="0" w:after="140"/>
+              <w:ind w:hanging="0" w:left="0" w:right="0"/>
+              <w:rPr>
+                <w:rFonts w:ascii="Google Sans Text;sans-serif" w:hAnsi="Google Sans Text;sans-serif"/>
+                <w:sz w:val="18"/>
+                <w:szCs w:val="18"/>
+              </w:rPr>
+            </w:pPr>
+            <w:r>
+              <w:rPr>
+                <w:rFonts w:ascii="Google Sans Text;sans-serif" w:hAnsi="Google Sans Text;sans-serif"/>
+                <w:sz w:val="18"/>
+                <w:szCs w:val="18"/>
+              </w:rPr>
+              <w:t>0,138</w:t>
+            </w:r>
+          </w:p>
+        </w:tc>
+        <w:tc>
+          <w:tcPr>
+            <w:tcW w:w="557" w:type="dxa"/>
+            <w:tcBorders>
+              <w:top w:val="single" w:sz="2" w:space="0" w:color="000000"/>
+              <w:left w:val="single" w:sz="2" w:space="0" w:color="000000"/>
+              <w:bottom w:val="single" w:sz="2" w:space="0" w:color="000000"/>
+              <w:right w:val="single" w:sz="2" w:space="0" w:color="000000"/>
+            </w:tcBorders>
+            <w:vAlign w:val="center"/>
+          </w:tcPr>
+          <w:p>
+            <w:pPr>
+              <w:pStyle w:val="TableContents"/>
+              <w:spacing w:lineRule="auto" w:line="274" w:before="0" w:after="140"/>
+              <w:ind w:hanging="0" w:left="0" w:right="0"/>
+              <w:rPr>
+                <w:rFonts w:ascii="Google Sans Text;sans-serif" w:hAnsi="Google Sans Text;sans-serif"/>
+                <w:sz w:val="18"/>
+                <w:szCs w:val="18"/>
+              </w:rPr>
+            </w:pPr>
+            <w:r>
+              <w:rPr>
+                <w:rFonts w:ascii="Google Sans Text;sans-serif" w:hAnsi="Google Sans Text;sans-serif"/>
+                <w:sz w:val="18"/>
+                <w:szCs w:val="18"/>
+              </w:rPr>
+              <w:t>0,122</w:t>
+            </w:r>
+          </w:p>
+        </w:tc>
+        <w:tc>
+          <w:tcPr>
+            <w:tcW w:w="556" w:type="dxa"/>
+            <w:tcBorders>
+              <w:top w:val="single" w:sz="2" w:space="0" w:color="000000"/>
+              <w:left w:val="single" w:sz="2" w:space="0" w:color="000000"/>
+              <w:bottom w:val="single" w:sz="2" w:space="0" w:color="000000"/>
+              <w:right w:val="single" w:sz="2" w:space="0" w:color="000000"/>
+            </w:tcBorders>
+            <w:vAlign w:val="center"/>
+          </w:tcPr>
+          <w:p>
+            <w:pPr>
+              <w:pStyle w:val="TableContents"/>
+              <w:spacing w:lineRule="auto" w:line="274" w:before="0" w:after="140"/>
+              <w:ind w:hanging="0" w:left="0" w:right="0"/>
+              <w:rPr>
+                <w:rFonts w:ascii="Google Sans Text;sans-serif" w:hAnsi="Google Sans Text;sans-serif"/>
+                <w:sz w:val="18"/>
+                <w:szCs w:val="18"/>
+              </w:rPr>
+            </w:pPr>
+            <w:r>
+              <w:rPr>
+                <w:rFonts w:ascii="Google Sans Text;sans-serif" w:hAnsi="Google Sans Text;sans-serif"/>
+                <w:sz w:val="18"/>
+                <w:szCs w:val="18"/>
+              </w:rPr>
+              <w:t>0,101</w:t>
+            </w:r>
+          </w:p>
+        </w:tc>
+        <w:tc>
+          <w:tcPr>
+            <w:tcW w:w="557" w:type="dxa"/>
+            <w:tcBorders>
+              <w:top w:val="single" w:sz="2" w:space="0" w:color="000000"/>
+              <w:left w:val="single" w:sz="2" w:space="0" w:color="000000"/>
+              <w:bottom w:val="single" w:sz="2" w:space="0" w:color="000000"/>
+              <w:right w:val="single" w:sz="2" w:space="0" w:color="000000"/>
+            </w:tcBorders>
+            <w:vAlign w:val="center"/>
+          </w:tcPr>
+          <w:p>
+            <w:pPr>
+              <w:pStyle w:val="TableContents"/>
+              <w:spacing w:lineRule="auto" w:line="274" w:before="0" w:after="140"/>
+              <w:ind w:hanging="0" w:left="0" w:right="0"/>
+              <w:rPr>
+                <w:rFonts w:ascii="Google Sans Text;sans-serif" w:hAnsi="Google Sans Text;sans-serif"/>
+                <w:sz w:val="18"/>
+                <w:szCs w:val="18"/>
+              </w:rPr>
+            </w:pPr>
+            <w:r>
+              <w:rPr>
+                <w:rFonts w:ascii="Google Sans Text;sans-serif" w:hAnsi="Google Sans Text;sans-serif"/>
+                <w:sz w:val="18"/>
+                <w:szCs w:val="18"/>
+              </w:rPr>
+              <w:t>0,075</w:t>
+            </w:r>
+          </w:p>
+        </w:tc>
+        <w:tc>
+          <w:tcPr>
+            <w:tcW w:w="556" w:type="dxa"/>
+            <w:tcBorders>
+              <w:top w:val="single" w:sz="2" w:space="0" w:color="000000"/>
+              <w:left w:val="single" w:sz="2" w:space="0" w:color="000000"/>
+              <w:bottom w:val="single" w:sz="2" w:space="0" w:color="000000"/>
+              <w:right w:val="single" w:sz="2" w:space="0" w:color="000000"/>
+            </w:tcBorders>
+            <w:vAlign w:val="center"/>
+          </w:tcPr>
+          <w:p>
+            <w:pPr>
+              <w:pStyle w:val="TableContents"/>
+              <w:spacing w:lineRule="auto" w:line="274" w:before="0" w:after="140"/>
+              <w:ind w:hanging="0" w:left="0" w:right="0"/>
+              <w:rPr>
+                <w:rFonts w:ascii="Google Sans Text;sans-serif" w:hAnsi="Google Sans Text;sans-serif"/>
+                <w:sz w:val="18"/>
+                <w:szCs w:val="18"/>
+              </w:rPr>
+            </w:pPr>
+            <w:r>
+              <w:rPr>
+                <w:rFonts w:ascii="Google Sans Text;sans-serif" w:hAnsi="Google Sans Text;sans-serif"/>
+                <w:sz w:val="18"/>
+                <w:szCs w:val="18"/>
+              </w:rPr>
+              <w:t>0,042</w:t>
+            </w:r>
+          </w:p>
+        </w:tc>
+        <w:tc>
+          <w:tcPr>
+            <w:tcW w:w="560" w:type="dxa"/>
+            <w:tcBorders>
+              <w:top w:val="single" w:sz="2" w:space="0" w:color="000000"/>
+              <w:left w:val="single" w:sz="2" w:space="0" w:color="000000"/>
+              <w:bottom w:val="single" w:sz="2" w:space="0" w:color="000000"/>
+              <w:right w:val="single" w:sz="2" w:space="0" w:color="000000"/>
+            </w:tcBorders>
+            <w:vAlign w:val="center"/>
+          </w:tcPr>
+          <w:p>
+            <w:pPr>
+              <w:pStyle w:val="TableContents"/>
+              <w:spacing w:lineRule="auto" w:line="274" w:before="0" w:after="140"/>
+              <w:ind w:hanging="0" w:left="0" w:right="0"/>
+              <w:rPr>
+                <w:rFonts w:ascii="Google Sans Text;sans-serif" w:hAnsi="Google Sans Text;sans-serif"/>
+                <w:b/>
+                <w:sz w:val="18"/>
+                <w:szCs w:val="18"/>
+              </w:rPr>
+            </w:pPr>
+            <w:r>
+              <w:rPr>
+                <w:rFonts w:ascii="Google Sans Text;sans-serif" w:hAnsi="Google Sans Text;sans-serif"/>
+                <w:b/>
+                <w:sz w:val="18"/>
+                <w:szCs w:val="18"/>
+              </w:rPr>
+              <w:t>0,000</w:t>
+            </w:r>
+          </w:p>
+        </w:tc>
+        <w:tc>
+          <w:tcPr>
+            <w:tcW w:w="556" w:type="dxa"/>
+            <w:tcBorders>
+              <w:top w:val="single" w:sz="2" w:space="0" w:color="000000"/>
+              <w:left w:val="single" w:sz="2" w:space="0" w:color="000000"/>
+              <w:bottom w:val="single" w:sz="2" w:space="0" w:color="000000"/>
+              <w:right w:val="single" w:sz="2" w:space="0" w:color="000000"/>
+            </w:tcBorders>
+            <w:vAlign w:val="center"/>
+          </w:tcPr>
+          <w:p>
+            <w:pPr>
+              <w:pStyle w:val="TableContents"/>
+              <w:spacing w:lineRule="auto" w:line="274" w:before="0" w:after="140"/>
+              <w:ind w:hanging="0" w:left="0" w:right="0"/>
+              <w:rPr>
+                <w:rFonts w:ascii="Google Sans Text;sans-serif" w:hAnsi="Google Sans Text;sans-serif"/>
+                <w:sz w:val="18"/>
+                <w:szCs w:val="18"/>
+              </w:rPr>
+            </w:pPr>
+            <w:r>
+              <w:rPr>
+                <w:rFonts w:ascii="Google Sans Text;sans-serif" w:hAnsi="Google Sans Text;sans-serif"/>
+                <w:sz w:val="18"/>
+                <w:szCs w:val="18"/>
+              </w:rPr>
+              <w:t>0,054</w:t>
+            </w:r>
+          </w:p>
+        </w:tc>
+        <w:tc>
+          <w:tcPr>
+            <w:tcW w:w="557" w:type="dxa"/>
+            <w:tcBorders>
+              <w:top w:val="single" w:sz="2" w:space="0" w:color="000000"/>
+              <w:left w:val="single" w:sz="2" w:space="0" w:color="000000"/>
+              <w:bottom w:val="single" w:sz="2" w:space="0" w:color="000000"/>
+              <w:right w:val="single" w:sz="2" w:space="0" w:color="000000"/>
+            </w:tcBorders>
+            <w:vAlign w:val="center"/>
+          </w:tcPr>
+          <w:p>
+            <w:pPr>
+              <w:pStyle w:val="TableContents"/>
+              <w:spacing w:lineRule="auto" w:line="274" w:before="0" w:after="140"/>
+              <w:ind w:hanging="0" w:left="0" w:right="0"/>
+              <w:rPr>
+                <w:rFonts w:ascii="Google Sans Text;sans-serif" w:hAnsi="Google Sans Text;sans-serif"/>
+                <w:sz w:val="18"/>
+                <w:szCs w:val="18"/>
+              </w:rPr>
+            </w:pPr>
+            <w:r>
+              <w:rPr>
+                <w:rFonts w:ascii="Google Sans Text;sans-serif" w:hAnsi="Google Sans Text;sans-serif"/>
+                <w:sz w:val="18"/>
+                <w:szCs w:val="18"/>
+              </w:rPr>
+              <w:t>0,124</w:t>
+            </w:r>
+          </w:p>
+        </w:tc>
+        <w:tc>
+          <w:tcPr>
+            <w:tcW w:w="556" w:type="dxa"/>
+            <w:tcBorders>
+              <w:top w:val="single" w:sz="2" w:space="0" w:color="000000"/>
+              <w:left w:val="single" w:sz="2" w:space="0" w:color="000000"/>
+              <w:bottom w:val="single" w:sz="2" w:space="0" w:color="000000"/>
+              <w:right w:val="single" w:sz="2" w:space="0" w:color="000000"/>
+            </w:tcBorders>
+            <w:vAlign w:val="center"/>
+          </w:tcPr>
+          <w:p>
+            <w:pPr>
+              <w:pStyle w:val="TableContents"/>
+              <w:spacing w:lineRule="auto" w:line="274" w:before="0" w:after="140"/>
+              <w:ind w:hanging="0" w:left="0" w:right="0"/>
+              <w:rPr>
+                <w:rFonts w:ascii="Google Sans Text;sans-serif" w:hAnsi="Google Sans Text;sans-serif"/>
+                <w:sz w:val="18"/>
+                <w:szCs w:val="18"/>
+              </w:rPr>
+            </w:pPr>
+            <w:r>
+              <w:rPr>
+                <w:rFonts w:ascii="Google Sans Text;sans-serif" w:hAnsi="Google Sans Text;sans-serif"/>
+                <w:sz w:val="18"/>
+                <w:szCs w:val="18"/>
+              </w:rPr>
+              <w:t>0,211</w:t>
+            </w:r>
+          </w:p>
+        </w:tc>
+        <w:tc>
+          <w:tcPr>
+            <w:tcW w:w="631" w:type="dxa"/>
+            <w:tcBorders>
+              <w:top w:val="single" w:sz="2" w:space="0" w:color="000000"/>
+              <w:left w:val="single" w:sz="2" w:space="0" w:color="000000"/>
+              <w:bottom w:val="single" w:sz="2" w:space="0" w:color="000000"/>
+              <w:right w:val="single" w:sz="2" w:space="0" w:color="000000"/>
+            </w:tcBorders>
+            <w:vAlign w:val="center"/>
+          </w:tcPr>
+          <w:p>
+            <w:pPr>
+              <w:pStyle w:val="TableContents"/>
+              <w:spacing w:lineRule="auto" w:line="274" w:before="0" w:after="140"/>
+              <w:ind w:hanging="0" w:left="0" w:right="0"/>
+              <w:rPr>
+                <w:rFonts w:ascii="Google Sans Text;sans-serif" w:hAnsi="Google Sans Text;sans-serif"/>
+                <w:sz w:val="18"/>
+                <w:szCs w:val="18"/>
+              </w:rPr>
+            </w:pPr>
+            <w:r>
+              <w:rPr>
+                <w:rFonts w:ascii="Google Sans Text;sans-serif" w:hAnsi="Google Sans Text;sans-serif"/>
+                <w:sz w:val="18"/>
+                <w:szCs w:val="18"/>
+              </w:rPr>
+              <w:t>0,490</w:t>
+            </w:r>
+          </w:p>
+        </w:tc>
+      </w:tr>
+    </w:tbl>
+    <w:p>
+      <w:pPr>
+        <w:pStyle w:val="Normal"/>
+        <w:spacing w:lineRule="auto" w:line="288" w:before="0" w:after="0"/>
+        <w:jc w:val="both"/>
+        <w:rPr>
+          <w:rFonts w:ascii="Times New Roman" w:hAnsi="Times New Roman" w:eastAsia="Times New Roman"/>
+          <w:iCs/>
+          <w:color w:val="000000"/>
+          <w:sz w:val="28"/>
+          <w:szCs w:val="28"/>
+          <w:lang w:eastAsia="ru-RU"/>
+        </w:rPr>
+      </w:pPr>
+      <w:r>
+        <w:rPr>
+          <w:rFonts w:eastAsia="Times New Roman" w:ascii="Times New Roman" w:hAnsi="Times New Roman"/>
+          <w:iCs/>
+          <w:color w:val="000000"/>
+          <w:sz w:val="28"/>
+          <w:szCs w:val="28"/>
+          <w:lang w:eastAsia="ru-RU"/>
+        </w:rPr>
+      </w:r>
+    </w:p>
+    <w:p>
+      <w:pPr>
+        <w:pStyle w:val="Heading3"/>
+        <w:spacing w:lineRule="auto" w:line="288" w:before="0" w:after="0"/>
+        <w:jc w:val="both"/>
+        <w:rPr>
+          <w:rFonts w:ascii="Times New Roman" w:hAnsi="Times New Roman" w:eastAsia="Times New Roman"/>
+          <w:iCs/>
+          <w:color w:val="000000"/>
+          <w:sz w:val="28"/>
+          <w:szCs w:val="28"/>
+          <w:lang w:eastAsia="ru-RU"/>
+        </w:rPr>
+      </w:pPr>
+      <w:r>
+        <w:rPr>
+          <w:rFonts w:eastAsia="Times New Roman" w:ascii="Times New Roman" w:hAnsi="Times New Roman"/>
+          <w:iCs/>
+          <w:color w:val="000000"/>
+          <w:sz w:val="28"/>
+          <w:szCs w:val="28"/>
+          <w:lang w:eastAsia="ru-RU"/>
+        </w:rPr>
+        <w:t>1. Загальні розрахункові формули</w:t>
+      </w:r>
+    </w:p>
+    <w:p>
+      <w:pPr>
+        <w:pStyle w:val="BodyText"/>
+        <w:spacing w:lineRule="auto" w:line="288"/>
+        <w:jc w:val="both"/>
+        <w:rPr>
+          <w:rFonts w:ascii="Times New Roman" w:hAnsi="Times New Roman" w:eastAsia="Times New Roman"/>
+          <w:iCs/>
+          <w:color w:val="000000"/>
+          <w:sz w:val="28"/>
+          <w:szCs w:val="28"/>
+          <w:lang w:eastAsia="ru-RU"/>
+        </w:rPr>
+      </w:pPr>
+      <w:r>
+        <w:rPr>
+          <w:rFonts w:eastAsia="Times New Roman" w:ascii="Times New Roman" w:hAnsi="Times New Roman"/>
+          <w:iCs/>
+          <w:color w:val="000000"/>
+          <w:sz w:val="28"/>
+          <w:szCs w:val="28"/>
+          <w:lang w:eastAsia="ru-RU"/>
+        </w:rPr>
+        <w:t>Цей блок містить основні формули, за якими проводиться обробка результатів.</w:t>
+      </w:r>
+    </w:p>
+    <w:p>
+      <w:pPr>
+        <w:pStyle w:val="Normal"/>
+        <w:spacing w:lineRule="auto" w:line="288" w:before="0" w:after="0"/>
+        <w:jc w:val="both"/>
+        <w:rPr>
+          <w:rFonts w:ascii="Times New Roman" w:hAnsi="Times New Roman" w:eastAsia="Times New Roman"/>
+          <w:iCs/>
+          <w:color w:val="000000"/>
+          <w:sz w:val="28"/>
+          <w:szCs w:val="28"/>
+          <w:lang w:eastAsia="ru-RU"/>
+        </w:rPr>
+      </w:pPr>
+      <w:r>
+        <w:rPr>
+          <w:rFonts w:eastAsia="Times New Roman" w:ascii="Times New Roman" w:hAnsi="Times New Roman"/>
+          <w:iCs/>
+          <w:color w:val="000000"/>
+          <w:sz w:val="28"/>
+          <w:szCs w:val="28"/>
+          <w:lang w:eastAsia="ru-RU"/>
+        </w:rPr>
+      </w:r>
+      <m:oMathPara xmlns:m="http://schemas.openxmlformats.org/officeDocument/2006/math">
+        <m:oMathParaPr>
+          <m:jc m:val="left"/>
+        </m:oMathParaPr>
+        <m:oMath>
+          <m:eqArr>
+            <m:e>
+              <m:r>
+                <m:rPr>
+                  <m:lit/>
+                  <m:nor/>
+                </m:rPr>
+                <w:rPr>
+                  <w:rFonts w:ascii="Cambria Math" w:hAnsi="Cambria Math"/>
+                </w:rPr>
+                <m:t xml:space="preserve">1. Знаходимо показник заломлення скла за кутом Брюстера (</m:t>
+              </m:r>
+              <m:sSub>
+                <m:e>
+                  <m:r>
+                    <w:rPr>
+                      <w:rFonts w:ascii="Cambria Math" w:hAnsi="Cambria Math"/>
+                    </w:rPr>
+                    <m:t xml:space="preserve">ϑ</m:t>
+                  </m:r>
+                </m:e>
+                <m:sub>
+                  <m:r>
+                    <w:rPr>
+                      <w:rFonts w:ascii="Cambria Math" w:hAnsi="Cambria Math"/>
+                    </w:rPr>
+                    <m:t xml:space="preserve">Бp</m:t>
+                  </m:r>
+                </m:sub>
+              </m:sSub>
+              <m:r>
+                <w:rPr>
+                  <w:rFonts w:ascii="Cambria Math" w:hAnsi="Cambria Math"/>
+                </w:rPr>
+                <m:t xml:space="preserve">=</m:t>
+              </m:r>
+              <m:sSup>
+                <m:e>
+                  <m:r>
+                    <w:rPr>
+                      <w:rFonts w:ascii="Cambria Math" w:hAnsi="Cambria Math"/>
+                    </w:rPr>
+                    <m:t xml:space="preserve">55</m:t>
+                  </m:r>
+                </m:e>
+                <m:sup>
+                  <m:r>
+                    <w:rPr>
+                      <w:rFonts w:ascii="Cambria Math" w:hAnsi="Cambria Math"/>
+                    </w:rPr>
+                    <m:t xml:space="preserve">∘</m:t>
+                  </m:r>
+                </m:sup>
+              </m:sSup>
+              <m:r>
+                <m:rPr>
+                  <m:lit/>
+                  <m:nor/>
+                </m:rPr>
+                <w:rPr>
+                  <w:rFonts w:ascii="Cambria Math" w:hAnsi="Cambria Math"/>
+                </w:rPr>
+                <m:t xml:space="preserve">):</m:t>
+              </m:r>
+            </m:e>
+            <m:e>
+              <m:sSub>
+                <m:e>
+                  <m:r>
+                    <w:rPr>
+                      <w:rFonts w:ascii="Cambria Math" w:hAnsi="Cambria Math"/>
+                    </w:rPr>
+                    <m:t xml:space="preserve">n</m:t>
+                  </m:r>
+                </m:e>
+                <m:sub>
+                  <m:r>
+                    <w:rPr>
+                      <w:rFonts w:ascii="Cambria Math" w:hAnsi="Cambria Math"/>
+                    </w:rPr>
+                    <m:t xml:space="preserve">2</m:t>
+                  </m:r>
+                </m:sub>
+              </m:sSub>
+              <m:r>
+                <w:rPr>
+                  <w:rFonts w:ascii="Cambria Math" w:hAnsi="Cambria Math"/>
+                </w:rPr>
+                <m:t xml:space="preserve">=</m:t>
+              </m:r>
+              <m:r>
+                <w:rPr>
+                  <w:rFonts w:ascii="Cambria Math" w:hAnsi="Cambria Math"/>
+                </w:rPr>
+                <m:t xml:space="preserve">tg</m:t>
+              </m:r>
+              <m:sSub>
+                <m:e>
+                  <m:r>
+                    <w:rPr>
+                      <w:rFonts w:ascii="Cambria Math" w:hAnsi="Cambria Math"/>
+                    </w:rPr>
+                    <m:t xml:space="preserve">ϑ</m:t>
+                  </m:r>
+                </m:e>
+                <m:sub>
+                  <m:r>
+                    <w:rPr>
+                      <w:rFonts w:ascii="Cambria Math" w:hAnsi="Cambria Math"/>
+                    </w:rPr>
+                    <m:t xml:space="preserve">Бp</m:t>
+                  </m:r>
+                </m:sub>
+              </m:sSub>
+              <m:r>
+                <w:rPr>
+                  <w:rFonts w:ascii="Cambria Math" w:hAnsi="Cambria Math"/>
+                </w:rPr>
+                <m:t xml:space="preserve">=</m:t>
+              </m:r>
+              <m:r>
+                <w:rPr>
+                  <w:rFonts w:ascii="Cambria Math" w:hAnsi="Cambria Math"/>
+                </w:rPr>
+                <m:t xml:space="preserve">tg</m:t>
+              </m:r>
+              <m:d>
+                <m:dPr>
+                  <m:begChr m:val="("/>
+                  <m:endChr m:val=")"/>
+                </m:dPr>
+                <m:e>
+                  <m:sSup>
+                    <m:e>
+                      <m:r>
+                        <w:rPr>
+                          <w:rFonts w:ascii="Cambria Math" w:hAnsi="Cambria Math"/>
+                        </w:rPr>
+                        <m:t xml:space="preserve">55</m:t>
+                      </m:r>
+                    </m:e>
+                    <m:sup>
+                      <m:r>
+                        <w:rPr>
+                          <w:rFonts w:ascii="Cambria Math" w:hAnsi="Cambria Math"/>
+                        </w:rPr>
+                        <m:t xml:space="preserve">∘</m:t>
+                      </m:r>
+                    </m:sup>
+                  </m:sSup>
+                </m:e>
+              </m:d>
+              <m:r>
+                <w:rPr>
+                  <w:rFonts w:ascii="Cambria Math" w:hAnsi="Cambria Math"/>
+                </w:rPr>
+                <m:t xml:space="preserve">≈</m:t>
+              </m:r>
+              <m:r>
+                <w:rPr>
+                  <w:rFonts w:ascii="Cambria Math" w:hAnsi="Cambria Math"/>
+                </w:rPr>
+                <m:t xml:space="preserve">1,428</m:t>
+              </m:r>
+            </m:e>
+            <m:e/>
+            <m:e>
+              <m:r>
+                <m:rPr>
+                  <m:lit/>
+                  <m:nor/>
+                </m:rPr>
+                <w:rPr>
+                  <w:rFonts w:ascii="Cambria Math" w:hAnsi="Cambria Math"/>
+                </w:rPr>
+                <m:t xml:space="preserve">2. Експериментальні відносні амплітуди для </m:t>
+              </m:r>
+              <m:sSub>
+                <m:e>
+                  <m:r>
+                    <w:rPr>
+                      <w:rFonts w:ascii="Cambria Math" w:hAnsi="Cambria Math"/>
+                    </w:rPr>
+                    <m:t xml:space="preserve">θ</m:t>
+                  </m:r>
+                </m:e>
+                <m:sub>
+                  <m:r>
+                    <w:rPr>
+                      <w:rFonts w:ascii="Cambria Math" w:hAnsi="Cambria Math"/>
+                    </w:rPr>
+                    <m:t xml:space="preserve">1</m:t>
+                  </m:r>
+                </m:sub>
+              </m:sSub>
+              <m:r>
+                <w:rPr>
+                  <w:rFonts w:ascii="Cambria Math" w:hAnsi="Cambria Math"/>
+                </w:rPr>
+                <m:t xml:space="preserve">=</m:t>
+              </m:r>
+              <m:sSup>
+                <m:e>
+                  <m:r>
+                    <w:rPr>
+                      <w:rFonts w:ascii="Cambria Math" w:hAnsi="Cambria Math"/>
+                    </w:rPr>
+                    <m:t xml:space="preserve">10</m:t>
+                  </m:r>
+                </m:e>
+                <m:sup>
+                  <m:r>
+                    <w:rPr>
+                      <w:rFonts w:ascii="Cambria Math" w:hAnsi="Cambria Math"/>
+                    </w:rPr>
+                    <m:t xml:space="preserve">∘</m:t>
+                  </m:r>
+                </m:sup>
+              </m:sSup>
+              <m:r>
+                <m:rPr>
+                  <m:lit/>
+                  <m:nor/>
+                </m:rPr>
+                <w:rPr>
+                  <w:rFonts w:ascii="Cambria Math" w:hAnsi="Cambria Math"/>
+                </w:rPr>
+                <m:t xml:space="preserve"> (</m:t>
+              </m:r>
+              <m:sSub>
+                <m:e>
+                  <m:r>
+                    <w:rPr>
+                      <w:rFonts w:ascii="Cambria Math" w:hAnsi="Cambria Math"/>
+                    </w:rPr>
+                    <m:t xml:space="preserve">U</m:t>
+                  </m:r>
+                </m:e>
+                <m:sub>
+                  <m:r>
+                    <w:rPr>
+                      <w:rFonts w:ascii="Cambria Math" w:hAnsi="Cambria Math"/>
+                    </w:rPr>
+                    <m:t xml:space="preserve">0</m:t>
+                  </m:r>
+                </m:sub>
+              </m:sSub>
+              <m:r>
+                <w:rPr>
+                  <w:rFonts w:ascii="Cambria Math" w:hAnsi="Cambria Math"/>
+                </w:rPr>
+                <m:t xml:space="preserve">=</m:t>
+              </m:r>
+              <m:r>
+                <w:rPr>
+                  <w:rFonts w:ascii="Cambria Math" w:hAnsi="Cambria Math"/>
+                </w:rPr>
+                <m:t xml:space="preserve">510</m:t>
+              </m:r>
+              <m:r>
+                <m:rPr>
+                  <m:lit/>
+                  <m:nor/>
+                </m:rPr>
+                <w:rPr>
+                  <w:rFonts w:ascii="Cambria Math" w:hAnsi="Cambria Math"/>
+                </w:rPr>
+                <m:t xml:space="preserve"> В):</m:t>
+              </m:r>
+            </m:e>
+            <m:e>
+              <m:f>
+                <m:num>
+                  <m:sSub>
+                    <m:e>
+                      <m:r>
+                        <w:rPr>
+                          <w:rFonts w:ascii="Cambria Math" w:hAnsi="Cambria Math"/>
+                        </w:rPr>
+                        <m:t xml:space="preserve">E</m:t>
+                      </m:r>
+                    </m:e>
+                    <m:sub>
+                      <m:r>
+                        <w:rPr>
+                          <w:rFonts w:ascii="Cambria Math" w:hAnsi="Cambria Math"/>
+                        </w:rPr>
+                        <m:t xml:space="preserve">⊥</m:t>
+                      </m:r>
+                      <m:r>
+                        <w:rPr>
+                          <w:rFonts w:ascii="Cambria Math" w:hAnsi="Cambria Math"/>
+                        </w:rPr>
+                        <m:t xml:space="preserve">екс</m:t>
+                      </m:r>
+                    </m:sub>
+                  </m:sSub>
+                </m:num>
+                <m:den>
+                  <m:sSub>
+                    <m:e>
+                      <m:r>
+                        <w:rPr>
+                          <w:rFonts w:ascii="Cambria Math" w:hAnsi="Cambria Math"/>
+                        </w:rPr>
+                        <m:t xml:space="preserve">E</m:t>
+                      </m:r>
+                    </m:e>
+                    <m:sub>
+                      <m:r>
+                        <w:rPr>
+                          <w:rFonts w:ascii="Cambria Math" w:hAnsi="Cambria Math"/>
+                        </w:rPr>
+                        <m:t xml:space="preserve">0</m:t>
+                      </m:r>
+                    </m:sub>
+                  </m:sSub>
+                </m:den>
+              </m:f>
+              <m:r>
+                <w:rPr>
+                  <w:rFonts w:ascii="Cambria Math" w:hAnsi="Cambria Math"/>
+                </w:rPr>
+                <m:t xml:space="preserve">=</m:t>
+              </m:r>
+              <m:rad>
+                <m:radPr>
+                  <m:degHide m:val="1"/>
+                </m:radPr>
+                <m:deg/>
+                <m:e>
+                  <m:f>
+                    <m:num>
+                      <m:sSub>
+                        <m:e>
+                          <m:r>
+                            <w:rPr>
+                              <w:rFonts w:ascii="Cambria Math" w:hAnsi="Cambria Math"/>
+                            </w:rPr>
+                            <m:t xml:space="preserve">U</m:t>
+                          </m:r>
+                        </m:e>
+                        <m:sub>
+                          <m:r>
+                            <w:rPr>
+                              <w:rFonts w:ascii="Cambria Math" w:hAnsi="Cambria Math"/>
+                            </w:rPr>
+                            <m:t xml:space="preserve">⊥</m:t>
+                          </m:r>
+                        </m:sub>
+                      </m:sSub>
+                    </m:num>
+                    <m:den>
+                      <m:sSub>
+                        <m:e>
+                          <m:r>
+                            <w:rPr>
+                              <w:rFonts w:ascii="Cambria Math" w:hAnsi="Cambria Math"/>
+                            </w:rPr>
+                            <m:t xml:space="preserve">U</m:t>
+                          </m:r>
+                        </m:e>
+                        <m:sub>
+                          <m:r>
+                            <w:rPr>
+                              <w:rFonts w:ascii="Cambria Math" w:hAnsi="Cambria Math"/>
+                            </w:rPr>
+                            <m:t xml:space="preserve">0</m:t>
+                          </m:r>
+                        </m:sub>
+                      </m:sSub>
+                    </m:den>
+                  </m:f>
+                </m:e>
+              </m:rad>
+              <m:r>
+                <w:rPr>
+                  <w:rFonts w:ascii="Cambria Math" w:hAnsi="Cambria Math"/>
+                </w:rPr>
+                <m:t xml:space="preserve">=</m:t>
+              </m:r>
+              <m:rad>
+                <m:radPr>
+                  <m:degHide m:val="1"/>
+                </m:radPr>
+                <m:deg/>
+                <m:e>
+                  <m:f>
+                    <m:num>
+                      <m:r>
+                        <w:rPr>
+                          <w:rFonts w:ascii="Cambria Math" w:hAnsi="Cambria Math"/>
+                        </w:rPr>
+                        <m:t xml:space="preserve">50</m:t>
+                      </m:r>
+                    </m:num>
+                    <m:den>
+                      <m:r>
+                        <w:rPr>
+                          <w:rFonts w:ascii="Cambria Math" w:hAnsi="Cambria Math"/>
+                        </w:rPr>
+                        <m:t xml:space="preserve">510</m:t>
+                      </m:r>
+                    </m:den>
+                  </m:f>
+                </m:e>
+              </m:rad>
+              <m:r>
+                <w:rPr>
+                  <w:rFonts w:ascii="Cambria Math" w:hAnsi="Cambria Math"/>
+                </w:rPr>
+                <m:t xml:space="preserve">≈</m:t>
+              </m:r>
+              <m:r>
+                <w:rPr>
+                  <w:rFonts w:ascii="Cambria Math" w:hAnsi="Cambria Math"/>
+                </w:rPr>
+                <m:t xml:space="preserve">0,313</m:t>
+              </m:r>
+            </m:e>
+            <m:e>
+              <m:f>
+                <m:num>
+                  <m:sSub>
+                    <m:e>
+                      <m:r>
+                        <w:rPr>
+                          <w:rFonts w:ascii="Cambria Math" w:hAnsi="Cambria Math"/>
+                        </w:rPr>
+                        <m:t xml:space="preserve">E</m:t>
+                      </m:r>
+                    </m:e>
+                    <m:sub>
+                      <m:r>
+                        <w:rPr>
+                          <w:rFonts w:ascii="Cambria Math" w:hAnsi="Cambria Math"/>
+                        </w:rPr>
+                        <m:t xml:space="preserve">∥</m:t>
+                      </m:r>
+                      <m:r>
+                        <w:rPr>
+                          <w:rFonts w:ascii="Cambria Math" w:hAnsi="Cambria Math"/>
+                        </w:rPr>
+                        <m:t xml:space="preserve">екс</m:t>
+                      </m:r>
+                    </m:sub>
+                  </m:sSub>
+                </m:num>
+                <m:den>
+                  <m:sSub>
+                    <m:e>
+                      <m:r>
+                        <w:rPr>
+                          <w:rFonts w:ascii="Cambria Math" w:hAnsi="Cambria Math"/>
+                        </w:rPr>
+                        <m:t xml:space="preserve">E</m:t>
+                      </m:r>
+                    </m:e>
+                    <m:sub>
+                      <m:r>
+                        <w:rPr>
+                          <w:rFonts w:ascii="Cambria Math" w:hAnsi="Cambria Math"/>
+                        </w:rPr>
+                        <m:t xml:space="preserve">0</m:t>
+                      </m:r>
+                    </m:sub>
+                  </m:sSub>
+                </m:den>
+              </m:f>
+              <m:r>
+                <w:rPr>
+                  <w:rFonts w:ascii="Cambria Math" w:hAnsi="Cambria Math"/>
+                </w:rPr>
+                <m:t xml:space="preserve">=</m:t>
+              </m:r>
+              <m:rad>
+                <m:radPr>
+                  <m:degHide m:val="1"/>
+                </m:radPr>
+                <m:deg/>
+                <m:e>
+                  <m:f>
+                    <m:num>
+                      <m:sSub>
+                        <m:e>
+                          <m:r>
+                            <w:rPr>
+                              <w:rFonts w:ascii="Cambria Math" w:hAnsi="Cambria Math"/>
+                            </w:rPr>
+                            <m:t xml:space="preserve">U</m:t>
+                          </m:r>
+                        </m:e>
+                        <m:sub/>
+                      </m:sSub>
+                    </m:num>
+                    <m:den>
+                      <m:sSub>
+                        <m:e>
+                          <m:r>
+                            <w:rPr>
+                              <w:rFonts w:ascii="Cambria Math" w:hAnsi="Cambria Math"/>
+                            </w:rPr>
+                            <m:t xml:space="preserve">U</m:t>
+                          </m:r>
+                        </m:e>
+                        <m:sub>
+                          <m:r>
+                            <w:rPr>
+                              <w:rFonts w:ascii="Cambria Math" w:hAnsi="Cambria Math"/>
+                            </w:rPr>
+                            <m:t xml:space="preserve">0</m:t>
+                          </m:r>
+                        </m:sub>
+                      </m:sSub>
+                    </m:den>
+                  </m:f>
+                </m:e>
+              </m:rad>
+              <m:r>
+                <w:rPr>
+                  <w:rFonts w:ascii="Cambria Math" w:hAnsi="Cambria Math"/>
+                </w:rPr>
+                <m:t xml:space="preserve">=</m:t>
+              </m:r>
+              <m:rad>
+                <m:radPr>
+                  <m:degHide m:val="1"/>
+                </m:radPr>
+                <m:deg/>
+                <m:e>
+                  <m:f>
+                    <m:num>
+                      <m:r>
+                        <w:rPr>
+                          <w:rFonts w:ascii="Cambria Math" w:hAnsi="Cambria Math"/>
+                        </w:rPr>
+                        <m:t xml:space="preserve">50</m:t>
+                      </m:r>
+                    </m:num>
+                    <m:den>
+                      <m:r>
+                        <w:rPr>
+                          <w:rFonts w:ascii="Cambria Math" w:hAnsi="Cambria Math"/>
+                        </w:rPr>
+                        <m:t xml:space="preserve">510</m:t>
+                      </m:r>
+                    </m:den>
+                  </m:f>
+                </m:e>
+              </m:rad>
+              <m:r>
+                <w:rPr>
+                  <w:rFonts w:ascii="Cambria Math" w:hAnsi="Cambria Math"/>
+                </w:rPr>
+                <m:t xml:space="preserve">≈</m:t>
+              </m:r>
+              <m:r>
+                <w:rPr>
+                  <w:rFonts w:ascii="Cambria Math" w:hAnsi="Cambria Math"/>
+                </w:rPr>
+                <m:t xml:space="preserve">0,313</m:t>
+              </m:r>
+            </m:e>
+            <m:e/>
+            <m:e>
+              <m:r>
+                <m:rPr>
+                  <m:lit/>
+                  <m:nor/>
+                </m:rPr>
+                <w:rPr>
+                  <w:rFonts w:ascii="Cambria Math" w:hAnsi="Cambria Math"/>
+                </w:rPr>
+                <m:t xml:space="preserve">3. Знаходимо кут заломлення </m:t>
+              </m:r>
+              <m:sSub>
+                <m:e>
+                  <m:r>
+                    <w:rPr>
+                      <w:rFonts w:ascii="Cambria Math" w:hAnsi="Cambria Math"/>
+                    </w:rPr>
+                    <m:t xml:space="preserve">θ</m:t>
+                  </m:r>
+                </m:e>
+                <m:sub>
+                  <m:r>
+                    <w:rPr>
+                      <w:rFonts w:ascii="Cambria Math" w:hAnsi="Cambria Math"/>
+                    </w:rPr>
+                    <m:t xml:space="preserve">2</m:t>
+                  </m:r>
+                </m:sub>
+              </m:sSub>
+              <m:r>
+                <m:rPr>
+                  <m:lit/>
+                  <m:nor/>
+                </m:rPr>
+                <w:rPr>
+                  <w:rFonts w:ascii="Cambria Math" w:hAnsi="Cambria Math"/>
+                </w:rPr>
+                <m:t xml:space="preserve"> за законом Снелліуса:</m:t>
+              </m:r>
+            </m:e>
+            <m:e>
+              <m:r>
+                <w:rPr>
+                  <w:rFonts w:ascii="Cambria Math" w:hAnsi="Cambria Math"/>
+                </w:rPr>
+                <m:t xml:space="preserve">sin</m:t>
+              </m:r>
+              <m:sSub>
+                <m:e>
+                  <m:r>
+                    <w:rPr>
+                      <w:rFonts w:ascii="Cambria Math" w:hAnsi="Cambria Math"/>
+                    </w:rPr>
+                    <m:t xml:space="preserve">θ</m:t>
+                  </m:r>
+                </m:e>
+                <m:sub>
+                  <m:r>
+                    <w:rPr>
+                      <w:rFonts w:ascii="Cambria Math" w:hAnsi="Cambria Math"/>
+                    </w:rPr>
+                    <m:t xml:space="preserve">1</m:t>
+                  </m:r>
+                </m:sub>
+              </m:sSub>
+              <m:r>
+                <w:rPr>
+                  <w:rFonts w:ascii="Cambria Math" w:hAnsi="Cambria Math"/>
+                </w:rPr>
+                <m:t xml:space="preserve">=</m:t>
+              </m:r>
+              <m:sSub>
+                <m:e>
+                  <m:r>
+                    <w:rPr>
+                      <w:rFonts w:ascii="Cambria Math" w:hAnsi="Cambria Math"/>
+                    </w:rPr>
+                    <m:t xml:space="preserve">n</m:t>
+                  </m:r>
+                </m:e>
+                <m:sub>
+                  <m:r>
+                    <w:rPr>
+                      <w:rFonts w:ascii="Cambria Math" w:hAnsi="Cambria Math"/>
+                    </w:rPr>
+                    <m:t xml:space="preserve">2</m:t>
+                  </m:r>
+                </m:sub>
+              </m:sSub>
+              <m:r>
+                <w:rPr>
+                  <w:rFonts w:ascii="Cambria Math" w:hAnsi="Cambria Math"/>
+                </w:rPr>
+                <m:t xml:space="preserve">⋅</m:t>
+              </m:r>
+              <m:r>
+                <w:rPr>
+                  <w:rFonts w:ascii="Cambria Math" w:hAnsi="Cambria Math"/>
+                </w:rPr>
+                <m:t xml:space="preserve">sin</m:t>
+              </m:r>
+              <m:sSub>
+                <m:e>
+                  <m:r>
+                    <w:rPr>
+                      <w:rFonts w:ascii="Cambria Math" w:hAnsi="Cambria Math"/>
+                    </w:rPr>
+                    <m:t xml:space="preserve">θ</m:t>
+                  </m:r>
+                </m:e>
+                <m:sub>
+                  <m:r>
+                    <w:rPr>
+                      <w:rFonts w:ascii="Cambria Math" w:hAnsi="Cambria Math"/>
+                    </w:rPr>
+                    <m:t xml:space="preserve">2</m:t>
+                  </m:r>
+                </m:sub>
+              </m:sSub>
+              <m:r>
+                <m:t xml:space="preserve"> </m:t>
+              </m:r>
+              <m:r>
+                <w:rPr>
+                  <w:rFonts w:ascii="Cambria Math" w:hAnsi="Cambria Math"/>
+                </w:rPr>
+                <m:t xml:space="preserve">→</m:t>
+              </m:r>
+              <m:r>
+                <m:t xml:space="preserve"> </m:t>
+              </m:r>
+              <m:r>
+                <w:rPr>
+                  <w:rFonts w:ascii="Cambria Math" w:hAnsi="Cambria Math"/>
+                </w:rPr>
+                <m:t xml:space="preserve">sin</m:t>
+              </m:r>
+              <m:sSub>
+                <m:e>
+                  <m:r>
+                    <w:rPr>
+                      <w:rFonts w:ascii="Cambria Math" w:hAnsi="Cambria Math"/>
+                    </w:rPr>
+                    <m:t xml:space="preserve">θ</m:t>
+                  </m:r>
+                </m:e>
+                <m:sub>
+                  <m:r>
+                    <w:rPr>
+                      <w:rFonts w:ascii="Cambria Math" w:hAnsi="Cambria Math"/>
+                    </w:rPr>
+                    <m:t xml:space="preserve">2</m:t>
+                  </m:r>
+                </m:sub>
+              </m:sSub>
+              <m:r>
+                <w:rPr>
+                  <w:rFonts w:ascii="Cambria Math" w:hAnsi="Cambria Math"/>
+                </w:rPr>
+                <m:t xml:space="preserve">=</m:t>
+              </m:r>
+              <m:f>
+                <m:num>
+                  <m:r>
+                    <w:rPr>
+                      <w:rFonts w:ascii="Cambria Math" w:hAnsi="Cambria Math"/>
+                    </w:rPr>
+                    <m:t xml:space="preserve">sin</m:t>
+                  </m:r>
+                  <m:d>
+                    <m:dPr>
+                      <m:begChr m:val="("/>
+                      <m:endChr m:val=")"/>
+                    </m:dPr>
+                    <m:e>
+                      <m:sSup>
+                        <m:e>
+                          <m:r>
+                            <w:rPr>
+                              <w:rFonts w:ascii="Cambria Math" w:hAnsi="Cambria Math"/>
+                            </w:rPr>
+                            <m:t xml:space="preserve">10</m:t>
+                          </m:r>
+                        </m:e>
+                        <m:sup>
+                          <m:r>
+                            <w:rPr>
+                              <w:rFonts w:ascii="Cambria Math" w:hAnsi="Cambria Math"/>
+                            </w:rPr>
+                            <m:t xml:space="preserve">∘</m:t>
+                          </m:r>
+                        </m:sup>
+                      </m:sSup>
+                    </m:e>
+                  </m:d>
+                </m:num>
+                <m:den>
+                  <m:r>
+                    <w:rPr>
+                      <w:rFonts w:ascii="Cambria Math" w:hAnsi="Cambria Math"/>
+                    </w:rPr>
+                    <m:t xml:space="preserve">1,428</m:t>
+                  </m:r>
+                </m:den>
+              </m:f>
+              <m:r>
+                <w:rPr>
+                  <w:rFonts w:ascii="Cambria Math" w:hAnsi="Cambria Math"/>
+                </w:rPr>
+                <m:t xml:space="preserve">=</m:t>
+              </m:r>
+              <m:f>
+                <m:num>
+                  <m:r>
+                    <w:rPr>
+                      <w:rFonts w:ascii="Cambria Math" w:hAnsi="Cambria Math"/>
+                    </w:rPr>
+                    <m:t xml:space="preserve">0,1736</m:t>
+                  </m:r>
+                </m:num>
+                <m:den>
+                  <m:r>
+                    <w:rPr>
+                      <w:rFonts w:ascii="Cambria Math" w:hAnsi="Cambria Math"/>
+                    </w:rPr>
+                    <m:t xml:space="preserve">1,428</m:t>
+                  </m:r>
+                </m:den>
+              </m:f>
+              <m:r>
+                <w:rPr>
+                  <w:rFonts w:ascii="Cambria Math" w:hAnsi="Cambria Math"/>
+                </w:rPr>
+                <m:t xml:space="preserve">≈</m:t>
+              </m:r>
+              <m:r>
+                <w:rPr>
+                  <w:rFonts w:ascii="Cambria Math" w:hAnsi="Cambria Math"/>
+                </w:rPr>
+                <m:t xml:space="preserve">0,1215</m:t>
+              </m:r>
+            </m:e>
+            <m:e>
+              <m:sSub>
+                <m:e>
+                  <m:r>
+                    <w:rPr>
+                      <w:rFonts w:ascii="Cambria Math" w:hAnsi="Cambria Math"/>
+                    </w:rPr>
+                    <m:t xml:space="preserve">θ</m:t>
+                  </m:r>
+                </m:e>
+                <m:sub>
+                  <m:r>
+                    <w:rPr>
+                      <w:rFonts w:ascii="Cambria Math" w:hAnsi="Cambria Math"/>
+                    </w:rPr>
+                    <m:t xml:space="preserve">2</m:t>
+                  </m:r>
+                </m:sub>
+              </m:sSub>
+              <m:r>
+                <w:rPr>
+                  <w:rFonts w:ascii="Cambria Math" w:hAnsi="Cambria Math"/>
+                </w:rPr>
+                <m:t xml:space="preserve">=</m:t>
+              </m:r>
+              <m:r>
+                <w:rPr>
+                  <w:rFonts w:ascii="Cambria Math" w:hAnsi="Cambria Math"/>
+                </w:rPr>
+                <m:t xml:space="preserve">arcsin</m:t>
+              </m:r>
+              <m:d>
+                <m:dPr>
+                  <m:begChr m:val="("/>
+                  <m:endChr m:val=")"/>
+                </m:dPr>
+                <m:e>
+                  <m:r>
+                    <w:rPr>
+                      <w:rFonts w:ascii="Cambria Math" w:hAnsi="Cambria Math"/>
+                    </w:rPr>
+                    <m:t xml:space="preserve">0,1215</m:t>
+                  </m:r>
+                </m:e>
+              </m:d>
+              <m:r>
+                <w:rPr>
+                  <w:rFonts w:ascii="Cambria Math" w:hAnsi="Cambria Math"/>
+                </w:rPr>
+                <m:t xml:space="preserve">≈</m:t>
+              </m:r>
+              <m:sSup>
+                <m:e>
+                  <m:r>
+                    <w:rPr>
+                      <w:rFonts w:ascii="Cambria Math" w:hAnsi="Cambria Math"/>
+                    </w:rPr>
+                    <m:t xml:space="preserve">6,98</m:t>
+                  </m:r>
+                </m:e>
+                <m:sup>
+                  <m:r>
+                    <w:rPr>
+                      <w:rFonts w:ascii="Cambria Math" w:hAnsi="Cambria Math"/>
+                    </w:rPr>
+                    <m:t xml:space="preserve">∘</m:t>
+                  </m:r>
+                </m:sup>
+              </m:sSup>
+            </m:e>
+            <m:e/>
+            <m:e>
+              <m:r>
+                <m:rPr>
+                  <m:lit/>
+                  <m:nor/>
+                </m:rPr>
+                <w:rPr>
+                  <w:rFonts w:ascii="Cambria Math" w:hAnsi="Cambria Math"/>
+                </w:rPr>
+                <m:t xml:space="preserve">4. Теоретичні відносні амплітуди за формулами Френеля:</m:t>
+              </m:r>
+            </m:e>
+            <m:e>
+              <m:f>
+                <m:num>
+                  <m:sSub>
+                    <m:e>
+                      <m:r>
+                        <w:rPr>
+                          <w:rFonts w:ascii="Cambria Math" w:hAnsi="Cambria Math"/>
+                        </w:rPr>
+                        <m:t xml:space="preserve">E</m:t>
+                      </m:r>
+                    </m:e>
+                    <m:sub>
+                      <m:r>
+                        <w:rPr>
+                          <w:rFonts w:ascii="Cambria Math" w:hAnsi="Cambria Math"/>
+                        </w:rPr>
+                        <m:t xml:space="preserve">⊥</m:t>
+                      </m:r>
+                      <m:r>
+                        <w:rPr>
+                          <w:rFonts w:ascii="Cambria Math" w:hAnsi="Cambria Math"/>
+                        </w:rPr>
+                        <m:t xml:space="preserve">теор</m:t>
+                      </m:r>
+                    </m:sub>
+                  </m:sSub>
+                </m:num>
+                <m:den>
+                  <m:sSub>
+                    <m:e>
+                      <m:r>
+                        <w:rPr>
+                          <w:rFonts w:ascii="Cambria Math" w:hAnsi="Cambria Math"/>
+                        </w:rPr>
+                        <m:t xml:space="preserve">E</m:t>
+                      </m:r>
+                    </m:e>
+                    <m:sub>
+                      <m:r>
+                        <w:rPr>
+                          <w:rFonts w:ascii="Cambria Math" w:hAnsi="Cambria Math"/>
+                        </w:rPr>
+                        <m:t xml:space="preserve">0</m:t>
+                      </m:r>
+                    </m:sub>
+                  </m:sSub>
+                </m:den>
+              </m:f>
+              <m:r>
+                <w:rPr>
+                  <w:rFonts w:ascii="Cambria Math" w:hAnsi="Cambria Math"/>
+                </w:rPr>
+                <m:t xml:space="preserve">=</m:t>
+              </m:r>
+              <m:f>
+                <m:num>
+                  <m:r>
+                    <w:rPr>
+                      <w:rFonts w:ascii="Cambria Math" w:hAnsi="Cambria Math"/>
+                    </w:rPr>
+                    <m:t xml:space="preserve">sin</m:t>
+                  </m:r>
+                  <m:d>
+                    <m:dPr>
+                      <m:begChr m:val="("/>
+                      <m:endChr m:val=")"/>
+                    </m:dPr>
+                    <m:e>
+                      <m:sSub>
+                        <m:e>
+                          <m:r>
+                            <w:rPr>
+                              <w:rFonts w:ascii="Cambria Math" w:hAnsi="Cambria Math"/>
+                            </w:rPr>
+                            <m:t xml:space="preserve">θ</m:t>
+                          </m:r>
+                        </m:e>
+                        <m:sub>
+                          <m:r>
+                            <w:rPr>
+                              <w:rFonts w:ascii="Cambria Math" w:hAnsi="Cambria Math"/>
+                            </w:rPr>
+                            <m:t xml:space="preserve">1</m:t>
+                          </m:r>
+                        </m:sub>
+                      </m:sSub>
+                      <m:r>
+                        <w:rPr>
+                          <w:rFonts w:ascii="Cambria Math" w:hAnsi="Cambria Math"/>
+                        </w:rPr>
+                        <m:t xml:space="preserve">−</m:t>
+                      </m:r>
+                      <m:sSub>
+                        <m:e>
+                          <m:r>
+                            <w:rPr>
+                              <w:rFonts w:ascii="Cambria Math" w:hAnsi="Cambria Math"/>
+                            </w:rPr>
+                            <m:t xml:space="preserve">θ</m:t>
+                          </m:r>
+                        </m:e>
+                        <m:sub>
+                          <m:r>
+                            <w:rPr>
+                              <w:rFonts w:ascii="Cambria Math" w:hAnsi="Cambria Math"/>
+                            </w:rPr>
+                            <m:t xml:space="preserve">2</m:t>
+                          </m:r>
+                        </m:sub>
+                      </m:sSub>
+                    </m:e>
+                  </m:d>
+                </m:num>
+                <m:den>
+                  <m:r>
+                    <w:rPr>
+                      <w:rFonts w:ascii="Cambria Math" w:hAnsi="Cambria Math"/>
+                    </w:rPr>
+                    <m:t xml:space="preserve">sin</m:t>
+                  </m:r>
+                  <m:d>
+                    <m:dPr>
+                      <m:begChr m:val="("/>
+                      <m:endChr m:val=")"/>
+                    </m:dPr>
+                    <m:e>
+                      <m:sSub>
+                        <m:e>
+                          <m:r>
+                            <w:rPr>
+                              <w:rFonts w:ascii="Cambria Math" w:hAnsi="Cambria Math"/>
+                            </w:rPr>
+                            <m:t xml:space="preserve">θ</m:t>
+                          </m:r>
+                        </m:e>
+                        <m:sub>
+                          <m:r>
+                            <w:rPr>
+                              <w:rFonts w:ascii="Cambria Math" w:hAnsi="Cambria Math"/>
+                            </w:rPr>
+                            <m:t xml:space="preserve">1</m:t>
+                          </m:r>
+                        </m:sub>
+                      </m:sSub>
+                      <m:r>
+                        <w:rPr>
+                          <w:rFonts w:ascii="Cambria Math" w:hAnsi="Cambria Math"/>
+                        </w:rPr>
+                        <m:t xml:space="preserve">+</m:t>
+                      </m:r>
+                      <m:sSub>
+                        <m:e>
+                          <m:r>
+                            <w:rPr>
+                              <w:rFonts w:ascii="Cambria Math" w:hAnsi="Cambria Math"/>
+                            </w:rPr>
+                            <m:t xml:space="preserve">θ</m:t>
+                          </m:r>
+                        </m:e>
+                        <m:sub>
+                          <m:r>
+                            <w:rPr>
+                              <w:rFonts w:ascii="Cambria Math" w:hAnsi="Cambria Math"/>
+                            </w:rPr>
+                            <m:t xml:space="preserve">2</m:t>
+                          </m:r>
+                        </m:sub>
+                      </m:sSub>
+                    </m:e>
+                  </m:d>
+                </m:den>
+              </m:f>
+              <m:r>
+                <w:rPr>
+                  <w:rFonts w:ascii="Cambria Math" w:hAnsi="Cambria Math"/>
+                </w:rPr>
+                <m:t xml:space="preserve">=</m:t>
+              </m:r>
+              <m:f>
+                <m:num>
+                  <m:r>
+                    <w:rPr>
+                      <w:rFonts w:ascii="Cambria Math" w:hAnsi="Cambria Math"/>
+                    </w:rPr>
+                    <m:t xml:space="preserve">sin</m:t>
+                  </m:r>
+                  <m:d>
+                    <m:dPr>
+                      <m:begChr m:val="("/>
+                      <m:endChr m:val=")"/>
+                    </m:dPr>
+                    <m:e>
+                      <m:sSup>
+                        <m:e>
+                          <m:r>
+                            <w:rPr>
+                              <w:rFonts w:ascii="Cambria Math" w:hAnsi="Cambria Math"/>
+                            </w:rPr>
+                            <m:t xml:space="preserve">10</m:t>
+                          </m:r>
+                        </m:e>
+                        <m:sup>
+                          <m:r>
+                            <w:rPr>
+                              <w:rFonts w:ascii="Cambria Math" w:hAnsi="Cambria Math"/>
+                            </w:rPr>
+                            <m:t xml:space="preserve">∘</m:t>
+                          </m:r>
+                        </m:sup>
+                      </m:sSup>
+                      <m:r>
+                        <w:rPr>
+                          <w:rFonts w:ascii="Cambria Math" w:hAnsi="Cambria Math"/>
+                        </w:rPr>
+                        <m:t xml:space="preserve">−</m:t>
+                      </m:r>
+                      <m:sSup>
+                        <m:e>
+                          <m:r>
+                            <w:rPr>
+                              <w:rFonts w:ascii="Cambria Math" w:hAnsi="Cambria Math"/>
+                            </w:rPr>
+                            <m:t xml:space="preserve">6,98</m:t>
+                          </m:r>
+                        </m:e>
+                        <m:sup>
+                          <m:r>
+                            <w:rPr>
+                              <w:rFonts w:ascii="Cambria Math" w:hAnsi="Cambria Math"/>
+                            </w:rPr>
+                            <m:t xml:space="preserve">∘</m:t>
+                          </m:r>
+                        </m:sup>
+                      </m:sSup>
+                    </m:e>
+                  </m:d>
+                </m:num>
+                <m:den>
+                  <m:r>
+                    <w:rPr>
+                      <w:rFonts w:ascii="Cambria Math" w:hAnsi="Cambria Math"/>
+                    </w:rPr>
+                    <m:t xml:space="preserve">sin</m:t>
+                  </m:r>
+                  <m:d>
+                    <m:dPr>
+                      <m:begChr m:val="("/>
+                      <m:endChr m:val=")"/>
+                    </m:dPr>
+                    <m:e>
+                      <m:sSup>
+                        <m:e>
+                          <m:r>
+                            <w:rPr>
+                              <w:rFonts w:ascii="Cambria Math" w:hAnsi="Cambria Math"/>
+                            </w:rPr>
+                            <m:t xml:space="preserve">10</m:t>
+                          </m:r>
+                        </m:e>
+                        <m:sup>
+                          <m:r>
+                            <w:rPr>
+                              <w:rFonts w:ascii="Cambria Math" w:hAnsi="Cambria Math"/>
+                            </w:rPr>
+                            <m:t xml:space="preserve">∘</m:t>
+                          </m:r>
+                        </m:sup>
+                      </m:sSup>
+                      <m:r>
+                        <w:rPr>
+                          <w:rFonts w:ascii="Cambria Math" w:hAnsi="Cambria Math"/>
+                        </w:rPr>
+                        <m:t xml:space="preserve">+</m:t>
+                      </m:r>
+                      <m:sSup>
+                        <m:e>
+                          <m:r>
+                            <w:rPr>
+                              <w:rFonts w:ascii="Cambria Math" w:hAnsi="Cambria Math"/>
+                            </w:rPr>
+                            <m:t xml:space="preserve">6,98</m:t>
+                          </m:r>
+                        </m:e>
+                        <m:sup>
+                          <m:r>
+                            <w:rPr>
+                              <w:rFonts w:ascii="Cambria Math" w:hAnsi="Cambria Math"/>
+                            </w:rPr>
+                            <m:t xml:space="preserve">∘</m:t>
+                          </m:r>
+                        </m:sup>
+                      </m:sSup>
+                    </m:e>
+                  </m:d>
+                </m:den>
+              </m:f>
+              <m:r>
+                <w:rPr>
+                  <w:rFonts w:ascii="Cambria Math" w:hAnsi="Cambria Math"/>
+                </w:rPr>
+                <m:t xml:space="preserve">=</m:t>
+              </m:r>
+              <m:f>
+                <m:num>
+                  <m:r>
+                    <w:rPr>
+                      <w:rFonts w:ascii="Cambria Math" w:hAnsi="Cambria Math"/>
+                    </w:rPr>
+                    <m:t xml:space="preserve">sin</m:t>
+                  </m:r>
+                  <m:d>
+                    <m:dPr>
+                      <m:begChr m:val="("/>
+                      <m:endChr m:val=")"/>
+                    </m:dPr>
+                    <m:e>
+                      <m:sSup>
+                        <m:e>
+                          <m:r>
+                            <w:rPr>
+                              <w:rFonts w:ascii="Cambria Math" w:hAnsi="Cambria Math"/>
+                            </w:rPr>
+                            <m:t xml:space="preserve">3,02</m:t>
+                          </m:r>
+                        </m:e>
+                        <m:sup>
+                          <m:r>
+                            <w:rPr>
+                              <w:rFonts w:ascii="Cambria Math" w:hAnsi="Cambria Math"/>
+                            </w:rPr>
+                            <m:t xml:space="preserve">∘</m:t>
+                          </m:r>
+                        </m:sup>
+                      </m:sSup>
+                    </m:e>
+                  </m:d>
+                </m:num>
+                <m:den>
+                  <m:r>
+                    <w:rPr>
+                      <w:rFonts w:ascii="Cambria Math" w:hAnsi="Cambria Math"/>
+                    </w:rPr>
+                    <m:t xml:space="preserve">sin</m:t>
+                  </m:r>
+                  <m:d>
+                    <m:dPr>
+                      <m:begChr m:val="("/>
+                      <m:endChr m:val=")"/>
+                    </m:dPr>
+                    <m:e>
+                      <m:sSup>
+                        <m:e>
+                          <m:r>
+                            <w:rPr>
+                              <w:rFonts w:ascii="Cambria Math" w:hAnsi="Cambria Math"/>
+                            </w:rPr>
+                            <m:t xml:space="preserve">16,98</m:t>
+                          </m:r>
+                        </m:e>
+                        <m:sup>
+                          <m:r>
+                            <w:rPr>
+                              <w:rFonts w:ascii="Cambria Math" w:hAnsi="Cambria Math"/>
+                            </w:rPr>
+                            <m:t xml:space="preserve">∘</m:t>
+                          </m:r>
+                        </m:sup>
+                      </m:sSup>
+                    </m:e>
+                  </m:d>
+                </m:den>
+              </m:f>
+              <m:r>
+                <w:rPr>
+                  <w:rFonts w:ascii="Cambria Math" w:hAnsi="Cambria Math"/>
+                </w:rPr>
+                <m:t xml:space="preserve">=</m:t>
+              </m:r>
+              <m:f>
+                <m:num>
+                  <m:r>
+                    <w:rPr>
+                      <w:rFonts w:ascii="Cambria Math" w:hAnsi="Cambria Math"/>
+                    </w:rPr>
+                    <m:t xml:space="preserve">0,0527</m:t>
+                  </m:r>
+                </m:num>
+                <m:den>
+                  <m:r>
+                    <w:rPr>
+                      <w:rFonts w:ascii="Cambria Math" w:hAnsi="Cambria Math"/>
+                    </w:rPr>
+                    <m:t xml:space="preserve">0,2920</m:t>
+                  </m:r>
+                </m:den>
+              </m:f>
+              <m:r>
+                <w:rPr>
+                  <w:rFonts w:ascii="Cambria Math" w:hAnsi="Cambria Math"/>
+                </w:rPr>
+                <m:t xml:space="preserve">≈</m:t>
+              </m:r>
+              <m:r>
+                <w:rPr>
+                  <w:rFonts w:ascii="Cambria Math" w:hAnsi="Cambria Math"/>
+                </w:rPr>
+                <m:t xml:space="preserve">0,180</m:t>
+              </m:r>
+            </m:e>
+            <m:e/>
+            <m:e>
+              <m:f>
+                <m:num>
+                  <m:sSub>
+                    <m:e>
+                      <m:r>
+                        <w:rPr>
+                          <w:rFonts w:ascii="Cambria Math" w:hAnsi="Cambria Math"/>
+                        </w:rPr>
+                        <m:t xml:space="preserve">E</m:t>
+                      </m:r>
+                    </m:e>
+                    <m:sub>
+                      <m:r>
+                        <w:rPr>
+                          <w:rFonts w:ascii="Cambria Math" w:hAnsi="Cambria Math"/>
+                        </w:rPr>
+                        <m:t xml:space="preserve">∥</m:t>
+                      </m:r>
+                      <m:r>
+                        <w:rPr>
+                          <w:rFonts w:ascii="Cambria Math" w:hAnsi="Cambria Math"/>
+                        </w:rPr>
+                        <m:t xml:space="preserve">теор</m:t>
+                      </m:r>
+                    </m:sub>
+                  </m:sSub>
+                </m:num>
+                <m:den>
+                  <m:sSub>
+                    <m:e>
+                      <m:r>
+                        <w:rPr>
+                          <w:rFonts w:ascii="Cambria Math" w:hAnsi="Cambria Math"/>
+                        </w:rPr>
+                        <m:t xml:space="preserve">E</m:t>
+                      </m:r>
+                    </m:e>
+                    <m:sub>
+                      <m:r>
+                        <w:rPr>
+                          <w:rFonts w:ascii="Cambria Math" w:hAnsi="Cambria Math"/>
+                        </w:rPr>
+                        <m:t xml:space="preserve">0</m:t>
+                      </m:r>
+                    </m:sub>
+                  </m:sSub>
+                </m:den>
+              </m:f>
+              <m:r>
+                <w:rPr>
+                  <w:rFonts w:ascii="Cambria Math" w:hAnsi="Cambria Math"/>
+                </w:rPr>
+                <m:t xml:space="preserve">=</m:t>
+              </m:r>
+              <m:f>
+                <m:num>
+                  <m:r>
+                    <w:rPr>
+                      <w:rFonts w:ascii="Cambria Math" w:hAnsi="Cambria Math"/>
+                    </w:rPr>
+                    <m:t xml:space="preserve">tg</m:t>
+                  </m:r>
+                  <m:d>
+                    <m:dPr>
+                      <m:begChr m:val="("/>
+                      <m:endChr m:val=")"/>
+                    </m:dPr>
+                    <m:e>
+                      <m:sSub>
+                        <m:e>
+                          <m:r>
+                            <w:rPr>
+                              <w:rFonts w:ascii="Cambria Math" w:hAnsi="Cambria Math"/>
+                            </w:rPr>
+                            <m:t xml:space="preserve">θ</m:t>
+                          </m:r>
+                        </m:e>
+                        <m:sub>
+                          <m:r>
+                            <w:rPr>
+                              <w:rFonts w:ascii="Cambria Math" w:hAnsi="Cambria Math"/>
+                            </w:rPr>
+                            <m:t xml:space="preserve">1</m:t>
+                          </m:r>
+                        </m:sub>
+                      </m:sSub>
+                      <m:r>
+                        <w:rPr>
+                          <w:rFonts w:ascii="Cambria Math" w:hAnsi="Cambria Math"/>
+                        </w:rPr>
+                        <m:t xml:space="preserve">−</m:t>
+                      </m:r>
+                      <m:sSub>
+                        <m:e>
+                          <m:r>
+                            <w:rPr>
+                              <w:rFonts w:ascii="Cambria Math" w:hAnsi="Cambria Math"/>
+                            </w:rPr>
+                            <m:t xml:space="preserve">θ</m:t>
+                          </m:r>
+                        </m:e>
+                        <m:sub>
+                          <m:r>
+                            <w:rPr>
+                              <w:rFonts w:ascii="Cambria Math" w:hAnsi="Cambria Math"/>
+                            </w:rPr>
+                            <m:t xml:space="preserve">2</m:t>
+                          </m:r>
+                        </m:sub>
+                      </m:sSub>
+                    </m:e>
+                  </m:d>
+                </m:num>
+                <m:den>
+                  <m:r>
+                    <w:rPr>
+                      <w:rFonts w:ascii="Cambria Math" w:hAnsi="Cambria Math"/>
+                    </w:rPr>
+                    <m:t xml:space="preserve">tg</m:t>
+                  </m:r>
+                  <m:d>
+                    <m:dPr>
+                      <m:begChr m:val="("/>
+                      <m:endChr m:val=")"/>
+                    </m:dPr>
+                    <m:e>
+                      <m:sSub>
+                        <m:e>
+                          <m:r>
+                            <w:rPr>
+                              <w:rFonts w:ascii="Cambria Math" w:hAnsi="Cambria Math"/>
+                            </w:rPr>
+                            <m:t xml:space="preserve">θ</m:t>
+                          </m:r>
+                        </m:e>
+                        <m:sub>
+                          <m:r>
+                            <w:rPr>
+                              <w:rFonts w:ascii="Cambria Math" w:hAnsi="Cambria Math"/>
+                            </w:rPr>
+                            <m:t xml:space="preserve">1</m:t>
+                          </m:r>
+                        </m:sub>
+                      </m:sSub>
+                      <m:r>
+                        <w:rPr>
+                          <w:rFonts w:ascii="Cambria Math" w:hAnsi="Cambria Math"/>
+                        </w:rPr>
+                        <m:t xml:space="preserve">+</m:t>
+                      </m:r>
+                      <m:sSub>
+                        <m:e>
+                          <m:r>
+                            <w:rPr>
+                              <w:rFonts w:ascii="Cambria Math" w:hAnsi="Cambria Math"/>
+                            </w:rPr>
+                            <m:t xml:space="preserve">θ</m:t>
+                          </m:r>
+                        </m:e>
+                        <m:sub>
+                          <m:r>
+                            <w:rPr>
+                              <w:rFonts w:ascii="Cambria Math" w:hAnsi="Cambria Math"/>
+                            </w:rPr>
+                            <m:t xml:space="preserve">2</m:t>
+                          </m:r>
+                        </m:sub>
+                      </m:sSub>
+                    </m:e>
+                  </m:d>
+                </m:den>
+              </m:f>
+              <m:r>
+                <w:rPr>
+                  <w:rFonts w:ascii="Cambria Math" w:hAnsi="Cambria Math"/>
+                </w:rPr>
+                <m:t xml:space="preserve">=</m:t>
+              </m:r>
+              <m:f>
+                <m:num>
+                  <m:r>
+                    <w:rPr>
+                      <w:rFonts w:ascii="Cambria Math" w:hAnsi="Cambria Math"/>
+                    </w:rPr>
+                    <m:t xml:space="preserve">tg</m:t>
+                  </m:r>
+                  <m:d>
+                    <m:dPr>
+                      <m:begChr m:val="("/>
+                      <m:endChr m:val=")"/>
+                    </m:dPr>
+                    <m:e>
+                      <m:sSup>
+                        <m:e>
+                          <m:r>
+                            <w:rPr>
+                              <w:rFonts w:ascii="Cambria Math" w:hAnsi="Cambria Math"/>
+                            </w:rPr>
+                            <m:t xml:space="preserve">10</m:t>
+                          </m:r>
+                        </m:e>
+                        <m:sup>
+                          <m:r>
+                            <w:rPr>
+                              <w:rFonts w:ascii="Cambria Math" w:hAnsi="Cambria Math"/>
+                            </w:rPr>
+                            <m:t xml:space="preserve">∘</m:t>
+                          </m:r>
+                        </m:sup>
+                      </m:sSup>
+                      <m:r>
+                        <w:rPr>
+                          <w:rFonts w:ascii="Cambria Math" w:hAnsi="Cambria Math"/>
+                        </w:rPr>
+                        <m:t xml:space="preserve">−</m:t>
+                      </m:r>
+                      <m:sSup>
+                        <m:e>
+                          <m:r>
+                            <w:rPr>
+                              <w:rFonts w:ascii="Cambria Math" w:hAnsi="Cambria Math"/>
+                            </w:rPr>
+                            <m:t xml:space="preserve">6,98</m:t>
+                          </m:r>
+                        </m:e>
+                        <m:sup>
+                          <m:r>
+                            <w:rPr>
+                              <w:rFonts w:ascii="Cambria Math" w:hAnsi="Cambria Math"/>
+                            </w:rPr>
+                            <m:t xml:space="preserve">∘</m:t>
+                          </m:r>
+                        </m:sup>
+                      </m:sSup>
+                    </m:e>
+                  </m:d>
+                </m:num>
+                <m:den>
+                  <m:r>
+                    <w:rPr>
+                      <w:rFonts w:ascii="Cambria Math" w:hAnsi="Cambria Math"/>
+                    </w:rPr>
+                    <m:t xml:space="preserve">tg</m:t>
+                  </m:r>
+                  <m:d>
+                    <m:dPr>
+                      <m:begChr m:val="("/>
+                      <m:endChr m:val=")"/>
+                    </m:dPr>
+                    <m:e>
+                      <m:sSup>
+                        <m:e>
+                          <m:r>
+                            <w:rPr>
+                              <w:rFonts w:ascii="Cambria Math" w:hAnsi="Cambria Math"/>
+                            </w:rPr>
+                            <m:t xml:space="preserve">10</m:t>
+                          </m:r>
+                        </m:e>
+                        <m:sup>
+                          <m:r>
+                            <w:rPr>
+                              <w:rFonts w:ascii="Cambria Math" w:hAnsi="Cambria Math"/>
+                            </w:rPr>
+                            <m:t xml:space="preserve">∘</m:t>
+                          </m:r>
+                        </m:sup>
+                      </m:sSup>
+                      <m:r>
+                        <w:rPr>
+                          <w:rFonts w:ascii="Cambria Math" w:hAnsi="Cambria Math"/>
+                        </w:rPr>
+                        <m:t xml:space="preserve">+</m:t>
+                      </m:r>
+                      <m:sSup>
+                        <m:e>
+                          <m:r>
+                            <w:rPr>
+                              <w:rFonts w:ascii="Cambria Math" w:hAnsi="Cambria Math"/>
+                            </w:rPr>
+                            <m:t xml:space="preserve">6,98</m:t>
+                          </m:r>
+                        </m:e>
+                        <m:sup>
+                          <m:r>
+                            <w:rPr>
+                              <w:rFonts w:ascii="Cambria Math" w:hAnsi="Cambria Math"/>
+                            </w:rPr>
+                            <m:t xml:space="preserve">∘</m:t>
+                          </m:r>
+                        </m:sup>
+                      </m:sSup>
+                    </m:e>
+                  </m:d>
+                </m:den>
+              </m:f>
+              <m:r>
+                <w:rPr>
+                  <w:rFonts w:ascii="Cambria Math" w:hAnsi="Cambria Math"/>
+                </w:rPr>
+                <m:t xml:space="preserve">=</m:t>
+              </m:r>
+              <m:f>
+                <m:num>
+                  <m:r>
+                    <w:rPr>
+                      <w:rFonts w:ascii="Cambria Math" w:hAnsi="Cambria Math"/>
+                    </w:rPr>
+                    <m:t xml:space="preserve">tg</m:t>
+                  </m:r>
+                  <m:d>
+                    <m:dPr>
+                      <m:begChr m:val="("/>
+                      <m:endChr m:val=")"/>
+                    </m:dPr>
+                    <m:e>
+                      <m:sSup>
+                        <m:e>
+                          <m:r>
+                            <w:rPr>
+                              <w:rFonts w:ascii="Cambria Math" w:hAnsi="Cambria Math"/>
+                            </w:rPr>
+                            <m:t xml:space="preserve">3,02</m:t>
+                          </m:r>
+                        </m:e>
+                        <m:sup>
+                          <m:r>
+                            <w:rPr>
+                              <w:rFonts w:ascii="Cambria Math" w:hAnsi="Cambria Math"/>
+                            </w:rPr>
+                            <m:t xml:space="preserve">∘</m:t>
+                          </m:r>
+                        </m:sup>
+                      </m:sSup>
+                    </m:e>
+                  </m:d>
+                </m:num>
+                <m:den>
+                  <m:r>
+                    <w:rPr>
+                      <w:rFonts w:ascii="Cambria Math" w:hAnsi="Cambria Math"/>
+                    </w:rPr>
+                    <m:t xml:space="preserve">tg</m:t>
+                  </m:r>
+                  <m:d>
+                    <m:dPr>
+                      <m:begChr m:val="("/>
+                      <m:endChr m:val=")"/>
+                    </m:dPr>
+                    <m:e>
+                      <m:sSup>
+                        <m:e>
+                          <m:r>
+                            <w:rPr>
+                              <w:rFonts w:ascii="Cambria Math" w:hAnsi="Cambria Math"/>
+                            </w:rPr>
+                            <m:t xml:space="preserve">16,98</m:t>
+                          </m:r>
+                        </m:e>
+                        <m:sup>
+                          <m:r>
+                            <w:rPr>
+                              <w:rFonts w:ascii="Cambria Math" w:hAnsi="Cambria Math"/>
+                            </w:rPr>
+                            <m:t xml:space="preserve">∘</m:t>
+                          </m:r>
+                        </m:sup>
+                      </m:sSup>
+                    </m:e>
+                  </m:d>
+                </m:den>
+              </m:f>
+              <m:r>
+                <w:rPr>
+                  <w:rFonts w:ascii="Cambria Math" w:hAnsi="Cambria Math"/>
+                </w:rPr>
+                <m:t xml:space="preserve">=</m:t>
+              </m:r>
+              <m:f>
+                <m:num>
+                  <m:r>
+                    <w:rPr>
+                      <w:rFonts w:ascii="Cambria Math" w:hAnsi="Cambria Math"/>
+                    </w:rPr>
+                    <m:t xml:space="preserve">0,0528</m:t>
+                  </m:r>
+                </m:num>
+                <m:den>
+                  <m:r>
+                    <w:rPr>
+                      <w:rFonts w:ascii="Cambria Math" w:hAnsi="Cambria Math"/>
+                    </w:rPr>
+                    <m:t xml:space="preserve">0,3053</m:t>
+                  </m:r>
+                </m:den>
+              </m:f>
+              <m:r>
+                <w:rPr>
+                  <w:rFonts w:ascii="Cambria Math" w:hAnsi="Cambria Math"/>
+                </w:rPr>
+                <m:t xml:space="preserve">≈</m:t>
+              </m:r>
+              <m:r>
+                <w:rPr>
+                  <w:rFonts w:ascii="Cambria Math" w:hAnsi="Cambria Math"/>
+                </w:rPr>
+                <m:t xml:space="preserve">0,172</m:t>
+              </m:r>
+            </m:e>
+          </m:eqArr>
+        </m:oMath>
+      </m:oMathPara>
+    </w:p>
+    <w:p>
+      <w:pPr>
+        <w:pStyle w:val="Normal"/>
+        <w:spacing w:lineRule="auto" w:line="288" w:before="0" w:after="0"/>
+        <w:jc w:val="both"/>
+        <w:rPr>
+          <w:rFonts w:ascii="Times New Roman" w:hAnsi="Times New Roman" w:eastAsia="Times New Roman"/>
+          <w:iCs/>
+          <w:color w:val="000000"/>
+          <w:sz w:val="28"/>
+          <w:szCs w:val="28"/>
+          <w:lang w:eastAsia="ru-RU"/>
+        </w:rPr>
+      </w:pPr>
+      <w:r>
+        <w:rPr>
+          <w:rFonts w:eastAsia="Times New Roman" w:ascii="Times New Roman" w:hAnsi="Times New Roman"/>
+          <w:b/>
+          <w:iCs/>
+          <w:color w:val="000000"/>
+          <w:sz w:val="28"/>
+          <w:szCs w:val="28"/>
+          <w:lang w:eastAsia="ru-RU"/>
+        </w:rPr>
+      </w:r>
+    </w:p>
+    <w:p>
+      <w:pPr>
+        <w:pStyle w:val="Normal"/>
+        <w:spacing w:lineRule="auto" w:line="288" w:before="0" w:after="0"/>
+        <w:jc w:val="both"/>
+        <w:rPr>
+          <w:rFonts w:ascii="Times New Roman" w:hAnsi="Times New Roman" w:eastAsia="Times New Roman"/>
+          <w:iCs/>
+          <w:color w:val="000000"/>
+          <w:sz w:val="28"/>
+          <w:szCs w:val="28"/>
+          <w:lang w:eastAsia="ru-RU"/>
+        </w:rPr>
+      </w:pPr>
+      <w:r>
+        <w:rPr>
+          <w:rFonts w:eastAsia="Times New Roman" w:ascii="Times New Roman" w:hAnsi="Times New Roman"/>
+          <w:b/>
+          <w:iCs/>
+          <w:color w:val="000000"/>
+          <w:sz w:val="28"/>
+          <w:szCs w:val="28"/>
+          <w:lang w:eastAsia="ru-RU"/>
+        </w:rPr>
+      </w:r>
+    </w:p>
+    <w:p>
+      <w:pPr>
+        <w:pStyle w:val="Normal"/>
+        <w:spacing w:lineRule="auto" w:line="288" w:before="0" w:after="0"/>
+        <w:jc w:val="both"/>
+        <w:rPr>
+          <w:rFonts w:ascii="Times New Roman" w:hAnsi="Times New Roman" w:eastAsia="Times New Roman"/>
+          <w:iCs/>
+          <w:color w:val="000000"/>
+          <w:sz w:val="28"/>
+          <w:szCs w:val="28"/>
+          <w:lang w:eastAsia="ru-RU"/>
+        </w:rPr>
+      </w:pPr>
+      <w:r>
+        <w:rPr>
+          <w:rFonts w:eastAsia="Times New Roman" w:ascii="Times New Roman" w:hAnsi="Times New Roman"/>
+          <w:b/>
+          <w:iCs/>
+          <w:color w:val="000000"/>
+          <w:sz w:val="28"/>
+          <w:szCs w:val="28"/>
+          <w:lang w:eastAsia="ru-RU"/>
+        </w:rPr>
+      </w:r>
+    </w:p>
+    <w:p>
+      <w:pPr>
+        <w:pStyle w:val="Normal"/>
+        <w:spacing w:lineRule="auto" w:line="288" w:before="0" w:after="0"/>
+        <w:jc w:val="both"/>
+        <w:rPr>
+          <w:rFonts w:ascii="Times New Roman" w:hAnsi="Times New Roman" w:eastAsia="Times New Roman"/>
+          <w:iCs/>
+          <w:color w:val="000000"/>
+          <w:sz w:val="28"/>
+          <w:szCs w:val="28"/>
+          <w:lang w:eastAsia="ru-RU"/>
+        </w:rPr>
+      </w:pPr>
+      <w:r>
+        <w:rPr>
+          <w:rFonts w:eastAsia="Times New Roman" w:ascii="Times New Roman" w:hAnsi="Times New Roman"/>
+          <w:b/>
+          <w:iCs/>
+          <w:color w:val="000000"/>
+          <w:sz w:val="28"/>
+          <w:szCs w:val="28"/>
+          <w:lang w:eastAsia="ru-RU"/>
+        </w:rPr>
+        <w:drawing>
+          <wp:anchor distT="0" distB="0" distL="0" distR="0" simplePos="0" relativeHeight="12" behindDoc="0" locked="0" layoutInCell="0" allowOverlap="1">
+            <wp:simplePos x="0" y="0"/>
+            <wp:positionH relativeFrom="column">
+              <wp:posOffset>330835</wp:posOffset>
+            </wp:positionH>
+            <wp:positionV relativeFrom="paragraph">
+              <wp:posOffset>33020</wp:posOffset>
+            </wp:positionV>
+            <wp:extent cx="4888865" cy="3249295"/>
+            <wp:effectExtent l="0" t="0" r="0" b="0"/>
+            <wp:wrapSquare wrapText="largest"/>
+            <wp:docPr id="6" name="Object7"/>
+            <wp:cNvGraphicFramePr/>
+            <a:graphic xmlns:a="http://schemas.openxmlformats.org/drawingml/2006/main">
+              <a:graphicData uri="http://schemas.openxmlformats.org/drawingml/2006/chart">
+                <c:chart xmlns:c="http://schemas.openxmlformats.org/drawingml/2006/chart" xmlns:r="http://schemas.openxmlformats.org/officeDocument/2006/relationships" r:id="rId7"/>
+              </a:graphicData>
+            </a:graphic>
+          </wp:anchor>
+        </w:drawing>
+      </w:r>
+    </w:p>
+    <w:p>
+      <w:pPr>
+        <w:pStyle w:val="Normal"/>
+        <w:spacing w:lineRule="auto" w:line="288" w:before="0" w:after="0"/>
+        <w:jc w:val="both"/>
+        <w:rPr>
+          <w:rFonts w:ascii="Times New Roman" w:hAnsi="Times New Roman" w:eastAsia="Times New Roman"/>
+          <w:iCs/>
+          <w:color w:val="000000"/>
+          <w:sz w:val="28"/>
+          <w:szCs w:val="28"/>
+          <w:lang w:eastAsia="ru-RU"/>
+        </w:rPr>
+      </w:pPr>
+      <w:r>
+        <w:rPr>
+          <w:rFonts w:eastAsia="Times New Roman" w:ascii="Times New Roman" w:hAnsi="Times New Roman"/>
+          <w:b/>
+          <w:iCs/>
+          <w:color w:val="000000"/>
+          <w:sz w:val="28"/>
+          <w:szCs w:val="28"/>
+          <w:lang w:eastAsia="ru-RU"/>
+        </w:rPr>
+      </w:r>
+    </w:p>
+    <w:p>
+      <w:pPr>
+        <w:pStyle w:val="Normal"/>
+        <w:spacing w:lineRule="auto" w:line="288" w:before="0" w:after="0"/>
+        <w:jc w:val="both"/>
+        <w:rPr>
+          <w:rFonts w:ascii="Times New Roman" w:hAnsi="Times New Roman" w:eastAsia="Times New Roman"/>
+          <w:iCs/>
+          <w:color w:val="000000"/>
+          <w:sz w:val="28"/>
+          <w:szCs w:val="28"/>
+          <w:lang w:eastAsia="ru-RU"/>
+        </w:rPr>
+      </w:pPr>
+      <w:r>
+        <w:rPr>
+          <w:rFonts w:eastAsia="Times New Roman" w:ascii="Times New Roman" w:hAnsi="Times New Roman"/>
+          <w:b/>
+          <w:iCs/>
+          <w:color w:val="000000"/>
+          <w:sz w:val="28"/>
+          <w:szCs w:val="28"/>
+          <w:lang w:eastAsia="ru-RU"/>
+        </w:rPr>
+      </w:r>
+    </w:p>
+    <w:p>
+      <w:pPr>
+        <w:pStyle w:val="Normal"/>
+        <w:spacing w:lineRule="auto" w:line="288" w:before="0" w:after="0"/>
+        <w:jc w:val="both"/>
+        <w:rPr>
+          <w:rFonts w:ascii="Times New Roman" w:hAnsi="Times New Roman" w:eastAsia="Times New Roman"/>
+          <w:iCs/>
+          <w:color w:val="000000"/>
+          <w:sz w:val="28"/>
+          <w:szCs w:val="28"/>
+          <w:lang w:eastAsia="ru-RU"/>
+        </w:rPr>
+      </w:pPr>
+      <w:r>
+        <w:rPr>
+          <w:rFonts w:eastAsia="Times New Roman" w:ascii="Times New Roman" w:hAnsi="Times New Roman"/>
+          <w:b/>
+          <w:iCs/>
+          <w:color w:val="000000"/>
+          <w:sz w:val="28"/>
+          <w:szCs w:val="28"/>
+          <w:lang w:eastAsia="ru-RU"/>
+        </w:rPr>
+      </w:r>
+    </w:p>
+    <w:p>
+      <w:pPr>
+        <w:pStyle w:val="Normal"/>
+        <w:spacing w:lineRule="auto" w:line="288" w:before="0" w:after="0"/>
+        <w:jc w:val="both"/>
+        <w:rPr>
+          <w:rFonts w:ascii="Times New Roman" w:hAnsi="Times New Roman" w:eastAsia="Times New Roman"/>
+          <w:iCs/>
+          <w:color w:val="000000"/>
+          <w:sz w:val="28"/>
+          <w:szCs w:val="28"/>
+          <w:lang w:eastAsia="ru-RU"/>
+        </w:rPr>
+      </w:pPr>
+      <w:r>
+        <w:rPr>
+          <w:rFonts w:eastAsia="Times New Roman" w:ascii="Times New Roman" w:hAnsi="Times New Roman"/>
+          <w:b/>
+          <w:iCs/>
+          <w:color w:val="000000"/>
+          <w:sz w:val="28"/>
+          <w:szCs w:val="28"/>
+          <w:lang w:eastAsia="ru-RU"/>
+        </w:rPr>
+      </w:r>
+    </w:p>
+    <w:p>
+      <w:pPr>
+        <w:pStyle w:val="Normal"/>
+        <w:spacing w:lineRule="auto" w:line="288" w:before="0" w:after="0"/>
+        <w:jc w:val="both"/>
+        <w:rPr>
+          <w:rFonts w:ascii="Times New Roman" w:hAnsi="Times New Roman" w:eastAsia="Times New Roman"/>
+          <w:iCs/>
+          <w:color w:val="000000"/>
+          <w:sz w:val="28"/>
+          <w:szCs w:val="28"/>
+          <w:lang w:eastAsia="ru-RU"/>
+        </w:rPr>
+      </w:pPr>
+      <w:r>
+        <w:rPr>
+          <w:rFonts w:eastAsia="Times New Roman" w:ascii="Times New Roman" w:hAnsi="Times New Roman"/>
+          <w:b/>
+          <w:iCs/>
+          <w:color w:val="000000"/>
+          <w:sz w:val="28"/>
+          <w:szCs w:val="28"/>
+          <w:lang w:eastAsia="ru-RU"/>
+        </w:rPr>
+      </w:r>
+    </w:p>
+    <w:p>
+      <w:pPr>
+        <w:pStyle w:val="Normal"/>
+        <w:spacing w:lineRule="auto" w:line="288" w:before="0" w:after="0"/>
+        <w:jc w:val="both"/>
+        <w:rPr>
+          <w:rFonts w:ascii="Times New Roman" w:hAnsi="Times New Roman" w:eastAsia="Times New Roman"/>
+          <w:iCs/>
+          <w:color w:val="000000"/>
+          <w:sz w:val="28"/>
+          <w:szCs w:val="28"/>
+          <w:lang w:eastAsia="ru-RU"/>
+        </w:rPr>
+      </w:pPr>
+      <w:r>
+        <w:rPr>
+          <w:rFonts w:eastAsia="Times New Roman" w:ascii="Times New Roman" w:hAnsi="Times New Roman"/>
+          <w:b/>
+          <w:iCs/>
+          <w:color w:val="000000"/>
+          <w:sz w:val="28"/>
+          <w:szCs w:val="28"/>
+          <w:lang w:eastAsia="ru-RU"/>
+        </w:rPr>
+      </w:r>
+    </w:p>
+    <w:p>
+      <w:pPr>
+        <w:pStyle w:val="Normal"/>
+        <w:spacing w:lineRule="auto" w:line="288" w:before="0" w:after="0"/>
+        <w:jc w:val="both"/>
+        <w:rPr>
+          <w:rFonts w:ascii="Times New Roman" w:hAnsi="Times New Roman" w:eastAsia="Times New Roman"/>
+          <w:iCs/>
+          <w:color w:val="000000"/>
+          <w:sz w:val="28"/>
+          <w:szCs w:val="28"/>
+          <w:lang w:eastAsia="ru-RU"/>
+        </w:rPr>
+      </w:pPr>
+      <w:r>
+        <w:rPr>
+          <w:rFonts w:eastAsia="Times New Roman" w:ascii="Times New Roman" w:hAnsi="Times New Roman"/>
+          <w:b/>
+          <w:iCs/>
+          <w:color w:val="000000"/>
+          <w:sz w:val="28"/>
+          <w:szCs w:val="28"/>
+          <w:lang w:eastAsia="ru-RU"/>
+        </w:rPr>
+      </w:r>
+    </w:p>
+    <w:p>
+      <w:pPr>
+        <w:pStyle w:val="Normal"/>
+        <w:spacing w:lineRule="auto" w:line="288" w:before="0" w:after="0"/>
+        <w:jc w:val="both"/>
+        <w:rPr>
+          <w:rFonts w:ascii="Times New Roman" w:hAnsi="Times New Roman" w:eastAsia="Times New Roman"/>
+          <w:iCs/>
+          <w:color w:val="000000"/>
+          <w:sz w:val="28"/>
+          <w:szCs w:val="28"/>
+          <w:lang w:eastAsia="ru-RU"/>
+        </w:rPr>
+      </w:pPr>
+      <w:r>
+        <w:rPr>
+          <w:rFonts w:eastAsia="Times New Roman" w:ascii="Times New Roman" w:hAnsi="Times New Roman"/>
+          <w:b/>
+          <w:iCs/>
+          <w:color w:val="000000"/>
+          <w:sz w:val="28"/>
+          <w:szCs w:val="28"/>
+          <w:lang w:eastAsia="ru-RU"/>
+        </w:rPr>
+      </w:r>
+    </w:p>
+    <w:p>
+      <w:pPr>
+        <w:pStyle w:val="Normal"/>
+        <w:spacing w:lineRule="auto" w:line="288" w:before="0" w:after="0"/>
+        <w:jc w:val="both"/>
+        <w:rPr>
+          <w:rFonts w:ascii="Times New Roman" w:hAnsi="Times New Roman" w:eastAsia="Times New Roman"/>
+          <w:iCs/>
+          <w:color w:val="000000"/>
+          <w:sz w:val="28"/>
+          <w:szCs w:val="28"/>
+          <w:lang w:eastAsia="ru-RU"/>
+        </w:rPr>
+      </w:pPr>
+      <w:r>
+        <w:rPr>
+          <w:rFonts w:eastAsia="Times New Roman" w:ascii="Times New Roman" w:hAnsi="Times New Roman"/>
+          <w:b/>
+          <w:iCs/>
+          <w:color w:val="000000"/>
+          <w:sz w:val="28"/>
+          <w:szCs w:val="28"/>
+          <w:lang w:eastAsia="ru-RU"/>
+        </w:rPr>
+      </w:r>
+    </w:p>
+    <w:p>
+      <w:pPr>
+        <w:pStyle w:val="Normal"/>
+        <w:spacing w:lineRule="auto" w:line="288" w:before="0" w:after="0"/>
+        <w:jc w:val="both"/>
+        <w:rPr>
+          <w:rFonts w:ascii="Times New Roman" w:hAnsi="Times New Roman" w:eastAsia="Times New Roman"/>
+          <w:iCs/>
+          <w:color w:val="000000"/>
+          <w:sz w:val="28"/>
+          <w:szCs w:val="28"/>
+          <w:lang w:eastAsia="ru-RU"/>
+        </w:rPr>
+      </w:pPr>
+      <w:r>
+        <w:rPr>
+          <w:rFonts w:eastAsia="Times New Roman" w:ascii="Times New Roman" w:hAnsi="Times New Roman"/>
+          <w:b/>
+          <w:iCs/>
+          <w:color w:val="000000"/>
+          <w:sz w:val="28"/>
+          <w:szCs w:val="28"/>
+          <w:lang w:eastAsia="ru-RU"/>
+        </w:rPr>
+      </w:r>
+    </w:p>
+    <w:p>
+      <w:pPr>
+        <w:pStyle w:val="Normal"/>
+        <w:spacing w:lineRule="auto" w:line="288" w:before="0" w:after="0"/>
+        <w:jc w:val="both"/>
+        <w:rPr>
+          <w:rFonts w:ascii="Times New Roman" w:hAnsi="Times New Roman" w:eastAsia="Times New Roman"/>
+          <w:iCs/>
+          <w:color w:val="000000"/>
+          <w:sz w:val="28"/>
+          <w:szCs w:val="28"/>
+          <w:lang w:eastAsia="ru-RU"/>
+        </w:rPr>
+      </w:pPr>
+      <w:r>
+        <w:rPr>
+          <w:rFonts w:eastAsia="Times New Roman" w:ascii="Times New Roman" w:hAnsi="Times New Roman"/>
+          <w:b/>
+          <w:iCs/>
+          <w:color w:val="000000"/>
+          <w:sz w:val="28"/>
+          <w:szCs w:val="28"/>
+          <w:lang w:eastAsia="ru-RU"/>
+        </w:rPr>
+      </w:r>
+    </w:p>
+    <w:p>
+      <w:pPr>
+        <w:pStyle w:val="Normal"/>
+        <w:spacing w:lineRule="auto" w:line="288" w:before="0" w:after="0"/>
+        <w:jc w:val="both"/>
+        <w:rPr>
+          <w:rFonts w:ascii="Times New Roman" w:hAnsi="Times New Roman" w:eastAsia="Times New Roman"/>
+          <w:iCs/>
+          <w:color w:val="000000"/>
+          <w:sz w:val="28"/>
+          <w:szCs w:val="28"/>
+          <w:lang w:eastAsia="ru-RU"/>
+        </w:rPr>
+      </w:pPr>
+      <w:r>
+        <w:rPr>
+          <w:rFonts w:eastAsia="Times New Roman" w:ascii="Times New Roman" w:hAnsi="Times New Roman"/>
+          <w:b/>
+          <w:iCs/>
+          <w:color w:val="000000"/>
+          <w:sz w:val="28"/>
+          <w:szCs w:val="28"/>
+          <w:lang w:eastAsia="ru-RU"/>
+        </w:rPr>
+      </w:r>
+    </w:p>
+    <w:p>
+      <w:pPr>
+        <w:pStyle w:val="Normal"/>
+        <w:numPr>
+          <w:ilvl w:val="0"/>
+          <w:numId w:val="0"/>
+        </w:numPr>
+        <w:spacing w:lineRule="auto" w:line="288" w:before="0" w:after="0"/>
+        <w:ind w:hanging="0" w:left="720"/>
+        <w:jc w:val="both"/>
+        <w:rPr>
+          <w:rFonts w:ascii="Times New Roman" w:hAnsi="Times New Roman" w:eastAsia="Times New Roman"/>
+          <w:b/>
+          <w:iCs/>
+          <w:color w:val="000000"/>
+          <w:sz w:val="28"/>
+          <w:szCs w:val="28"/>
+          <w:lang w:eastAsia="ru-RU"/>
+        </w:rPr>
+      </w:pPr>
+      <w:r>
+        <w:rPr>
+          <w:rFonts w:eastAsia="Times New Roman" w:ascii="Times New Roman" w:hAnsi="Times New Roman"/>
+          <w:b/>
+          <w:iCs/>
+          <w:color w:val="000000"/>
+          <w:sz w:val="28"/>
+          <w:szCs w:val="28"/>
+          <w:lang w:eastAsia="ru-RU"/>
+        </w:rPr>
+      </w:r>
+    </w:p>
+    <w:p>
+      <w:pPr>
+        <w:pStyle w:val="Normal"/>
+        <w:spacing w:lineRule="auto" w:line="288" w:before="0" w:after="0"/>
+        <w:jc w:val="both"/>
+        <w:rPr>
+          <w:rFonts w:ascii="Times New Roman" w:hAnsi="Times New Roman" w:eastAsia="Times New Roman"/>
+          <w:b/>
+          <w:iCs/>
+          <w:color w:val="000000"/>
+          <w:sz w:val="28"/>
+          <w:szCs w:val="28"/>
+          <w:lang w:eastAsia="ru-RU"/>
+        </w:rPr>
+      </w:pPr>
+      <w:r>
+        <w:rPr>
+          <w:rFonts w:eastAsia="Times New Roman" w:ascii="Times New Roman" w:hAnsi="Times New Roman"/>
+          <w:b/>
+          <w:iCs/>
+          <w:color w:val="000000"/>
+          <w:sz w:val="28"/>
+          <w:szCs w:val="28"/>
+          <w:lang w:eastAsia="ru-RU"/>
+        </w:rPr>
+        <w:t>Висновки:</w:t>
+      </w:r>
+    </w:p>
+    <w:p>
+      <w:pPr>
+        <w:pStyle w:val="Normal"/>
+        <w:numPr>
+          <w:ilvl w:val="0"/>
+          <w:numId w:val="6"/>
+        </w:numPr>
+        <w:spacing w:lineRule="auto" w:line="288" w:before="0" w:after="0"/>
+        <w:jc w:val="both"/>
+        <w:rPr>
+          <w:rFonts w:ascii="Times New Roman" w:hAnsi="Times New Roman" w:eastAsia="Times New Roman"/>
+          <w:b/>
+          <w:iCs/>
+          <w:color w:val="000000"/>
+          <w:sz w:val="28"/>
+          <w:szCs w:val="28"/>
+          <w:lang w:eastAsia="ru-RU"/>
+        </w:rPr>
+      </w:pPr>
+      <w:r>
+        <w:rPr>
+          <w:rFonts w:eastAsia="Times New Roman" w:ascii="Times New Roman" w:hAnsi="Times New Roman"/>
+          <w:b/>
+          <w:iCs/>
+          <w:color w:val="000000"/>
+          <w:sz w:val="28"/>
+          <w:szCs w:val="28"/>
+          <w:lang w:eastAsia="ru-RU"/>
+        </w:rPr>
+        <w:t>За результатами експерименту підтверджено загальний характер залежностей амплітуд відбитих хвиль від кута падіння, що описується формулами Френеля.</w:t>
+      </w:r>
+    </w:p>
+    <w:p>
+      <w:pPr>
+        <w:pStyle w:val="BodyText"/>
+        <w:numPr>
+          <w:ilvl w:val="0"/>
+          <w:numId w:val="6"/>
+        </w:numPr>
+        <w:spacing w:lineRule="auto" w:line="288"/>
+        <w:jc w:val="both"/>
+        <w:rPr>
+          <w:rFonts w:ascii="Times New Roman" w:hAnsi="Times New Roman" w:eastAsia="Times New Roman"/>
+          <w:b/>
+          <w:iCs/>
+          <w:color w:val="000000"/>
+          <w:sz w:val="28"/>
+          <w:szCs w:val="28"/>
+          <w:lang w:eastAsia="ru-RU"/>
+        </w:rPr>
+      </w:pPr>
+      <w:r>
+        <w:rPr>
+          <w:rFonts w:eastAsia="Times New Roman" w:ascii="Times New Roman" w:hAnsi="Times New Roman"/>
+          <w:b/>
+          <w:iCs/>
+          <w:color w:val="000000"/>
+          <w:sz w:val="28"/>
+          <w:szCs w:val="28"/>
+          <w:lang w:eastAsia="ru-RU"/>
+        </w:rPr>
+        <w:t>Знайдено кут Брюстера ϑБ​=55∘, при якому амплітуда паралельної складової вектора напруженості (E∥​) стає рівною нулю. Це означає, що при такому куті падіння відбите світло є повністю лінійно поляризованим.</w:t>
+      </w:r>
+    </w:p>
+    <w:p>
+      <w:pPr>
+        <w:pStyle w:val="BodyText"/>
+        <w:numPr>
+          <w:ilvl w:val="0"/>
+          <w:numId w:val="6"/>
+        </w:numPr>
+        <w:spacing w:lineRule="auto" w:line="288" w:before="0" w:after="140"/>
+        <w:jc w:val="both"/>
+        <w:rPr>
+          <w:rFonts w:ascii="Times New Roman" w:hAnsi="Times New Roman" w:eastAsia="Times New Roman"/>
+          <w:b/>
+          <w:iCs/>
+          <w:color w:val="000000"/>
+          <w:sz w:val="28"/>
+          <w:szCs w:val="28"/>
+          <w:lang w:eastAsia="ru-RU"/>
+        </w:rPr>
+      </w:pPr>
+      <w:r>
+        <w:rPr>
+          <w:rFonts w:eastAsia="Times New Roman" w:ascii="Times New Roman" w:hAnsi="Times New Roman"/>
+          <w:b/>
+          <w:iCs/>
+          <w:color w:val="000000"/>
+          <w:sz w:val="28"/>
+          <w:szCs w:val="28"/>
+          <w:lang w:eastAsia="ru-RU"/>
+        </w:rPr>
+        <w:t>Використовуючи закон Брюстера, обчислено показник заломлення скляної пластинки, який становить n≈1,43.</w:t>
+      </w:r>
+    </w:p>
     <w:sectPr>
       <w:type w:val="nextPage"/>
       <w:pgSz w:w="11906" w:h="16838"/>
@@ -3034,12 +10343,12 @@
       <w:start w:val="1"/>
       <w:numFmt w:val="bullet"/>
       <w:lvlText w:val=""/>
-      <w:lvlJc w:val="start"/>
+      <w:lvlJc w:val="left"/>
       <w:pPr>
         <w:tabs>
           <w:tab w:val="num" w:pos="720"/>
         </w:tabs>
-        <w:ind w:start="720" w:hanging="360"/>
+        <w:ind w:left="720" w:hanging="360"/>
       </w:pPr>
       <w:rPr>
         <w:rFonts w:ascii="Symbol" w:hAnsi="Symbol" w:cs="Symbol" w:hint="default"/>
@@ -3049,12 +10358,12 @@
       <w:start w:val="1"/>
       <w:numFmt w:val="bullet"/>
       <w:lvlText w:val="◦"/>
-      <w:lvlJc w:val="start"/>
+      <w:lvlJc w:val="left"/>
       <w:pPr>
         <w:tabs>
           <w:tab w:val="num" w:pos="1080"/>
         </w:tabs>
-        <w:ind w:start="1080" w:hanging="360"/>
+        <w:ind w:left="1080" w:hanging="360"/>
       </w:pPr>
       <w:rPr>
         <w:rFonts w:ascii="OpenSymbol" w:hAnsi="OpenSymbol" w:cs="OpenSymbol" w:hint="default"/>
@@ -3064,12 +10373,12 @@
       <w:start w:val="1"/>
       <w:numFmt w:val="bullet"/>
       <w:lvlText w:val="▪"/>
-      <w:lvlJc w:val="start"/>
+      <w:lvlJc w:val="left"/>
       <w:pPr>
         <w:tabs>
           <w:tab w:val="num" w:pos="1440"/>
         </w:tabs>
-        <w:ind w:start="1440" w:hanging="360"/>
+        <w:ind w:left="1440" w:hanging="360"/>
       </w:pPr>
       <w:rPr>
         <w:rFonts w:ascii="OpenSymbol" w:hAnsi="OpenSymbol" w:cs="OpenSymbol" w:hint="default"/>
@@ -3079,12 +10388,12 @@
       <w:start w:val="1"/>
       <w:numFmt w:val="bullet"/>
       <w:lvlText w:val=""/>
-      <w:lvlJc w:val="start"/>
+      <w:lvlJc w:val="left"/>
       <w:pPr>
         <w:tabs>
           <w:tab w:val="num" w:pos="1800"/>
         </w:tabs>
-        <w:ind w:start="1800" w:hanging="360"/>
+        <w:ind w:left="1800" w:hanging="360"/>
       </w:pPr>
       <w:rPr>
         <w:rFonts w:ascii="Symbol" w:hAnsi="Symbol" w:cs="Symbol" w:hint="default"/>
@@ -3094,12 +10403,12 @@
       <w:start w:val="1"/>
       <w:numFmt w:val="bullet"/>
       <w:lvlText w:val="◦"/>
-      <w:lvlJc w:val="start"/>
+      <w:lvlJc w:val="left"/>
       <w:pPr>
         <w:tabs>
           <w:tab w:val="num" w:pos="2160"/>
         </w:tabs>
-        <w:ind w:start="2160" w:hanging="360"/>
+        <w:ind w:left="2160" w:hanging="360"/>
       </w:pPr>
       <w:rPr>
         <w:rFonts w:ascii="OpenSymbol" w:hAnsi="OpenSymbol" w:cs="OpenSymbol" w:hint="default"/>
@@ -3109,12 +10418,12 @@
       <w:start w:val="1"/>
       <w:numFmt w:val="bullet"/>
       <w:lvlText w:val="▪"/>
-      <w:lvlJc w:val="start"/>
+      <w:lvlJc w:val="left"/>
       <w:pPr>
         <w:tabs>
           <w:tab w:val="num" w:pos="2520"/>
         </w:tabs>
-        <w:ind w:start="2520" w:hanging="360"/>
+        <w:ind w:left="2520" w:hanging="360"/>
       </w:pPr>
       <w:rPr>
         <w:rFonts w:ascii="OpenSymbol" w:hAnsi="OpenSymbol" w:cs="OpenSymbol" w:hint="default"/>
@@ -3124,12 +10433,12 @@
       <w:start w:val="1"/>
       <w:numFmt w:val="bullet"/>
       <w:lvlText w:val=""/>
-      <w:lvlJc w:val="start"/>
+      <w:lvlJc w:val="left"/>
       <w:pPr>
         <w:tabs>
           <w:tab w:val="num" w:pos="2880"/>
         </w:tabs>
-        <w:ind w:start="2880" w:hanging="360"/>
+        <w:ind w:left="2880" w:hanging="360"/>
       </w:pPr>
       <w:rPr>
         <w:rFonts w:ascii="Symbol" w:hAnsi="Symbol" w:cs="Symbol" w:hint="default"/>
@@ -3139,12 +10448,12 @@
       <w:start w:val="1"/>
       <w:numFmt w:val="bullet"/>
       <w:lvlText w:val="◦"/>
-      <w:lvlJc w:val="start"/>
+      <w:lvlJc w:val="left"/>
       <w:pPr>
         <w:tabs>
           <w:tab w:val="num" w:pos="3240"/>
         </w:tabs>
-        <w:ind w:start="3240" w:hanging="360"/>
+        <w:ind w:left="3240" w:hanging="360"/>
       </w:pPr>
       <w:rPr>
         <w:rFonts w:ascii="OpenSymbol" w:hAnsi="OpenSymbol" w:cs="OpenSymbol" w:hint="default"/>
@@ -3154,12 +10463,12 @@
       <w:start w:val="1"/>
       <w:numFmt w:val="bullet"/>
       <w:lvlText w:val="▪"/>
-      <w:lvlJc w:val="start"/>
+      <w:lvlJc w:val="left"/>
       <w:pPr>
         <w:tabs>
           <w:tab w:val="num" w:pos="3600"/>
         </w:tabs>
-        <w:ind w:start="3600" w:hanging="360"/>
+        <w:ind w:left="3600" w:hanging="360"/>
       </w:pPr>
       <w:rPr>
         <w:rFonts w:ascii="OpenSymbol" w:hAnsi="OpenSymbol" w:cs="OpenSymbol" w:hint="default"/>
@@ -3171,12 +10480,12 @@
       <w:start w:val="1"/>
       <w:numFmt w:val="bullet"/>
       <w:lvlText w:val=""/>
-      <w:lvlJc w:val="start"/>
+      <w:lvlJc w:val="left"/>
       <w:pPr>
         <w:tabs>
           <w:tab w:val="num" w:pos="720"/>
         </w:tabs>
-        <w:ind w:start="720" w:hanging="360"/>
+        <w:ind w:left="720" w:hanging="360"/>
       </w:pPr>
       <w:rPr>
         <w:rFonts w:ascii="Symbol" w:hAnsi="Symbol" w:cs="Symbol" w:hint="default"/>
@@ -3186,12 +10495,12 @@
       <w:start w:val="1"/>
       <w:numFmt w:val="bullet"/>
       <w:lvlText w:val="◦"/>
-      <w:lvlJc w:val="start"/>
+      <w:lvlJc w:val="left"/>
       <w:pPr>
         <w:tabs>
           <w:tab w:val="num" w:pos="1080"/>
         </w:tabs>
-        <w:ind w:start="1080" w:hanging="360"/>
+        <w:ind w:left="1080" w:hanging="360"/>
       </w:pPr>
       <w:rPr>
         <w:rFonts w:ascii="OpenSymbol" w:hAnsi="OpenSymbol" w:cs="OpenSymbol" w:hint="default"/>
@@ -3201,12 +10510,12 @@
       <w:start w:val="1"/>
       <w:numFmt w:val="bullet"/>
       <w:lvlText w:val="▪"/>
-      <w:lvlJc w:val="start"/>
+      <w:lvlJc w:val="left"/>
       <w:pPr>
         <w:tabs>
           <w:tab w:val="num" w:pos="1440"/>
         </w:tabs>
-        <w:ind w:start="1440" w:hanging="360"/>
+        <w:ind w:left="1440" w:hanging="360"/>
       </w:pPr>
       <w:rPr>
         <w:rFonts w:ascii="OpenSymbol" w:hAnsi="OpenSymbol" w:cs="OpenSymbol" w:hint="default"/>
@@ -3216,12 +10525,12 @@
       <w:start w:val="1"/>
       <w:numFmt w:val="bullet"/>
       <w:lvlText w:val=""/>
-      <w:lvlJc w:val="start"/>
+      <w:lvlJc w:val="left"/>
       <w:pPr>
         <w:tabs>
           <w:tab w:val="num" w:pos="1800"/>
         </w:tabs>
-        <w:ind w:start="1800" w:hanging="360"/>
+        <w:ind w:left="1800" w:hanging="360"/>
       </w:pPr>
       <w:rPr>
         <w:rFonts w:ascii="Symbol" w:hAnsi="Symbol" w:cs="Symbol" w:hint="default"/>
@@ -3231,12 +10540,12 @@
       <w:start w:val="1"/>
       <w:numFmt w:val="bullet"/>
       <w:lvlText w:val="◦"/>
-      <w:lvlJc w:val="start"/>
+      <w:lvlJc w:val="left"/>
       <w:pPr>
         <w:tabs>
           <w:tab w:val="num" w:pos="2160"/>
         </w:tabs>
-        <w:ind w:start="2160" w:hanging="360"/>
+        <w:ind w:left="2160" w:hanging="360"/>
       </w:pPr>
       <w:rPr>
         <w:rFonts w:ascii="OpenSymbol" w:hAnsi="OpenSymbol" w:cs="OpenSymbol" w:hint="default"/>
@@ -3246,12 +10555,12 @@
       <w:start w:val="1"/>
       <w:numFmt w:val="bullet"/>
       <w:lvlText w:val="▪"/>
-      <w:lvlJc w:val="start"/>
+      <w:lvlJc w:val="left"/>
       <w:pPr>
         <w:tabs>
           <w:tab w:val="num" w:pos="2520"/>
         </w:tabs>
-        <w:ind w:start="2520" w:hanging="360"/>
+        <w:ind w:left="2520" w:hanging="360"/>
       </w:pPr>
       <w:rPr>
         <w:rFonts w:ascii="OpenSymbol" w:hAnsi="OpenSymbol" w:cs="OpenSymbol" w:hint="default"/>
@@ -3261,12 +10570,12 @@
       <w:start w:val="1"/>
       <w:numFmt w:val="bullet"/>
       <w:lvlText w:val=""/>
-      <w:lvlJc w:val="start"/>
+      <w:lvlJc w:val="left"/>
       <w:pPr>
         <w:tabs>
           <w:tab w:val="num" w:pos="2880"/>
         </w:tabs>
-        <w:ind w:start="2880" w:hanging="360"/>
+        <w:ind w:left="2880" w:hanging="360"/>
       </w:pPr>
       <w:rPr>
         <w:rFonts w:ascii="Symbol" w:hAnsi="Symbol" w:cs="Symbol" w:hint="default"/>
@@ -3276,12 +10585,12 @@
       <w:start w:val="1"/>
       <w:numFmt w:val="bullet"/>
       <w:lvlText w:val="◦"/>
-      <w:lvlJc w:val="start"/>
+      <w:lvlJc w:val="left"/>
       <w:pPr>
         <w:tabs>
           <w:tab w:val="num" w:pos="3240"/>
         </w:tabs>
-        <w:ind w:start="3240" w:hanging="360"/>
+        <w:ind w:left="3240" w:hanging="360"/>
       </w:pPr>
       <w:rPr>
         <w:rFonts w:ascii="OpenSymbol" w:hAnsi="OpenSymbol" w:cs="OpenSymbol" w:hint="default"/>
@@ -3291,12 +10600,12 @@
       <w:start w:val="1"/>
       <w:numFmt w:val="bullet"/>
       <w:lvlText w:val="▪"/>
-      <w:lvlJc w:val="start"/>
+      <w:lvlJc w:val="left"/>
       <w:pPr>
         <w:tabs>
           <w:tab w:val="num" w:pos="3600"/>
         </w:tabs>
-        <w:ind w:start="3600" w:hanging="360"/>
+        <w:ind w:left="3600" w:hanging="360"/>
       </w:pPr>
       <w:rPr>
         <w:rFonts w:ascii="OpenSymbol" w:hAnsi="OpenSymbol" w:cs="OpenSymbol" w:hint="default"/>
@@ -3308,12 +10617,12 @@
       <w:start w:val="1"/>
       <w:numFmt w:val="bullet"/>
       <w:lvlText w:val=""/>
-      <w:lvlJc w:val="start"/>
+      <w:lvlJc w:val="left"/>
       <w:pPr>
         <w:tabs>
           <w:tab w:val="num" w:pos="720"/>
         </w:tabs>
-        <w:ind w:start="720" w:hanging="360"/>
+        <w:ind w:left="720" w:hanging="360"/>
       </w:pPr>
       <w:rPr>
         <w:rFonts w:ascii="Symbol" w:hAnsi="Symbol" w:cs="Symbol" w:hint="default"/>
@@ -3323,12 +10632,12 @@
       <w:start w:val="1"/>
       <w:numFmt w:val="bullet"/>
       <w:lvlText w:val="◦"/>
-      <w:lvlJc w:val="start"/>
+      <w:lvlJc w:val="left"/>
       <w:pPr>
         <w:tabs>
           <w:tab w:val="num" w:pos="1080"/>
         </w:tabs>
-        <w:ind w:start="1080" w:hanging="360"/>
+        <w:ind w:left="1080" w:hanging="360"/>
       </w:pPr>
       <w:rPr>
         <w:rFonts w:ascii="OpenSymbol" w:hAnsi="OpenSymbol" w:cs="OpenSymbol" w:hint="default"/>
@@ -3338,12 +10647,12 @@
       <w:start w:val="1"/>
       <w:numFmt w:val="bullet"/>
       <w:lvlText w:val="▪"/>
-      <w:lvlJc w:val="start"/>
+      <w:lvlJc w:val="left"/>
       <w:pPr>
         <w:tabs>
           <w:tab w:val="num" w:pos="1440"/>
         </w:tabs>
-        <w:ind w:start="1440" w:hanging="360"/>
+        <w:ind w:left="1440" w:hanging="360"/>
       </w:pPr>
       <w:rPr>
         <w:rFonts w:ascii="OpenSymbol" w:hAnsi="OpenSymbol" w:cs="OpenSymbol" w:hint="default"/>
@@ -3353,12 +10662,12 @@
       <w:start w:val="1"/>
       <w:numFmt w:val="bullet"/>
       <w:lvlText w:val=""/>
-      <w:lvlJc w:val="start"/>
+      <w:lvlJc w:val="left"/>
       <w:pPr>
         <w:tabs>
           <w:tab w:val="num" w:pos="1800"/>
         </w:tabs>
-        <w:ind w:start="1800" w:hanging="360"/>
+        <w:ind w:left="1800" w:hanging="360"/>
       </w:pPr>
       <w:rPr>
         <w:rFonts w:ascii="Symbol" w:hAnsi="Symbol" w:cs="Symbol" w:hint="default"/>
@@ -3368,12 +10677,12 @@
       <w:start w:val="1"/>
       <w:numFmt w:val="bullet"/>
       <w:lvlText w:val="◦"/>
-      <w:lvlJc w:val="start"/>
+      <w:lvlJc w:val="left"/>
       <w:pPr>
         <w:tabs>
           <w:tab w:val="num" w:pos="2160"/>
         </w:tabs>
-        <w:ind w:start="2160" w:hanging="360"/>
+        <w:ind w:left="2160" w:hanging="360"/>
       </w:pPr>
       <w:rPr>
         <w:rFonts w:ascii="OpenSymbol" w:hAnsi="OpenSymbol" w:cs="OpenSymbol" w:hint="default"/>
@@ -3383,12 +10692,12 @@
       <w:start w:val="1"/>
       <w:numFmt w:val="bullet"/>
       <w:lvlText w:val="▪"/>
-      <w:lvlJc w:val="start"/>
+      <w:lvlJc w:val="left"/>
       <w:pPr>
         <w:tabs>
           <w:tab w:val="num" w:pos="2520"/>
         </w:tabs>
-        <w:ind w:start="2520" w:hanging="360"/>
+        <w:ind w:left="2520" w:hanging="360"/>
       </w:pPr>
       <w:rPr>
         <w:rFonts w:ascii="OpenSymbol" w:hAnsi="OpenSymbol" w:cs="OpenSymbol" w:hint="default"/>
@@ -3398,12 +10707,12 @@
       <w:start w:val="1"/>
       <w:numFmt w:val="bullet"/>
       <w:lvlText w:val=""/>
-      <w:lvlJc w:val="start"/>
+      <w:lvlJc w:val="left"/>
       <w:pPr>
         <w:tabs>
           <w:tab w:val="num" w:pos="2880"/>
         </w:tabs>
-        <w:ind w:start="2880" w:hanging="360"/>
+        <w:ind w:left="2880" w:hanging="360"/>
       </w:pPr>
       <w:rPr>
         <w:rFonts w:ascii="Symbol" w:hAnsi="Symbol" w:cs="Symbol" w:hint="default"/>
@@ -3413,12 +10722,12 @@
       <w:start w:val="1"/>
       <w:numFmt w:val="bullet"/>
       <w:lvlText w:val="◦"/>
-      <w:lvlJc w:val="start"/>
+      <w:lvlJc w:val="left"/>
       <w:pPr>
         <w:tabs>
           <w:tab w:val="num" w:pos="3240"/>
         </w:tabs>
-        <w:ind w:start="3240" w:hanging="360"/>
+        <w:ind w:left="3240" w:hanging="360"/>
       </w:pPr>
       <w:rPr>
         <w:rFonts w:ascii="OpenSymbol" w:hAnsi="OpenSymbol" w:cs="OpenSymbol" w:hint="default"/>
@@ -3428,12 +10737,12 @@
       <w:start w:val="1"/>
       <w:numFmt w:val="bullet"/>
       <w:lvlText w:val="▪"/>
-      <w:lvlJc w:val="start"/>
+      <w:lvlJc w:val="left"/>
       <w:pPr>
         <w:tabs>
           <w:tab w:val="num" w:pos="3600"/>
         </w:tabs>
-        <w:ind w:start="3600" w:hanging="360"/>
+        <w:ind w:left="3600" w:hanging="360"/>
       </w:pPr>
       <w:rPr>
         <w:rFonts w:ascii="OpenSymbol" w:hAnsi="OpenSymbol" w:cs="OpenSymbol" w:hint="default"/>
@@ -3445,12 +10754,12 @@
       <w:start w:val="1"/>
       <w:numFmt w:val="bullet"/>
       <w:lvlText w:val=""/>
-      <w:lvlJc w:val="start"/>
+      <w:lvlJc w:val="left"/>
       <w:pPr>
         <w:tabs>
           <w:tab w:val="num" w:pos="720"/>
         </w:tabs>
-        <w:ind w:start="720" w:hanging="360"/>
+        <w:ind w:left="720" w:hanging="360"/>
       </w:pPr>
       <w:rPr>
         <w:rFonts w:ascii="Symbol" w:hAnsi="Symbol" w:cs="Symbol" w:hint="default"/>
@@ -3460,12 +10769,12 @@
       <w:start w:val="1"/>
       <w:numFmt w:val="bullet"/>
       <w:lvlText w:val="◦"/>
-      <w:lvlJc w:val="start"/>
+      <w:lvlJc w:val="left"/>
       <w:pPr>
         <w:tabs>
           <w:tab w:val="num" w:pos="1080"/>
         </w:tabs>
-        <w:ind w:start="1080" w:hanging="360"/>
+        <w:ind w:left="1080" w:hanging="360"/>
       </w:pPr>
       <w:rPr>
         <w:rFonts w:ascii="OpenSymbol" w:hAnsi="OpenSymbol" w:cs="OpenSymbol" w:hint="default"/>
@@ -3475,12 +10784,12 @@
       <w:start w:val="1"/>
       <w:numFmt w:val="bullet"/>
       <w:lvlText w:val="▪"/>
-      <w:lvlJc w:val="start"/>
+      <w:lvlJc w:val="left"/>
       <w:pPr>
         <w:tabs>
           <w:tab w:val="num" w:pos="1440"/>
         </w:tabs>
-        <w:ind w:start="1440" w:hanging="360"/>
+        <w:ind w:left="1440" w:hanging="360"/>
       </w:pPr>
       <w:rPr>
         <w:rFonts w:ascii="OpenSymbol" w:hAnsi="OpenSymbol" w:cs="OpenSymbol" w:hint="default"/>
@@ -3490,12 +10799,12 @@
       <w:start w:val="1"/>
       <w:numFmt w:val="bullet"/>
       <w:lvlText w:val=""/>
-      <w:lvlJc w:val="start"/>
+      <w:lvlJc w:val="left"/>
       <w:pPr>
         <w:tabs>
           <w:tab w:val="num" w:pos="1800"/>
         </w:tabs>
-        <w:ind w:start="1800" w:hanging="360"/>
+        <w:ind w:left="1800" w:hanging="360"/>
       </w:pPr>
       <w:rPr>
         <w:rFonts w:ascii="Symbol" w:hAnsi="Symbol" w:cs="Symbol" w:hint="default"/>
@@ -3505,12 +10814,12 @@
       <w:start w:val="1"/>
       <w:numFmt w:val="bullet"/>
       <w:lvlText w:val="◦"/>
-      <w:lvlJc w:val="start"/>
+      <w:lvlJc w:val="left"/>
       <w:pPr>
         <w:tabs>
           <w:tab w:val="num" w:pos="2160"/>
         </w:tabs>
-        <w:ind w:start="2160" w:hanging="360"/>
+        <w:ind w:left="2160" w:hanging="360"/>
       </w:pPr>
       <w:rPr>
         <w:rFonts w:ascii="OpenSymbol" w:hAnsi="OpenSymbol" w:cs="OpenSymbol" w:hint="default"/>
@@ -3520,12 +10829,12 @@
       <w:start w:val="1"/>
       <w:numFmt w:val="bullet"/>
       <w:lvlText w:val="▪"/>
-      <w:lvlJc w:val="start"/>
+      <w:lvlJc w:val="left"/>
       <w:pPr>
         <w:tabs>
           <w:tab w:val="num" w:pos="2520"/>
         </w:tabs>
-        <w:ind w:start="2520" w:hanging="360"/>
+        <w:ind w:left="2520" w:hanging="360"/>
       </w:pPr>
       <w:rPr>
         <w:rFonts w:ascii="OpenSymbol" w:hAnsi="OpenSymbol" w:cs="OpenSymbol" w:hint="default"/>
@@ -3535,12 +10844,12 @@
       <w:start w:val="1"/>
       <w:numFmt w:val="bullet"/>
       <w:lvlText w:val=""/>
-      <w:lvlJc w:val="start"/>
+      <w:lvlJc w:val="left"/>
       <w:pPr>
         <w:tabs>
           <w:tab w:val="num" w:pos="2880"/>
         </w:tabs>
-        <w:ind w:start="2880" w:hanging="360"/>
+        <w:ind w:left="2880" w:hanging="360"/>
       </w:pPr>
       <w:rPr>
         <w:rFonts w:ascii="Symbol" w:hAnsi="Symbol" w:cs="Symbol" w:hint="default"/>
@@ -3550,12 +10859,12 @@
       <w:start w:val="1"/>
       <w:numFmt w:val="bullet"/>
       <w:lvlText w:val="◦"/>
-      <w:lvlJc w:val="start"/>
+      <w:lvlJc w:val="left"/>
       <w:pPr>
         <w:tabs>
           <w:tab w:val="num" w:pos="3240"/>
         </w:tabs>
-        <w:ind w:start="3240" w:hanging="360"/>
+        <w:ind w:left="3240" w:hanging="360"/>
       </w:pPr>
       <w:rPr>
         <w:rFonts w:ascii="OpenSymbol" w:hAnsi="OpenSymbol" w:cs="OpenSymbol" w:hint="default"/>
@@ -3565,12 +10874,12 @@
       <w:start w:val="1"/>
       <w:numFmt w:val="bullet"/>
       <w:lvlText w:val="▪"/>
-      <w:lvlJc w:val="start"/>
+      <w:lvlJc w:val="left"/>
       <w:pPr>
         <w:tabs>
           <w:tab w:val="num" w:pos="3600"/>
         </w:tabs>
-        <w:ind w:start="3600" w:hanging="360"/>
+        <w:ind w:left="3600" w:hanging="360"/>
       </w:pPr>
       <w:rPr>
         <w:rFonts w:ascii="OpenSymbol" w:hAnsi="OpenSymbol" w:cs="OpenSymbol" w:hint="default"/>
@@ -3580,15 +10889,289 @@
   <w:abstractNum w:abstractNumId="5">
     <w:lvl w:ilvl="0">
       <w:start w:val="1"/>
+      <w:numFmt w:val="bullet"/>
+      <w:lvlText w:val=""/>
+      <w:lvlJc w:val="left"/>
+      <w:pPr>
+        <w:tabs>
+          <w:tab w:val="num" w:pos="720"/>
+        </w:tabs>
+        <w:ind w:left="720" w:hanging="360"/>
+      </w:pPr>
+      <w:rPr>
+        <w:rFonts w:ascii="Symbol" w:hAnsi="Symbol" w:cs="Symbol" w:hint="default"/>
+      </w:rPr>
+    </w:lvl>
+    <w:lvl w:ilvl="1">
+      <w:start w:val="1"/>
+      <w:numFmt w:val="bullet"/>
+      <w:lvlText w:val="◦"/>
+      <w:lvlJc w:val="left"/>
+      <w:pPr>
+        <w:tabs>
+          <w:tab w:val="num" w:pos="1080"/>
+        </w:tabs>
+        <w:ind w:left="1080" w:hanging="360"/>
+      </w:pPr>
+      <w:rPr>
+        <w:rFonts w:ascii="OpenSymbol" w:hAnsi="OpenSymbol" w:cs="OpenSymbol" w:hint="default"/>
+      </w:rPr>
+    </w:lvl>
+    <w:lvl w:ilvl="2">
+      <w:start w:val="1"/>
+      <w:numFmt w:val="bullet"/>
+      <w:lvlText w:val="▪"/>
+      <w:lvlJc w:val="left"/>
+      <w:pPr>
+        <w:tabs>
+          <w:tab w:val="num" w:pos="1440"/>
+        </w:tabs>
+        <w:ind w:left="1440" w:hanging="360"/>
+      </w:pPr>
+      <w:rPr>
+        <w:rFonts w:ascii="OpenSymbol" w:hAnsi="OpenSymbol" w:cs="OpenSymbol" w:hint="default"/>
+      </w:rPr>
+    </w:lvl>
+    <w:lvl w:ilvl="3">
+      <w:start w:val="1"/>
+      <w:numFmt w:val="bullet"/>
+      <w:lvlText w:val=""/>
+      <w:lvlJc w:val="left"/>
+      <w:pPr>
+        <w:tabs>
+          <w:tab w:val="num" w:pos="1800"/>
+        </w:tabs>
+        <w:ind w:left="1800" w:hanging="360"/>
+      </w:pPr>
+      <w:rPr>
+        <w:rFonts w:ascii="Symbol" w:hAnsi="Symbol" w:cs="Symbol" w:hint="default"/>
+      </w:rPr>
+    </w:lvl>
+    <w:lvl w:ilvl="4">
+      <w:start w:val="1"/>
+      <w:numFmt w:val="bullet"/>
+      <w:lvlText w:val="◦"/>
+      <w:lvlJc w:val="left"/>
+      <w:pPr>
+        <w:tabs>
+          <w:tab w:val="num" w:pos="2160"/>
+        </w:tabs>
+        <w:ind w:left="2160" w:hanging="360"/>
+      </w:pPr>
+      <w:rPr>
+        <w:rFonts w:ascii="OpenSymbol" w:hAnsi="OpenSymbol" w:cs="OpenSymbol" w:hint="default"/>
+      </w:rPr>
+    </w:lvl>
+    <w:lvl w:ilvl="5">
+      <w:start w:val="1"/>
+      <w:numFmt w:val="bullet"/>
+      <w:lvlText w:val="▪"/>
+      <w:lvlJc w:val="left"/>
+      <w:pPr>
+        <w:tabs>
+          <w:tab w:val="num" w:pos="2520"/>
+        </w:tabs>
+        <w:ind w:left="2520" w:hanging="360"/>
+      </w:pPr>
+      <w:rPr>
+        <w:rFonts w:ascii="OpenSymbol" w:hAnsi="OpenSymbol" w:cs="OpenSymbol" w:hint="default"/>
+      </w:rPr>
+    </w:lvl>
+    <w:lvl w:ilvl="6">
+      <w:start w:val="1"/>
+      <w:numFmt w:val="bullet"/>
+      <w:lvlText w:val=""/>
+      <w:lvlJc w:val="left"/>
+      <w:pPr>
+        <w:tabs>
+          <w:tab w:val="num" w:pos="2880"/>
+        </w:tabs>
+        <w:ind w:left="2880" w:hanging="360"/>
+      </w:pPr>
+      <w:rPr>
+        <w:rFonts w:ascii="Symbol" w:hAnsi="Symbol" w:cs="Symbol" w:hint="default"/>
+      </w:rPr>
+    </w:lvl>
+    <w:lvl w:ilvl="7">
+      <w:start w:val="1"/>
+      <w:numFmt w:val="bullet"/>
+      <w:lvlText w:val="◦"/>
+      <w:lvlJc w:val="left"/>
+      <w:pPr>
+        <w:tabs>
+          <w:tab w:val="num" w:pos="3240"/>
+        </w:tabs>
+        <w:ind w:left="3240" w:hanging="360"/>
+      </w:pPr>
+      <w:rPr>
+        <w:rFonts w:ascii="OpenSymbol" w:hAnsi="OpenSymbol" w:cs="OpenSymbol" w:hint="default"/>
+      </w:rPr>
+    </w:lvl>
+    <w:lvl w:ilvl="8">
+      <w:start w:val="1"/>
+      <w:numFmt w:val="bullet"/>
+      <w:lvlText w:val="▪"/>
+      <w:lvlJc w:val="left"/>
+      <w:pPr>
+        <w:tabs>
+          <w:tab w:val="num" w:pos="3600"/>
+        </w:tabs>
+        <w:ind w:left="3600" w:hanging="360"/>
+      </w:pPr>
+      <w:rPr>
+        <w:rFonts w:ascii="OpenSymbol" w:hAnsi="OpenSymbol" w:cs="OpenSymbol" w:hint="default"/>
+      </w:rPr>
+    </w:lvl>
+  </w:abstractNum>
+  <w:abstractNum w:abstractNumId="6">
+    <w:lvl w:ilvl="0">
+      <w:start w:val="1"/>
+      <w:numFmt w:val="bullet"/>
+      <w:lvlText w:val=""/>
+      <w:lvlJc w:val="left"/>
+      <w:pPr>
+        <w:tabs>
+          <w:tab w:val="num" w:pos="720"/>
+        </w:tabs>
+        <w:ind w:left="720" w:hanging="360"/>
+      </w:pPr>
+      <w:rPr>
+        <w:rFonts w:ascii="Symbol" w:hAnsi="Symbol" w:cs="Symbol" w:hint="default"/>
+      </w:rPr>
+    </w:lvl>
+    <w:lvl w:ilvl="1">
+      <w:start w:val="1"/>
+      <w:numFmt w:val="bullet"/>
+      <w:lvlText w:val="◦"/>
+      <w:lvlJc w:val="left"/>
+      <w:pPr>
+        <w:tabs>
+          <w:tab w:val="num" w:pos="1080"/>
+        </w:tabs>
+        <w:ind w:left="1080" w:hanging="360"/>
+      </w:pPr>
+      <w:rPr>
+        <w:rFonts w:ascii="OpenSymbol" w:hAnsi="OpenSymbol" w:cs="OpenSymbol" w:hint="default"/>
+      </w:rPr>
+    </w:lvl>
+    <w:lvl w:ilvl="2">
+      <w:start w:val="1"/>
+      <w:numFmt w:val="bullet"/>
+      <w:lvlText w:val="▪"/>
+      <w:lvlJc w:val="left"/>
+      <w:pPr>
+        <w:tabs>
+          <w:tab w:val="num" w:pos="1440"/>
+        </w:tabs>
+        <w:ind w:left="1440" w:hanging="360"/>
+      </w:pPr>
+      <w:rPr>
+        <w:rFonts w:ascii="OpenSymbol" w:hAnsi="OpenSymbol" w:cs="OpenSymbol" w:hint="default"/>
+      </w:rPr>
+    </w:lvl>
+    <w:lvl w:ilvl="3">
+      <w:start w:val="1"/>
+      <w:numFmt w:val="bullet"/>
+      <w:lvlText w:val=""/>
+      <w:lvlJc w:val="left"/>
+      <w:pPr>
+        <w:tabs>
+          <w:tab w:val="num" w:pos="1800"/>
+        </w:tabs>
+        <w:ind w:left="1800" w:hanging="360"/>
+      </w:pPr>
+      <w:rPr>
+        <w:rFonts w:ascii="Symbol" w:hAnsi="Symbol" w:cs="Symbol" w:hint="default"/>
+      </w:rPr>
+    </w:lvl>
+    <w:lvl w:ilvl="4">
+      <w:start w:val="1"/>
+      <w:numFmt w:val="bullet"/>
+      <w:lvlText w:val="◦"/>
+      <w:lvlJc w:val="left"/>
+      <w:pPr>
+        <w:tabs>
+          <w:tab w:val="num" w:pos="2160"/>
+        </w:tabs>
+        <w:ind w:left="2160" w:hanging="360"/>
+      </w:pPr>
+      <w:rPr>
+        <w:rFonts w:ascii="OpenSymbol" w:hAnsi="OpenSymbol" w:cs="OpenSymbol" w:hint="default"/>
+      </w:rPr>
+    </w:lvl>
+    <w:lvl w:ilvl="5">
+      <w:start w:val="1"/>
+      <w:numFmt w:val="bullet"/>
+      <w:lvlText w:val="▪"/>
+      <w:lvlJc w:val="left"/>
+      <w:pPr>
+        <w:tabs>
+          <w:tab w:val="num" w:pos="2520"/>
+        </w:tabs>
+        <w:ind w:left="2520" w:hanging="360"/>
+      </w:pPr>
+      <w:rPr>
+        <w:rFonts w:ascii="OpenSymbol" w:hAnsi="OpenSymbol" w:cs="OpenSymbol" w:hint="default"/>
+      </w:rPr>
+    </w:lvl>
+    <w:lvl w:ilvl="6">
+      <w:start w:val="1"/>
+      <w:numFmt w:val="bullet"/>
+      <w:lvlText w:val=""/>
+      <w:lvlJc w:val="left"/>
+      <w:pPr>
+        <w:tabs>
+          <w:tab w:val="num" w:pos="2880"/>
+        </w:tabs>
+        <w:ind w:left="2880" w:hanging="360"/>
+      </w:pPr>
+      <w:rPr>
+        <w:rFonts w:ascii="Symbol" w:hAnsi="Symbol" w:cs="Symbol" w:hint="default"/>
+      </w:rPr>
+    </w:lvl>
+    <w:lvl w:ilvl="7">
+      <w:start w:val="1"/>
+      <w:numFmt w:val="bullet"/>
+      <w:lvlText w:val="◦"/>
+      <w:lvlJc w:val="left"/>
+      <w:pPr>
+        <w:tabs>
+          <w:tab w:val="num" w:pos="3240"/>
+        </w:tabs>
+        <w:ind w:left="3240" w:hanging="360"/>
+      </w:pPr>
+      <w:rPr>
+        <w:rFonts w:ascii="OpenSymbol" w:hAnsi="OpenSymbol" w:cs="OpenSymbol" w:hint="default"/>
+      </w:rPr>
+    </w:lvl>
+    <w:lvl w:ilvl="8">
+      <w:start w:val="1"/>
+      <w:numFmt w:val="bullet"/>
+      <w:lvlText w:val="▪"/>
+      <w:lvlJc w:val="left"/>
+      <w:pPr>
+        <w:tabs>
+          <w:tab w:val="num" w:pos="3600"/>
+        </w:tabs>
+        <w:ind w:left="3600" w:hanging="360"/>
+      </w:pPr>
+      <w:rPr>
+        <w:rFonts w:ascii="OpenSymbol" w:hAnsi="OpenSymbol" w:cs="OpenSymbol" w:hint="default"/>
+      </w:rPr>
+    </w:lvl>
+  </w:abstractNum>
+  <w:abstractNum w:abstractNumId="7">
+    <w:lvl w:ilvl="0">
+      <w:start w:val="1"/>
       <w:numFmt w:val="none"/>
       <w:suff w:val="nothing"/>
       <w:lvlText w:val=""/>
-      <w:lvlJc w:val="start"/>
+      <w:lvlJc w:val="left"/>
       <w:pPr>
         <w:tabs>
           <w:tab w:val="num" w:pos="0"/>
         </w:tabs>
-        <w:ind w:start="0" w:hanging="0"/>
+        <w:ind w:left="0" w:hanging="0"/>
       </w:pPr>
     </w:lvl>
     <w:lvl w:ilvl="1">
@@ -3596,12 +11179,12 @@
       <w:numFmt w:val="none"/>
       <w:suff w:val="nothing"/>
       <w:lvlText w:val=""/>
-      <w:lvlJc w:val="start"/>
+      <w:lvlJc w:val="left"/>
       <w:pPr>
         <w:tabs>
           <w:tab w:val="num" w:pos="0"/>
         </w:tabs>
-        <w:ind w:start="0" w:hanging="0"/>
+        <w:ind w:left="0" w:hanging="0"/>
       </w:pPr>
     </w:lvl>
     <w:lvl w:ilvl="2">
@@ -3609,12 +11192,12 @@
       <w:numFmt w:val="none"/>
       <w:suff w:val="nothing"/>
       <w:lvlText w:val=""/>
-      <w:lvlJc w:val="start"/>
+      <w:lvlJc w:val="left"/>
       <w:pPr>
         <w:tabs>
           <w:tab w:val="num" w:pos="0"/>
         </w:tabs>
-        <w:ind w:start="0" w:hanging="0"/>
+        <w:ind w:left="0" w:hanging="0"/>
       </w:pPr>
     </w:lvl>
     <w:lvl w:ilvl="3">
@@ -3622,12 +11205,12 @@
       <w:numFmt w:val="none"/>
       <w:suff w:val="nothing"/>
       <w:lvlText w:val=""/>
-      <w:lvlJc w:val="start"/>
+      <w:lvlJc w:val="left"/>
       <w:pPr>
         <w:tabs>
           <w:tab w:val="num" w:pos="0"/>
         </w:tabs>
-        <w:ind w:start="0" w:hanging="0"/>
+        <w:ind w:left="0" w:hanging="0"/>
       </w:pPr>
     </w:lvl>
     <w:lvl w:ilvl="4">
@@ -3635,12 +11218,12 @@
       <w:numFmt w:val="none"/>
       <w:suff w:val="nothing"/>
       <w:lvlText w:val=""/>
-      <w:lvlJc w:val="start"/>
+      <w:lvlJc w:val="left"/>
       <w:pPr>
         <w:tabs>
           <w:tab w:val="num" w:pos="0"/>
         </w:tabs>
-        <w:ind w:start="0" w:hanging="0"/>
+        <w:ind w:left="0" w:hanging="0"/>
       </w:pPr>
     </w:lvl>
     <w:lvl w:ilvl="5">
@@ -3648,12 +11231,12 @@
       <w:numFmt w:val="none"/>
       <w:suff w:val="nothing"/>
       <w:lvlText w:val=""/>
-      <w:lvlJc w:val="start"/>
+      <w:lvlJc w:val="left"/>
       <w:pPr>
         <w:tabs>
           <w:tab w:val="num" w:pos="0"/>
         </w:tabs>
-        <w:ind w:start="0" w:hanging="0"/>
+        <w:ind w:left="0" w:hanging="0"/>
       </w:pPr>
     </w:lvl>
     <w:lvl w:ilvl="6">
@@ -3661,12 +11244,12 @@
       <w:numFmt w:val="none"/>
       <w:suff w:val="nothing"/>
       <w:lvlText w:val=""/>
-      <w:lvlJc w:val="start"/>
+      <w:lvlJc w:val="left"/>
       <w:pPr>
         <w:tabs>
           <w:tab w:val="num" w:pos="0"/>
         </w:tabs>
-        <w:ind w:start="0" w:hanging="0"/>
+        <w:ind w:left="0" w:hanging="0"/>
       </w:pPr>
     </w:lvl>
     <w:lvl w:ilvl="7">
@@ -3674,12 +11257,12 @@
       <w:numFmt w:val="none"/>
       <w:suff w:val="nothing"/>
       <w:lvlText w:val=""/>
-      <w:lvlJc w:val="start"/>
+      <w:lvlJc w:val="left"/>
       <w:pPr>
         <w:tabs>
           <w:tab w:val="num" w:pos="0"/>
         </w:tabs>
-        <w:ind w:start="0" w:hanging="0"/>
+        <w:ind w:left="0" w:hanging="0"/>
       </w:pPr>
     </w:lvl>
     <w:lvl w:ilvl="8">
@@ -3687,12 +11270,12 @@
       <w:numFmt w:val="none"/>
       <w:suff w:val="nothing"/>
       <w:lvlText w:val=""/>
-      <w:lvlJc w:val="start"/>
+      <w:lvlJc w:val="left"/>
       <w:pPr>
         <w:tabs>
           <w:tab w:val="num" w:pos="0"/>
         </w:tabs>
-        <w:ind w:start="0" w:hanging="0"/>
+        <w:ind w:left="0" w:hanging="0"/>
       </w:pPr>
     </w:lvl>
   </w:abstractNum>
@@ -3710,6 +11293,12 @@
   </w:num>
   <w:num w:numId="5">
     <w:abstractNumId w:val="5"/>
+  </w:num>
+  <w:num w:numId="6">
+    <w:abstractNumId w:val="6"/>
+  </w:num>
+  <w:num w:numId="7">
+    <w:abstractNumId w:val="7"/>
   </w:num>
 </w:numbering>
 </file>
@@ -4118,7 +11707,7 @@
       <w:suppressAutoHyphens w:val="true"/>
       <w:bidi w:val="0"/>
       <w:spacing w:lineRule="auto" w:line="257" w:before="0" w:after="160"/>
-      <w:jc w:val="start"/>
+      <w:jc w:val="left"/>
     </w:pPr>
     <w:rPr>
       <w:rFonts w:ascii="Calibri" w:hAnsi="Calibri" w:eastAsia="Calibri" w:cs="Times New Roman"/>
@@ -4289,8 +11878,8 @@
     <w:qFormat/>
     <w:rPr/>
   </w:style>
-  <w:style w:type="character" w:styleId="Bullets">
-    <w:name w:val="Bullets"/>
+  <w:style w:type="character" w:styleId="Bulletsuser">
+    <w:name w:val="Bullets (user)"/>
     <w:qFormat/>
     <w:rPr>
       <w:rFonts w:ascii="OpenSymbol" w:hAnsi="OpenSymbol" w:eastAsia="OpenSymbol" w:cs="OpenSymbol"/>
@@ -4301,6 +11890,13 @@
     <w:qFormat/>
     <w:rPr>
       <w:rFonts w:ascii="Liberation Mono" w:hAnsi="Liberation Mono" w:eastAsia="Liberation Mono" w:cs="Liberation Mono"/>
+    </w:rPr>
+  </w:style>
+  <w:style w:type="character" w:styleId="Bullets">
+    <w:name w:val="Bullets"/>
+    <w:qFormat/>
+    <w:rPr>
+      <w:rFonts w:ascii="OpenSymbol" w:hAnsi="OpenSymbol" w:eastAsia="OpenSymbol" w:cs="OpenSymbol"/>
     </w:rPr>
   </w:style>
   <w:style w:type="paragraph" w:styleId="Heading">
@@ -4405,7 +12001,7 @@
     <w:rsid w:val="00e478a6"/>
     <w:pPr>
       <w:spacing w:before="0" w:after="160"/>
-      <w:ind w:start="720"/>
+      <w:ind w:left="720"/>
       <w:contextualSpacing/>
     </w:pPr>
     <w:rPr/>
@@ -4477,9 +12073,10 @@
     <w:qFormat/>
     <w:pPr>
       <w:widowControl/>
+      <w:suppressAutoHyphens w:val="true"/>
       <w:bidi w:val="0"/>
       <w:spacing w:before="0" w:after="0"/>
-      <w:jc w:val="start"/>
+      <w:jc w:val="left"/>
     </w:pPr>
     <w:rPr>
       <w:rFonts w:ascii="Liberation Serif" w:hAnsi="Liberation Serif" w:eastAsia="Noto Sans" w:cs="Arial"/>
@@ -4523,6 +12120,927 @@
     </w:tblPr>
   </w:style>
 </w:styles>
+</file>
+
+<file path=word/charts/chart1.xml><?xml version="1.0" encoding="utf-8"?>
+<c:chartSpace xmlns:c="http://schemas.openxmlformats.org/drawingml/2006/chart" xmlns:a="http://schemas.openxmlformats.org/drawingml/2006/main" xmlns:r="http://schemas.openxmlformats.org/officeDocument/2006/relationships">
+  <c:date1904 val="0"/>
+  <c:lang val="en-US"/>
+  <c:roundedCorners val="0"/>
+  <c:chart>
+    <c:title>
+      <c:tx>
+        <c:rich>
+          <a:bodyPr rot="0"/>
+          <a:lstStyle/>
+          <a:p>
+            <a:pPr>
+              <a:defRPr sz="1300" b="0" u="none" strike="noStrike">
+                <a:uFillTx/>
+                <a:latin typeface="Arial"/>
+              </a:defRPr>
+            </a:pPr>
+            <a:r>
+              <a:rPr lang="en-US" sz="1800" b="1" u="none" strike="noStrike">
+                <a:solidFill>
+                  <a:srgbClr val="000000"/>
+                </a:solidFill>
+                <a:uFillTx/>
+                <a:latin typeface="Calibri"/>
+              </a:rPr>
+              <a:t>Залежність відносної амплітуди від кута падіння</a:t>
+            </a:r>
+          </a:p>
+        </c:rich>
+      </c:tx>
+      <c:overlay val="0"/>
+      <c:spPr>
+        <a:noFill/>
+        <a:ln w="0">
+          <a:noFill/>
+        </a:ln>
+      </c:spPr>
+    </c:title>
+    <c:autoTitleDeleted val="0"/>
+    <c:plotArea>
+      <c:scatterChart>
+        <c:scatterStyle val="lineMarker"/>
+        <c:varyColors val="0"/>
+        <c:ser>
+          <c:idx val="0"/>
+          <c:order val="0"/>
+          <c:tx>
+            <c:strRef>
+              <c:f>label 1</c:f>
+              <c:strCache>
+                <c:ptCount val="1"/>
+                <c:pt idx="0">
+                  <c:v>E⊥​​ (Експ.)</c:v>
+                </c:pt>
+              </c:strCache>
+            </c:strRef>
+          </c:tx>
+          <c:spPr>
+            <a:solidFill>
+              <a:srgbClr val="0000ff"/>
+            </a:solidFill>
+            <a:ln w="19080">
+              <a:solidFill>
+                <a:srgbClr val="0000ff"/>
+              </a:solidFill>
+              <a:round/>
+            </a:ln>
+          </c:spPr>
+          <c:marker>
+            <c:symbol val="circle"/>
+            <c:size val="6"/>
+            <c:spPr>
+              <a:solidFill>
+                <a:srgbClr val="0000ff"/>
+              </a:solidFill>
+            </c:spPr>
+          </c:marker>
+          <c:dLbls>
+            <c:txPr>
+              <a:bodyPr wrap="none"/>
+              <a:lstStyle/>
+              <a:p>
+                <a:pPr>
+                  <a:defRPr sz="1000" b="0" u="none" strike="noStrike">
+                    <a:uFillTx/>
+                    <a:latin typeface="Arial"/>
+                  </a:defRPr>
+                </a:pPr>
+              </a:p>
+            </c:txPr>
+            <c:showLegendKey val="0"/>
+            <c:showVal val="0"/>
+            <c:showCatName val="0"/>
+            <c:showSerName val="0"/>
+            <c:showPercent val="0"/>
+            <c:separator> </c:separator>
+            <c:showLeaderLines val="1"/>
+            <c:leaderLines>
+              <c:spPr>
+                <a:ln w="19080">
+                  <a:solidFill>
+                    <a:srgbClr val="000000"/>
+                  </a:solidFill>
+                </a:ln>
+              </c:spPr>
+            </c:leaderLines>
+            <c:extLst>
+              <c:ext xmlns:c15="http://schemas.microsoft.com/office/drawing/2012/chart" uri="{CE6537A1-D6FC-4f65-9D91-7224C49458BB}">
+                <c15:showLeaderLines val="1"/>
+              </c:ext>
+            </c:extLst>
+          </c:dLbls>
+          <c:xVal>
+            <c:numRef>
+              <c:f>0</c:f>
+              <c:numCache>
+                <c:formatCode>General</c:formatCode>
+                <c:ptCount val="13"/>
+                <c:pt idx="0">
+                  <c:v>10</c:v>
+                </c:pt>
+                <c:pt idx="1">
+                  <c:v>20</c:v>
+                </c:pt>
+                <c:pt idx="2">
+                  <c:v>25</c:v>
+                </c:pt>
+                <c:pt idx="3">
+                  <c:v>30</c:v>
+                </c:pt>
+                <c:pt idx="4">
+                  <c:v>35</c:v>
+                </c:pt>
+                <c:pt idx="5">
+                  <c:v>40</c:v>
+                </c:pt>
+                <c:pt idx="6">
+                  <c:v>45</c:v>
+                </c:pt>
+                <c:pt idx="7">
+                  <c:v>50</c:v>
+                </c:pt>
+                <c:pt idx="8">
+                  <c:v>55</c:v>
+                </c:pt>
+                <c:pt idx="9">
+                  <c:v>60</c:v>
+                </c:pt>
+                <c:pt idx="10">
+                  <c:v>65</c:v>
+                </c:pt>
+                <c:pt idx="11">
+                  <c:v>70</c:v>
+                </c:pt>
+                <c:pt idx="12">
+                  <c:v>80</c:v>
+                </c:pt>
+              </c:numCache>
+            </c:numRef>
+          </c:xVal>
+          <c:yVal>
+            <c:numRef>
+              <c:f>1</c:f>
+              <c:numCache>
+                <c:formatCode>General</c:formatCode>
+                <c:ptCount val="13"/>
+                <c:pt idx="0">
+                  <c:v>0.313</c:v>
+                </c:pt>
+                <c:pt idx="1">
+                  <c:v>0.328</c:v>
+                </c:pt>
+                <c:pt idx="2">
+                  <c:v>0.343</c:v>
+                </c:pt>
+                <c:pt idx="3">
+                  <c:v>0.37</c:v>
+                </c:pt>
+                <c:pt idx="4">
+                  <c:v>0.42</c:v>
+                </c:pt>
+                <c:pt idx="5">
+                  <c:v>0.443</c:v>
+                </c:pt>
+                <c:pt idx="6">
+                  <c:v>0.485</c:v>
+                </c:pt>
+                <c:pt idx="7">
+                  <c:v>0.495</c:v>
+                </c:pt>
+                <c:pt idx="8">
+                  <c:v>0.533</c:v>
+                </c:pt>
+                <c:pt idx="9">
+                  <c:v>0.618</c:v>
+                </c:pt>
+                <c:pt idx="10">
+                  <c:v>0.7</c:v>
+                </c:pt>
+                <c:pt idx="11">
+                  <c:v>0.728</c:v>
+                </c:pt>
+                <c:pt idx="12">
+                  <c:v>0.679</c:v>
+                </c:pt>
+              </c:numCache>
+            </c:numRef>
+          </c:yVal>
+          <c:smooth val="1"/>
+        </c:ser>
+        <c:ser>
+          <c:idx val="1"/>
+          <c:order val="1"/>
+          <c:tx>
+            <c:strRef>
+              <c:f>label 2</c:f>
+              <c:strCache>
+                <c:ptCount val="1"/>
+                <c:pt idx="0">
+                  <c:v>E⊥​​ (Теор.)</c:v>
+                </c:pt>
+              </c:strCache>
+            </c:strRef>
+          </c:tx>
+          <c:spPr>
+            <a:solidFill>
+              <a:srgbClr val="00b0f0"/>
+            </a:solidFill>
+            <a:ln w="19080">
+              <a:solidFill>
+                <a:srgbClr val="00b0f0"/>
+              </a:solidFill>
+              <a:round/>
+            </a:ln>
+          </c:spPr>
+          <c:marker>
+            <c:symbol val="circle"/>
+            <c:size val="6"/>
+            <c:spPr>
+              <a:solidFill>
+                <a:srgbClr val="00b0f0"/>
+              </a:solidFill>
+            </c:spPr>
+          </c:marker>
+          <c:dLbls>
+            <c:txPr>
+              <a:bodyPr wrap="none"/>
+              <a:lstStyle/>
+              <a:p>
+                <a:pPr>
+                  <a:defRPr sz="1000" b="0" u="none" strike="noStrike">
+                    <a:uFillTx/>
+                    <a:latin typeface="Arial"/>
+                  </a:defRPr>
+                </a:pPr>
+              </a:p>
+            </c:txPr>
+            <c:showLegendKey val="0"/>
+            <c:showVal val="0"/>
+            <c:showCatName val="0"/>
+            <c:showSerName val="0"/>
+            <c:showPercent val="0"/>
+            <c:separator> </c:separator>
+            <c:showLeaderLines val="1"/>
+            <c:leaderLines>
+              <c:spPr>
+                <a:ln w="19080">
+                  <a:solidFill>
+                    <a:srgbClr val="000000"/>
+                  </a:solidFill>
+                </a:ln>
+              </c:spPr>
+            </c:leaderLines>
+            <c:extLst>
+              <c:ext xmlns:c15="http://schemas.microsoft.com/office/drawing/2012/chart" uri="{CE6537A1-D6FC-4f65-9D91-7224C49458BB}">
+                <c15:showLeaderLines val="1"/>
+              </c:ext>
+            </c:extLst>
+          </c:dLbls>
+          <c:xVal>
+            <c:numRef>
+              <c:f>0</c:f>
+              <c:numCache>
+                <c:formatCode>General</c:formatCode>
+                <c:ptCount val="13"/>
+                <c:pt idx="0">
+                  <c:v>10</c:v>
+                </c:pt>
+                <c:pt idx="1">
+                  <c:v>20</c:v>
+                </c:pt>
+                <c:pt idx="2">
+                  <c:v>25</c:v>
+                </c:pt>
+                <c:pt idx="3">
+                  <c:v>30</c:v>
+                </c:pt>
+                <c:pt idx="4">
+                  <c:v>35</c:v>
+                </c:pt>
+                <c:pt idx="5">
+                  <c:v>40</c:v>
+                </c:pt>
+                <c:pt idx="6">
+                  <c:v>45</c:v>
+                </c:pt>
+                <c:pt idx="7">
+                  <c:v>50</c:v>
+                </c:pt>
+                <c:pt idx="8">
+                  <c:v>55</c:v>
+                </c:pt>
+                <c:pt idx="9">
+                  <c:v>60</c:v>
+                </c:pt>
+                <c:pt idx="10">
+                  <c:v>65</c:v>
+                </c:pt>
+                <c:pt idx="11">
+                  <c:v>70</c:v>
+                </c:pt>
+                <c:pt idx="12">
+                  <c:v>80</c:v>
+                </c:pt>
+              </c:numCache>
+            </c:numRef>
+          </c:xVal>
+          <c:yVal>
+            <c:numRef>
+              <c:f>2</c:f>
+              <c:numCache>
+                <c:formatCode>General</c:formatCode>
+                <c:ptCount val="13"/>
+                <c:pt idx="0">
+                  <c:v>0.18</c:v>
+                </c:pt>
+                <c:pt idx="1">
+                  <c:v>0.192</c:v>
+                </c:pt>
+                <c:pt idx="2">
+                  <c:v>0.202</c:v>
+                </c:pt>
+                <c:pt idx="3">
+                  <c:v>0.214</c:v>
+                </c:pt>
+                <c:pt idx="4">
+                  <c:v>0.23</c:v>
+                </c:pt>
+                <c:pt idx="5">
+                  <c:v>0.249</c:v>
+                </c:pt>
+                <c:pt idx="6">
+                  <c:v>0.274</c:v>
+                </c:pt>
+                <c:pt idx="7">
+                  <c:v>0.305</c:v>
+                </c:pt>
+                <c:pt idx="8">
+                  <c:v>0.342</c:v>
+                </c:pt>
+                <c:pt idx="9">
+                  <c:v>0.388</c:v>
+                </c:pt>
+                <c:pt idx="10">
+                  <c:v>0.446</c:v>
+                </c:pt>
+                <c:pt idx="11">
+                  <c:v>0.518</c:v>
+                </c:pt>
+                <c:pt idx="12">
+                  <c:v>0.713</c:v>
+                </c:pt>
+              </c:numCache>
+            </c:numRef>
+          </c:yVal>
+          <c:smooth val="1"/>
+        </c:ser>
+        <c:ser>
+          <c:idx val="2"/>
+          <c:order val="2"/>
+          <c:tx>
+            <c:strRef>
+              <c:f>label 3</c:f>
+              <c:strCache>
+                <c:ptCount val="1"/>
+                <c:pt idx="0">
+                  <c:v>E∥​​ (Експ.)</c:v>
+                </c:pt>
+              </c:strCache>
+            </c:strRef>
+          </c:tx>
+          <c:spPr>
+            <a:solidFill>
+              <a:srgbClr val="ff0000"/>
+            </a:solidFill>
+            <a:ln w="19080">
+              <a:solidFill>
+                <a:srgbClr val="ff0000"/>
+              </a:solidFill>
+              <a:round/>
+            </a:ln>
+          </c:spPr>
+          <c:marker>
+            <c:symbol val="circle"/>
+            <c:size val="6"/>
+            <c:spPr>
+              <a:solidFill>
+                <a:srgbClr val="ff0000"/>
+              </a:solidFill>
+            </c:spPr>
+          </c:marker>
+          <c:dLbls>
+            <c:txPr>
+              <a:bodyPr wrap="none"/>
+              <a:lstStyle/>
+              <a:p>
+                <a:pPr>
+                  <a:defRPr sz="1000" b="0" u="none" strike="noStrike">
+                    <a:uFillTx/>
+                    <a:latin typeface="Arial"/>
+                  </a:defRPr>
+                </a:pPr>
+              </a:p>
+            </c:txPr>
+            <c:showLegendKey val="0"/>
+            <c:showVal val="0"/>
+            <c:showCatName val="0"/>
+            <c:showSerName val="0"/>
+            <c:showPercent val="0"/>
+            <c:separator> </c:separator>
+            <c:showLeaderLines val="1"/>
+            <c:leaderLines>
+              <c:spPr>
+                <a:ln w="19080">
+                  <a:solidFill>
+                    <a:srgbClr val="000000"/>
+                  </a:solidFill>
+                </a:ln>
+              </c:spPr>
+            </c:leaderLines>
+            <c:extLst>
+              <c:ext xmlns:c15="http://schemas.microsoft.com/office/drawing/2012/chart" uri="{CE6537A1-D6FC-4f65-9D91-7224C49458BB}">
+                <c15:showLeaderLines val="1"/>
+              </c:ext>
+            </c:extLst>
+          </c:dLbls>
+          <c:xVal>
+            <c:numRef>
+              <c:f>0</c:f>
+              <c:numCache>
+                <c:formatCode>General</c:formatCode>
+                <c:ptCount val="13"/>
+                <c:pt idx="0">
+                  <c:v>10</c:v>
+                </c:pt>
+                <c:pt idx="1">
+                  <c:v>20</c:v>
+                </c:pt>
+                <c:pt idx="2">
+                  <c:v>25</c:v>
+                </c:pt>
+                <c:pt idx="3">
+                  <c:v>30</c:v>
+                </c:pt>
+                <c:pt idx="4">
+                  <c:v>35</c:v>
+                </c:pt>
+                <c:pt idx="5">
+                  <c:v>40</c:v>
+                </c:pt>
+                <c:pt idx="6">
+                  <c:v>45</c:v>
+                </c:pt>
+                <c:pt idx="7">
+                  <c:v>50</c:v>
+                </c:pt>
+                <c:pt idx="8">
+                  <c:v>55</c:v>
+                </c:pt>
+                <c:pt idx="9">
+                  <c:v>60</c:v>
+                </c:pt>
+                <c:pt idx="10">
+                  <c:v>65</c:v>
+                </c:pt>
+                <c:pt idx="11">
+                  <c:v>70</c:v>
+                </c:pt>
+                <c:pt idx="12">
+                  <c:v>80</c:v>
+                </c:pt>
+              </c:numCache>
+            </c:numRef>
+          </c:xVal>
+          <c:yVal>
+            <c:numRef>
+              <c:f>3</c:f>
+              <c:numCache>
+                <c:formatCode>General</c:formatCode>
+                <c:ptCount val="13"/>
+                <c:pt idx="0">
+                  <c:v>0.313</c:v>
+                </c:pt>
+                <c:pt idx="1">
+                  <c:v>0.28</c:v>
+                </c:pt>
+                <c:pt idx="2">
+                  <c:v>0.262</c:v>
+                </c:pt>
+                <c:pt idx="3">
+                  <c:v>0.221</c:v>
+                </c:pt>
+                <c:pt idx="4">
+                  <c:v>0.198</c:v>
+                </c:pt>
+                <c:pt idx="5">
+                  <c:v>0.171</c:v>
+                </c:pt>
+                <c:pt idx="6">
+                  <c:v>0.14</c:v>
+                </c:pt>
+                <c:pt idx="7">
+                  <c:v>0.099</c:v>
+                </c:pt>
+                <c:pt idx="8">
+                  <c:v>0</c:v>
+                </c:pt>
+                <c:pt idx="9">
+                  <c:v>0.14</c:v>
+                </c:pt>
+                <c:pt idx="10">
+                  <c:v>0.221</c:v>
+                </c:pt>
+                <c:pt idx="11">
+                  <c:v>0.37</c:v>
+                </c:pt>
+                <c:pt idx="12">
+                  <c:v>0.734</c:v>
+                </c:pt>
+              </c:numCache>
+            </c:numRef>
+          </c:yVal>
+          <c:smooth val="1"/>
+        </c:ser>
+        <c:ser>
+          <c:idx val="3"/>
+          <c:order val="3"/>
+          <c:tx>
+            <c:strRef>
+              <c:f>label 4</c:f>
+              <c:strCache>
+                <c:ptCount val="1"/>
+                <c:pt idx="0">
+                  <c:v>E ∥​​ (Теор.)</c:v>
+                </c:pt>
+              </c:strCache>
+            </c:strRef>
+          </c:tx>
+          <c:spPr>
+            <a:solidFill>
+              <a:srgbClr val="ffc000"/>
+            </a:solidFill>
+            <a:ln w="19080">
+              <a:solidFill>
+                <a:srgbClr val="ffc000"/>
+              </a:solidFill>
+              <a:round/>
+            </a:ln>
+          </c:spPr>
+          <c:marker>
+            <c:symbol val="circle"/>
+            <c:size val="6"/>
+            <c:spPr>
+              <a:solidFill>
+                <a:srgbClr val="ffc000"/>
+              </a:solidFill>
+            </c:spPr>
+          </c:marker>
+          <c:dLbls>
+            <c:txPr>
+              <a:bodyPr wrap="none"/>
+              <a:lstStyle/>
+              <a:p>
+                <a:pPr>
+                  <a:defRPr sz="1000" b="0" u="none" strike="noStrike">
+                    <a:uFillTx/>
+                    <a:latin typeface="Arial"/>
+                  </a:defRPr>
+                </a:pPr>
+              </a:p>
+            </c:txPr>
+            <c:showLegendKey val="0"/>
+            <c:showVal val="0"/>
+            <c:showCatName val="0"/>
+            <c:showSerName val="0"/>
+            <c:showPercent val="0"/>
+            <c:separator> </c:separator>
+            <c:showLeaderLines val="1"/>
+            <c:leaderLines>
+              <c:spPr>
+                <a:ln w="19080">
+                  <a:solidFill>
+                    <a:srgbClr val="000000"/>
+                  </a:solidFill>
+                </a:ln>
+              </c:spPr>
+            </c:leaderLines>
+            <c:extLst>
+              <c:ext xmlns:c15="http://schemas.microsoft.com/office/drawing/2012/chart" uri="{CE6537A1-D6FC-4f65-9D91-7224C49458BB}">
+                <c15:showLeaderLines val="1"/>
+              </c:ext>
+            </c:extLst>
+          </c:dLbls>
+          <c:xVal>
+            <c:numRef>
+              <c:f>0</c:f>
+              <c:numCache>
+                <c:formatCode>General</c:formatCode>
+                <c:ptCount val="13"/>
+                <c:pt idx="0">
+                  <c:v>10</c:v>
+                </c:pt>
+                <c:pt idx="1">
+                  <c:v>20</c:v>
+                </c:pt>
+                <c:pt idx="2">
+                  <c:v>25</c:v>
+                </c:pt>
+                <c:pt idx="3">
+                  <c:v>30</c:v>
+                </c:pt>
+                <c:pt idx="4">
+                  <c:v>35</c:v>
+                </c:pt>
+                <c:pt idx="5">
+                  <c:v>40</c:v>
+                </c:pt>
+                <c:pt idx="6">
+                  <c:v>45</c:v>
+                </c:pt>
+                <c:pt idx="7">
+                  <c:v>50</c:v>
+                </c:pt>
+                <c:pt idx="8">
+                  <c:v>55</c:v>
+                </c:pt>
+                <c:pt idx="9">
+                  <c:v>60</c:v>
+                </c:pt>
+                <c:pt idx="10">
+                  <c:v>65</c:v>
+                </c:pt>
+                <c:pt idx="11">
+                  <c:v>70</c:v>
+                </c:pt>
+                <c:pt idx="12">
+                  <c:v>80</c:v>
+                </c:pt>
+              </c:numCache>
+            </c:numRef>
+          </c:xVal>
+          <c:yVal>
+            <c:numRef>
+              <c:f>4</c:f>
+              <c:numCache>
+                <c:formatCode>General</c:formatCode>
+                <c:ptCount val="13"/>
+                <c:pt idx="0">
+                  <c:v>0.172</c:v>
+                </c:pt>
+                <c:pt idx="1">
+                  <c:v>0.161</c:v>
+                </c:pt>
+                <c:pt idx="2">
+                  <c:v>0.151</c:v>
+                </c:pt>
+                <c:pt idx="3">
+                  <c:v>0.138</c:v>
+                </c:pt>
+                <c:pt idx="4">
+                  <c:v>0.122</c:v>
+                </c:pt>
+                <c:pt idx="5">
+                  <c:v>0.101</c:v>
+                </c:pt>
+                <c:pt idx="6">
+                  <c:v>0.075</c:v>
+                </c:pt>
+                <c:pt idx="7">
+                  <c:v>0.042</c:v>
+                </c:pt>
+                <c:pt idx="8">
+                  <c:v>0</c:v>
+                </c:pt>
+                <c:pt idx="9">
+                  <c:v>0.054</c:v>
+                </c:pt>
+                <c:pt idx="10">
+                  <c:v>0.124</c:v>
+                </c:pt>
+                <c:pt idx="11">
+                  <c:v>0.211</c:v>
+                </c:pt>
+                <c:pt idx="12">
+                  <c:v>0.49</c:v>
+                </c:pt>
+              </c:numCache>
+            </c:numRef>
+          </c:yVal>
+          <c:smooth val="1"/>
+        </c:ser>
+        <c:axId val="40174180"/>
+        <c:axId val="69435227"/>
+      </c:scatterChart>
+      <c:valAx>
+        <c:axId val="40174180"/>
+        <c:scaling>
+          <c:orientation val="minMax"/>
+          <c:max val="90"/>
+          <c:min val="0"/>
+        </c:scaling>
+        <c:delete val="0"/>
+        <c:axPos val="b"/>
+        <c:title>
+          <c:tx>
+            <c:rich>
+              <a:bodyPr rot="0"/>
+              <a:lstStyle/>
+              <a:p>
+                <a:pPr>
+                  <a:defRPr sz="1300" b="0" u="none" strike="noStrike">
+                    <a:uFillTx/>
+                    <a:latin typeface="Arial"/>
+                  </a:defRPr>
+                </a:pPr>
+                <a:r>
+                  <a:rPr lang="en-US" sz="1000" b="1" u="none" strike="noStrike">
+                    <a:solidFill>
+                      <a:srgbClr val="000000"/>
+                    </a:solidFill>
+                    <a:uFillTx/>
+                    <a:latin typeface="Calibri"/>
+                  </a:rPr>
+                  <a:t>Кут падіння (градуси)</a:t>
+                </a:r>
+              </a:p>
+            </c:rich>
+          </c:tx>
+          <c:overlay val="0"/>
+          <c:spPr>
+            <a:noFill/>
+            <a:ln w="0">
+              <a:noFill/>
+            </a:ln>
+          </c:spPr>
+        </c:title>
+        <c:numFmt formatCode="General" sourceLinked="0"/>
+        <c:majorTickMark val="out"/>
+        <c:minorTickMark val="none"/>
+        <c:tickLblPos val="nextTo"/>
+        <c:spPr>
+          <a:ln w="9360">
+            <a:solidFill>
+              <a:srgbClr val="878787"/>
+            </a:solidFill>
+            <a:round/>
+          </a:ln>
+        </c:spPr>
+        <c:txPr>
+          <a:bodyPr/>
+          <a:lstStyle/>
+          <a:p>
+            <a:pPr>
+              <a:defRPr sz="1000" b="0" u="none" strike="noStrike">
+                <a:solidFill>
+                  <a:srgbClr val="000000"/>
+                </a:solidFill>
+                <a:uFillTx/>
+                <a:latin typeface="Calibri"/>
+              </a:defRPr>
+            </a:pPr>
+          </a:p>
+        </c:txPr>
+        <c:crossAx val="69435227"/>
+        <c:crosses val="autoZero"/>
+        <c:crossBetween val="midCat"/>
+      </c:valAx>
+      <c:valAx>
+        <c:axId val="69435227"/>
+        <c:scaling>
+          <c:orientation val="minMax"/>
+          <c:min val="0"/>
+        </c:scaling>
+        <c:delete val="0"/>
+        <c:axPos val="l"/>
+        <c:majorGridlines>
+          <c:spPr>
+            <a:ln w="9360">
+              <a:solidFill>
+                <a:srgbClr val="878787"/>
+              </a:solidFill>
+              <a:round/>
+            </a:ln>
+          </c:spPr>
+        </c:majorGridlines>
+        <c:title>
+          <c:tx>
+            <c:rich>
+              <a:bodyPr rot="-5400000"/>
+              <a:lstStyle/>
+              <a:p>
+                <a:pPr>
+                  <a:defRPr sz="1300" b="0" u="none" strike="noStrike">
+                    <a:uFillTx/>
+                    <a:latin typeface="Arial"/>
+                  </a:defRPr>
+                </a:pPr>
+                <a:r>
+                  <a:rPr lang="en-US" sz="1000" b="1" u="none" strike="noStrike">
+                    <a:solidFill>
+                      <a:srgbClr val="000000"/>
+                    </a:solidFill>
+                    <a:uFillTx/>
+                    <a:latin typeface="Calibri"/>
+                  </a:rPr>
+                  <a:t>Відносна амплітуда (E/E0)</a:t>
+                </a:r>
+              </a:p>
+            </c:rich>
+          </c:tx>
+          <c:overlay val="0"/>
+          <c:spPr>
+            <a:noFill/>
+            <a:ln w="0">
+              <a:noFill/>
+            </a:ln>
+          </c:spPr>
+        </c:title>
+        <c:numFmt formatCode="General" sourceLinked="0"/>
+        <c:majorTickMark val="out"/>
+        <c:minorTickMark val="none"/>
+        <c:tickLblPos val="nextTo"/>
+        <c:spPr>
+          <a:ln w="9360">
+            <a:solidFill>
+              <a:srgbClr val="878787"/>
+            </a:solidFill>
+            <a:round/>
+          </a:ln>
+        </c:spPr>
+        <c:txPr>
+          <a:bodyPr/>
+          <a:lstStyle/>
+          <a:p>
+            <a:pPr>
+              <a:defRPr sz="1000" b="0" u="none" strike="noStrike">
+                <a:solidFill>
+                  <a:srgbClr val="000000"/>
+                </a:solidFill>
+                <a:uFillTx/>
+                <a:latin typeface="Calibri"/>
+              </a:defRPr>
+            </a:pPr>
+          </a:p>
+        </c:txPr>
+        <c:crossAx val="40174180"/>
+        <c:crosses val="autoZero"/>
+        <c:crossBetween val="midCat"/>
+      </c:valAx>
+      <c:spPr>
+        <a:solidFill>
+          <a:srgbClr val="ffffff"/>
+        </a:solidFill>
+        <a:ln w="0">
+          <a:noFill/>
+        </a:ln>
+      </c:spPr>
+    </c:plotArea>
+    <c:legend>
+      <c:legendPos val="r"/>
+      <c:overlay val="0"/>
+      <c:spPr>
+        <a:noFill/>
+        <a:ln w="0">
+          <a:noFill/>
+        </a:ln>
+      </c:spPr>
+      <c:txPr>
+        <a:bodyPr/>
+        <a:lstStyle/>
+        <a:p>
+          <a:pPr>
+            <a:defRPr sz="1000" b="0" u="none" strike="noStrike">
+              <a:solidFill>
+                <a:srgbClr val="000000"/>
+              </a:solidFill>
+              <a:uFillTx/>
+              <a:latin typeface="Calibri"/>
+            </a:defRPr>
+          </a:pPr>
+        </a:p>
+      </c:txPr>
+    </c:legend>
+    <c:plotVisOnly val="1"/>
+    <c:dispBlanksAs val="gap"/>
+  </c:chart>
+  <c:spPr>
+    <a:solidFill>
+      <a:srgbClr val="ffffff"/>
+    </a:solidFill>
+    <a:ln w="9360">
+      <a:solidFill>
+        <a:srgbClr val="d9d9d9"/>
+      </a:solidFill>
+      <a:round/>
+    </a:ln>
+  </c:spPr>
+</c:chartSpace>
 </file>
 
 <file path=word/theme/theme1.xml><?xml version="1.0" encoding="utf-8"?>
